--- a/TEL100 prosjektrapporter/Disposisjon/TEL100 disposisjon.docx
+++ b/TEL100 prosjektrapporter/Disposisjon/TEL100 disposisjon.docx
@@ -28,7 +28,7 @@
     </w:p>
     <w:tbl>
       <w:tblPr>
-        <w:tblStyle w:val="Rutenettabelllys"/>
+        <w:tblStyle w:val="TableGridLight"/>
         <w:tblW w:w="9344" w:type="dxa"/>
         <w:tblLook w:val="04A0" w:firstRow="1" w:lastRow="0" w:firstColumn="1" w:lastColumn="0" w:noHBand="0" w:noVBand="1"/>
       </w:tblPr>
@@ -1673,7 +1673,7 @@
     <w:p/>
     <w:p>
       <w:pPr>
-        <w:pStyle w:val="Tittel"/>
+        <w:pStyle w:val="Title"/>
         <w:jc w:val="center"/>
       </w:pPr>
       <w:r>
@@ -1704,7 +1704,7 @@
     </w:p>
     <w:p>
       <w:pPr>
-        <w:pStyle w:val="Listeavsnitt"/>
+        <w:pStyle w:val="ListParagraph"/>
         <w:numPr>
           <w:ilvl w:val="0"/>
           <w:numId w:val="2"/>
@@ -1744,7 +1744,7 @@
     </w:p>
     <w:p>
       <w:pPr>
-        <w:pStyle w:val="Listeavsnitt"/>
+        <w:pStyle w:val="ListParagraph"/>
         <w:ind w:left="2160"/>
         <w:rPr>
           <w:i/>
@@ -1778,7 +1778,7 @@
     </w:p>
     <w:p>
       <w:pPr>
-        <w:pStyle w:val="Listeavsnitt"/>
+        <w:pStyle w:val="ListParagraph"/>
         <w:numPr>
           <w:ilvl w:val="0"/>
           <w:numId w:val="3"/>
@@ -1862,7 +1862,7 @@
     </w:p>
     <w:p>
       <w:pPr>
-        <w:pStyle w:val="Listeavsnitt"/>
+        <w:pStyle w:val="ListParagraph"/>
         <w:numPr>
           <w:ilvl w:val="0"/>
           <w:numId w:val="3"/>
@@ -1906,7 +1906,7 @@
     </w:p>
     <w:p>
       <w:pPr>
-        <w:pStyle w:val="Listeavsnitt"/>
+        <w:pStyle w:val="ListParagraph"/>
         <w:numPr>
           <w:ilvl w:val="0"/>
           <w:numId w:val="3"/>
@@ -1946,7 +1946,7 @@
     </w:p>
     <w:p>
       <w:pPr>
-        <w:pStyle w:val="Listeavsnitt"/>
+        <w:pStyle w:val="ListParagraph"/>
         <w:numPr>
           <w:ilvl w:val="0"/>
           <w:numId w:val="3"/>
@@ -2001,7 +2001,7 @@
     </w:p>
     <w:p>
       <w:pPr>
-        <w:pStyle w:val="Listeavsnitt"/>
+        <w:pStyle w:val="ListParagraph"/>
         <w:numPr>
           <w:ilvl w:val="0"/>
           <w:numId w:val="3"/>
@@ -2056,7 +2056,7 @@
     </w:p>
     <w:p>
       <w:pPr>
-        <w:pStyle w:val="Listeavsnitt"/>
+        <w:pStyle w:val="ListParagraph"/>
         <w:numPr>
           <w:ilvl w:val="0"/>
           <w:numId w:val="3"/>
@@ -2096,7 +2096,7 @@
     </w:p>
     <w:p>
       <w:pPr>
-        <w:pStyle w:val="Listeavsnitt"/>
+        <w:pStyle w:val="ListParagraph"/>
         <w:ind w:left="2160"/>
         <w:rPr>
           <w:i/>
@@ -2130,7 +2130,7 @@
     </w:p>
     <w:p>
       <w:pPr>
-        <w:pStyle w:val="Listeavsnitt"/>
+        <w:pStyle w:val="ListParagraph"/>
         <w:numPr>
           <w:ilvl w:val="0"/>
           <w:numId w:val="4"/>
@@ -2170,7 +2170,7 @@
     </w:p>
     <w:p>
       <w:pPr>
-        <w:pStyle w:val="Listeavsnitt"/>
+        <w:pStyle w:val="ListParagraph"/>
         <w:numPr>
           <w:ilvl w:val="0"/>
           <w:numId w:val="4"/>
@@ -2192,7 +2192,7 @@
     </w:p>
     <w:p>
       <w:pPr>
-        <w:pStyle w:val="Listeavsnitt"/>
+        <w:pStyle w:val="ListParagraph"/>
         <w:numPr>
           <w:ilvl w:val="1"/>
           <w:numId w:val="4"/>
@@ -2223,7 +2223,7 @@
     </w:p>
     <w:p>
       <w:pPr>
-        <w:pStyle w:val="Listeavsnitt"/>
+        <w:pStyle w:val="ListParagraph"/>
         <w:ind w:left="2160"/>
         <w:rPr>
           <w:i/>
@@ -2257,7 +2257,7 @@
     </w:p>
     <w:p>
       <w:pPr>
-        <w:pStyle w:val="Listeavsnitt"/>
+        <w:pStyle w:val="ListParagraph"/>
         <w:numPr>
           <w:ilvl w:val="0"/>
           <w:numId w:val="5"/>
@@ -2301,7 +2301,7 @@
     </w:p>
     <w:p>
       <w:pPr>
-        <w:pStyle w:val="Listeavsnitt"/>
+        <w:pStyle w:val="ListParagraph"/>
         <w:numPr>
           <w:ilvl w:val="0"/>
           <w:numId w:val="5"/>
@@ -2359,7 +2359,7 @@
     </w:p>
     <w:p>
       <w:pPr>
-        <w:pStyle w:val="Listeavsnitt"/>
+        <w:pStyle w:val="ListParagraph"/>
         <w:ind w:left="2160"/>
         <w:rPr>
           <w:i/>
@@ -2393,7 +2393,7 @@
     </w:p>
     <w:p>
       <w:pPr>
-        <w:pStyle w:val="Listeavsnitt"/>
+        <w:pStyle w:val="ListParagraph"/>
         <w:numPr>
           <w:ilvl w:val="0"/>
           <w:numId w:val="6"/>
@@ -2433,7 +2433,7 @@
     </w:p>
     <w:p>
       <w:pPr>
-        <w:pStyle w:val="Listeavsnitt"/>
+        <w:pStyle w:val="ListParagraph"/>
         <w:numPr>
           <w:ilvl w:val="1"/>
           <w:numId w:val="6"/>
@@ -2455,7 +2455,7 @@
     </w:p>
     <w:p>
       <w:pPr>
-        <w:pStyle w:val="Listeavsnitt"/>
+        <w:pStyle w:val="ListParagraph"/>
         <w:numPr>
           <w:ilvl w:val="0"/>
           <w:numId w:val="6"/>
@@ -2477,7 +2477,7 @@
     </w:p>
     <w:p>
       <w:pPr>
-        <w:pStyle w:val="Listeavsnitt"/>
+        <w:pStyle w:val="ListParagraph"/>
         <w:numPr>
           <w:ilvl w:val="1"/>
           <w:numId w:val="6"/>
@@ -2527,7 +2527,7 @@
     </w:p>
     <w:p>
       <w:pPr>
-        <w:pStyle w:val="Listeavsnitt"/>
+        <w:pStyle w:val="ListParagraph"/>
         <w:ind w:left="2160"/>
         <w:rPr>
           <w:i/>
@@ -2556,7 +2556,7 @@
       <w:hyperlink r:id="rId12" w:tgtFrame="_new" w:history="1">
         <w:r>
           <w:rPr>
-            <w:rStyle w:val="Hyperkobling"/>
+            <w:rStyle w:val="Hyperlink"/>
             <w:i/>
             <w:iCs/>
           </w:rPr>
@@ -2566,7 +2566,7 @@
     </w:p>
     <w:p>
       <w:pPr>
-        <w:pStyle w:val="Listeavsnitt"/>
+        <w:pStyle w:val="ListParagraph"/>
         <w:ind w:left="2160"/>
         <w:rPr>
           <w:i/>
@@ -2613,7 +2613,7 @@
     <w:p/>
     <w:p>
       <w:pPr>
-        <w:pStyle w:val="Tittel"/>
+        <w:pStyle w:val="Title"/>
         <w:jc w:val="center"/>
       </w:pPr>
       <w:r>
@@ -3423,7 +3423,7 @@
     </w:p>
     <w:p>
       <w:pPr>
-        <w:pStyle w:val="Tittel"/>
+        <w:pStyle w:val="Title"/>
         <w:jc w:val="center"/>
         <w:rPr>
           <w:sz w:val="40"/>
@@ -3442,7 +3442,7 @@
     </w:p>
     <w:p>
       <w:pPr>
-        <w:pStyle w:val="Figurliste"/>
+        <w:pStyle w:val="TableofFigures"/>
         <w:tabs>
           <w:tab w:val="right" w:leader="dot" w:pos="9344"/>
         </w:tabs>
@@ -3475,7 +3475,7 @@
       <w:hyperlink w:anchor="_Toc174620252" w:history="1">
         <w:r>
           <w:rPr>
-            <w:rStyle w:val="Hyperkobling"/>
+            <w:rStyle w:val="Hyperlink"/>
             <w:noProof/>
             <w:lang w:val="en-US"/>
           </w:rPr>
@@ -3533,7 +3533,7 @@
     </w:p>
     <w:p>
       <w:pPr>
-        <w:pStyle w:val="Figurliste"/>
+        <w:pStyle w:val="TableofFigures"/>
         <w:tabs>
           <w:tab w:val="right" w:leader="dot" w:pos="9344"/>
         </w:tabs>
@@ -3548,7 +3548,7 @@
       <w:hyperlink w:anchor="_Toc174620253" w:history="1">
         <w:r>
           <w:rPr>
-            <w:rStyle w:val="Hyperkobling"/>
+            <w:rStyle w:val="Hyperlink"/>
             <w:noProof/>
           </w:rPr>
           <w:t>Figur 2 System Architecture</w:t>
@@ -3605,7 +3605,7 @@
     </w:p>
     <w:p>
       <w:pPr>
-        <w:pStyle w:val="Figurliste"/>
+        <w:pStyle w:val="TableofFigures"/>
         <w:tabs>
           <w:tab w:val="right" w:leader="dot" w:pos="9344"/>
         </w:tabs>
@@ -3630,7 +3630,7 @@
     </w:p>
     <w:p>
       <w:pPr>
-        <w:pStyle w:val="Tittel"/>
+        <w:pStyle w:val="Title"/>
         <w:jc w:val="center"/>
         <w:rPr>
           <w:sz w:val="40"/>
@@ -3649,7 +3649,7 @@
     </w:p>
     <w:p>
       <w:pPr>
-        <w:pStyle w:val="Figurliste"/>
+        <w:pStyle w:val="TableofFigures"/>
         <w:tabs>
           <w:tab w:val="right" w:leader="dot" w:pos="9344"/>
         </w:tabs>
@@ -3680,7 +3680,7 @@
       <w:hyperlink w:anchor="_Toc73266480" w:history="1">
         <w:r>
           <w:rPr>
-            <w:rStyle w:val="Hyperkobling"/>
+            <w:rStyle w:val="Hyperlink"/>
             <w:noProof/>
           </w:rPr>
           <w:t>Table 1 eksempel på tabell</w:t>
@@ -3859,7 +3859,7 @@
       <w:sdtContent>
         <w:p>
           <w:pPr>
-            <w:pStyle w:val="Overskriftforinnholdsfortegnelse"/>
+            <w:pStyle w:val="TOCHeading"/>
           </w:pPr>
           <w:r>
             <w:t>Innhold</w:t>
@@ -3867,12 +3867,12 @@
         </w:p>
         <w:p>
           <w:pPr>
-            <w:pStyle w:val="INNH1"/>
+            <w:pStyle w:val="TOC1"/>
             <w:tabs>
               <w:tab w:val="right" w:leader="dot" w:pos="9330"/>
             </w:tabs>
             <w:rPr>
-              <w:rStyle w:val="Hyperkobling"/>
+              <w:rStyle w:val="Hyperlink"/>
               <w:noProof/>
               <w:kern w:val="2"/>
               <w:lang w:val="en-US" w:eastAsia="en-US"/>
@@ -3891,7 +3891,7 @@
           <w:hyperlink w:anchor="_Toc103305260">
             <w:r>
               <w:rPr>
-                <w:rStyle w:val="Hyperkobling"/>
+                <w:rStyle w:val="Hyperlink"/>
               </w:rPr>
               <w:t>Introduksjon</w:t>
             </w:r>
@@ -3909,7 +3909,7 @@
             </w:r>
             <w:r>
               <w:rPr>
-                <w:rStyle w:val="Hyperkobling"/>
+                <w:rStyle w:val="Hyperlink"/>
               </w:rPr>
               <w:t>9</w:t>
             </w:r>
@@ -3920,12 +3920,12 @@
         </w:p>
         <w:p>
           <w:pPr>
-            <w:pStyle w:val="INNH2"/>
+            <w:pStyle w:val="TOC2"/>
             <w:tabs>
               <w:tab w:val="right" w:leader="dot" w:pos="9330"/>
             </w:tabs>
             <w:rPr>
-              <w:rStyle w:val="Hyperkobling"/>
+              <w:rStyle w:val="Hyperlink"/>
               <w:noProof/>
               <w:kern w:val="2"/>
               <w:lang w:val="en-US" w:eastAsia="en-US"/>
@@ -3935,7 +3935,7 @@
           <w:hyperlink w:anchor="_Toc805299668">
             <w:r>
               <w:rPr>
-                <w:rStyle w:val="Hyperkobling"/>
+                <w:rStyle w:val="Hyperlink"/>
               </w:rPr>
               <w:t>Bakgrunn</w:t>
             </w:r>
@@ -3953,7 +3953,7 @@
             </w:r>
             <w:r>
               <w:rPr>
-                <w:rStyle w:val="Hyperkobling"/>
+                <w:rStyle w:val="Hyperlink"/>
               </w:rPr>
               <w:t>10</w:t>
             </w:r>
@@ -3964,12 +3964,12 @@
         </w:p>
         <w:p>
           <w:pPr>
-            <w:pStyle w:val="INNH2"/>
+            <w:pStyle w:val="TOC2"/>
             <w:tabs>
               <w:tab w:val="right" w:leader="dot" w:pos="9330"/>
             </w:tabs>
             <w:rPr>
-              <w:rStyle w:val="Hyperkobling"/>
+              <w:rStyle w:val="Hyperlink"/>
               <w:noProof/>
               <w:kern w:val="2"/>
               <w:lang w:val="en-US" w:eastAsia="en-US"/>
@@ -3979,7 +3979,7 @@
           <w:hyperlink w:anchor="_Toc177438460">
             <w:r>
               <w:rPr>
-                <w:rStyle w:val="Hyperkobling"/>
+                <w:rStyle w:val="Hyperlink"/>
               </w:rPr>
               <w:t>Problemstilling</w:t>
             </w:r>
@@ -3997,7 +3997,7 @@
             </w:r>
             <w:r>
               <w:rPr>
-                <w:rStyle w:val="Hyperkobling"/>
+                <w:rStyle w:val="Hyperlink"/>
               </w:rPr>
               <w:t>12</w:t>
             </w:r>
@@ -4008,12 +4008,12 @@
         </w:p>
         <w:p>
           <w:pPr>
-            <w:pStyle w:val="INNH3"/>
+            <w:pStyle w:val="TOC3"/>
             <w:tabs>
               <w:tab w:val="right" w:leader="dot" w:pos="9330"/>
             </w:tabs>
             <w:rPr>
-              <w:rStyle w:val="Hyperkobling"/>
+              <w:rStyle w:val="Hyperlink"/>
               <w:noProof/>
               <w:kern w:val="2"/>
               <w:lang w:val="en-US" w:eastAsia="en-US"/>
@@ -4023,7 +4023,7 @@
           <w:hyperlink w:anchor="_Toc2047252259">
             <w:r>
               <w:rPr>
-                <w:rStyle w:val="Hyperkobling"/>
+                <w:rStyle w:val="Hyperlink"/>
               </w:rPr>
               <w:t>Mål og delmål</w:t>
             </w:r>
@@ -4041,7 +4041,7 @@
             </w:r>
             <w:r>
               <w:rPr>
-                <w:rStyle w:val="Hyperkobling"/>
+                <w:rStyle w:val="Hyperlink"/>
               </w:rPr>
               <w:t>12</w:t>
             </w:r>
@@ -4052,12 +4052,12 @@
         </w:p>
         <w:p>
           <w:pPr>
-            <w:pStyle w:val="INNH3"/>
+            <w:pStyle w:val="TOC3"/>
             <w:tabs>
               <w:tab w:val="right" w:leader="dot" w:pos="9330"/>
             </w:tabs>
             <w:rPr>
-              <w:rStyle w:val="Hyperkobling"/>
+              <w:rStyle w:val="Hyperlink"/>
               <w:noProof/>
               <w:kern w:val="2"/>
               <w:lang w:val="en-US" w:eastAsia="en-US"/>
@@ -4067,7 +4067,7 @@
           <w:hyperlink w:anchor="_Toc438840307">
             <w:r>
               <w:rPr>
-                <w:rStyle w:val="Hyperkobling"/>
+                <w:rStyle w:val="Hyperlink"/>
               </w:rPr>
               <w:t>Begrensninger</w:t>
             </w:r>
@@ -4085,7 +4085,7 @@
             </w:r>
             <w:r>
               <w:rPr>
-                <w:rStyle w:val="Hyperkobling"/>
+                <w:rStyle w:val="Hyperlink"/>
               </w:rPr>
               <w:t>13</w:t>
             </w:r>
@@ -4096,12 +4096,12 @@
         </w:p>
         <w:p>
           <w:pPr>
-            <w:pStyle w:val="INNH1"/>
+            <w:pStyle w:val="TOC1"/>
             <w:tabs>
               <w:tab w:val="right" w:leader="dot" w:pos="9330"/>
             </w:tabs>
             <w:rPr>
-              <w:rStyle w:val="Hyperkobling"/>
+              <w:rStyle w:val="Hyperlink"/>
               <w:noProof/>
               <w:kern w:val="2"/>
               <w:lang w:val="en-US" w:eastAsia="en-US"/>
@@ -4111,7 +4111,7 @@
           <w:hyperlink w:anchor="_Toc450761513">
             <w:r>
               <w:rPr>
-                <w:rStyle w:val="Hyperkobling"/>
+                <w:rStyle w:val="Hyperlink"/>
               </w:rPr>
               <w:t>Teori og nøkkelkonsepter</w:t>
             </w:r>
@@ -4129,7 +4129,7 @@
             </w:r>
             <w:r>
               <w:rPr>
-                <w:rStyle w:val="Hyperkobling"/>
+                <w:rStyle w:val="Hyperlink"/>
               </w:rPr>
               <w:t>13</w:t>
             </w:r>
@@ -4140,12 +4140,12 @@
         </w:p>
         <w:p>
           <w:pPr>
-            <w:pStyle w:val="INNH2"/>
+            <w:pStyle w:val="TOC2"/>
             <w:tabs>
               <w:tab w:val="right" w:leader="dot" w:pos="9330"/>
             </w:tabs>
             <w:rPr>
-              <w:rStyle w:val="Hyperkobling"/>
+              <w:rStyle w:val="Hyperlink"/>
               <w:noProof/>
               <w:kern w:val="2"/>
               <w:lang w:val="en-US" w:eastAsia="en-US"/>
@@ -4155,7 +4155,7 @@
           <w:hyperlink w:anchor="_Toc146417326">
             <w:r>
               <w:rPr>
-                <w:rStyle w:val="Hyperkobling"/>
+                <w:rStyle w:val="Hyperlink"/>
               </w:rPr>
               <w:t>sentral fagteori</w:t>
             </w:r>
@@ -4173,7 +4173,7 @@
             </w:r>
             <w:r>
               <w:rPr>
-                <w:rStyle w:val="Hyperkobling"/>
+                <w:rStyle w:val="Hyperlink"/>
               </w:rPr>
               <w:t>14</w:t>
             </w:r>
@@ -4184,12 +4184,12 @@
         </w:p>
         <w:p>
           <w:pPr>
-            <w:pStyle w:val="INNH2"/>
+            <w:pStyle w:val="TOC2"/>
             <w:tabs>
               <w:tab w:val="right" w:leader="dot" w:pos="9330"/>
             </w:tabs>
             <w:rPr>
-              <w:rStyle w:val="Hyperkobling"/>
+              <w:rStyle w:val="Hyperlink"/>
               <w:noProof/>
               <w:kern w:val="2"/>
               <w:lang w:val="en-US" w:eastAsia="en-US"/>
@@ -4199,7 +4199,7 @@
           <w:hyperlink w:anchor="_Toc2063804753">
             <w:r>
               <w:rPr>
-                <w:rStyle w:val="Hyperkobling"/>
+                <w:rStyle w:val="Hyperlink"/>
               </w:rPr>
               <w:t>Fysiske måleprinspipper</w:t>
             </w:r>
@@ -4217,7 +4217,7 @@
             </w:r>
             <w:r>
               <w:rPr>
-                <w:rStyle w:val="Hyperkobling"/>
+                <w:rStyle w:val="Hyperlink"/>
               </w:rPr>
               <w:t>14</w:t>
             </w:r>
@@ -4228,12 +4228,12 @@
         </w:p>
         <w:p>
           <w:pPr>
-            <w:pStyle w:val="INNH2"/>
+            <w:pStyle w:val="TOC2"/>
             <w:tabs>
               <w:tab w:val="right" w:leader="dot" w:pos="9330"/>
             </w:tabs>
             <w:rPr>
-              <w:rStyle w:val="Hyperkobling"/>
+              <w:rStyle w:val="Hyperlink"/>
               <w:noProof/>
               <w:kern w:val="2"/>
               <w:lang w:val="en-US" w:eastAsia="en-US"/>
@@ -4243,7 +4243,7 @@
           <w:hyperlink w:anchor="_Toc1980908277">
             <w:r>
               <w:rPr>
-                <w:rStyle w:val="Hyperkobling"/>
+                <w:rStyle w:val="Hyperlink"/>
               </w:rPr>
               <w:t>State-of-the-art analyse – Teknisk Gjennomgang</w:t>
             </w:r>
@@ -4261,7 +4261,7 @@
             </w:r>
             <w:r>
               <w:rPr>
-                <w:rStyle w:val="Hyperkobling"/>
+                <w:rStyle w:val="Hyperlink"/>
               </w:rPr>
               <w:t>15</w:t>
             </w:r>
@@ -4272,12 +4272,12 @@
         </w:p>
         <w:p>
           <w:pPr>
-            <w:pStyle w:val="INNH2"/>
+            <w:pStyle w:val="TOC2"/>
             <w:tabs>
               <w:tab w:val="right" w:leader="dot" w:pos="9330"/>
             </w:tabs>
             <w:rPr>
-              <w:rStyle w:val="Hyperkobling"/>
+              <w:rStyle w:val="Hyperlink"/>
               <w:noProof/>
               <w:kern w:val="2"/>
               <w:lang w:val="en-US" w:eastAsia="en-US"/>
@@ -4287,7 +4287,7 @@
           <w:hyperlink w:anchor="_Toc1848538251">
             <w:r>
               <w:rPr>
-                <w:rStyle w:val="Hyperkobling"/>
+                <w:rStyle w:val="Hyperlink"/>
               </w:rPr>
               <w:t>oppsummering</w:t>
             </w:r>
@@ -4305,7 +4305,7 @@
             </w:r>
             <w:r>
               <w:rPr>
-                <w:rStyle w:val="Hyperkobling"/>
+                <w:rStyle w:val="Hyperlink"/>
               </w:rPr>
               <w:t>16</w:t>
             </w:r>
@@ -4316,12 +4316,12 @@
         </w:p>
         <w:p>
           <w:pPr>
-            <w:pStyle w:val="INNH1"/>
+            <w:pStyle w:val="TOC1"/>
             <w:tabs>
               <w:tab w:val="right" w:leader="dot" w:pos="9330"/>
             </w:tabs>
             <w:rPr>
-              <w:rStyle w:val="Hyperkobling"/>
+              <w:rStyle w:val="Hyperlink"/>
               <w:noProof/>
               <w:kern w:val="2"/>
               <w:lang w:val="en-US" w:eastAsia="en-US"/>
@@ -4331,7 +4331,7 @@
           <w:hyperlink w:anchor="_Toc218015978">
             <w:r>
               <w:rPr>
-                <w:rStyle w:val="Hyperkobling"/>
+                <w:rStyle w:val="Hyperlink"/>
               </w:rPr>
               <w:t>Designbeskrivelsen – utvikling av system</w:t>
             </w:r>
@@ -4349,7 +4349,7 @@
             </w:r>
             <w:r>
               <w:rPr>
-                <w:rStyle w:val="Hyperkobling"/>
+                <w:rStyle w:val="Hyperlink"/>
               </w:rPr>
               <w:t>16</w:t>
             </w:r>
@@ -4360,12 +4360,12 @@
         </w:p>
         <w:p>
           <w:pPr>
-            <w:pStyle w:val="INNH2"/>
+            <w:pStyle w:val="TOC2"/>
             <w:tabs>
               <w:tab w:val="right" w:leader="dot" w:pos="9330"/>
             </w:tabs>
             <w:rPr>
-              <w:rStyle w:val="Hyperkobling"/>
+              <w:rStyle w:val="Hyperlink"/>
               <w:noProof/>
               <w:kern w:val="2"/>
               <w:lang w:val="en-US" w:eastAsia="en-US"/>
@@ -4375,7 +4375,7 @@
           <w:hyperlink w:anchor="_Toc972376887">
             <w:r>
               <w:rPr>
-                <w:rStyle w:val="Hyperkobling"/>
+                <w:rStyle w:val="Hyperlink"/>
               </w:rPr>
               <w:t>Designbeskrivelse</w:t>
             </w:r>
@@ -4393,7 +4393,7 @@
             </w:r>
             <w:r>
               <w:rPr>
-                <w:rStyle w:val="Hyperkobling"/>
+                <w:rStyle w:val="Hyperlink"/>
               </w:rPr>
               <w:t>17</w:t>
             </w:r>
@@ -4404,12 +4404,12 @@
         </w:p>
         <w:p>
           <w:pPr>
-            <w:pStyle w:val="INNH3"/>
+            <w:pStyle w:val="TOC3"/>
             <w:tabs>
               <w:tab w:val="right" w:leader="dot" w:pos="9330"/>
             </w:tabs>
             <w:rPr>
-              <w:rStyle w:val="Hyperkobling"/>
+              <w:rStyle w:val="Hyperlink"/>
               <w:noProof/>
               <w:kern w:val="2"/>
               <w:lang w:val="en-US" w:eastAsia="en-US"/>
@@ -4419,7 +4419,7 @@
           <w:hyperlink w:anchor="_Toc445626299">
             <w:r>
               <w:rPr>
-                <w:rStyle w:val="Hyperkobling"/>
+                <w:rStyle w:val="Hyperlink"/>
               </w:rPr>
               <w:t>Konseptoversikt</w:t>
             </w:r>
@@ -4437,7 +4437,7 @@
             </w:r>
             <w:r>
               <w:rPr>
-                <w:rStyle w:val="Hyperkobling"/>
+                <w:rStyle w:val="Hyperlink"/>
               </w:rPr>
               <w:t>17</w:t>
             </w:r>
@@ -4448,12 +4448,12 @@
         </w:p>
         <w:p>
           <w:pPr>
-            <w:pStyle w:val="INNH3"/>
+            <w:pStyle w:val="TOC3"/>
             <w:tabs>
               <w:tab w:val="right" w:leader="dot" w:pos="9330"/>
             </w:tabs>
             <w:rPr>
-              <w:rStyle w:val="Hyperkobling"/>
+              <w:rStyle w:val="Hyperlink"/>
               <w:noProof/>
               <w:kern w:val="2"/>
               <w:lang w:val="en-US" w:eastAsia="en-US"/>
@@ -4463,7 +4463,7 @@
           <w:hyperlink w:anchor="_Toc1056647657">
             <w:r>
               <w:rPr>
-                <w:rStyle w:val="Hyperkobling"/>
+                <w:rStyle w:val="Hyperlink"/>
               </w:rPr>
               <w:t>«Bill Of Materials»(BOM) -  Komponentliste</w:t>
             </w:r>
@@ -4481,7 +4481,7 @@
             </w:r>
             <w:r>
               <w:rPr>
-                <w:rStyle w:val="Hyperkobling"/>
+                <w:rStyle w:val="Hyperlink"/>
               </w:rPr>
               <w:t>17</w:t>
             </w:r>
@@ -4492,12 +4492,12 @@
         </w:p>
         <w:p>
           <w:pPr>
-            <w:pStyle w:val="INNH2"/>
+            <w:pStyle w:val="TOC2"/>
             <w:tabs>
               <w:tab w:val="right" w:leader="dot" w:pos="9330"/>
             </w:tabs>
             <w:rPr>
-              <w:rStyle w:val="Hyperkobling"/>
+              <w:rStyle w:val="Hyperlink"/>
               <w:noProof/>
               <w:kern w:val="2"/>
               <w:lang w:val="en-US" w:eastAsia="en-US"/>
@@ -4507,7 +4507,7 @@
           <w:hyperlink w:anchor="_Toc1391878217">
             <w:r>
               <w:rPr>
-                <w:rStyle w:val="Hyperkobling"/>
+                <w:rStyle w:val="Hyperlink"/>
               </w:rPr>
               <w:t>Elektronisk Systemdesign</w:t>
             </w:r>
@@ -4525,7 +4525,7 @@
             </w:r>
             <w:r>
               <w:rPr>
-                <w:rStyle w:val="Hyperkobling"/>
+                <w:rStyle w:val="Hyperlink"/>
               </w:rPr>
               <w:t>17</w:t>
             </w:r>
@@ -4536,12 +4536,12 @@
         </w:p>
         <w:p>
           <w:pPr>
-            <w:pStyle w:val="INNH3"/>
+            <w:pStyle w:val="TOC3"/>
             <w:tabs>
               <w:tab w:val="right" w:leader="dot" w:pos="9330"/>
             </w:tabs>
             <w:rPr>
-              <w:rStyle w:val="Hyperkobling"/>
+              <w:rStyle w:val="Hyperlink"/>
               <w:noProof/>
               <w:kern w:val="2"/>
               <w:lang w:val="en-US" w:eastAsia="en-US"/>
@@ -4551,7 +4551,7 @@
           <w:hyperlink w:anchor="_Toc953863188">
             <w:r>
               <w:rPr>
-                <w:rStyle w:val="Hyperkobling"/>
+                <w:rStyle w:val="Hyperlink"/>
               </w:rPr>
               <w:t>System arkitektur</w:t>
             </w:r>
@@ -4569,7 +4569,7 @@
             </w:r>
             <w:r>
               <w:rPr>
-                <w:rStyle w:val="Hyperkobling"/>
+                <w:rStyle w:val="Hyperlink"/>
               </w:rPr>
               <w:t>18</w:t>
             </w:r>
@@ -4580,12 +4580,12 @@
         </w:p>
         <w:p>
           <w:pPr>
-            <w:pStyle w:val="INNH3"/>
+            <w:pStyle w:val="TOC3"/>
             <w:tabs>
               <w:tab w:val="right" w:leader="dot" w:pos="9330"/>
             </w:tabs>
             <w:rPr>
-              <w:rStyle w:val="Hyperkobling"/>
+              <w:rStyle w:val="Hyperlink"/>
               <w:noProof/>
               <w:kern w:val="2"/>
               <w:lang w:val="en-US" w:eastAsia="en-US"/>
@@ -4595,7 +4595,7 @@
           <w:hyperlink w:anchor="_Toc138419298">
             <w:r>
               <w:rPr>
-                <w:rStyle w:val="Hyperkobling"/>
+                <w:rStyle w:val="Hyperlink"/>
               </w:rPr>
               <w:t>Kretsdiagram</w:t>
             </w:r>
@@ -4613,7 +4613,7 @@
             </w:r>
             <w:r>
               <w:rPr>
-                <w:rStyle w:val="Hyperkobling"/>
+                <w:rStyle w:val="Hyperlink"/>
               </w:rPr>
               <w:t>18</w:t>
             </w:r>
@@ -4624,12 +4624,12 @@
         </w:p>
         <w:p>
           <w:pPr>
-            <w:pStyle w:val="INNH2"/>
+            <w:pStyle w:val="TOC2"/>
             <w:tabs>
               <w:tab w:val="right" w:leader="dot" w:pos="9330"/>
             </w:tabs>
             <w:rPr>
-              <w:rStyle w:val="Hyperkobling"/>
+              <w:rStyle w:val="Hyperlink"/>
               <w:noProof/>
               <w:kern w:val="2"/>
               <w:lang w:val="en-US" w:eastAsia="en-US"/>
@@ -4639,7 +4639,7 @@
           <w:hyperlink w:anchor="_Toc1085769441">
             <w:r>
               <w:rPr>
-                <w:rStyle w:val="Hyperkobling"/>
+                <w:rStyle w:val="Hyperlink"/>
               </w:rPr>
               <w:t>Firmware</w:t>
             </w:r>
@@ -4657,7 +4657,7 @@
             </w:r>
             <w:r>
               <w:rPr>
-                <w:rStyle w:val="Hyperkobling"/>
+                <w:rStyle w:val="Hyperlink"/>
               </w:rPr>
               <w:t>18</w:t>
             </w:r>
@@ -4668,12 +4668,12 @@
         </w:p>
         <w:p>
           <w:pPr>
-            <w:pStyle w:val="INNH3"/>
+            <w:pStyle w:val="TOC3"/>
             <w:tabs>
               <w:tab w:val="right" w:leader="dot" w:pos="9330"/>
             </w:tabs>
             <w:rPr>
-              <w:rStyle w:val="Hyperkobling"/>
+              <w:rStyle w:val="Hyperlink"/>
               <w:noProof/>
               <w:kern w:val="2"/>
               <w:lang w:val="en-US" w:eastAsia="en-US"/>
@@ -4683,7 +4683,7 @@
           <w:hyperlink w:anchor="_Toc433925534">
             <w:r>
               <w:rPr>
-                <w:rStyle w:val="Hyperkobling"/>
+                <w:rStyle w:val="Hyperlink"/>
               </w:rPr>
               <w:t>Firmware arkitektur</w:t>
             </w:r>
@@ -4701,7 +4701,7 @@
             </w:r>
             <w:r>
               <w:rPr>
-                <w:rStyle w:val="Hyperkobling"/>
+                <w:rStyle w:val="Hyperlink"/>
               </w:rPr>
               <w:t>19</w:t>
             </w:r>
@@ -4712,12 +4712,12 @@
         </w:p>
         <w:p>
           <w:pPr>
-            <w:pStyle w:val="INNH3"/>
+            <w:pStyle w:val="TOC3"/>
             <w:tabs>
               <w:tab w:val="right" w:leader="dot" w:pos="9330"/>
             </w:tabs>
             <w:rPr>
-              <w:rStyle w:val="Hyperkobling"/>
+              <w:rStyle w:val="Hyperlink"/>
               <w:noProof/>
               <w:kern w:val="2"/>
               <w:lang w:val="en-US" w:eastAsia="en-US"/>
@@ -4727,7 +4727,7 @@
           <w:hyperlink w:anchor="_Toc841779997">
             <w:r>
               <w:rPr>
-                <w:rStyle w:val="Hyperkobling"/>
+                <w:rStyle w:val="Hyperlink"/>
               </w:rPr>
               <w:t>Utvikling av firmware</w:t>
             </w:r>
@@ -4745,7 +4745,7 @@
             </w:r>
             <w:r>
               <w:rPr>
-                <w:rStyle w:val="Hyperkobling"/>
+                <w:rStyle w:val="Hyperlink"/>
               </w:rPr>
               <w:t>20</w:t>
             </w:r>
@@ -4756,12 +4756,12 @@
         </w:p>
         <w:p>
           <w:pPr>
-            <w:pStyle w:val="INNH2"/>
+            <w:pStyle w:val="TOC2"/>
             <w:tabs>
               <w:tab w:val="right" w:leader="dot" w:pos="9330"/>
             </w:tabs>
             <w:rPr>
-              <w:rStyle w:val="Hyperkobling"/>
+              <w:rStyle w:val="Hyperlink"/>
               <w:noProof/>
               <w:kern w:val="2"/>
               <w:lang w:val="en-US" w:eastAsia="en-US"/>
@@ -4771,7 +4771,7 @@
           <w:hyperlink w:anchor="_Toc231667130">
             <w:r>
               <w:rPr>
-                <w:rStyle w:val="Hyperkobling"/>
+                <w:rStyle w:val="Hyperlink"/>
               </w:rPr>
               <w:t>oppsummering</w:t>
             </w:r>
@@ -4789,7 +4789,7 @@
             </w:r>
             <w:r>
               <w:rPr>
-                <w:rStyle w:val="Hyperkobling"/>
+                <w:rStyle w:val="Hyperlink"/>
               </w:rPr>
               <w:t>20</w:t>
             </w:r>
@@ -4800,12 +4800,12 @@
         </w:p>
         <w:p>
           <w:pPr>
-            <w:pStyle w:val="INNH1"/>
+            <w:pStyle w:val="TOC1"/>
             <w:tabs>
               <w:tab w:val="right" w:leader="dot" w:pos="9330"/>
             </w:tabs>
             <w:rPr>
-              <w:rStyle w:val="Hyperkobling"/>
+              <w:rStyle w:val="Hyperlink"/>
               <w:noProof/>
               <w:kern w:val="2"/>
               <w:lang w:val="en-US" w:eastAsia="en-US"/>
@@ -4815,7 +4815,7 @@
           <w:hyperlink w:anchor="_Toc1856494040">
             <w:r>
               <w:rPr>
-                <w:rStyle w:val="Hyperkobling"/>
+                <w:rStyle w:val="Hyperlink"/>
               </w:rPr>
               <w:t>Evaluering og resultater</w:t>
             </w:r>
@@ -4833,7 +4833,7 @@
             </w:r>
             <w:r>
               <w:rPr>
-                <w:rStyle w:val="Hyperkobling"/>
+                <w:rStyle w:val="Hyperlink"/>
               </w:rPr>
               <w:t>22</w:t>
             </w:r>
@@ -4844,12 +4844,12 @@
         </w:p>
         <w:p>
           <w:pPr>
-            <w:pStyle w:val="INNH2"/>
+            <w:pStyle w:val="TOC2"/>
             <w:tabs>
               <w:tab w:val="right" w:leader="dot" w:pos="9330"/>
             </w:tabs>
             <w:rPr>
-              <w:rStyle w:val="Hyperkobling"/>
+              <w:rStyle w:val="Hyperlink"/>
               <w:noProof/>
               <w:kern w:val="2"/>
               <w:lang w:val="en-US" w:eastAsia="en-US"/>
@@ -4859,7 +4859,7 @@
           <w:hyperlink w:anchor="_Toc776011432">
             <w:r>
               <w:rPr>
-                <w:rStyle w:val="Hyperkobling"/>
+                <w:rStyle w:val="Hyperlink"/>
               </w:rPr>
               <w:t>Testplan</w:t>
             </w:r>
@@ -4877,7 +4877,7 @@
             </w:r>
             <w:r>
               <w:rPr>
-                <w:rStyle w:val="Hyperkobling"/>
+                <w:rStyle w:val="Hyperlink"/>
               </w:rPr>
               <w:t>23</w:t>
             </w:r>
@@ -4888,12 +4888,12 @@
         </w:p>
         <w:p>
           <w:pPr>
-            <w:pStyle w:val="INNH2"/>
+            <w:pStyle w:val="TOC2"/>
             <w:tabs>
               <w:tab w:val="right" w:leader="dot" w:pos="9330"/>
             </w:tabs>
             <w:rPr>
-              <w:rStyle w:val="Hyperkobling"/>
+              <w:rStyle w:val="Hyperlink"/>
               <w:noProof/>
               <w:kern w:val="2"/>
               <w:lang w:val="en-US" w:eastAsia="en-US"/>
@@ -4903,7 +4903,7 @@
           <w:hyperlink w:anchor="_Toc1236049681">
             <w:r>
               <w:rPr>
-                <w:rStyle w:val="Hyperkobling"/>
+                <w:rStyle w:val="Hyperlink"/>
               </w:rPr>
               <w:t>Simulering</w:t>
             </w:r>
@@ -4921,7 +4921,7 @@
             </w:r>
             <w:r>
               <w:rPr>
-                <w:rStyle w:val="Hyperkobling"/>
+                <w:rStyle w:val="Hyperlink"/>
               </w:rPr>
               <w:t>23</w:t>
             </w:r>
@@ -4932,12 +4932,12 @@
         </w:p>
         <w:p>
           <w:pPr>
-            <w:pStyle w:val="INNH2"/>
+            <w:pStyle w:val="TOC2"/>
             <w:tabs>
               <w:tab w:val="right" w:leader="dot" w:pos="9330"/>
             </w:tabs>
             <w:rPr>
-              <w:rStyle w:val="Hyperkobling"/>
+              <w:rStyle w:val="Hyperlink"/>
               <w:noProof/>
               <w:kern w:val="2"/>
               <w:lang w:val="en-US" w:eastAsia="en-US"/>
@@ -4947,7 +4947,7 @@
           <w:hyperlink w:anchor="_Toc904776928">
             <w:r>
               <w:rPr>
-                <w:rStyle w:val="Hyperkobling"/>
+                <w:rStyle w:val="Hyperlink"/>
               </w:rPr>
               <w:t>Funksjontesting</w:t>
             </w:r>
@@ -4965,7 +4965,7 @@
             </w:r>
             <w:r>
               <w:rPr>
-                <w:rStyle w:val="Hyperkobling"/>
+                <w:rStyle w:val="Hyperlink"/>
               </w:rPr>
               <w:t>24</w:t>
             </w:r>
@@ -4976,12 +4976,12 @@
         </w:p>
         <w:p>
           <w:pPr>
-            <w:pStyle w:val="INNH2"/>
+            <w:pStyle w:val="TOC2"/>
             <w:tabs>
               <w:tab w:val="right" w:leader="dot" w:pos="9330"/>
             </w:tabs>
             <w:rPr>
-              <w:rStyle w:val="Hyperkobling"/>
+              <w:rStyle w:val="Hyperlink"/>
               <w:noProof/>
               <w:kern w:val="2"/>
               <w:lang w:val="en-US" w:eastAsia="en-US"/>
@@ -4991,7 +4991,7 @@
           <w:hyperlink w:anchor="_Toc687952408">
             <w:r>
               <w:rPr>
-                <w:rStyle w:val="Hyperkobling"/>
+                <w:rStyle w:val="Hyperlink"/>
               </w:rPr>
               <w:t>oppsummering og Resultater</w:t>
             </w:r>
@@ -5009,7 +5009,7 @@
             </w:r>
             <w:r>
               <w:rPr>
-                <w:rStyle w:val="Hyperkobling"/>
+                <w:rStyle w:val="Hyperlink"/>
               </w:rPr>
               <w:t>24</w:t>
             </w:r>
@@ -5020,12 +5020,12 @@
         </w:p>
         <w:p>
           <w:pPr>
-            <w:pStyle w:val="INNH1"/>
+            <w:pStyle w:val="TOC1"/>
             <w:tabs>
               <w:tab w:val="right" w:leader="dot" w:pos="9330"/>
             </w:tabs>
             <w:rPr>
-              <w:rStyle w:val="Hyperkobling"/>
+              <w:rStyle w:val="Hyperlink"/>
               <w:noProof/>
               <w:kern w:val="2"/>
               <w:lang w:val="en-US" w:eastAsia="en-US"/>
@@ -5035,7 +5035,7 @@
           <w:hyperlink w:anchor="_Toc1214584973">
             <w:r>
               <w:rPr>
-                <w:rStyle w:val="Hyperkobling"/>
+                <w:rStyle w:val="Hyperlink"/>
               </w:rPr>
               <w:t>anbefalinger og videre arbeid</w:t>
             </w:r>
@@ -5053,7 +5053,7 @@
             </w:r>
             <w:r>
               <w:rPr>
-                <w:rStyle w:val="Hyperkobling"/>
+                <w:rStyle w:val="Hyperlink"/>
               </w:rPr>
               <w:t>24</w:t>
             </w:r>
@@ -5064,12 +5064,12 @@
         </w:p>
         <w:p>
           <w:pPr>
-            <w:pStyle w:val="INNH2"/>
+            <w:pStyle w:val="TOC2"/>
             <w:tabs>
               <w:tab w:val="right" w:leader="dot" w:pos="9330"/>
             </w:tabs>
             <w:rPr>
-              <w:rStyle w:val="Hyperkobling"/>
+              <w:rStyle w:val="Hyperlink"/>
               <w:noProof/>
               <w:kern w:val="2"/>
               <w:lang w:val="en-US" w:eastAsia="en-US"/>
@@ -5079,7 +5079,7 @@
           <w:hyperlink w:anchor="_Toc1895974051">
             <w:r>
               <w:rPr>
-                <w:rStyle w:val="Hyperkobling"/>
+                <w:rStyle w:val="Hyperlink"/>
               </w:rPr>
               <w:t>Videre arbeid</w:t>
             </w:r>
@@ -5097,7 +5097,7 @@
             </w:r>
             <w:r>
               <w:rPr>
-                <w:rStyle w:val="Hyperkobling"/>
+                <w:rStyle w:val="Hyperlink"/>
               </w:rPr>
               <w:t>25</w:t>
             </w:r>
@@ -5108,12 +5108,12 @@
         </w:p>
         <w:p>
           <w:pPr>
-            <w:pStyle w:val="INNH1"/>
+            <w:pStyle w:val="TOC1"/>
             <w:tabs>
               <w:tab w:val="right" w:leader="dot" w:pos="9330"/>
             </w:tabs>
             <w:rPr>
-              <w:rStyle w:val="Hyperkobling"/>
+              <w:rStyle w:val="Hyperlink"/>
               <w:noProof/>
               <w:kern w:val="2"/>
               <w:lang w:val="en-US" w:eastAsia="en-US"/>
@@ -5123,7 +5123,7 @@
           <w:hyperlink w:anchor="_Toc1675210308">
             <w:r>
               <w:rPr>
-                <w:rStyle w:val="Hyperkobling"/>
+                <w:rStyle w:val="Hyperlink"/>
               </w:rPr>
               <w:t>Referanser</w:t>
             </w:r>
@@ -5141,7 +5141,7 @@
             </w:r>
             <w:r>
               <w:rPr>
-                <w:rStyle w:val="Hyperkobling"/>
+                <w:rStyle w:val="Hyperlink"/>
               </w:rPr>
               <w:t>26</w:t>
             </w:r>
@@ -5152,12 +5152,12 @@
         </w:p>
         <w:p>
           <w:pPr>
-            <w:pStyle w:val="INNH1"/>
+            <w:pStyle w:val="TOC1"/>
             <w:tabs>
               <w:tab w:val="right" w:leader="dot" w:pos="9330"/>
             </w:tabs>
             <w:rPr>
-              <w:rStyle w:val="Hyperkobling"/>
+              <w:rStyle w:val="Hyperlink"/>
               <w:noProof/>
               <w:kern w:val="2"/>
               <w:lang w:val="en-US" w:eastAsia="en-US"/>
@@ -5167,7 +5167,7 @@
           <w:hyperlink w:anchor="_Toc771130624">
             <w:r>
               <w:rPr>
-                <w:rStyle w:val="Hyperkobling"/>
+                <w:rStyle w:val="Hyperlink"/>
               </w:rPr>
               <w:t>Vedlegg</w:t>
             </w:r>
@@ -5185,7 +5185,7 @@
             </w:r>
             <w:r>
               <w:rPr>
-                <w:rStyle w:val="Hyperkobling"/>
+                <w:rStyle w:val="Hyperlink"/>
               </w:rPr>
               <w:t>27</w:t>
             </w:r>
@@ -5196,12 +5196,12 @@
         </w:p>
         <w:p>
           <w:pPr>
-            <w:pStyle w:val="INNH2"/>
+            <w:pStyle w:val="TOC2"/>
             <w:tabs>
               <w:tab w:val="right" w:leader="dot" w:pos="9330"/>
             </w:tabs>
             <w:rPr>
-              <w:rStyle w:val="Hyperkobling"/>
+              <w:rStyle w:val="Hyperlink"/>
               <w:noProof/>
               <w:kern w:val="2"/>
               <w:lang w:val="en-US" w:eastAsia="en-US"/>
@@ -5211,7 +5211,7 @@
           <w:hyperlink w:anchor="_Toc1638768078">
             <w:r>
               <w:rPr>
-                <w:rStyle w:val="Hyperkobling"/>
+                <w:rStyle w:val="Hyperlink"/>
               </w:rPr>
               <w:t>Kildekode</w:t>
             </w:r>
@@ -5229,7 +5229,7 @@
             </w:r>
             <w:r>
               <w:rPr>
-                <w:rStyle w:val="Hyperkobling"/>
+                <w:rStyle w:val="Hyperlink"/>
               </w:rPr>
               <w:t>27</w:t>
             </w:r>
@@ -5306,7 +5306,7 @@
     </w:p>
     <w:p>
       <w:pPr>
-        <w:pStyle w:val="Overskrift1"/>
+        <w:pStyle w:val="Heading1"/>
       </w:pPr>
       <w:bookmarkStart w:id="0" w:name="_Toc103305260"/>
       <w:r>
@@ -5586,7 +5586,7 @@
       <w:hyperlink r:id="rId17" w:history="1">
         <w:r>
           <w:rPr>
-            <w:rStyle w:val="Hyperkobling"/>
+            <w:rStyle w:val="Hyperlink"/>
             <w:sz w:val="22"/>
             <w:szCs w:val="22"/>
           </w:rPr>
@@ -5597,7 +5597,7 @@
     <w:p/>
     <w:p>
       <w:pPr>
-        <w:pStyle w:val="Overskrift2"/>
+        <w:pStyle w:val="Heading2"/>
       </w:pPr>
       <w:bookmarkStart w:id="1" w:name="_Toc805299668"/>
       <w:r>
@@ -5631,7 +5631,7 @@
       <w:hyperlink r:id="rId18" w:history="1">
         <w:r>
           <w:rPr>
-            <w:rStyle w:val="Hyperkobling"/>
+            <w:rStyle w:val="Hyperlink"/>
             <w:sz w:val="22"/>
             <w:szCs w:val="22"/>
           </w:rPr>
@@ -5742,7 +5742,7 @@
       <w:hyperlink r:id="rId20" w:history="1">
         <w:r>
           <w:rPr>
-            <w:rStyle w:val="Hyperkobling"/>
+            <w:rStyle w:val="Hyperlink"/>
             <w:sz w:val="22"/>
             <w:szCs w:val="22"/>
           </w:rPr>
@@ -5784,7 +5784,7 @@
       <w:hyperlink r:id="rId21" w:history="1">
         <w:r>
           <w:rPr>
-            <w:rStyle w:val="Hyperkobling"/>
+            <w:rStyle w:val="Hyperlink"/>
             <w:sz w:val="22"/>
             <w:szCs w:val="22"/>
           </w:rPr>
@@ -6292,7 +6292,7 @@
       <w:hyperlink r:id="rId22" w:history="1">
         <w:r>
           <w:rPr>
-            <w:rStyle w:val="Hyperkobling"/>
+            <w:rStyle w:val="Hyperlink"/>
             <w:sz w:val="22"/>
             <w:szCs w:val="22"/>
           </w:rPr>
@@ -6300,7 +6300,7 @@
         </w:r>
         <w:r>
           <w:rPr>
-            <w:rStyle w:val="Hyperkobling"/>
+            <w:rStyle w:val="Hyperlink"/>
             <w:sz w:val="22"/>
             <w:szCs w:val="22"/>
           </w:rPr>
@@ -6388,7 +6388,7 @@
       <w:hyperlink r:id="rId24" w:history="1">
         <w:r>
           <w:rPr>
-            <w:rStyle w:val="Hyperkobling"/>
+            <w:rStyle w:val="Hyperlink"/>
           </w:rPr>
           <w:t>web-basert pomodoro</w:t>
         </w:r>
@@ -6400,7 +6400,7 @@
           <w:noProof/>
         </w:rPr>
         <w:drawing>
-          <wp:inline distT="0" distB="0" distL="0" distR="0" wp14:anchorId="7C337EAB" wp14:editId="65DB13DE">
+          <wp:inline distT="0" distB="0" distL="0" distR="0" wp14:anchorId="7C337EAB" wp14:editId="660C045A">
             <wp:extent cx="2842260" cy="1896359"/>
             <wp:effectExtent l="0" t="0" r="0" b="8890"/>
             <wp:docPr id="1980133561" name="Bilde 5" descr="The Pomodoro Study Method: A Complete Guide - E-Student"/>
@@ -6456,13 +6456,13 @@
       <w:hyperlink r:id="rId26" w:history="1">
         <w:r>
           <w:rPr>
-            <w:rStyle w:val="Hyperkobling"/>
+            <w:rStyle w:val="Hyperlink"/>
           </w:rPr>
           <w:t xml:space="preserve">Fysisk analog </w:t>
         </w:r>
         <w:r>
           <w:rPr>
-            <w:rStyle w:val="Hyperkobling"/>
+            <w:rStyle w:val="Hyperlink"/>
           </w:rPr>
           <w:t>klokke</w:t>
         </w:r>
@@ -6470,7 +6470,7 @@
     </w:p>
     <w:p>
       <w:pPr>
-        <w:pStyle w:val="Overskrift2"/>
+        <w:pStyle w:val="Heading2"/>
       </w:pPr>
       <w:bookmarkStart w:id="2" w:name="_Toc177438460"/>
       <w:r>
@@ -6516,7 +6516,7 @@
     </w:p>
     <w:p>
       <w:pPr>
-        <w:pStyle w:val="Overskrift3"/>
+        <w:pStyle w:val="Heading3"/>
       </w:pPr>
       <w:bookmarkStart w:id="3" w:name="_Toc2047252259"/>
       <w:r>
@@ -6553,7 +6553,7 @@
     </w:p>
     <w:p>
       <w:pPr>
-        <w:pStyle w:val="Listeavsnitt"/>
+        <w:pStyle w:val="ListParagraph"/>
         <w:numPr>
           <w:ilvl w:val="1"/>
           <w:numId w:val="5"/>
@@ -6589,7 +6589,7 @@
     </w:p>
     <w:p>
       <w:pPr>
-        <w:pStyle w:val="Listeavsnitt"/>
+        <w:pStyle w:val="ListParagraph"/>
         <w:numPr>
           <w:ilvl w:val="2"/>
           <w:numId w:val="5"/>
@@ -6612,7 +6612,7 @@
     </w:p>
     <w:p>
       <w:pPr>
-        <w:pStyle w:val="Listeavsnitt"/>
+        <w:pStyle w:val="ListParagraph"/>
         <w:numPr>
           <w:ilvl w:val="1"/>
           <w:numId w:val="5"/>
@@ -6634,7 +6634,7 @@
     </w:p>
     <w:p>
       <w:pPr>
-        <w:pStyle w:val="Listeavsnitt"/>
+        <w:pStyle w:val="ListParagraph"/>
         <w:numPr>
           <w:ilvl w:val="2"/>
           <w:numId w:val="5"/>
@@ -6777,7 +6777,7 @@
     </w:p>
     <w:p>
       <w:pPr>
-        <w:pStyle w:val="Listeavsnitt"/>
+        <w:pStyle w:val="ListParagraph"/>
         <w:numPr>
           <w:ilvl w:val="2"/>
           <w:numId w:val="5"/>
@@ -6798,7 +6798,7 @@
     </w:p>
     <w:p>
       <w:pPr>
-        <w:pStyle w:val="Listeavsnitt"/>
+        <w:pStyle w:val="ListParagraph"/>
         <w:numPr>
           <w:ilvl w:val="2"/>
           <w:numId w:val="5"/>
@@ -6819,7 +6819,7 @@
       <w:hyperlink r:id="rId27" w:history="1">
         <w:r>
           <w:rPr>
-            <w:rStyle w:val="Hyperkobling"/>
+            <w:rStyle w:val="Hyperlink"/>
           </w:rPr>
           <w:t>github</w:t>
         </w:r>
@@ -6827,7 +6827,7 @@
     </w:p>
     <w:p>
       <w:pPr>
-        <w:pStyle w:val="Listeavsnitt"/>
+        <w:pStyle w:val="ListParagraph"/>
         <w:numPr>
           <w:ilvl w:val="1"/>
           <w:numId w:val="5"/>
@@ -6873,7 +6873,7 @@
     </w:p>
     <w:p>
       <w:pPr>
-        <w:pStyle w:val="Listeavsnitt"/>
+        <w:pStyle w:val="ListParagraph"/>
         <w:numPr>
           <w:ilvl w:val="2"/>
           <w:numId w:val="5"/>
@@ -6891,7 +6891,7 @@
     </w:p>
     <w:p>
       <w:pPr>
-        <w:pStyle w:val="Listeavsnitt"/>
+        <w:pStyle w:val="ListParagraph"/>
         <w:numPr>
           <w:ilvl w:val="2"/>
           <w:numId w:val="5"/>
@@ -6906,7 +6906,7 @@
     </w:p>
     <w:p>
       <w:pPr>
-        <w:pStyle w:val="Listeavsnitt"/>
+        <w:pStyle w:val="ListParagraph"/>
         <w:numPr>
           <w:ilvl w:val="2"/>
           <w:numId w:val="5"/>
@@ -6918,7 +6918,7 @@
     </w:p>
     <w:p>
       <w:pPr>
-        <w:pStyle w:val="Listeavsnitt"/>
+        <w:pStyle w:val="ListParagraph"/>
         <w:ind w:left="927"/>
       </w:pPr>
     </w:p>
@@ -6961,7 +6961,7 @@
     </w:p>
     <w:p>
       <w:pPr>
-        <w:pStyle w:val="Listeavsnitt"/>
+        <w:pStyle w:val="ListParagraph"/>
         <w:numPr>
           <w:ilvl w:val="2"/>
           <w:numId w:val="5"/>
@@ -6973,7 +6973,7 @@
     </w:p>
     <w:p>
       <w:pPr>
-        <w:pStyle w:val="Listeavsnitt"/>
+        <w:pStyle w:val="ListParagraph"/>
         <w:numPr>
           <w:ilvl w:val="2"/>
           <w:numId w:val="5"/>
@@ -7022,7 +7022,7 @@
     </w:p>
     <w:p>
       <w:pPr>
-        <w:pStyle w:val="Listeavsnitt"/>
+        <w:pStyle w:val="ListParagraph"/>
         <w:numPr>
           <w:ilvl w:val="2"/>
           <w:numId w:val="5"/>
@@ -7080,7 +7080,7 @@
     </w:p>
     <w:p>
       <w:pPr>
-        <w:pStyle w:val="Listeavsnitt"/>
+        <w:pStyle w:val="ListParagraph"/>
         <w:numPr>
           <w:ilvl w:val="2"/>
           <w:numId w:val="5"/>
@@ -7101,7 +7101,7 @@
     </w:p>
     <w:p>
       <w:pPr>
-        <w:pStyle w:val="Listeavsnitt"/>
+        <w:pStyle w:val="ListParagraph"/>
         <w:numPr>
           <w:ilvl w:val="2"/>
           <w:numId w:val="5"/>
@@ -7116,13 +7116,13 @@
     </w:p>
     <w:p>
       <w:pPr>
-        <w:pStyle w:val="Listeavsnitt"/>
+        <w:pStyle w:val="ListParagraph"/>
         <w:ind w:left="927"/>
       </w:pPr>
     </w:p>
     <w:p>
       <w:pPr>
-        <w:pStyle w:val="Listeavsnitt"/>
+        <w:pStyle w:val="ListParagraph"/>
         <w:numPr>
           <w:ilvl w:val="1"/>
           <w:numId w:val="5"/>
@@ -7144,7 +7144,7 @@
     </w:p>
     <w:p>
       <w:pPr>
-        <w:pStyle w:val="Listeavsnitt"/>
+        <w:pStyle w:val="ListParagraph"/>
         <w:numPr>
           <w:ilvl w:val="2"/>
           <w:numId w:val="5"/>
@@ -7165,7 +7165,7 @@
     </w:p>
     <w:p>
       <w:pPr>
-        <w:pStyle w:val="Listeavsnitt"/>
+        <w:pStyle w:val="ListParagraph"/>
         <w:numPr>
           <w:ilvl w:val="2"/>
           <w:numId w:val="5"/>
@@ -7180,7 +7180,7 @@
     </w:p>
     <w:p>
       <w:pPr>
-        <w:pStyle w:val="Listeavsnitt"/>
+        <w:pStyle w:val="ListParagraph"/>
         <w:numPr>
           <w:ilvl w:val="2"/>
           <w:numId w:val="5"/>
@@ -7195,7 +7195,7 @@
     </w:p>
     <w:p>
       <w:pPr>
-        <w:pStyle w:val="Listeavsnitt"/>
+        <w:pStyle w:val="ListParagraph"/>
         <w:ind w:left="643"/>
         <w:rPr>
           <w:b/>
@@ -7206,7 +7206,7 @@
     </w:p>
     <w:p>
       <w:pPr>
-        <w:pStyle w:val="Listeavsnitt"/>
+        <w:pStyle w:val="ListParagraph"/>
         <w:numPr>
           <w:ilvl w:val="1"/>
           <w:numId w:val="5"/>
@@ -7236,7 +7236,7 @@
     </w:p>
     <w:p>
       <w:pPr>
-        <w:pStyle w:val="Listeavsnitt"/>
+        <w:pStyle w:val="ListParagraph"/>
         <w:numPr>
           <w:ilvl w:val="2"/>
           <w:numId w:val="5"/>
@@ -7260,7 +7260,7 @@
     </w:p>
     <w:p>
       <w:pPr>
-        <w:pStyle w:val="Overskrift3"/>
+        <w:pStyle w:val="Heading3"/>
       </w:pPr>
       <w:bookmarkStart w:id="4" w:name="_Toc438840307"/>
       <w:r>
@@ -7318,7 +7318,7 @@
     </w:p>
     <w:p>
       <w:pPr>
-        <w:pStyle w:val="Overskrift1"/>
+        <w:pStyle w:val="Heading1"/>
       </w:pPr>
       <w:bookmarkStart w:id="5" w:name="_Toc450761513"/>
       <w:r>
@@ -7503,7 +7503,7 @@
     </w:p>
     <w:p>
       <w:pPr>
-        <w:pStyle w:val="Overskrift2"/>
+        <w:pStyle w:val="Heading2"/>
       </w:pPr>
       <w:bookmarkStart w:id="6" w:name="_Toc146417326"/>
       <w:r>
@@ -7850,7 +7850,7 @@
     <w:p/>
     <w:p>
       <w:pPr>
-        <w:pStyle w:val="Overskrift2"/>
+        <w:pStyle w:val="Heading2"/>
       </w:pPr>
       <w:bookmarkStart w:id="7" w:name="_Toc2063804753"/>
       <w:r>
@@ -7865,7 +7865,7 @@
     </w:p>
     <w:tbl>
       <w:tblPr>
-        <w:tblStyle w:val="Rutenettabelllys"/>
+        <w:tblStyle w:val="TableGridLight"/>
         <w:tblW w:w="0" w:type="auto"/>
         <w:tblLook w:val="04A0" w:firstRow="1" w:lastRow="0" w:firstColumn="1" w:lastColumn="0" w:noHBand="0" w:noVBand="1"/>
       </w:tblPr>
@@ -8434,7 +8434,7 @@
     </w:p>
     <w:tbl>
       <w:tblPr>
-        <w:tblStyle w:val="Rutenettabelllys"/>
+        <w:tblStyle w:val="TableGridLight"/>
         <w:tblW w:w="0" w:type="auto"/>
         <w:tblLook w:val="04A0" w:firstRow="1" w:lastRow="0" w:firstColumn="1" w:lastColumn="0" w:noHBand="0" w:noVBand="1"/>
       </w:tblPr>
@@ -8633,7 +8633,7 @@
     <w:p/>
     <w:p>
       <w:pPr>
-        <w:pStyle w:val="Overskrift2"/>
+        <w:pStyle w:val="Heading2"/>
       </w:pPr>
       <w:bookmarkStart w:id="8" w:name="_Toc1980908277"/>
       <w:r>
@@ -8791,7 +8791,7 @@
     <w:p/>
     <w:p>
       <w:pPr>
-        <w:pStyle w:val="Overskrift2"/>
+        <w:pStyle w:val="Heading2"/>
       </w:pPr>
       <w:bookmarkStart w:id="9" w:name="_Toc1848538251"/>
       <w:r>
@@ -8817,7 +8817,7 @@
     </w:p>
     <w:p>
       <w:pPr>
-        <w:pStyle w:val="Listeavsnitt"/>
+        <w:pStyle w:val="ListParagraph"/>
         <w:numPr>
           <w:ilvl w:val="0"/>
           <w:numId w:val="17"/>
@@ -8835,7 +8835,7 @@
     </w:p>
     <w:p>
       <w:pPr>
-        <w:pStyle w:val="Listeavsnitt"/>
+        <w:pStyle w:val="ListParagraph"/>
         <w:numPr>
           <w:ilvl w:val="0"/>
           <w:numId w:val="17"/>
@@ -8853,7 +8853,7 @@
     </w:p>
     <w:p>
       <w:pPr>
-        <w:pStyle w:val="Listeavsnitt"/>
+        <w:pStyle w:val="ListParagraph"/>
         <w:numPr>
           <w:ilvl w:val="0"/>
           <w:numId w:val="17"/>
@@ -8888,7 +8888,7 @@
     </w:p>
     <w:tbl>
       <w:tblPr>
-        <w:tblStyle w:val="Rutenettabelllys"/>
+        <w:tblStyle w:val="TableGridLight"/>
         <w:tblW w:w="0" w:type="auto"/>
         <w:tblLook w:val="04A0" w:firstRow="1" w:lastRow="0" w:firstColumn="1" w:lastColumn="0" w:noHBand="0" w:noVBand="1"/>
       </w:tblPr>
@@ -9108,7 +9108,7 @@
     </w:p>
     <w:p>
       <w:pPr>
-        <w:pStyle w:val="Overskrift1"/>
+        <w:pStyle w:val="Heading1"/>
       </w:pPr>
       <w:bookmarkStart w:id="10" w:name="_Toc218015978"/>
       <w:r>
@@ -9176,7 +9176,7 @@
     </w:p>
     <w:p>
       <w:pPr>
-        <w:pStyle w:val="Overskrift2"/>
+        <w:pStyle w:val="Heading2"/>
       </w:pPr>
       <w:bookmarkStart w:id="11" w:name="_Toc972376887"/>
       <w:r>
@@ -9195,7 +9195,7 @@
     </w:p>
     <w:p>
       <w:pPr>
-        <w:pStyle w:val="Overskrift3"/>
+        <w:pStyle w:val="Heading3"/>
       </w:pPr>
       <w:bookmarkStart w:id="12" w:name="_Toc445626299"/>
       <w:r>
@@ -9410,7 +9410,7 @@
     </w:p>
     <w:p>
       <w:pPr>
-        <w:pStyle w:val="Overskrift3"/>
+        <w:pStyle w:val="Heading3"/>
       </w:pPr>
       <w:bookmarkStart w:id="13" w:name="_Toc1056647657"/>
       <w:r>
@@ -9424,7 +9424,7 @@
     <w:p/>
     <w:tbl>
       <w:tblPr>
-        <w:tblStyle w:val="Tabellrutenett"/>
+        <w:tblStyle w:val="TableGrid"/>
         <w:tblW w:w="0" w:type="auto"/>
         <w:tblLayout w:type="fixed"/>
         <w:tblLook w:val="06A0" w:firstRow="1" w:lastRow="0" w:firstColumn="1" w:lastColumn="0" w:noHBand="1" w:noVBand="1"/>
@@ -9977,7 +9977,7 @@
     </w:p>
     <w:tbl>
       <w:tblPr>
-        <w:tblStyle w:val="Rutenettabelllys"/>
+        <w:tblStyle w:val="TableGridLight"/>
         <w:tblW w:w="0" w:type="auto"/>
         <w:tblLook w:val="04A0" w:firstRow="1" w:lastRow="0" w:firstColumn="1" w:lastColumn="0" w:noHBand="0" w:noVBand="1"/>
       </w:tblPr>
@@ -10345,7 +10345,7 @@
     </w:p>
     <w:p>
       <w:pPr>
-        <w:pStyle w:val="Overskrift2"/>
+        <w:pStyle w:val="Heading2"/>
       </w:pPr>
       <w:bookmarkStart w:id="14" w:name="_Toc1391878217"/>
       <w:r>
@@ -10358,7 +10358,7 @@
     </w:p>
     <w:p>
       <w:pPr>
-        <w:pStyle w:val="Overskrift3"/>
+        <w:pStyle w:val="Heading3"/>
       </w:pPr>
       <w:bookmarkStart w:id="15" w:name="_Toc953863188"/>
       <w:r>
@@ -10498,7 +10498,7 @@
     </w:p>
     <w:p>
       <w:pPr>
-        <w:pStyle w:val="Overskrift3"/>
+        <w:pStyle w:val="Heading3"/>
       </w:pPr>
       <w:bookmarkStart w:id="16" w:name="_Toc138419298"/>
       <w:r>
@@ -10515,7 +10515,7 @@
           <w:noProof/>
         </w:rPr>
         <w:drawing>
-          <wp:inline distT="0" distB="0" distL="0" distR="0" wp14:anchorId="1F42418A" wp14:editId="16DE3670">
+          <wp:inline distT="0" distB="0" distL="0" distR="0" wp14:anchorId="1F42418A" wp14:editId="313CB6A1">
             <wp:extent cx="5943600" cy="3781425"/>
             <wp:effectExtent l="0" t="0" r="0" b="0"/>
             <wp:docPr id="1333191128" name="drawing"/>
@@ -10661,7 +10661,7 @@
     </w:p>
     <w:p>
       <w:pPr>
-        <w:pStyle w:val="Overskrift2"/>
+        <w:pStyle w:val="Heading2"/>
       </w:pPr>
       <w:bookmarkStart w:id="17" w:name="_Toc1085769441"/>
       <w:r>
@@ -10674,7 +10674,7 @@
     </w:p>
     <w:p>
       <w:pPr>
-        <w:pStyle w:val="Overskrift3"/>
+        <w:pStyle w:val="Heading3"/>
       </w:pPr>
       <w:bookmarkStart w:id="18" w:name="_Toc433925534"/>
       <w:r>
@@ -10881,7 +10881,7 @@
     </w:p>
     <w:p>
       <w:pPr>
-        <w:pStyle w:val="Overskrift3"/>
+        <w:pStyle w:val="Heading3"/>
       </w:pPr>
       <w:bookmarkStart w:id="19" w:name="_Toc841779997"/>
       <w:r>
@@ -11248,7 +11248,7 @@
     </w:p>
     <w:p>
       <w:pPr>
-        <w:pStyle w:val="Overskrift2"/>
+        <w:pStyle w:val="Heading2"/>
       </w:pPr>
       <w:bookmarkStart w:id="20" w:name="_Toc231667130"/>
       <w:r>
@@ -11561,7 +11561,7 @@
     </w:p>
     <w:p>
       <w:pPr>
-        <w:pStyle w:val="Bildetekst"/>
+        <w:pStyle w:val="Caption"/>
         <w:keepNext/>
       </w:pPr>
       <w:bookmarkStart w:id="21" w:name="_Toc73266480"/>
@@ -11599,7 +11599,7 @@
     </w:p>
     <w:tbl>
       <w:tblPr>
-        <w:tblStyle w:val="Tabellrutenett"/>
+        <w:tblStyle w:val="TableGrid"/>
         <w:tblW w:w="0" w:type="auto"/>
         <w:tblLook w:val="04A0" w:firstRow="1" w:lastRow="0" w:firstColumn="1" w:lastColumn="0" w:noHBand="0" w:noVBand="1"/>
       </w:tblPr>
@@ -11812,7 +11812,7 @@
     </w:p>
     <w:p>
       <w:pPr>
-        <w:pStyle w:val="Overskrift1"/>
+        <w:pStyle w:val="Heading1"/>
         <w:rPr>
           <w:lang w:val="en-GB"/>
         </w:rPr>
@@ -12040,7 +12040,7 @@
     </w:p>
     <w:p>
       <w:pPr>
-        <w:pStyle w:val="Overskrift2"/>
+        <w:pStyle w:val="Heading2"/>
       </w:pPr>
       <w:bookmarkStart w:id="23" w:name="_Toc776011432"/>
       <w:r>
@@ -12163,7 +12163,7 @@
     </w:p>
     <w:tbl>
       <w:tblPr>
-        <w:tblStyle w:val="Rutenettabelllys"/>
+        <w:tblStyle w:val="TableGridLight"/>
         <w:tblW w:w="0" w:type="auto"/>
         <w:tblLook w:val="04A0" w:firstRow="1" w:lastRow="0" w:firstColumn="1" w:lastColumn="0" w:noHBand="0" w:noVBand="1"/>
       </w:tblPr>
@@ -12494,7 +12494,7 @@
     </w:p>
     <w:p>
       <w:pPr>
-        <w:pStyle w:val="Overskrift2"/>
+        <w:pStyle w:val="Heading2"/>
         <w:rPr>
           <w:lang w:val="en-GB"/>
         </w:rPr>
@@ -12649,7 +12649,7 @@
     <w:p/>
     <w:p>
       <w:pPr>
-        <w:pStyle w:val="Overskrift2"/>
+        <w:pStyle w:val="Heading2"/>
       </w:pPr>
       <w:bookmarkStart w:id="25" w:name="_Toc904776928"/>
       <w:r>
@@ -12778,7 +12778,7 @@
     </w:p>
     <w:tbl>
       <w:tblPr>
-        <w:tblStyle w:val="Rutenettabelllys"/>
+        <w:tblStyle w:val="TableGridLight"/>
         <w:tblW w:w="0" w:type="auto"/>
         <w:jc w:val="center"/>
         <w:tblLook w:val="04A0" w:firstRow="1" w:lastRow="0" w:firstColumn="1" w:lastColumn="0" w:noHBand="0" w:noVBand="1"/>
@@ -13085,7 +13085,7 @@
     <w:p/>
     <w:p>
       <w:pPr>
-        <w:pStyle w:val="Overskrift2"/>
+        <w:pStyle w:val="Heading2"/>
       </w:pPr>
       <w:bookmarkStart w:id="26" w:name="_Toc687952408"/>
       <w:r>
@@ -13265,7 +13265,7 @@
     </w:p>
     <w:p>
       <w:pPr>
-        <w:pStyle w:val="Overskrift1"/>
+        <w:pStyle w:val="Heading1"/>
       </w:pPr>
       <w:bookmarkStart w:id="27" w:name="_Toc1214584973"/>
       <w:r>
@@ -13325,7 +13325,7 @@
     </w:p>
     <w:p>
       <w:pPr>
-        <w:pStyle w:val="Listeavsnitt"/>
+        <w:pStyle w:val="ListParagraph"/>
         <w:numPr>
           <w:ilvl w:val="0"/>
           <w:numId w:val="30"/>
@@ -13345,7 +13345,7 @@
     </w:p>
     <w:p>
       <w:pPr>
-        <w:pStyle w:val="Listeavsnitt"/>
+        <w:pStyle w:val="ListParagraph"/>
         <w:numPr>
           <w:ilvl w:val="0"/>
           <w:numId w:val="30"/>
@@ -13363,7 +13363,7 @@
     </w:p>
     <w:p>
       <w:pPr>
-        <w:pStyle w:val="Listeavsnitt"/>
+        <w:pStyle w:val="ListParagraph"/>
         <w:numPr>
           <w:ilvl w:val="0"/>
           <w:numId w:val="30"/>
@@ -13381,7 +13381,7 @@
     </w:p>
     <w:p>
       <w:pPr>
-        <w:pStyle w:val="Listeavsnitt"/>
+        <w:pStyle w:val="ListParagraph"/>
         <w:numPr>
           <w:ilvl w:val="0"/>
           <w:numId w:val="30"/>
@@ -13399,7 +13399,7 @@
     </w:p>
     <w:p>
       <w:pPr>
-        <w:pStyle w:val="Listeavsnitt"/>
+        <w:pStyle w:val="ListParagraph"/>
         <w:numPr>
           <w:ilvl w:val="0"/>
           <w:numId w:val="30"/>
@@ -13464,7 +13464,7 @@
     </w:p>
     <w:p>
       <w:pPr>
-        <w:pStyle w:val="Listeavsnitt"/>
+        <w:pStyle w:val="ListParagraph"/>
         <w:numPr>
           <w:ilvl w:val="0"/>
           <w:numId w:val="31"/>
@@ -13482,7 +13482,7 @@
     </w:p>
     <w:p>
       <w:pPr>
-        <w:pStyle w:val="Listeavsnitt"/>
+        <w:pStyle w:val="ListParagraph"/>
         <w:numPr>
           <w:ilvl w:val="0"/>
           <w:numId w:val="31"/>
@@ -13500,7 +13500,7 @@
     </w:p>
     <w:p>
       <w:pPr>
-        <w:pStyle w:val="Listeavsnitt"/>
+        <w:pStyle w:val="ListParagraph"/>
         <w:numPr>
           <w:ilvl w:val="0"/>
           <w:numId w:val="31"/>
@@ -13518,7 +13518,7 @@
     </w:p>
     <w:p>
       <w:pPr>
-        <w:pStyle w:val="Overskrift2"/>
+        <w:pStyle w:val="Heading2"/>
       </w:pPr>
       <w:bookmarkStart w:id="28" w:name="_Toc1895974051"/>
       <w:r>
@@ -13583,7 +13583,7 @@
     </w:p>
     <w:p>
       <w:pPr>
-        <w:pStyle w:val="Listeavsnitt"/>
+        <w:pStyle w:val="ListParagraph"/>
         <w:numPr>
           <w:ilvl w:val="0"/>
           <w:numId w:val="36"/>
@@ -13603,7 +13603,7 @@
     </w:p>
     <w:p>
       <w:pPr>
-        <w:pStyle w:val="Listeavsnitt"/>
+        <w:pStyle w:val="ListParagraph"/>
         <w:numPr>
           <w:ilvl w:val="0"/>
           <w:numId w:val="36"/>
@@ -13621,7 +13621,7 @@
     </w:p>
     <w:p>
       <w:pPr>
-        <w:pStyle w:val="Listeavsnitt"/>
+        <w:pStyle w:val="ListParagraph"/>
         <w:numPr>
           <w:ilvl w:val="0"/>
           <w:numId w:val="36"/>
@@ -13639,7 +13639,7 @@
     </w:p>
     <w:p>
       <w:pPr>
-        <w:pStyle w:val="Listeavsnitt"/>
+        <w:pStyle w:val="ListParagraph"/>
         <w:numPr>
           <w:ilvl w:val="0"/>
           <w:numId w:val="36"/>
@@ -13691,7 +13691,7 @@
     </w:p>
     <w:p>
       <w:pPr>
-        <w:pStyle w:val="Listeavsnitt"/>
+        <w:pStyle w:val="ListParagraph"/>
         <w:numPr>
           <w:ilvl w:val="0"/>
           <w:numId w:val="35"/>
@@ -13711,7 +13711,7 @@
     </w:p>
     <w:p>
       <w:pPr>
-        <w:pStyle w:val="Listeavsnitt"/>
+        <w:pStyle w:val="ListParagraph"/>
         <w:numPr>
           <w:ilvl w:val="0"/>
           <w:numId w:val="35"/>
@@ -13731,7 +13731,7 @@
     </w:p>
     <w:p>
       <w:pPr>
-        <w:pStyle w:val="Listeavsnitt"/>
+        <w:pStyle w:val="ListParagraph"/>
         <w:numPr>
           <w:ilvl w:val="0"/>
           <w:numId w:val="35"/>
@@ -13749,7 +13749,7 @@
     </w:p>
     <w:p>
       <w:pPr>
-        <w:pStyle w:val="Listeavsnitt"/>
+        <w:pStyle w:val="ListParagraph"/>
         <w:numPr>
           <w:ilvl w:val="0"/>
           <w:numId w:val="35"/>
@@ -13788,7 +13788,7 @@
     </w:p>
     <w:p>
       <w:pPr>
-        <w:pStyle w:val="Listeavsnitt"/>
+        <w:pStyle w:val="ListParagraph"/>
         <w:numPr>
           <w:ilvl w:val="0"/>
           <w:numId w:val="34"/>
@@ -13808,7 +13808,7 @@
     </w:p>
     <w:p>
       <w:pPr>
-        <w:pStyle w:val="Listeavsnitt"/>
+        <w:pStyle w:val="ListParagraph"/>
         <w:numPr>
           <w:ilvl w:val="0"/>
           <w:numId w:val="34"/>
@@ -13864,7 +13864,7 @@
     </w:p>
     <w:p>
       <w:pPr>
-        <w:pStyle w:val="Listeavsnitt"/>
+        <w:pStyle w:val="ListParagraph"/>
         <w:numPr>
           <w:ilvl w:val="0"/>
           <w:numId w:val="33"/>
@@ -13884,7 +13884,7 @@
     </w:p>
     <w:p>
       <w:pPr>
-        <w:pStyle w:val="Listeavsnitt"/>
+        <w:pStyle w:val="ListParagraph"/>
         <w:numPr>
           <w:ilvl w:val="0"/>
           <w:numId w:val="33"/>
@@ -13904,7 +13904,7 @@
     </w:p>
     <w:p>
       <w:pPr>
-        <w:pStyle w:val="Listeavsnitt"/>
+        <w:pStyle w:val="ListParagraph"/>
         <w:numPr>
           <w:ilvl w:val="0"/>
           <w:numId w:val="33"/>
@@ -13924,7 +13924,7 @@
     </w:p>
     <w:p>
       <w:pPr>
-        <w:pStyle w:val="Listeavsnitt"/>
+        <w:pStyle w:val="ListParagraph"/>
         <w:numPr>
           <w:ilvl w:val="0"/>
           <w:numId w:val="33"/>
@@ -14006,7 +14006,7 @@
       <w:sdtContent>
         <w:p>
           <w:pPr>
-            <w:pStyle w:val="Overskrift1"/>
+            <w:pStyle w:val="Heading1"/>
             <w:rPr>
               <w:lang w:val="en-US"/>
             </w:rPr>
@@ -14027,7 +14027,7 @@
           <w:sdtContent>
             <w:p>
               <w:pPr>
-                <w:pStyle w:val="Bibliografi"/>
+                <w:pStyle w:val="Bibliography"/>
                 <w:ind w:left="720" w:hanging="720"/>
                 <w:rPr>
                   <w:noProof/>
@@ -14070,7 +14070,7 @@
             </w:p>
             <w:p>
               <w:pPr>
-                <w:pStyle w:val="Bibliografi"/>
+                <w:pStyle w:val="Bibliography"/>
                 <w:ind w:left="720" w:hanging="720"/>
                 <w:rPr>
                   <w:noProof/>
@@ -14117,7 +14117,7 @@
     <w:p/>
     <w:p>
       <w:pPr>
-        <w:pStyle w:val="Overskrift1"/>
+        <w:pStyle w:val="Heading1"/>
         <w:rPr>
           <w:lang w:val="en-GB"/>
         </w:rPr>
@@ -14140,7 +14140,7 @@
     </w:p>
     <w:p>
       <w:pPr>
-        <w:pStyle w:val="Overskrift2"/>
+        <w:pStyle w:val="Heading2"/>
         <w:rPr>
           <w:lang w:val="en-GB"/>
         </w:rPr>
@@ -14214,7 +14214,7 @@
     <w:sdtContent>
       <w:p>
         <w:pPr>
-          <w:pStyle w:val="Bunntekst"/>
+          <w:pStyle w:val="Footer"/>
           <w:jc w:val="center"/>
         </w:pPr>
         <w:r>
@@ -14311,7 +14311,7 @@
   </w:sdt>
   <w:p>
     <w:pPr>
-      <w:pStyle w:val="Bunntekst"/>
+      <w:pStyle w:val="Footer"/>
     </w:pPr>
   </w:p>
 </w:ftr>
@@ -14343,7 +14343,7 @@
 <w:hdr xmlns:wpc="http://schemas.microsoft.com/office/word/2010/wordprocessingCanvas" xmlns:cx="http://schemas.microsoft.com/office/drawing/2014/chartex" xmlns:cx1="http://schemas.microsoft.com/office/drawing/2015/9/8/chartex" xmlns:cx2="http://schemas.microsoft.com/office/drawing/2015/10/21/chartex" xmlns:cx3="http://schemas.microsoft.com/office/drawing/2016/5/9/chartex" xmlns:cx4="http://schemas.microsoft.com/office/drawing/2016/5/10/chartex" xmlns:cx5="http://schemas.microsoft.com/office/drawing/2016/5/11/chartex" xmlns:cx6="http://schemas.microsoft.com/office/drawing/2016/5/12/chartex" xmlns:cx7="http://schemas.microsoft.com/office/drawing/2016/5/13/chartex" xmlns:cx8="http://schemas.microsoft.com/office/drawing/2016/5/14/chartex" xmlns:mc="http://schemas.openxmlformats.org/markup-compatibility/2006" xmlns:aink="http://schemas.microsoft.com/office/drawing/2016/ink" xmlns:am3d="http://schemas.microsoft.com/office/drawing/2017/model3d" xmlns:o="urn:schemas-microsoft-com:office:office" xmlns:oel="http://schemas.microsoft.com/office/2019/extlst" xmlns:r="http://schemas.openxmlformats.org/officeDocument/2006/relationships" xmlns:m="http://schemas.openxmlformats.org/officeDocument/2006/math" xmlns:v="urn:schemas-microsoft-com:vml" xmlns:wp14="http://schemas.microsoft.com/office/word/2010/wordprocessingDrawing" xmlns:wp="http://schemas.openxmlformats.org/drawingml/2006/wordprocessingDrawing" xmlns:w10="urn:schemas-microsoft-com:office:word" xmlns:w="http://schemas.openxmlformats.org/wordprocessingml/2006/main" xmlns:w14="http://schemas.microsoft.com/office/word/2010/wordml" xmlns:w15="http://schemas.microsoft.com/office/word/2012/wordml" xmlns:w16cex="http://schemas.microsoft.com/office/word/2018/wordml/cex" xmlns:w16cid="http://schemas.microsoft.com/office/word/2016/wordml/cid" xmlns:w16="http://schemas.microsoft.com/office/word/2018/wordml" xmlns:w16du="http://schemas.microsoft.com/office/word/2023/wordml/word16du" xmlns:w16sdtdh="http://schemas.microsoft.com/office/word/2020/wordml/sdtdatahash" xmlns:w16sdtfl="http://schemas.microsoft.com/office/word/2024/wordml/sdtformatlock" xmlns:w16se="http://schemas.microsoft.com/office/word/2015/wordml/symex" xmlns:wpg="http://schemas.microsoft.com/office/word/2010/wordprocessingGroup" xmlns:wpi="http://schemas.microsoft.com/office/word/2010/wordprocessingInk" xmlns:wne="http://schemas.microsoft.com/office/word/2006/wordml" xmlns:wps="http://schemas.microsoft.com/office/word/2010/wordprocessingShape" mc:Ignorable="w14 w15 w16se w16cid w16 w16cex w16sdtdh w16sdtfl w16du wp14">
   <w:p>
     <w:pPr>
-      <w:pStyle w:val="Topptekst"/>
+      <w:pStyle w:val="Header"/>
     </w:pPr>
     <w:r>
       <w:t xml:space="preserve">Gruppe </w:t>
@@ -20876,11 +20876,11 @@
     <w:qFormat/>
     <w:rsid w:val="00A461CB"/>
   </w:style>
-  <w:style w:type="paragraph" w:styleId="Overskrift1">
+  <w:style w:type="paragraph" w:styleId="Heading1">
     <w:name w:val="heading 1"/>
     <w:basedOn w:val="Normal"/>
     <w:next w:val="Normal"/>
-    <w:link w:val="Overskrift1Tegn"/>
+    <w:link w:val="Heading1Char"/>
     <w:uiPriority w:val="9"/>
     <w:qFormat/>
     <w:rsid w:val="00415074"/>
@@ -20903,11 +20903,11 @@
       <w:szCs w:val="22"/>
     </w:rPr>
   </w:style>
-  <w:style w:type="paragraph" w:styleId="Overskrift2">
+  <w:style w:type="paragraph" w:styleId="Heading2">
     <w:name w:val="heading 2"/>
     <w:basedOn w:val="Normal"/>
     <w:next w:val="Normal"/>
-    <w:link w:val="Overskrift2Tegn"/>
+    <w:link w:val="Heading2Char"/>
     <w:uiPriority w:val="9"/>
     <w:unhideWhenUsed/>
     <w:qFormat/>
@@ -20928,11 +20928,11 @@
       <w:spacing w:val="15"/>
     </w:rPr>
   </w:style>
-  <w:style w:type="paragraph" w:styleId="Overskrift3">
+  <w:style w:type="paragraph" w:styleId="Heading3">
     <w:name w:val="heading 3"/>
     <w:basedOn w:val="Normal"/>
     <w:next w:val="Normal"/>
-    <w:link w:val="Overskrift3Tegn"/>
+    <w:link w:val="Heading3Char"/>
     <w:uiPriority w:val="9"/>
     <w:unhideWhenUsed/>
     <w:qFormat/>
@@ -20950,11 +20950,11 @@
       <w:spacing w:val="15"/>
     </w:rPr>
   </w:style>
-  <w:style w:type="paragraph" w:styleId="Overskrift4">
+  <w:style w:type="paragraph" w:styleId="Heading4">
     <w:name w:val="heading 4"/>
     <w:basedOn w:val="Normal"/>
     <w:next w:val="Normal"/>
-    <w:link w:val="Overskrift4Tegn"/>
+    <w:link w:val="Heading4Char"/>
     <w:uiPriority w:val="9"/>
     <w:unhideWhenUsed/>
     <w:qFormat/>
@@ -20972,11 +20972,11 @@
       <w:spacing w:val="10"/>
     </w:rPr>
   </w:style>
-  <w:style w:type="paragraph" w:styleId="Overskrift5">
+  <w:style w:type="paragraph" w:styleId="Heading5">
     <w:name w:val="heading 5"/>
     <w:basedOn w:val="Normal"/>
     <w:next w:val="Normal"/>
-    <w:link w:val="Overskrift5Tegn"/>
+    <w:link w:val="Heading5Char"/>
     <w:uiPriority w:val="9"/>
     <w:semiHidden/>
     <w:unhideWhenUsed/>
@@ -20995,11 +20995,11 @@
       <w:spacing w:val="10"/>
     </w:rPr>
   </w:style>
-  <w:style w:type="paragraph" w:styleId="Overskrift6">
+  <w:style w:type="paragraph" w:styleId="Heading6">
     <w:name w:val="heading 6"/>
     <w:basedOn w:val="Normal"/>
     <w:next w:val="Normal"/>
-    <w:link w:val="Overskrift6Tegn"/>
+    <w:link w:val="Heading6Char"/>
     <w:uiPriority w:val="9"/>
     <w:semiHidden/>
     <w:unhideWhenUsed/>
@@ -21018,11 +21018,11 @@
       <w:spacing w:val="10"/>
     </w:rPr>
   </w:style>
-  <w:style w:type="paragraph" w:styleId="Overskrift7">
+  <w:style w:type="paragraph" w:styleId="Heading7">
     <w:name w:val="heading 7"/>
     <w:basedOn w:val="Normal"/>
     <w:next w:val="Normal"/>
-    <w:link w:val="Overskrift7Tegn"/>
+    <w:link w:val="Heading7Char"/>
     <w:uiPriority w:val="9"/>
     <w:semiHidden/>
     <w:unhideWhenUsed/>
@@ -21038,11 +21038,11 @@
       <w:spacing w:val="10"/>
     </w:rPr>
   </w:style>
-  <w:style w:type="paragraph" w:styleId="Overskrift8">
+  <w:style w:type="paragraph" w:styleId="Heading8">
     <w:name w:val="heading 8"/>
     <w:basedOn w:val="Normal"/>
     <w:next w:val="Normal"/>
-    <w:link w:val="Overskrift8Tegn"/>
+    <w:link w:val="Heading8Char"/>
     <w:uiPriority w:val="9"/>
     <w:semiHidden/>
     <w:unhideWhenUsed/>
@@ -21059,11 +21059,11 @@
       <w:szCs w:val="18"/>
     </w:rPr>
   </w:style>
-  <w:style w:type="paragraph" w:styleId="Overskrift9">
+  <w:style w:type="paragraph" w:styleId="Heading9">
     <w:name w:val="heading 9"/>
     <w:basedOn w:val="Normal"/>
     <w:next w:val="Normal"/>
-    <w:link w:val="Overskrift9Tegn"/>
+    <w:link w:val="Heading9Char"/>
     <w:uiPriority w:val="9"/>
     <w:semiHidden/>
     <w:unhideWhenUsed/>
@@ -21082,13 +21082,13 @@
       <w:szCs w:val="18"/>
     </w:rPr>
   </w:style>
-  <w:style w:type="character" w:default="1" w:styleId="Standardskriftforavsnitt">
+  <w:style w:type="character" w:default="1" w:styleId="DefaultParagraphFont">
     <w:name w:val="Default Paragraph Font"/>
     <w:uiPriority w:val="1"/>
     <w:semiHidden/>
     <w:unhideWhenUsed/>
   </w:style>
-  <w:style w:type="table" w:default="1" w:styleId="Vanligtabell">
+  <w:style w:type="table" w:default="1" w:styleId="TableNormal">
     <w:name w:val="Normal Table"/>
     <w:uiPriority w:val="99"/>
     <w:semiHidden/>
@@ -21103,16 +21103,16 @@
       </w:tblCellMar>
     </w:tblPr>
   </w:style>
-  <w:style w:type="numbering" w:default="1" w:styleId="Ingenliste">
+  <w:style w:type="numbering" w:default="1" w:styleId="NoList">
     <w:name w:val="No List"/>
     <w:uiPriority w:val="99"/>
     <w:semiHidden/>
     <w:unhideWhenUsed/>
   </w:style>
-  <w:style w:type="character" w:customStyle="1" w:styleId="Overskrift1Tegn">
-    <w:name w:val="Overskrift 1 Tegn"/>
-    <w:basedOn w:val="Standardskriftforavsnitt"/>
-    <w:link w:val="Overskrift1"/>
+  <w:style w:type="character" w:customStyle="1" w:styleId="Heading1Char">
+    <w:name w:val="Heading 1 Char"/>
+    <w:basedOn w:val="DefaultParagraphFont"/>
+    <w:link w:val="Heading1"/>
     <w:uiPriority w:val="9"/>
     <w:rsid w:val="00415074"/>
     <w:rPr>
@@ -21124,10 +21124,10 @@
       <w:shd w:val="clear" w:color="auto" w:fill="26BCD2" w:themeFill="accent1"/>
     </w:rPr>
   </w:style>
-  <w:style w:type="character" w:customStyle="1" w:styleId="Overskrift2Tegn">
-    <w:name w:val="Overskrift 2 Tegn"/>
-    <w:basedOn w:val="Standardskriftforavsnitt"/>
-    <w:link w:val="Overskrift2"/>
+  <w:style w:type="character" w:customStyle="1" w:styleId="Heading2Char">
+    <w:name w:val="Heading 2 Char"/>
+    <w:basedOn w:val="DefaultParagraphFont"/>
+    <w:link w:val="Heading2"/>
     <w:uiPriority w:val="9"/>
     <w:rsid w:val="00415074"/>
     <w:rPr>
@@ -21136,11 +21136,11 @@
       <w:shd w:val="clear" w:color="auto" w:fill="D2F2F7" w:themeFill="accent1" w:themeFillTint="33"/>
     </w:rPr>
   </w:style>
-  <w:style w:type="paragraph" w:styleId="Tittel">
+  <w:style w:type="paragraph" w:styleId="Title">
     <w:name w:val="Title"/>
     <w:basedOn w:val="Normal"/>
     <w:next w:val="Normal"/>
-    <w:link w:val="TittelTegn"/>
+    <w:link w:val="TitleChar"/>
     <w:uiPriority w:val="10"/>
     <w:qFormat/>
     <w:rsid w:val="00415074"/>
@@ -21156,10 +21156,10 @@
       <w:szCs w:val="52"/>
     </w:rPr>
   </w:style>
-  <w:style w:type="character" w:customStyle="1" w:styleId="TittelTegn">
-    <w:name w:val="Tittel Tegn"/>
-    <w:basedOn w:val="Standardskriftforavsnitt"/>
-    <w:link w:val="Tittel"/>
+  <w:style w:type="character" w:customStyle="1" w:styleId="TitleChar">
+    <w:name w:val="Title Char"/>
+    <w:basedOn w:val="DefaultParagraphFont"/>
+    <w:link w:val="Title"/>
     <w:uiPriority w:val="10"/>
     <w:rsid w:val="00415074"/>
     <w:rPr>
@@ -21171,11 +21171,11 @@
       <w:szCs w:val="52"/>
     </w:rPr>
   </w:style>
-  <w:style w:type="paragraph" w:styleId="Undertittel">
+  <w:style w:type="paragraph" w:styleId="Subtitle">
     <w:name w:val="Subtitle"/>
     <w:basedOn w:val="Normal"/>
     <w:next w:val="Normal"/>
-    <w:link w:val="UndertittelTegn"/>
+    <w:link w:val="SubtitleChar"/>
     <w:uiPriority w:val="11"/>
     <w:qFormat/>
     <w:rsid w:val="00415074"/>
@@ -21190,10 +21190,10 @@
       <w:szCs w:val="21"/>
     </w:rPr>
   </w:style>
-  <w:style w:type="character" w:customStyle="1" w:styleId="UndertittelTegn">
-    <w:name w:val="Undertittel Tegn"/>
-    <w:basedOn w:val="Standardskriftforavsnitt"/>
-    <w:link w:val="Undertittel"/>
+  <w:style w:type="character" w:customStyle="1" w:styleId="SubtitleChar">
+    <w:name w:val="Subtitle Char"/>
+    <w:basedOn w:val="DefaultParagraphFont"/>
+    <w:link w:val="Subtitle"/>
     <w:uiPriority w:val="11"/>
     <w:rsid w:val="00415074"/>
     <w:rPr>
@@ -21204,10 +21204,10 @@
       <w:szCs w:val="21"/>
     </w:rPr>
   </w:style>
-  <w:style w:type="character" w:customStyle="1" w:styleId="Overskrift3Tegn">
-    <w:name w:val="Overskrift 3 Tegn"/>
-    <w:basedOn w:val="Standardskriftforavsnitt"/>
-    <w:link w:val="Overskrift3"/>
+  <w:style w:type="character" w:customStyle="1" w:styleId="Heading3Char">
+    <w:name w:val="Heading 3 Char"/>
+    <w:basedOn w:val="DefaultParagraphFont"/>
+    <w:link w:val="Heading3"/>
     <w:uiPriority w:val="9"/>
     <w:rsid w:val="00415074"/>
     <w:rPr>
@@ -21216,10 +21216,10 @@
       <w:spacing w:val="15"/>
     </w:rPr>
   </w:style>
-  <w:style w:type="character" w:customStyle="1" w:styleId="Overskrift4Tegn">
-    <w:name w:val="Overskrift 4 Tegn"/>
-    <w:basedOn w:val="Standardskriftforavsnitt"/>
-    <w:link w:val="Overskrift4"/>
+  <w:style w:type="character" w:customStyle="1" w:styleId="Heading4Char">
+    <w:name w:val="Heading 4 Char"/>
+    <w:basedOn w:val="DefaultParagraphFont"/>
+    <w:link w:val="Heading4"/>
     <w:uiPriority w:val="9"/>
     <w:rsid w:val="00415074"/>
     <w:rPr>
@@ -21228,10 +21228,10 @@
       <w:spacing w:val="10"/>
     </w:rPr>
   </w:style>
-  <w:style w:type="paragraph" w:styleId="Topptekst">
+  <w:style w:type="paragraph" w:styleId="Header">
     <w:name w:val="header"/>
     <w:basedOn w:val="Normal"/>
-    <w:link w:val="TopptekstTegn"/>
+    <w:link w:val="HeaderChar"/>
     <w:uiPriority w:val="99"/>
     <w:unhideWhenUsed/>
     <w:rsid w:val="000D14F6"/>
@@ -21242,17 +21242,17 @@
       </w:tabs>
     </w:pPr>
   </w:style>
-  <w:style w:type="character" w:customStyle="1" w:styleId="TopptekstTegn">
-    <w:name w:val="Topptekst Tegn"/>
-    <w:basedOn w:val="Standardskriftforavsnitt"/>
-    <w:link w:val="Topptekst"/>
+  <w:style w:type="character" w:customStyle="1" w:styleId="HeaderChar">
+    <w:name w:val="Header Char"/>
+    <w:basedOn w:val="DefaultParagraphFont"/>
+    <w:link w:val="Header"/>
     <w:uiPriority w:val="99"/>
     <w:rsid w:val="000D14F6"/>
   </w:style>
-  <w:style w:type="paragraph" w:styleId="Bunntekst">
+  <w:style w:type="paragraph" w:styleId="Footer">
     <w:name w:val="footer"/>
     <w:basedOn w:val="Normal"/>
-    <w:link w:val="BunntekstTegn"/>
+    <w:link w:val="FooterChar"/>
     <w:uiPriority w:val="99"/>
     <w:unhideWhenUsed/>
     <w:rsid w:val="000D14F6"/>
@@ -21263,16 +21263,16 @@
       </w:tabs>
     </w:pPr>
   </w:style>
-  <w:style w:type="character" w:customStyle="1" w:styleId="BunntekstTegn">
-    <w:name w:val="Bunntekst Tegn"/>
-    <w:basedOn w:val="Standardskriftforavsnitt"/>
-    <w:link w:val="Bunntekst"/>
+  <w:style w:type="character" w:customStyle="1" w:styleId="FooterChar">
+    <w:name w:val="Footer Char"/>
+    <w:basedOn w:val="DefaultParagraphFont"/>
+    <w:link w:val="Footer"/>
     <w:uiPriority w:val="99"/>
     <w:rsid w:val="000D14F6"/>
   </w:style>
-  <w:style w:type="table" w:styleId="Tabellrutenett">
+  <w:style w:type="table" w:styleId="TableGrid">
     <w:name w:val="Table Grid"/>
-    <w:basedOn w:val="Vanligtabell"/>
+    <w:basedOn w:val="TableNormal"/>
     <w:uiPriority w:val="59"/>
     <w:rsid w:val="004F0EDE"/>
     <w:tblPr>
@@ -21286,7 +21286,7 @@
       </w:tblBorders>
     </w:tblPr>
   </w:style>
-  <w:style w:type="paragraph" w:styleId="Ingenmellomrom">
+  <w:style w:type="paragraph" w:styleId="NoSpacing">
     <w:name w:val="No Spacing"/>
     <w:uiPriority w:val="1"/>
     <w:qFormat/>
@@ -21295,10 +21295,10 @@
       <w:spacing w:after="0" w:line="240" w:lineRule="auto"/>
     </w:pPr>
   </w:style>
-  <w:style w:type="character" w:customStyle="1" w:styleId="Overskrift5Tegn">
-    <w:name w:val="Overskrift 5 Tegn"/>
-    <w:basedOn w:val="Standardskriftforavsnitt"/>
-    <w:link w:val="Overskrift5"/>
+  <w:style w:type="character" w:customStyle="1" w:styleId="Heading5Char">
+    <w:name w:val="Heading 5 Char"/>
+    <w:basedOn w:val="DefaultParagraphFont"/>
+    <w:link w:val="Heading5"/>
     <w:uiPriority w:val="9"/>
     <w:semiHidden/>
     <w:rsid w:val="00415074"/>
@@ -21308,10 +21308,10 @@
       <w:spacing w:val="10"/>
     </w:rPr>
   </w:style>
-  <w:style w:type="character" w:customStyle="1" w:styleId="Overskrift6Tegn">
-    <w:name w:val="Overskrift 6 Tegn"/>
-    <w:basedOn w:val="Standardskriftforavsnitt"/>
-    <w:link w:val="Overskrift6"/>
+  <w:style w:type="character" w:customStyle="1" w:styleId="Heading6Char">
+    <w:name w:val="Heading 6 Char"/>
+    <w:basedOn w:val="DefaultParagraphFont"/>
+    <w:link w:val="Heading6"/>
     <w:uiPriority w:val="9"/>
     <w:semiHidden/>
     <w:rsid w:val="00415074"/>
@@ -21321,10 +21321,10 @@
       <w:spacing w:val="10"/>
     </w:rPr>
   </w:style>
-  <w:style w:type="character" w:customStyle="1" w:styleId="Overskrift7Tegn">
-    <w:name w:val="Overskrift 7 Tegn"/>
-    <w:basedOn w:val="Standardskriftforavsnitt"/>
-    <w:link w:val="Overskrift7"/>
+  <w:style w:type="character" w:customStyle="1" w:styleId="Heading7Char">
+    <w:name w:val="Heading 7 Char"/>
+    <w:basedOn w:val="DefaultParagraphFont"/>
+    <w:link w:val="Heading7"/>
     <w:uiPriority w:val="9"/>
     <w:semiHidden/>
     <w:rsid w:val="00415074"/>
@@ -21334,10 +21334,10 @@
       <w:spacing w:val="10"/>
     </w:rPr>
   </w:style>
-  <w:style w:type="character" w:customStyle="1" w:styleId="Overskrift8Tegn">
-    <w:name w:val="Overskrift 8 Tegn"/>
-    <w:basedOn w:val="Standardskriftforavsnitt"/>
-    <w:link w:val="Overskrift8"/>
+  <w:style w:type="character" w:customStyle="1" w:styleId="Heading8Char">
+    <w:name w:val="Heading 8 Char"/>
+    <w:basedOn w:val="DefaultParagraphFont"/>
+    <w:link w:val="Heading8"/>
     <w:uiPriority w:val="9"/>
     <w:semiHidden/>
     <w:rsid w:val="00415074"/>
@@ -21348,10 +21348,10 @@
       <w:szCs w:val="18"/>
     </w:rPr>
   </w:style>
-  <w:style w:type="character" w:customStyle="1" w:styleId="Overskrift9Tegn">
-    <w:name w:val="Overskrift 9 Tegn"/>
-    <w:basedOn w:val="Standardskriftforavsnitt"/>
-    <w:link w:val="Overskrift9"/>
+  <w:style w:type="character" w:customStyle="1" w:styleId="Heading9Char">
+    <w:name w:val="Heading 9 Char"/>
+    <w:basedOn w:val="DefaultParagraphFont"/>
+    <w:link w:val="Heading9"/>
     <w:uiPriority w:val="9"/>
     <w:semiHidden/>
     <w:rsid w:val="00415074"/>
@@ -21364,7 +21364,7 @@
       <w:szCs w:val="18"/>
     </w:rPr>
   </w:style>
-  <w:style w:type="paragraph" w:styleId="Bildetekst">
+  <w:style w:type="paragraph" w:styleId="Caption">
     <w:name w:val="caption"/>
     <w:basedOn w:val="Normal"/>
     <w:next w:val="Normal"/>
@@ -21380,9 +21380,9 @@
       <w:szCs w:val="16"/>
     </w:rPr>
   </w:style>
-  <w:style w:type="paragraph" w:styleId="Overskriftforinnholdsfortegnelse">
+  <w:style w:type="paragraph" w:styleId="TOCHeading">
     <w:name w:val="TOC Heading"/>
-    <w:basedOn w:val="Overskrift1"/>
+    <w:basedOn w:val="Heading1"/>
     <w:next w:val="Normal"/>
     <w:uiPriority w:val="39"/>
     <w:unhideWhenUsed/>
@@ -21392,18 +21392,18 @@
       <w:outlineLvl w:val="9"/>
     </w:pPr>
   </w:style>
-  <w:style w:type="paragraph" w:styleId="Brdtekst">
+  <w:style w:type="paragraph" w:styleId="BodyText">
     <w:name w:val="Body Text"/>
     <w:basedOn w:val="Normal"/>
-    <w:link w:val="BrdtekstTegn"/>
+    <w:link w:val="BodyTextChar"/>
     <w:uiPriority w:val="99"/>
     <w:semiHidden/>
     <w:unhideWhenUsed/>
     <w:rsid w:val="009B6F7A"/>
   </w:style>
-  <w:style w:type="character" w:customStyle="1" w:styleId="BrdtekstTegn">
-    <w:name w:val="Brødtekst Tegn"/>
-    <w:link w:val="Brdtekst"/>
+  <w:style w:type="character" w:customStyle="1" w:styleId="BodyTextChar">
+    <w:name w:val="Body Text Char"/>
+    <w:link w:val="BodyText"/>
     <w:uiPriority w:val="99"/>
     <w:semiHidden/>
     <w:rsid w:val="009B6F7A"/>
@@ -21424,7 +21424,7 @@
   </w:style>
   <w:style w:type="character" w:customStyle="1" w:styleId="SlettesChar">
     <w:name w:val="Slettes Char"/>
-    <w:basedOn w:val="Standardskriftforavsnitt"/>
+    <w:basedOn w:val="DefaultParagraphFont"/>
     <w:link w:val="Slettes"/>
     <w:rsid w:val="005B320D"/>
     <w:rPr>
@@ -21434,10 +21434,10 @@
       <w:lang w:eastAsia="en-US"/>
     </w:rPr>
   </w:style>
-  <w:style w:type="paragraph" w:styleId="Bobletekst">
+  <w:style w:type="paragraph" w:styleId="BalloonText">
     <w:name w:val="Balloon Text"/>
     <w:basedOn w:val="Normal"/>
-    <w:link w:val="BobletekstTegn"/>
+    <w:link w:val="BalloonTextChar"/>
     <w:uiPriority w:val="99"/>
     <w:semiHidden/>
     <w:unhideWhenUsed/>
@@ -21448,10 +21448,10 @@
       <w:szCs w:val="18"/>
     </w:rPr>
   </w:style>
-  <w:style w:type="character" w:customStyle="1" w:styleId="BobletekstTegn">
-    <w:name w:val="Bobletekst Tegn"/>
-    <w:basedOn w:val="Standardskriftforavsnitt"/>
-    <w:link w:val="Bobletekst"/>
+  <w:style w:type="character" w:customStyle="1" w:styleId="BalloonTextChar">
+    <w:name w:val="Balloon Text Char"/>
+    <w:basedOn w:val="DefaultParagraphFont"/>
+    <w:link w:val="BalloonText"/>
     <w:uiPriority w:val="99"/>
     <w:semiHidden/>
     <w:rsid w:val="00D62A00"/>
@@ -21463,9 +21463,9 @@
       <w:lang w:eastAsia="en-US"/>
     </w:rPr>
   </w:style>
-  <w:style w:type="character" w:styleId="Merknadsreferanse">
+  <w:style w:type="character" w:styleId="CommentReference">
     <w:name w:val="annotation reference"/>
-    <w:basedOn w:val="Standardskriftforavsnitt"/>
+    <w:basedOn w:val="DefaultParagraphFont"/>
     <w:uiPriority w:val="99"/>
     <w:semiHidden/>
     <w:unhideWhenUsed/>
@@ -21475,19 +21475,19 @@
       <w:szCs w:val="16"/>
     </w:rPr>
   </w:style>
-  <w:style w:type="paragraph" w:styleId="Merknadstekst">
+  <w:style w:type="paragraph" w:styleId="CommentText">
     <w:name w:val="annotation text"/>
     <w:basedOn w:val="Normal"/>
-    <w:link w:val="MerknadstekstTegn"/>
+    <w:link w:val="CommentTextChar"/>
     <w:uiPriority w:val="99"/>
     <w:semiHidden/>
     <w:unhideWhenUsed/>
     <w:rsid w:val="00D17432"/>
   </w:style>
-  <w:style w:type="character" w:customStyle="1" w:styleId="MerknadstekstTegn">
-    <w:name w:val="Merknadstekst Tegn"/>
-    <w:basedOn w:val="Standardskriftforavsnitt"/>
-    <w:link w:val="Merknadstekst"/>
+  <w:style w:type="character" w:customStyle="1" w:styleId="CommentTextChar">
+    <w:name w:val="Comment Text Char"/>
+    <w:basedOn w:val="DefaultParagraphFont"/>
+    <w:link w:val="CommentText"/>
     <w:uiPriority w:val="99"/>
     <w:semiHidden/>
     <w:rsid w:val="00D17432"/>
@@ -21496,11 +21496,11 @@
       <w:lang w:eastAsia="en-US"/>
     </w:rPr>
   </w:style>
-  <w:style w:type="paragraph" w:styleId="Kommentaremne">
+  <w:style w:type="paragraph" w:styleId="CommentSubject">
     <w:name w:val="annotation subject"/>
-    <w:basedOn w:val="Merknadstekst"/>
-    <w:next w:val="Merknadstekst"/>
-    <w:link w:val="KommentaremneTegn"/>
+    <w:basedOn w:val="CommentText"/>
+    <w:next w:val="CommentText"/>
+    <w:link w:val="CommentSubjectChar"/>
     <w:uiPriority w:val="99"/>
     <w:semiHidden/>
     <w:unhideWhenUsed/>
@@ -21510,10 +21510,10 @@
       <w:bCs/>
     </w:rPr>
   </w:style>
-  <w:style w:type="character" w:customStyle="1" w:styleId="KommentaremneTegn">
-    <w:name w:val="Kommentaremne Tegn"/>
-    <w:basedOn w:val="MerknadstekstTegn"/>
-    <w:link w:val="Kommentaremne"/>
+  <w:style w:type="character" w:customStyle="1" w:styleId="CommentSubjectChar">
+    <w:name w:val="Comment Subject Char"/>
+    <w:basedOn w:val="CommentTextChar"/>
+    <w:link w:val="CommentSubject"/>
     <w:uiPriority w:val="99"/>
     <w:semiHidden/>
     <w:rsid w:val="00D17432"/>
@@ -21537,7 +21537,7 @@
   </w:style>
   <w:style w:type="character" w:customStyle="1" w:styleId="InstructiontextChar">
     <w:name w:val="Instruction text Char"/>
-    <w:basedOn w:val="Standardskriftforavsnitt"/>
+    <w:basedOn w:val="DefaultParagraphFont"/>
     <w:link w:val="Instructiontext"/>
     <w:rsid w:val="00B07626"/>
     <w:rPr>
@@ -21548,7 +21548,7 @@
       <w:lang w:eastAsia="en-US"/>
     </w:rPr>
   </w:style>
-  <w:style w:type="character" w:styleId="Sterk">
+  <w:style w:type="character" w:styleId="Strong">
     <w:name w:val="Strong"/>
     <w:uiPriority w:val="22"/>
     <w:qFormat/>
@@ -21558,7 +21558,7 @@
       <w:bCs/>
     </w:rPr>
   </w:style>
-  <w:style w:type="character" w:styleId="Utheving">
+  <w:style w:type="character" w:styleId="Emphasis">
     <w:name w:val="Emphasis"/>
     <w:uiPriority w:val="20"/>
     <w:qFormat/>
@@ -21569,11 +21569,11 @@
       <w:spacing w:val="5"/>
     </w:rPr>
   </w:style>
-  <w:style w:type="paragraph" w:styleId="Sitat">
+  <w:style w:type="paragraph" w:styleId="Quote">
     <w:name w:val="Quote"/>
     <w:basedOn w:val="Normal"/>
     <w:next w:val="Normal"/>
-    <w:link w:val="SitatTegn"/>
+    <w:link w:val="QuoteChar"/>
     <w:uiPriority w:val="29"/>
     <w:qFormat/>
     <w:rsid w:val="00415074"/>
@@ -21584,10 +21584,10 @@
       <w:szCs w:val="24"/>
     </w:rPr>
   </w:style>
-  <w:style w:type="character" w:customStyle="1" w:styleId="SitatTegn">
-    <w:name w:val="Sitat Tegn"/>
-    <w:basedOn w:val="Standardskriftforavsnitt"/>
-    <w:link w:val="Sitat"/>
+  <w:style w:type="character" w:customStyle="1" w:styleId="QuoteChar">
+    <w:name w:val="Quote Char"/>
+    <w:basedOn w:val="DefaultParagraphFont"/>
+    <w:link w:val="Quote"/>
     <w:uiPriority w:val="29"/>
     <w:rsid w:val="00415074"/>
     <w:rPr>
@@ -21597,11 +21597,11 @@
       <w:szCs w:val="24"/>
     </w:rPr>
   </w:style>
-  <w:style w:type="paragraph" w:styleId="Sterktsitat">
+  <w:style w:type="paragraph" w:styleId="IntenseQuote">
     <w:name w:val="Intense Quote"/>
     <w:basedOn w:val="Normal"/>
     <w:next w:val="Normal"/>
-    <w:link w:val="SterktsitatTegn"/>
+    <w:link w:val="IntenseQuoteChar"/>
     <w:uiPriority w:val="30"/>
     <w:qFormat/>
     <w:rsid w:val="00415074"/>
@@ -21616,10 +21616,10 @@
       <w:szCs w:val="24"/>
     </w:rPr>
   </w:style>
-  <w:style w:type="character" w:customStyle="1" w:styleId="SterktsitatTegn">
-    <w:name w:val="Sterkt sitat Tegn"/>
-    <w:basedOn w:val="Standardskriftforavsnitt"/>
-    <w:link w:val="Sterktsitat"/>
+  <w:style w:type="character" w:customStyle="1" w:styleId="IntenseQuoteChar">
+    <w:name w:val="Intense Quote Char"/>
+    <w:basedOn w:val="DefaultParagraphFont"/>
+    <w:link w:val="IntenseQuote"/>
     <w:uiPriority w:val="30"/>
     <w:rsid w:val="00415074"/>
     <w:rPr>
@@ -21628,7 +21628,7 @@
       <w:szCs w:val="24"/>
     </w:rPr>
   </w:style>
-  <w:style w:type="character" w:styleId="Svakutheving">
+  <w:style w:type="character" w:styleId="SubtleEmphasis">
     <w:name w:val="Subtle Emphasis"/>
     <w:uiPriority w:val="19"/>
     <w:qFormat/>
@@ -21639,7 +21639,7 @@
       <w:color w:val="135D68" w:themeColor="accent1" w:themeShade="7F"/>
     </w:rPr>
   </w:style>
-  <w:style w:type="character" w:styleId="Sterkutheving">
+  <w:style w:type="character" w:styleId="IntenseEmphasis">
     <w:name w:val="Intense Emphasis"/>
     <w:uiPriority w:val="21"/>
     <w:qFormat/>
@@ -21652,7 +21652,7 @@
       <w:spacing w:val="10"/>
     </w:rPr>
   </w:style>
-  <w:style w:type="character" w:styleId="Svakreferanse">
+  <w:style w:type="character" w:styleId="SubtleReference">
     <w:name w:val="Subtle Reference"/>
     <w:uiPriority w:val="31"/>
     <w:qFormat/>
@@ -21663,7 +21663,7 @@
       <w:color w:val="26BCD2" w:themeColor="accent1"/>
     </w:rPr>
   </w:style>
-  <w:style w:type="character" w:styleId="Sterkreferanse">
+  <w:style w:type="character" w:styleId="IntenseReference">
     <w:name w:val="Intense Reference"/>
     <w:uiPriority w:val="32"/>
     <w:qFormat/>
@@ -21677,7 +21677,7 @@
       <w:color w:val="26BCD2" w:themeColor="accent1"/>
     </w:rPr>
   </w:style>
-  <w:style w:type="character" w:styleId="Boktittel">
+  <w:style w:type="character" w:styleId="BookTitle">
     <w:name w:val="Book Title"/>
     <w:uiPriority w:val="33"/>
     <w:qFormat/>
@@ -21706,7 +21706,7 @@
       <w:szCs w:val="24"/>
     </w:rPr>
   </w:style>
-  <w:style w:type="paragraph" w:styleId="Listeavsnitt">
+  <w:style w:type="paragraph" w:styleId="ListParagraph">
     <w:name w:val="List Paragraph"/>
     <w:basedOn w:val="Normal"/>
     <w:uiPriority w:val="34"/>
@@ -21717,10 +21717,10 @@
       <w:contextualSpacing/>
     </w:pPr>
   </w:style>
-  <w:style w:type="paragraph" w:styleId="Fotnotetekst">
+  <w:style w:type="paragraph" w:styleId="FootnoteText">
     <w:name w:val="footnote text"/>
     <w:basedOn w:val="Normal"/>
-    <w:link w:val="FotnotetekstTegn"/>
+    <w:link w:val="FootnoteTextChar"/>
     <w:uiPriority w:val="99"/>
     <w:semiHidden/>
     <w:unhideWhenUsed/>
@@ -21729,17 +21729,17 @@
       <w:spacing w:before="0" w:after="0" w:line="240" w:lineRule="auto"/>
     </w:pPr>
   </w:style>
-  <w:style w:type="character" w:customStyle="1" w:styleId="FotnotetekstTegn">
-    <w:name w:val="Fotnotetekst Tegn"/>
-    <w:basedOn w:val="Standardskriftforavsnitt"/>
-    <w:link w:val="Fotnotetekst"/>
+  <w:style w:type="character" w:customStyle="1" w:styleId="FootnoteTextChar">
+    <w:name w:val="Footnote Text Char"/>
+    <w:basedOn w:val="DefaultParagraphFont"/>
+    <w:link w:val="FootnoteText"/>
     <w:uiPriority w:val="99"/>
     <w:semiHidden/>
     <w:rsid w:val="00866360"/>
   </w:style>
-  <w:style w:type="character" w:styleId="Fotnotereferanse">
+  <w:style w:type="character" w:styleId="FootnoteReference">
     <w:name w:val="footnote reference"/>
-    <w:basedOn w:val="Standardskriftforavsnitt"/>
+    <w:basedOn w:val="DefaultParagraphFont"/>
     <w:uiPriority w:val="99"/>
     <w:semiHidden/>
     <w:unhideWhenUsed/>
@@ -21748,7 +21748,7 @@
       <w:vertAlign w:val="superscript"/>
     </w:rPr>
   </w:style>
-  <w:style w:type="paragraph" w:styleId="INNH1">
+  <w:style w:type="paragraph" w:styleId="TOC1">
     <w:name w:val="toc 1"/>
     <w:basedOn w:val="Normal"/>
     <w:next w:val="Normal"/>
@@ -21760,7 +21760,7 @@
       <w:spacing w:after="100"/>
     </w:pPr>
   </w:style>
-  <w:style w:type="paragraph" w:styleId="INNH2">
+  <w:style w:type="paragraph" w:styleId="TOC2">
     <w:name w:val="toc 2"/>
     <w:basedOn w:val="Normal"/>
     <w:next w:val="Normal"/>
@@ -21773,9 +21773,9 @@
       <w:ind w:left="200"/>
     </w:pPr>
   </w:style>
-  <w:style w:type="character" w:styleId="Hyperkobling">
+  <w:style w:type="character" w:styleId="Hyperlink">
     <w:name w:val="Hyperlink"/>
-    <w:basedOn w:val="Standardskriftforavsnitt"/>
+    <w:basedOn w:val="DefaultParagraphFont"/>
     <w:uiPriority w:val="99"/>
     <w:unhideWhenUsed/>
     <w:rsid w:val="00777D51"/>
@@ -21784,7 +21784,7 @@
       <w:u w:val="single"/>
     </w:rPr>
   </w:style>
-  <w:style w:type="paragraph" w:styleId="INNH3">
+  <w:style w:type="paragraph" w:styleId="TOC3">
     <w:name w:val="toc 3"/>
     <w:basedOn w:val="Normal"/>
     <w:next w:val="Normal"/>
@@ -21797,9 +21797,9 @@
       <w:ind w:left="400"/>
     </w:pPr>
   </w:style>
-  <w:style w:type="character" w:styleId="Ulstomtale">
+  <w:style w:type="character" w:styleId="UnresolvedMention">
     <w:name w:val="Unresolved Mention"/>
-    <w:basedOn w:val="Standardskriftforavsnitt"/>
+    <w:basedOn w:val="DefaultParagraphFont"/>
     <w:uiPriority w:val="99"/>
     <w:semiHidden/>
     <w:unhideWhenUsed/>
@@ -21809,7 +21809,7 @@
       <w:shd w:val="clear" w:color="auto" w:fill="E1DFDD"/>
     </w:rPr>
   </w:style>
-  <w:style w:type="paragraph" w:styleId="Figurliste">
+  <w:style w:type="paragraph" w:styleId="TableofFigures">
     <w:name w:val="table of figures"/>
     <w:basedOn w:val="Normal"/>
     <w:next w:val="Normal"/>
@@ -21820,9 +21820,9 @@
       <w:spacing w:after="0"/>
     </w:pPr>
   </w:style>
-  <w:style w:type="character" w:styleId="Fulgthyperkobling">
+  <w:style w:type="character" w:styleId="FollowedHyperlink">
     <w:name w:val="FollowedHyperlink"/>
-    <w:basedOn w:val="Standardskriftforavsnitt"/>
+    <w:basedOn w:val="DefaultParagraphFont"/>
     <w:uiPriority w:val="99"/>
     <w:semiHidden/>
     <w:unhideWhenUsed/>
@@ -21832,10 +21832,10 @@
       <w:u w:val="single"/>
     </w:rPr>
   </w:style>
-  <w:style w:type="paragraph" w:styleId="Sluttnotetekst">
+  <w:style w:type="paragraph" w:styleId="EndnoteText">
     <w:name w:val="endnote text"/>
     <w:basedOn w:val="Normal"/>
-    <w:link w:val="SluttnotetekstTegn"/>
+    <w:link w:val="EndnoteTextChar"/>
     <w:uiPriority w:val="99"/>
     <w:semiHidden/>
     <w:unhideWhenUsed/>
@@ -21844,17 +21844,17 @@
       <w:spacing w:before="0" w:after="0" w:line="240" w:lineRule="auto"/>
     </w:pPr>
   </w:style>
-  <w:style w:type="character" w:customStyle="1" w:styleId="SluttnotetekstTegn">
-    <w:name w:val="Sluttnotetekst Tegn"/>
-    <w:basedOn w:val="Standardskriftforavsnitt"/>
-    <w:link w:val="Sluttnotetekst"/>
+  <w:style w:type="character" w:customStyle="1" w:styleId="EndnoteTextChar">
+    <w:name w:val="Endnote Text Char"/>
+    <w:basedOn w:val="DefaultParagraphFont"/>
+    <w:link w:val="EndnoteText"/>
     <w:uiPriority w:val="99"/>
     <w:semiHidden/>
     <w:rsid w:val="00462E14"/>
   </w:style>
-  <w:style w:type="character" w:styleId="Sluttnotereferanse">
+  <w:style w:type="character" w:styleId="EndnoteReference">
     <w:name w:val="endnote reference"/>
-    <w:basedOn w:val="Standardskriftforavsnitt"/>
+    <w:basedOn w:val="DefaultParagraphFont"/>
     <w:uiPriority w:val="99"/>
     <w:semiHidden/>
     <w:unhideWhenUsed/>
@@ -21863,7 +21863,7 @@
       <w:vertAlign w:val="superscript"/>
     </w:rPr>
   </w:style>
-  <w:style w:type="paragraph" w:styleId="Bibliografi">
+  <w:style w:type="paragraph" w:styleId="Bibliography">
     <w:name w:val="Bibliography"/>
     <w:basedOn w:val="Normal"/>
     <w:next w:val="Normal"/>
@@ -21871,9 +21871,9 @@
     <w:unhideWhenUsed/>
     <w:rsid w:val="00300B5A"/>
   </w:style>
-  <w:style w:type="table" w:styleId="Rutenettabell1lys">
+  <w:style w:type="table" w:styleId="GridTable1Light">
     <w:name w:val="Grid Table 1 Light"/>
-    <w:basedOn w:val="Vanligtabell"/>
+    <w:basedOn w:val="TableNormal"/>
     <w:uiPriority w:val="46"/>
     <w:rsid w:val="00262731"/>
     <w:pPr>
@@ -21928,9 +21928,9 @@
       </w:rPr>
     </w:tblStylePr>
   </w:style>
-  <w:style w:type="table" w:styleId="Rutenettabelllys">
+  <w:style w:type="table" w:styleId="TableGridLight">
     <w:name w:val="Grid Table Light"/>
-    <w:basedOn w:val="Vanligtabell"/>
+    <w:basedOn w:val="TableNormal"/>
     <w:uiPriority w:val="40"/>
     <w:rsid w:val="00547B0F"/>
     <w:pPr>

--- a/TEL100 prosjektrapporter/Disposisjon/TEL100 disposisjon.docx
+++ b/TEL100 prosjektrapporter/Disposisjon/TEL100 disposisjon.docx
@@ -71,12 +71,21 @@
                 <w:lang w:val="en-US"/>
               </w:rPr>
             </w:pPr>
-            <w:r>
-              <w:rPr>
-                <w:color w:val="EE0000"/>
-                <w:lang w:val="en-US"/>
-              </w:rPr>
-              <w:t>Innhold/Tema</w:t>
+            <w:proofErr w:type="spellStart"/>
+            <w:r>
+              <w:rPr>
+                <w:color w:val="EE0000"/>
+                <w:lang w:val="en-US"/>
+              </w:rPr>
+              <w:t>Innhold</w:t>
+            </w:r>
+            <w:proofErr w:type="spellEnd"/>
+            <w:r>
+              <w:rPr>
+                <w:color w:val="EE0000"/>
+                <w:lang w:val="en-US"/>
+              </w:rPr>
+              <w:t>/Tema</w:t>
             </w:r>
           </w:p>
         </w:tc>
@@ -92,13 +101,31 @@
                 <w:lang w:val="en-US"/>
               </w:rPr>
             </w:pPr>
-            <w:r>
-              <w:rPr>
-                <w:color w:val="EE0000"/>
-                <w:lang w:val="en-US"/>
-              </w:rPr>
-              <w:t>Beskrivelse/Veiledning</w:t>
-            </w:r>
+            <w:proofErr w:type="spellStart"/>
+            <w:r>
+              <w:rPr>
+                <w:color w:val="EE0000"/>
+                <w:lang w:val="en-US"/>
+              </w:rPr>
+              <w:t>Beskrivelse</w:t>
+            </w:r>
+            <w:proofErr w:type="spellEnd"/>
+            <w:r>
+              <w:rPr>
+                <w:color w:val="EE0000"/>
+                <w:lang w:val="en-US"/>
+              </w:rPr>
+              <w:t>/</w:t>
+            </w:r>
+            <w:proofErr w:type="spellStart"/>
+            <w:r>
+              <w:rPr>
+                <w:color w:val="EE0000"/>
+                <w:lang w:val="en-US"/>
+              </w:rPr>
+              <w:t>Veiledning</w:t>
+            </w:r>
+            <w:proofErr w:type="spellEnd"/>
           </w:p>
         </w:tc>
       </w:tr>
@@ -115,6 +142,7 @@
                 <w:lang w:val="en-US"/>
               </w:rPr>
             </w:pPr>
+            <w:proofErr w:type="spellStart"/>
             <w:r>
               <w:rPr>
                 <w:color w:val="EE0000"/>
@@ -122,6 +150,7 @@
               </w:rPr>
               <w:t>Tittelside</w:t>
             </w:r>
+            <w:proofErr w:type="spellEnd"/>
           </w:p>
         </w:tc>
         <w:tc>
@@ -136,13 +165,63 @@
                 <w:lang w:val="en-US"/>
               </w:rPr>
             </w:pPr>
-            <w:r>
-              <w:rPr>
-                <w:color w:val="EE0000"/>
-                <w:lang w:val="en-US"/>
-              </w:rPr>
-              <w:t>Prosjekt tittel og forfattere</w:t>
-            </w:r>
+            <w:proofErr w:type="spellStart"/>
+            <w:r>
+              <w:rPr>
+                <w:color w:val="EE0000"/>
+                <w:lang w:val="en-US"/>
+              </w:rPr>
+              <w:t>Prosjekt</w:t>
+            </w:r>
+            <w:proofErr w:type="spellEnd"/>
+            <w:r>
+              <w:rPr>
+                <w:color w:val="EE0000"/>
+                <w:lang w:val="en-US"/>
+              </w:rPr>
+              <w:t xml:space="preserve"> </w:t>
+            </w:r>
+            <w:proofErr w:type="spellStart"/>
+            <w:r>
+              <w:rPr>
+                <w:color w:val="EE0000"/>
+                <w:lang w:val="en-US"/>
+              </w:rPr>
+              <w:t>tittel</w:t>
+            </w:r>
+            <w:proofErr w:type="spellEnd"/>
+            <w:r>
+              <w:rPr>
+                <w:color w:val="EE0000"/>
+                <w:lang w:val="en-US"/>
+              </w:rPr>
+              <w:t xml:space="preserve"> </w:t>
+            </w:r>
+            <w:proofErr w:type="spellStart"/>
+            <w:r>
+              <w:rPr>
+                <w:color w:val="EE0000"/>
+                <w:lang w:val="en-US"/>
+              </w:rPr>
+              <w:t>og</w:t>
+            </w:r>
+            <w:proofErr w:type="spellEnd"/>
+            <w:r>
+              <w:rPr>
+                <w:color w:val="EE0000"/>
+                <w:lang w:val="en-US"/>
+              </w:rPr>
+              <w:t xml:space="preserve"> </w:t>
+            </w:r>
+            <w:proofErr w:type="spellStart"/>
+            <w:r>
+              <w:rPr>
+                <w:color w:val="EE0000"/>
+                <w:lang w:val="en-US"/>
+              </w:rPr>
+              <w:t>forfattere</w:t>
+            </w:r>
+            <w:proofErr w:type="spellEnd"/>
           </w:p>
         </w:tc>
         <w:tc>
@@ -178,6 +257,7 @@
                 <w:lang w:val="en-US"/>
               </w:rPr>
             </w:pPr>
+            <w:proofErr w:type="spellStart"/>
             <w:r>
               <w:rPr>
                 <w:color w:val="EE0000"/>
@@ -185,6 +265,7 @@
               </w:rPr>
               <w:t>Forord</w:t>
             </w:r>
+            <w:proofErr w:type="spellEnd"/>
           </w:p>
         </w:tc>
         <w:tc>
@@ -204,7 +285,23 @@
                 <w:color w:val="EE0000"/>
                 <w:lang w:val="en-US"/>
               </w:rPr>
-              <w:t>Bruk og format</w:t>
+              <w:t xml:space="preserve">Bruk </w:t>
+            </w:r>
+            <w:proofErr w:type="spellStart"/>
+            <w:r>
+              <w:rPr>
+                <w:color w:val="EE0000"/>
+                <w:lang w:val="en-US"/>
+              </w:rPr>
+              <w:t>og</w:t>
+            </w:r>
+            <w:proofErr w:type="spellEnd"/>
+            <w:r>
+              <w:rPr>
+                <w:color w:val="EE0000"/>
+                <w:lang w:val="en-US"/>
+              </w:rPr>
+              <w:t xml:space="preserve"> format</w:t>
             </w:r>
           </w:p>
         </w:tc>
@@ -223,7 +320,49 @@
               <w:rPr>
                 <w:color w:val="EE0000"/>
               </w:rPr>
-              <w:t>Mal for alle innleveringer og design-sprint. Hjelpetekst i rødt. Font: Calibri/Times New Roman (11 pt), figurer/tabeller (9 pt). Unngå uformelt språk.</w:t>
+              <w:t xml:space="preserve">Mal for alle innleveringer og design-sprint. Hjelpetekst i rødt. Font: </w:t>
+            </w:r>
+            <w:proofErr w:type="spellStart"/>
+            <w:r>
+              <w:rPr>
+                <w:color w:val="EE0000"/>
+              </w:rPr>
+              <w:t>Calibri</w:t>
+            </w:r>
+            <w:proofErr w:type="spellEnd"/>
+            <w:r>
+              <w:rPr>
+                <w:color w:val="EE0000"/>
+              </w:rPr>
+              <w:t xml:space="preserve">/Times New Roman (11 </w:t>
+            </w:r>
+            <w:proofErr w:type="spellStart"/>
+            <w:r>
+              <w:rPr>
+                <w:color w:val="EE0000"/>
+              </w:rPr>
+              <w:t>pt</w:t>
+            </w:r>
+            <w:proofErr w:type="spellEnd"/>
+            <w:r>
+              <w:rPr>
+                <w:color w:val="EE0000"/>
+              </w:rPr>
+              <w:t xml:space="preserve">), figurer/tabeller (9 </w:t>
+            </w:r>
+            <w:proofErr w:type="spellStart"/>
+            <w:r>
+              <w:rPr>
+                <w:color w:val="EE0000"/>
+              </w:rPr>
+              <w:t>pt</w:t>
+            </w:r>
+            <w:proofErr w:type="spellEnd"/>
+            <w:r>
+              <w:rPr>
+                <w:color w:val="EE0000"/>
+              </w:rPr>
+              <w:t>). Unngå uformelt språk.</w:t>
             </w:r>
           </w:p>
         </w:tc>
@@ -254,6 +393,7 @@
                 <w:lang w:val="en-US"/>
               </w:rPr>
             </w:pPr>
+            <w:proofErr w:type="spellStart"/>
             <w:r>
               <w:rPr>
                 <w:color w:val="EE0000"/>
@@ -261,6 +401,7 @@
               </w:rPr>
               <w:t>Referanser</w:t>
             </w:r>
+            <w:proofErr w:type="spellEnd"/>
           </w:p>
         </w:tc>
         <w:tc>
@@ -309,6 +450,7 @@
                 <w:lang w:val="en-US"/>
               </w:rPr>
             </w:pPr>
+            <w:proofErr w:type="spellStart"/>
             <w:r>
               <w:rPr>
                 <w:color w:val="EE0000"/>
@@ -316,6 +458,7 @@
               </w:rPr>
               <w:t>Lesetips</w:t>
             </w:r>
+            <w:proofErr w:type="spellEnd"/>
           </w:p>
         </w:tc>
         <w:tc>
@@ -351,6 +494,7 @@
                 <w:lang w:val="en-US"/>
               </w:rPr>
             </w:pPr>
+            <w:proofErr w:type="spellStart"/>
             <w:r>
               <w:rPr>
                 <w:color w:val="EE0000"/>
@@ -358,6 +502,7 @@
               </w:rPr>
               <w:t>Sammendrag</w:t>
             </w:r>
+            <w:proofErr w:type="spellEnd"/>
           </w:p>
         </w:tc>
         <w:tc>
@@ -414,6 +559,7 @@
                 <w:lang w:val="en-US"/>
               </w:rPr>
             </w:pPr>
+            <w:proofErr w:type="spellStart"/>
             <w:r>
               <w:rPr>
                 <w:color w:val="EE0000"/>
@@ -421,6 +567,7 @@
               </w:rPr>
               <w:t>Innholdsfortegnelse</w:t>
             </w:r>
+            <w:proofErr w:type="spellEnd"/>
           </w:p>
         </w:tc>
         <w:tc>
@@ -435,13 +582,31 @@
                 <w:lang w:val="en-US"/>
               </w:rPr>
             </w:pPr>
-            <w:r>
-              <w:rPr>
-                <w:color w:val="EE0000"/>
-                <w:lang w:val="en-US"/>
-              </w:rPr>
-              <w:t>Automatisk generert</w:t>
-            </w:r>
+            <w:proofErr w:type="spellStart"/>
+            <w:r>
+              <w:rPr>
+                <w:color w:val="EE0000"/>
+                <w:lang w:val="en-US"/>
+              </w:rPr>
+              <w:t>Automatisk</w:t>
+            </w:r>
+            <w:proofErr w:type="spellEnd"/>
+            <w:r>
+              <w:rPr>
+                <w:color w:val="EE0000"/>
+                <w:lang w:val="en-US"/>
+              </w:rPr>
+              <w:t xml:space="preserve"> </w:t>
+            </w:r>
+            <w:proofErr w:type="spellStart"/>
+            <w:r>
+              <w:rPr>
+                <w:color w:val="EE0000"/>
+                <w:lang w:val="en-US"/>
+              </w:rPr>
+              <w:t>generert</w:t>
+            </w:r>
+            <w:proofErr w:type="spellEnd"/>
           </w:p>
         </w:tc>
         <w:tc>
@@ -518,12 +683,21 @@
                 <w:lang w:val="en-US"/>
               </w:rPr>
             </w:pPr>
-            <w:r>
-              <w:rPr>
-                <w:color w:val="EE0000"/>
-                <w:lang w:val="en-US"/>
-              </w:rPr>
-              <w:t xml:space="preserve">Introduksjon </w:t>
+            <w:proofErr w:type="spellStart"/>
+            <w:r>
+              <w:rPr>
+                <w:color w:val="EE0000"/>
+                <w:lang w:val="en-US"/>
+              </w:rPr>
+              <w:t>Introduksjon</w:t>
+            </w:r>
+            <w:proofErr w:type="spellEnd"/>
+            <w:r>
+              <w:rPr>
+                <w:color w:val="EE0000"/>
+                <w:lang w:val="en-US"/>
+              </w:rPr>
+              <w:t xml:space="preserve"> </w:t>
             </w:r>
           </w:p>
         </w:tc>
@@ -539,13 +713,47 @@
                 <w:lang w:val="en-US"/>
               </w:rPr>
             </w:pPr>
-            <w:r>
-              <w:rPr>
-                <w:color w:val="EE0000"/>
-                <w:lang w:val="en-US"/>
-              </w:rPr>
-              <w:t>Bakgrunn og problembeskrivelse</w:t>
-            </w:r>
+            <w:proofErr w:type="spellStart"/>
+            <w:r>
+              <w:rPr>
+                <w:color w:val="EE0000"/>
+                <w:lang w:val="en-US"/>
+              </w:rPr>
+              <w:t>Bakgrunn</w:t>
+            </w:r>
+            <w:proofErr w:type="spellEnd"/>
+            <w:r>
+              <w:rPr>
+                <w:color w:val="EE0000"/>
+                <w:lang w:val="en-US"/>
+              </w:rPr>
+              <w:t xml:space="preserve"> </w:t>
+            </w:r>
+            <w:proofErr w:type="spellStart"/>
+            <w:r>
+              <w:rPr>
+                <w:color w:val="EE0000"/>
+                <w:lang w:val="en-US"/>
+              </w:rPr>
+              <w:t>og</w:t>
+            </w:r>
+            <w:proofErr w:type="spellEnd"/>
+            <w:r>
+              <w:rPr>
+                <w:color w:val="EE0000"/>
+                <w:lang w:val="en-US"/>
+              </w:rPr>
+              <w:t xml:space="preserve"> </w:t>
+            </w:r>
+            <w:proofErr w:type="spellStart"/>
+            <w:r>
+              <w:rPr>
+                <w:color w:val="EE0000"/>
+                <w:lang w:val="en-US"/>
+              </w:rPr>
+              <w:t>problembeskrivelse</w:t>
+            </w:r>
+            <w:proofErr w:type="spellEnd"/>
           </w:p>
         </w:tc>
         <w:tc>
@@ -578,8 +786,33 @@
                 <w:color w:val="EE0000"/>
                 <w:lang w:val="en-US"/>
               </w:rPr>
-              <w:t>Definer prosjektets hovedproblem</w:t>
-            </w:r>
+              <w:t xml:space="preserve">Definer </w:t>
+            </w:r>
+            <w:proofErr w:type="spellStart"/>
+            <w:r>
+              <w:rPr>
+                <w:color w:val="EE0000"/>
+                <w:lang w:val="en-US"/>
+              </w:rPr>
+              <w:t>prosjektets</w:t>
+            </w:r>
+            <w:proofErr w:type="spellEnd"/>
+            <w:r>
+              <w:rPr>
+                <w:color w:val="EE0000"/>
+                <w:lang w:val="en-US"/>
+              </w:rPr>
+              <w:t xml:space="preserve"> </w:t>
+            </w:r>
+            <w:proofErr w:type="spellStart"/>
+            <w:r>
+              <w:rPr>
+                <w:color w:val="EE0000"/>
+                <w:lang w:val="en-US"/>
+              </w:rPr>
+              <w:t>hovedproblem</w:t>
+            </w:r>
+            <w:proofErr w:type="spellEnd"/>
           </w:p>
         </w:tc>
       </w:tr>
@@ -610,13 +843,47 @@
                 <w:lang w:val="en-US"/>
               </w:rPr>
             </w:pPr>
-            <w:r>
-              <w:rPr>
-                <w:color w:val="EE0000"/>
-                <w:lang w:val="en-US"/>
-              </w:rPr>
-              <w:t>Mål og delmål</w:t>
-            </w:r>
+            <w:proofErr w:type="spellStart"/>
+            <w:r>
+              <w:rPr>
+                <w:color w:val="EE0000"/>
+                <w:lang w:val="en-US"/>
+              </w:rPr>
+              <w:t>Mål</w:t>
+            </w:r>
+            <w:proofErr w:type="spellEnd"/>
+            <w:r>
+              <w:rPr>
+                <w:color w:val="EE0000"/>
+                <w:lang w:val="en-US"/>
+              </w:rPr>
+              <w:t xml:space="preserve"> </w:t>
+            </w:r>
+            <w:proofErr w:type="spellStart"/>
+            <w:r>
+              <w:rPr>
+                <w:color w:val="EE0000"/>
+                <w:lang w:val="en-US"/>
+              </w:rPr>
+              <w:t>og</w:t>
+            </w:r>
+            <w:proofErr w:type="spellEnd"/>
+            <w:r>
+              <w:rPr>
+                <w:color w:val="EE0000"/>
+                <w:lang w:val="en-US"/>
+              </w:rPr>
+              <w:t xml:space="preserve"> </w:t>
+            </w:r>
+            <w:proofErr w:type="spellStart"/>
+            <w:r>
+              <w:rPr>
+                <w:color w:val="EE0000"/>
+                <w:lang w:val="en-US"/>
+              </w:rPr>
+              <w:t>delmål</w:t>
+            </w:r>
+            <w:proofErr w:type="spellEnd"/>
           </w:p>
         </w:tc>
         <w:tc>
@@ -665,6 +932,7 @@
                 <w:lang w:val="en-US"/>
               </w:rPr>
             </w:pPr>
+            <w:proofErr w:type="spellStart"/>
             <w:r>
               <w:rPr>
                 <w:color w:val="EE0000"/>
@@ -672,6 +940,7 @@
               </w:rPr>
               <w:t>Begrensninger</w:t>
             </w:r>
+            <w:proofErr w:type="spellEnd"/>
           </w:p>
         </w:tc>
         <w:tc>
@@ -712,8 +981,33 @@
                 <w:color w:val="EE0000"/>
                 <w:lang w:val="en-US"/>
               </w:rPr>
-              <w:t>Teori og nøkkelkonsepter</w:t>
-            </w:r>
+              <w:t xml:space="preserve">Teori </w:t>
+            </w:r>
+            <w:proofErr w:type="spellStart"/>
+            <w:r>
+              <w:rPr>
+                <w:color w:val="EE0000"/>
+                <w:lang w:val="en-US"/>
+              </w:rPr>
+              <w:t>og</w:t>
+            </w:r>
+            <w:proofErr w:type="spellEnd"/>
+            <w:r>
+              <w:rPr>
+                <w:color w:val="EE0000"/>
+                <w:lang w:val="en-US"/>
+              </w:rPr>
+              <w:t xml:space="preserve"> </w:t>
+            </w:r>
+            <w:proofErr w:type="spellStart"/>
+            <w:r>
+              <w:rPr>
+                <w:color w:val="EE0000"/>
+                <w:lang w:val="en-US"/>
+              </w:rPr>
+              <w:t>nøkkelkonsepter</w:t>
+            </w:r>
+            <w:proofErr w:type="spellEnd"/>
           </w:p>
         </w:tc>
         <w:tc>
@@ -781,13 +1075,47 @@
                 <w:lang w:val="en-US"/>
               </w:rPr>
             </w:pPr>
-            <w:r>
-              <w:rPr>
-                <w:color w:val="EE0000"/>
-                <w:lang w:val="en-US"/>
-              </w:rPr>
-              <w:t>Introduksjon til fagområde</w:t>
-            </w:r>
+            <w:proofErr w:type="spellStart"/>
+            <w:r>
+              <w:rPr>
+                <w:color w:val="EE0000"/>
+                <w:lang w:val="en-US"/>
+              </w:rPr>
+              <w:t>Introduksjon</w:t>
+            </w:r>
+            <w:proofErr w:type="spellEnd"/>
+            <w:r>
+              <w:rPr>
+                <w:color w:val="EE0000"/>
+                <w:lang w:val="en-US"/>
+              </w:rPr>
+              <w:t xml:space="preserve"> </w:t>
+            </w:r>
+            <w:proofErr w:type="spellStart"/>
+            <w:r>
+              <w:rPr>
+                <w:color w:val="EE0000"/>
+                <w:lang w:val="en-US"/>
+              </w:rPr>
+              <w:t>til</w:t>
+            </w:r>
+            <w:proofErr w:type="spellEnd"/>
+            <w:r>
+              <w:rPr>
+                <w:color w:val="EE0000"/>
+                <w:lang w:val="en-US"/>
+              </w:rPr>
+              <w:t xml:space="preserve"> </w:t>
+            </w:r>
+            <w:proofErr w:type="spellStart"/>
+            <w:r>
+              <w:rPr>
+                <w:color w:val="EE0000"/>
+                <w:lang w:val="en-US"/>
+              </w:rPr>
+              <w:t>fagområde</w:t>
+            </w:r>
+            <w:proofErr w:type="spellEnd"/>
           </w:p>
         </w:tc>
         <w:tc>
@@ -805,7 +1133,21 @@
               <w:rPr>
                 <w:color w:val="EE0000"/>
               </w:rPr>
-              <w:t>F.eks. plantehelse, rensing, måleparametere</w:t>
+              <w:t xml:space="preserve">F.eks. plantehelse, </w:t>
+            </w:r>
+            <w:proofErr w:type="gramStart"/>
+            <w:r>
+              <w:rPr>
+                <w:color w:val="EE0000"/>
+              </w:rPr>
+              <w:t>rensing,</w:t>
+            </w:r>
+            <w:proofErr w:type="gramEnd"/>
+            <w:r>
+              <w:rPr>
+                <w:color w:val="EE0000"/>
+              </w:rPr>
+              <w:t xml:space="preserve"> måleparametere</w:t>
             </w:r>
           </w:p>
         </w:tc>
@@ -841,8 +1183,17 @@
                 <w:color w:val="EE0000"/>
                 <w:lang w:val="en-US"/>
               </w:rPr>
-              <w:t>State-of-the-art analyse</w:t>
-            </w:r>
+              <w:t xml:space="preserve">State-of-the-art </w:t>
+            </w:r>
+            <w:proofErr w:type="spellStart"/>
+            <w:r>
+              <w:rPr>
+                <w:color w:val="EE0000"/>
+                <w:lang w:val="en-US"/>
+              </w:rPr>
+              <w:t>analyse</w:t>
+            </w:r>
+            <w:proofErr w:type="spellEnd"/>
           </w:p>
         </w:tc>
         <w:tc>
@@ -857,13 +1208,63 @@
                 <w:lang w:val="en-US"/>
               </w:rPr>
             </w:pPr>
-            <w:r>
-              <w:rPr>
-                <w:color w:val="EE0000"/>
-                <w:lang w:val="en-US"/>
-              </w:rPr>
-              <w:t>Eksisterende løsninger og sammenligning</w:t>
-            </w:r>
+            <w:proofErr w:type="spellStart"/>
+            <w:r>
+              <w:rPr>
+                <w:color w:val="EE0000"/>
+                <w:lang w:val="en-US"/>
+              </w:rPr>
+              <w:t>Eksisterende</w:t>
+            </w:r>
+            <w:proofErr w:type="spellEnd"/>
+            <w:r>
+              <w:rPr>
+                <w:color w:val="EE0000"/>
+                <w:lang w:val="en-US"/>
+              </w:rPr>
+              <w:t xml:space="preserve"> </w:t>
+            </w:r>
+            <w:proofErr w:type="spellStart"/>
+            <w:r>
+              <w:rPr>
+                <w:color w:val="EE0000"/>
+                <w:lang w:val="en-US"/>
+              </w:rPr>
+              <w:t>løsninger</w:t>
+            </w:r>
+            <w:proofErr w:type="spellEnd"/>
+            <w:r>
+              <w:rPr>
+                <w:color w:val="EE0000"/>
+                <w:lang w:val="en-US"/>
+              </w:rPr>
+              <w:t xml:space="preserve"> </w:t>
+            </w:r>
+            <w:proofErr w:type="spellStart"/>
+            <w:r>
+              <w:rPr>
+                <w:color w:val="EE0000"/>
+                <w:lang w:val="en-US"/>
+              </w:rPr>
+              <w:t>og</w:t>
+            </w:r>
+            <w:proofErr w:type="spellEnd"/>
+            <w:r>
+              <w:rPr>
+                <w:color w:val="EE0000"/>
+                <w:lang w:val="en-US"/>
+              </w:rPr>
+              <w:t xml:space="preserve"> </w:t>
+            </w:r>
+            <w:proofErr w:type="spellStart"/>
+            <w:r>
+              <w:rPr>
+                <w:color w:val="EE0000"/>
+                <w:lang w:val="en-US"/>
+              </w:rPr>
+              <w:t>sammenligning</w:t>
+            </w:r>
+            <w:proofErr w:type="spellEnd"/>
           </w:p>
         </w:tc>
       </w:tr>
@@ -891,12 +1292,21 @@
                 <w:lang w:val="en-US"/>
               </w:rPr>
             </w:pPr>
-            <w:r>
-              <w:rPr>
-                <w:color w:val="EE0000"/>
-                <w:lang w:val="en-US"/>
-              </w:rPr>
-              <w:t xml:space="preserve">Oppsummering </w:t>
+            <w:proofErr w:type="spellStart"/>
+            <w:r>
+              <w:rPr>
+                <w:color w:val="EE0000"/>
+                <w:lang w:val="en-US"/>
+              </w:rPr>
+              <w:t>Oppsummering</w:t>
+            </w:r>
+            <w:proofErr w:type="spellEnd"/>
+            <w:r>
+              <w:rPr>
+                <w:color w:val="EE0000"/>
+                <w:lang w:val="en-US"/>
+              </w:rPr>
+              <w:t xml:space="preserve"> </w:t>
             </w:r>
           </w:p>
         </w:tc>
@@ -927,12 +1337,21 @@
                 <w:lang w:val="en-US"/>
               </w:rPr>
             </w:pPr>
-            <w:r>
-              <w:rPr>
-                <w:color w:val="EE0000"/>
-                <w:lang w:val="en-US"/>
-              </w:rPr>
-              <w:t xml:space="preserve">Designbeskrivelse </w:t>
+            <w:proofErr w:type="spellStart"/>
+            <w:r>
+              <w:rPr>
+                <w:color w:val="EE0000"/>
+                <w:lang w:val="en-US"/>
+              </w:rPr>
+              <w:t>Designbeskrivelse</w:t>
+            </w:r>
+            <w:proofErr w:type="spellEnd"/>
+            <w:r>
+              <w:rPr>
+                <w:color w:val="EE0000"/>
+                <w:lang w:val="en-US"/>
+              </w:rPr>
+              <w:t xml:space="preserve"> </w:t>
             </w:r>
           </w:p>
         </w:tc>
@@ -953,7 +1372,23 @@
                 <w:color w:val="EE0000"/>
                 <w:lang w:val="en-US"/>
               </w:rPr>
-              <w:t>Metode – utvikling av system</w:t>
+              <w:t xml:space="preserve">Metode – </w:t>
+            </w:r>
+            <w:proofErr w:type="spellStart"/>
+            <w:r>
+              <w:rPr>
+                <w:color w:val="EE0000"/>
+                <w:lang w:val="en-US"/>
+              </w:rPr>
+              <w:t>utvikling</w:t>
+            </w:r>
+            <w:proofErr w:type="spellEnd"/>
+            <w:r>
+              <w:rPr>
+                <w:color w:val="EE0000"/>
+                <w:lang w:val="en-US"/>
+              </w:rPr>
+              <w:t xml:space="preserve"> av system</w:t>
             </w:r>
           </w:p>
         </w:tc>
@@ -1003,13 +1438,47 @@
                 <w:lang w:val="en-US"/>
               </w:rPr>
             </w:pPr>
-            <w:r>
-              <w:rPr>
-                <w:color w:val="EE0000"/>
-                <w:lang w:val="en-US"/>
-              </w:rPr>
-              <w:t>Systemarkitektur og kretsdiagram</w:t>
-            </w:r>
+            <w:proofErr w:type="spellStart"/>
+            <w:r>
+              <w:rPr>
+                <w:color w:val="EE0000"/>
+                <w:lang w:val="en-US"/>
+              </w:rPr>
+              <w:t>Systemarkitektur</w:t>
+            </w:r>
+            <w:proofErr w:type="spellEnd"/>
+            <w:r>
+              <w:rPr>
+                <w:color w:val="EE0000"/>
+                <w:lang w:val="en-US"/>
+              </w:rPr>
+              <w:t xml:space="preserve"> </w:t>
+            </w:r>
+            <w:proofErr w:type="spellStart"/>
+            <w:r>
+              <w:rPr>
+                <w:color w:val="EE0000"/>
+                <w:lang w:val="en-US"/>
+              </w:rPr>
+              <w:t>og</w:t>
+            </w:r>
+            <w:proofErr w:type="spellEnd"/>
+            <w:r>
+              <w:rPr>
+                <w:color w:val="EE0000"/>
+                <w:lang w:val="en-US"/>
+              </w:rPr>
+              <w:t xml:space="preserve"> </w:t>
+            </w:r>
+            <w:proofErr w:type="spellStart"/>
+            <w:r>
+              <w:rPr>
+                <w:color w:val="EE0000"/>
+                <w:lang w:val="en-US"/>
+              </w:rPr>
+              <w:t>kretsdiagram</w:t>
+            </w:r>
+            <w:proofErr w:type="spellEnd"/>
           </w:p>
         </w:tc>
         <w:tc>
@@ -1024,13 +1493,47 @@
                 <w:lang w:val="en-US"/>
               </w:rPr>
             </w:pPr>
-            <w:r>
-              <w:rPr>
-                <w:color w:val="EE0000"/>
-                <w:lang w:val="en-US"/>
-              </w:rPr>
-              <w:t>Skisser sammenkobling av komponenter</w:t>
-            </w:r>
+            <w:proofErr w:type="spellStart"/>
+            <w:r>
+              <w:rPr>
+                <w:color w:val="EE0000"/>
+                <w:lang w:val="en-US"/>
+              </w:rPr>
+              <w:t>Skisser</w:t>
+            </w:r>
+            <w:proofErr w:type="spellEnd"/>
+            <w:r>
+              <w:rPr>
+                <w:color w:val="EE0000"/>
+                <w:lang w:val="en-US"/>
+              </w:rPr>
+              <w:t xml:space="preserve"> </w:t>
+            </w:r>
+            <w:proofErr w:type="spellStart"/>
+            <w:r>
+              <w:rPr>
+                <w:color w:val="EE0000"/>
+                <w:lang w:val="en-US"/>
+              </w:rPr>
+              <w:t>sammenkobling</w:t>
+            </w:r>
+            <w:proofErr w:type="spellEnd"/>
+            <w:r>
+              <w:rPr>
+                <w:color w:val="EE0000"/>
+                <w:lang w:val="en-US"/>
+              </w:rPr>
+              <w:t xml:space="preserve"> av </w:t>
+            </w:r>
+            <w:proofErr w:type="spellStart"/>
+            <w:r>
+              <w:rPr>
+                <w:color w:val="EE0000"/>
+                <w:lang w:val="en-US"/>
+              </w:rPr>
+              <w:t>komponenter</w:t>
+            </w:r>
+            <w:proofErr w:type="spellEnd"/>
           </w:p>
         </w:tc>
       </w:tr>
@@ -1116,6 +1619,7 @@
                 <w:lang w:val="en-US"/>
               </w:rPr>
             </w:pPr>
+            <w:proofErr w:type="spellStart"/>
             <w:r>
               <w:rPr>
                 <w:color w:val="EE0000"/>
@@ -1123,6 +1627,7 @@
               </w:rPr>
               <w:t>Oppsummering</w:t>
             </w:r>
+            <w:proofErr w:type="spellEnd"/>
           </w:p>
         </w:tc>
         <w:tc>
@@ -1161,12 +1666,21 @@
                 <w:lang w:val="en-US"/>
               </w:rPr>
             </w:pPr>
-            <w:r>
-              <w:rPr>
-                <w:color w:val="EE0000"/>
-                <w:lang w:val="en-US"/>
-              </w:rPr>
-              <w:t xml:space="preserve">Evaluering </w:t>
+            <w:proofErr w:type="spellStart"/>
+            <w:r>
+              <w:rPr>
+                <w:color w:val="EE0000"/>
+                <w:lang w:val="en-US"/>
+              </w:rPr>
+              <w:t>Evaluering</w:t>
+            </w:r>
+            <w:proofErr w:type="spellEnd"/>
+            <w:r>
+              <w:rPr>
+                <w:color w:val="EE0000"/>
+                <w:lang w:val="en-US"/>
+              </w:rPr>
+              <w:t xml:space="preserve"> </w:t>
             </w:r>
           </w:p>
         </w:tc>
@@ -1182,13 +1696,47 @@
                 <w:lang w:val="en-US"/>
               </w:rPr>
             </w:pPr>
-            <w:r>
-              <w:rPr>
-                <w:color w:val="EE0000"/>
-                <w:lang w:val="en-US"/>
-              </w:rPr>
-              <w:t>Evaluering og resultater</w:t>
-            </w:r>
+            <w:proofErr w:type="spellStart"/>
+            <w:r>
+              <w:rPr>
+                <w:color w:val="EE0000"/>
+                <w:lang w:val="en-US"/>
+              </w:rPr>
+              <w:t>Evaluering</w:t>
+            </w:r>
+            <w:proofErr w:type="spellEnd"/>
+            <w:r>
+              <w:rPr>
+                <w:color w:val="EE0000"/>
+                <w:lang w:val="en-US"/>
+              </w:rPr>
+              <w:t xml:space="preserve"> </w:t>
+            </w:r>
+            <w:proofErr w:type="spellStart"/>
+            <w:r>
+              <w:rPr>
+                <w:color w:val="EE0000"/>
+                <w:lang w:val="en-US"/>
+              </w:rPr>
+              <w:t>og</w:t>
+            </w:r>
+            <w:proofErr w:type="spellEnd"/>
+            <w:r>
+              <w:rPr>
+                <w:color w:val="EE0000"/>
+                <w:lang w:val="en-US"/>
+              </w:rPr>
+              <w:t xml:space="preserve"> </w:t>
+            </w:r>
+            <w:proofErr w:type="spellStart"/>
+            <w:r>
+              <w:rPr>
+                <w:color w:val="EE0000"/>
+                <w:lang w:val="en-US"/>
+              </w:rPr>
+              <w:t>resultater</w:t>
+            </w:r>
+            <w:proofErr w:type="spellEnd"/>
           </w:p>
         </w:tc>
         <w:tc>
@@ -1203,13 +1751,47 @@
                 <w:lang w:val="en-US"/>
               </w:rPr>
             </w:pPr>
-            <w:r>
-              <w:rPr>
-                <w:color w:val="EE0000"/>
-                <w:lang w:val="en-US"/>
-              </w:rPr>
-              <w:t>Testplan, simulering, funksjonstesting</w:t>
-            </w:r>
+            <w:proofErr w:type="spellStart"/>
+            <w:r>
+              <w:rPr>
+                <w:color w:val="EE0000"/>
+                <w:lang w:val="en-US"/>
+              </w:rPr>
+              <w:t>Testplan</w:t>
+            </w:r>
+            <w:proofErr w:type="spellEnd"/>
+            <w:r>
+              <w:rPr>
+                <w:color w:val="EE0000"/>
+                <w:lang w:val="en-US"/>
+              </w:rPr>
+              <w:t xml:space="preserve">, </w:t>
+            </w:r>
+            <w:proofErr w:type="spellStart"/>
+            <w:r>
+              <w:rPr>
+                <w:color w:val="EE0000"/>
+                <w:lang w:val="en-US"/>
+              </w:rPr>
+              <w:t>simulering</w:t>
+            </w:r>
+            <w:proofErr w:type="spellEnd"/>
+            <w:r>
+              <w:rPr>
+                <w:color w:val="EE0000"/>
+                <w:lang w:val="en-US"/>
+              </w:rPr>
+              <w:t xml:space="preserve">, </w:t>
+            </w:r>
+            <w:proofErr w:type="spellStart"/>
+            <w:r>
+              <w:rPr>
+                <w:color w:val="EE0000"/>
+                <w:lang w:val="en-US"/>
+              </w:rPr>
+              <w:t>funksjonstesting</w:t>
+            </w:r>
+            <w:proofErr w:type="spellEnd"/>
           </w:p>
         </w:tc>
       </w:tr>
@@ -1240,13 +1822,47 @@
                 <w:lang w:val="en-US"/>
               </w:rPr>
             </w:pPr>
-            <w:r>
-              <w:rPr>
-                <w:color w:val="EE0000"/>
-                <w:lang w:val="en-US"/>
-              </w:rPr>
-              <w:t>Oppsummering og resultater</w:t>
-            </w:r>
+            <w:proofErr w:type="spellStart"/>
+            <w:r>
+              <w:rPr>
+                <w:color w:val="EE0000"/>
+                <w:lang w:val="en-US"/>
+              </w:rPr>
+              <w:t>Oppsummering</w:t>
+            </w:r>
+            <w:proofErr w:type="spellEnd"/>
+            <w:r>
+              <w:rPr>
+                <w:color w:val="EE0000"/>
+                <w:lang w:val="en-US"/>
+              </w:rPr>
+              <w:t xml:space="preserve"> </w:t>
+            </w:r>
+            <w:proofErr w:type="spellStart"/>
+            <w:r>
+              <w:rPr>
+                <w:color w:val="EE0000"/>
+                <w:lang w:val="en-US"/>
+              </w:rPr>
+              <w:t>og</w:t>
+            </w:r>
+            <w:proofErr w:type="spellEnd"/>
+            <w:r>
+              <w:rPr>
+                <w:color w:val="EE0000"/>
+                <w:lang w:val="en-US"/>
+              </w:rPr>
+              <w:t xml:space="preserve"> </w:t>
+            </w:r>
+            <w:proofErr w:type="spellStart"/>
+            <w:r>
+              <w:rPr>
+                <w:color w:val="EE0000"/>
+                <w:lang w:val="en-US"/>
+              </w:rPr>
+              <w:t>resultater</w:t>
+            </w:r>
+            <w:proofErr w:type="spellEnd"/>
           </w:p>
         </w:tc>
         <w:tc>
@@ -1282,13 +1898,63 @@
                 <w:lang w:val="en-US"/>
               </w:rPr>
             </w:pPr>
-            <w:r>
-              <w:rPr>
-                <w:color w:val="EE0000"/>
-                <w:lang w:val="en-US"/>
-              </w:rPr>
-              <w:t>Anbefalinger og videre arbeid</w:t>
-            </w:r>
+            <w:proofErr w:type="spellStart"/>
+            <w:r>
+              <w:rPr>
+                <w:color w:val="EE0000"/>
+                <w:lang w:val="en-US"/>
+              </w:rPr>
+              <w:t>Anbefalinger</w:t>
+            </w:r>
+            <w:proofErr w:type="spellEnd"/>
+            <w:r>
+              <w:rPr>
+                <w:color w:val="EE0000"/>
+                <w:lang w:val="en-US"/>
+              </w:rPr>
+              <w:t xml:space="preserve"> </w:t>
+            </w:r>
+            <w:proofErr w:type="spellStart"/>
+            <w:r>
+              <w:rPr>
+                <w:color w:val="EE0000"/>
+                <w:lang w:val="en-US"/>
+              </w:rPr>
+              <w:t>og</w:t>
+            </w:r>
+            <w:proofErr w:type="spellEnd"/>
+            <w:r>
+              <w:rPr>
+                <w:color w:val="EE0000"/>
+                <w:lang w:val="en-US"/>
+              </w:rPr>
+              <w:t xml:space="preserve"> </w:t>
+            </w:r>
+            <w:proofErr w:type="spellStart"/>
+            <w:r>
+              <w:rPr>
+                <w:color w:val="EE0000"/>
+                <w:lang w:val="en-US"/>
+              </w:rPr>
+              <w:t>videre</w:t>
+            </w:r>
+            <w:proofErr w:type="spellEnd"/>
+            <w:r>
+              <w:rPr>
+                <w:color w:val="EE0000"/>
+                <w:lang w:val="en-US"/>
+              </w:rPr>
+              <w:t xml:space="preserve"> </w:t>
+            </w:r>
+            <w:proofErr w:type="spellStart"/>
+            <w:r>
+              <w:rPr>
+                <w:color w:val="EE0000"/>
+                <w:lang w:val="en-US"/>
+              </w:rPr>
+              <w:t>arbeid</w:t>
+            </w:r>
+            <w:proofErr w:type="spellEnd"/>
           </w:p>
         </w:tc>
         <w:tc>
@@ -1303,12 +1969,69 @@
                 <w:lang w:val="en-US"/>
               </w:rPr>
             </w:pPr>
-            <w:r>
-              <w:rPr>
-                <w:color w:val="EE0000"/>
-                <w:lang w:val="en-US"/>
-              </w:rPr>
-              <w:t xml:space="preserve">Anbefalinger og videre arbeid </w:t>
+            <w:proofErr w:type="spellStart"/>
+            <w:r>
+              <w:rPr>
+                <w:color w:val="EE0000"/>
+                <w:lang w:val="en-US"/>
+              </w:rPr>
+              <w:t>Anbefalinger</w:t>
+            </w:r>
+            <w:proofErr w:type="spellEnd"/>
+            <w:r>
+              <w:rPr>
+                <w:color w:val="EE0000"/>
+                <w:lang w:val="en-US"/>
+              </w:rPr>
+              <w:t xml:space="preserve"> </w:t>
+            </w:r>
+            <w:proofErr w:type="spellStart"/>
+            <w:r>
+              <w:rPr>
+                <w:color w:val="EE0000"/>
+                <w:lang w:val="en-US"/>
+              </w:rPr>
+              <w:t>og</w:t>
+            </w:r>
+            <w:proofErr w:type="spellEnd"/>
+            <w:r>
+              <w:rPr>
+                <w:color w:val="EE0000"/>
+                <w:lang w:val="en-US"/>
+              </w:rPr>
+              <w:t xml:space="preserve"> </w:t>
+            </w:r>
+            <w:proofErr w:type="spellStart"/>
+            <w:r>
+              <w:rPr>
+                <w:color w:val="EE0000"/>
+                <w:lang w:val="en-US"/>
+              </w:rPr>
+              <w:t>videre</w:t>
+            </w:r>
+            <w:proofErr w:type="spellEnd"/>
+            <w:r>
+              <w:rPr>
+                <w:color w:val="EE0000"/>
+                <w:lang w:val="en-US"/>
+              </w:rPr>
+              <w:t xml:space="preserve"> </w:t>
+            </w:r>
+            <w:proofErr w:type="spellStart"/>
+            <w:r>
+              <w:rPr>
+                <w:color w:val="EE0000"/>
+                <w:lang w:val="en-US"/>
+              </w:rPr>
+              <w:t>arbeid</w:t>
+            </w:r>
+            <w:proofErr w:type="spellEnd"/>
+            <w:r>
+              <w:rPr>
+                <w:color w:val="EE0000"/>
+                <w:lang w:val="en-US"/>
+              </w:rPr>
+              <w:t xml:space="preserve"> </w:t>
             </w:r>
           </w:p>
         </w:tc>
@@ -1345,6 +2068,7 @@
                 <w:lang w:val="en-US"/>
               </w:rPr>
             </w:pPr>
+            <w:proofErr w:type="spellStart"/>
             <w:r>
               <w:rPr>
                 <w:color w:val="EE0000"/>
@@ -1352,6 +2076,7 @@
               </w:rPr>
               <w:t>Kilder</w:t>
             </w:r>
+            <w:proofErr w:type="spellEnd"/>
           </w:p>
         </w:tc>
         <w:tc>
@@ -1366,6 +2091,7 @@
                 <w:lang w:val="en-US"/>
               </w:rPr>
             </w:pPr>
+            <w:proofErr w:type="spellStart"/>
             <w:r>
               <w:rPr>
                 <w:color w:val="EE0000"/>
@@ -1373,6 +2099,7 @@
               </w:rPr>
               <w:t>Referanser</w:t>
             </w:r>
+            <w:proofErr w:type="spellEnd"/>
           </w:p>
         </w:tc>
         <w:tc>
@@ -1421,6 +2148,7 @@
                 <w:lang w:val="en-US"/>
               </w:rPr>
             </w:pPr>
+            <w:proofErr w:type="spellStart"/>
             <w:r>
               <w:rPr>
                 <w:color w:val="EE0000"/>
@@ -1428,6 +2156,7 @@
               </w:rPr>
               <w:t>Vedlegg</w:t>
             </w:r>
+            <w:proofErr w:type="spellEnd"/>
           </w:p>
         </w:tc>
         <w:tc>
@@ -1442,13 +2171,47 @@
                 <w:lang w:val="en-US"/>
               </w:rPr>
             </w:pPr>
-            <w:r>
-              <w:rPr>
-                <w:color w:val="EE0000"/>
-                <w:lang w:val="en-US"/>
-              </w:rPr>
-              <w:t>Tilleggsinformasjon, f.eks. kildekode</w:t>
-            </w:r>
+            <w:proofErr w:type="spellStart"/>
+            <w:r>
+              <w:rPr>
+                <w:color w:val="EE0000"/>
+                <w:lang w:val="en-US"/>
+              </w:rPr>
+              <w:t>Tilleggsinformasjon</w:t>
+            </w:r>
+            <w:proofErr w:type="spellEnd"/>
+            <w:r>
+              <w:rPr>
+                <w:color w:val="EE0000"/>
+                <w:lang w:val="en-US"/>
+              </w:rPr>
+              <w:t xml:space="preserve">, </w:t>
+            </w:r>
+            <w:proofErr w:type="spellStart"/>
+            <w:r>
+              <w:rPr>
+                <w:color w:val="EE0000"/>
+                <w:lang w:val="en-US"/>
+              </w:rPr>
+              <w:t>f.eks</w:t>
+            </w:r>
+            <w:proofErr w:type="spellEnd"/>
+            <w:r>
+              <w:rPr>
+                <w:color w:val="EE0000"/>
+                <w:lang w:val="en-US"/>
+              </w:rPr>
+              <w:t xml:space="preserve">. </w:t>
+            </w:r>
+            <w:proofErr w:type="spellStart"/>
+            <w:r>
+              <w:rPr>
+                <w:color w:val="EE0000"/>
+                <w:lang w:val="en-US"/>
+              </w:rPr>
+              <w:t>kildekode</w:t>
+            </w:r>
+            <w:proofErr w:type="spellEnd"/>
           </w:p>
         </w:tc>
       </w:tr>
@@ -1479,12 +2242,37 @@
                 <w:lang w:val="en-US"/>
               </w:rPr>
             </w:pPr>
-            <w:r>
-              <w:rPr>
-                <w:color w:val="EE0000"/>
-                <w:lang w:val="en-US"/>
-              </w:rPr>
-              <w:t>Kildekode og GitHub-link</w:t>
+            <w:proofErr w:type="spellStart"/>
+            <w:r>
+              <w:rPr>
+                <w:color w:val="EE0000"/>
+                <w:lang w:val="en-US"/>
+              </w:rPr>
+              <w:t>Kildekode</w:t>
+            </w:r>
+            <w:proofErr w:type="spellEnd"/>
+            <w:r>
+              <w:rPr>
+                <w:color w:val="EE0000"/>
+                <w:lang w:val="en-US"/>
+              </w:rPr>
+              <w:t xml:space="preserve"> </w:t>
+            </w:r>
+            <w:proofErr w:type="spellStart"/>
+            <w:r>
+              <w:rPr>
+                <w:color w:val="EE0000"/>
+                <w:lang w:val="en-US"/>
+              </w:rPr>
+              <w:t>og</w:t>
+            </w:r>
+            <w:proofErr w:type="spellEnd"/>
+            <w:r>
+              <w:rPr>
+                <w:color w:val="EE0000"/>
+                <w:lang w:val="en-US"/>
+              </w:rPr>
+              <w:t xml:space="preserve"> GitHub-link</w:t>
             </w:r>
           </w:p>
         </w:tc>
@@ -1537,7 +2325,18 @@
           <w:sz w:val="44"/>
           <w:szCs w:val="44"/>
         </w:rPr>
-        <w:t>Prosjekt tittel</w:t>
+        <w:t xml:space="preserve">Digital </w:t>
+      </w:r>
+      <w:r>
+        <w:rPr>
+          <w:rFonts w:asciiTheme="majorHAnsi" w:eastAsiaTheme="majorEastAsia" w:hAnsiTheme="majorHAnsi" w:cstheme="majorBidi"/>
+          <w:caps/>
+          <w:color w:val="26BCD2" w:themeColor="accent1"/>
+          <w:spacing w:val="10"/>
+          <w:sz w:val="44"/>
+          <w:szCs w:val="44"/>
+        </w:rPr>
+        <w:t>Tomato</w:t>
       </w:r>
     </w:p>
     <w:p>
@@ -1689,7 +2488,6 @@
           <w:b/>
           <w:i/>
           <w:color w:val="C00000"/>
-          <w:lang w:val="en-US"/>
         </w:rPr>
       </w:pPr>
       <w:r>
@@ -1697,7 +2495,6 @@
           <w:b/>
           <w:i/>
           <w:color w:val="C00000"/>
-          <w:lang w:val="en-US"/>
         </w:rPr>
         <w:t>Husk å:</w:t>
       </w:r>
@@ -1773,7 +2570,31 @@
           <w:color w:val="C00000"/>
           <w:lang w:val="en-US"/>
         </w:rPr>
-        <w:t>Om formatering:</w:t>
+        <w:t xml:space="preserve">Om </w:t>
+      </w:r>
+      <w:proofErr w:type="spellStart"/>
+      <w:r>
+        <w:rPr>
+          <w:b/>
+          <w:bCs/>
+          <w:i/>
+          <w:iCs/>
+          <w:color w:val="C00000"/>
+          <w:lang w:val="en-US"/>
+        </w:rPr>
+        <w:t>formatering</w:t>
+      </w:r>
+      <w:proofErr w:type="spellEnd"/>
+      <w:r>
+        <w:rPr>
+          <w:b/>
+          <w:bCs/>
+          <w:i/>
+          <w:iCs/>
+          <w:color w:val="C00000"/>
+          <w:lang w:val="en-US"/>
+        </w:rPr>
+        <w:t>:</w:t>
       </w:r>
     </w:p>
     <w:p>
@@ -1817,7 +2638,27 @@
           <w:color w:val="C00000"/>
           <w:lang w:val="en-US"/>
         </w:rPr>
-        <w:t xml:space="preserve"> eller </w:t>
+        <w:t xml:space="preserve"> </w:t>
+      </w:r>
+      <w:proofErr w:type="spellStart"/>
+      <w:r>
+        <w:rPr>
+          <w:i/>
+          <w:iCs/>
+          <w:color w:val="C00000"/>
+          <w:lang w:val="en-US"/>
+        </w:rPr>
+        <w:t>eller</w:t>
+      </w:r>
+      <w:proofErr w:type="spellEnd"/>
+      <w:r>
+        <w:rPr>
+          <w:i/>
+          <w:iCs/>
+          <w:color w:val="C00000"/>
+          <w:lang w:val="en-US"/>
+        </w:rPr>
+        <w:t xml:space="preserve"> </w:t>
       </w:r>
       <w:r>
         <w:rPr>
@@ -1874,6 +2715,7 @@
           <w:lang w:val="en-US"/>
         </w:rPr>
       </w:pPr>
+      <w:proofErr w:type="spellStart"/>
       <w:r>
         <w:rPr>
           <w:i/>
@@ -1881,7 +2723,17 @@
           <w:color w:val="C00000"/>
           <w:lang w:val="en-US"/>
         </w:rPr>
-        <w:t xml:space="preserve">Skriftstørrelse: </w:t>
+        <w:t>Skriftstørrelse</w:t>
+      </w:r>
+      <w:proofErr w:type="spellEnd"/>
+      <w:r>
+        <w:rPr>
+          <w:i/>
+          <w:iCs/>
+          <w:color w:val="C00000"/>
+          <w:lang w:val="en-US"/>
+        </w:rPr>
+        <w:t xml:space="preserve">: </w:t>
       </w:r>
       <w:r>
         <w:rPr>
@@ -1958,6 +2810,7 @@
           <w:lang w:val="en-US"/>
         </w:rPr>
       </w:pPr>
+      <w:proofErr w:type="spellStart"/>
       <w:r>
         <w:rPr>
           <w:b/>
@@ -1969,6 +2822,7 @@
         </w:rPr>
         <w:t>Tabelltekst</w:t>
       </w:r>
+      <w:proofErr w:type="spellEnd"/>
       <w:r>
         <w:rPr>
           <w:i/>
@@ -1976,7 +2830,27 @@
           <w:color w:val="C00000"/>
           <w:lang w:val="en-US"/>
         </w:rPr>
-        <w:t xml:space="preserve"> plasseres </w:t>
+        <w:t xml:space="preserve"> </w:t>
+      </w:r>
+      <w:proofErr w:type="spellStart"/>
+      <w:r>
+        <w:rPr>
+          <w:i/>
+          <w:iCs/>
+          <w:color w:val="C00000"/>
+          <w:lang w:val="en-US"/>
+        </w:rPr>
+        <w:t>plasseres</w:t>
+      </w:r>
+      <w:proofErr w:type="spellEnd"/>
+      <w:r>
+        <w:rPr>
+          <w:i/>
+          <w:iCs/>
+          <w:color w:val="C00000"/>
+          <w:lang w:val="en-US"/>
+        </w:rPr>
+        <w:t xml:space="preserve"> </w:t>
       </w:r>
       <w:r>
         <w:rPr>
@@ -1996,7 +2870,27 @@
           <w:color w:val="C00000"/>
           <w:lang w:val="en-US"/>
         </w:rPr>
-        <w:t xml:space="preserve"> tabellen.</w:t>
+        <w:t xml:space="preserve"> </w:t>
+      </w:r>
+      <w:proofErr w:type="spellStart"/>
+      <w:r>
+        <w:rPr>
+          <w:i/>
+          <w:iCs/>
+          <w:color w:val="C00000"/>
+          <w:lang w:val="en-US"/>
+        </w:rPr>
+        <w:t>tabellen</w:t>
+      </w:r>
+      <w:proofErr w:type="spellEnd"/>
+      <w:r>
+        <w:rPr>
+          <w:i/>
+          <w:iCs/>
+          <w:color w:val="C00000"/>
+          <w:lang w:val="en-US"/>
+        </w:rPr>
+        <w:t>.</w:t>
       </w:r>
     </w:p>
     <w:p>
@@ -2013,6 +2907,7 @@
           <w:lang w:val="en-US"/>
         </w:rPr>
       </w:pPr>
+      <w:proofErr w:type="spellStart"/>
       <w:r>
         <w:rPr>
           <w:b/>
@@ -2024,6 +2919,7 @@
         </w:rPr>
         <w:t>Figurtekst</w:t>
       </w:r>
+      <w:proofErr w:type="spellEnd"/>
       <w:r>
         <w:rPr>
           <w:i/>
@@ -2031,7 +2927,27 @@
           <w:color w:val="C00000"/>
           <w:lang w:val="en-US"/>
         </w:rPr>
-        <w:t xml:space="preserve"> plasseres </w:t>
+        <w:t xml:space="preserve"> </w:t>
+      </w:r>
+      <w:proofErr w:type="spellStart"/>
+      <w:r>
+        <w:rPr>
+          <w:i/>
+          <w:iCs/>
+          <w:color w:val="C00000"/>
+          <w:lang w:val="en-US"/>
+        </w:rPr>
+        <w:t>plasseres</w:t>
+      </w:r>
+      <w:proofErr w:type="spellEnd"/>
+      <w:r>
+        <w:rPr>
+          <w:i/>
+          <w:iCs/>
+          <w:color w:val="C00000"/>
+          <w:lang w:val="en-US"/>
+        </w:rPr>
+        <w:t xml:space="preserve"> </w:t>
       </w:r>
       <w:r>
         <w:rPr>
@@ -2051,7 +2967,27 @@
           <w:color w:val="C00000"/>
           <w:lang w:val="en-US"/>
         </w:rPr>
-        <w:t xml:space="preserve"> figuren.</w:t>
+        <w:t xml:space="preserve"> </w:t>
+      </w:r>
+      <w:proofErr w:type="spellStart"/>
+      <w:r>
+        <w:rPr>
+          <w:i/>
+          <w:iCs/>
+          <w:color w:val="C00000"/>
+          <w:lang w:val="en-US"/>
+        </w:rPr>
+        <w:t>figuren</w:t>
+      </w:r>
+      <w:proofErr w:type="spellEnd"/>
+      <w:r>
+        <w:rPr>
+          <w:i/>
+          <w:iCs/>
+          <w:color w:val="C00000"/>
+          <w:lang w:val="en-US"/>
+        </w:rPr>
+        <w:t>.</w:t>
       </w:r>
     </w:p>
     <w:p>
@@ -2125,7 +3061,31 @@
           <w:color w:val="C00000"/>
           <w:lang w:val="en-US"/>
         </w:rPr>
-        <w:t>Om skriftspråket:</w:t>
+        <w:t xml:space="preserve">Om </w:t>
+      </w:r>
+      <w:proofErr w:type="spellStart"/>
+      <w:r>
+        <w:rPr>
+          <w:b/>
+          <w:bCs/>
+          <w:i/>
+          <w:iCs/>
+          <w:color w:val="C00000"/>
+          <w:lang w:val="en-US"/>
+        </w:rPr>
+        <w:t>skriftspråket</w:t>
+      </w:r>
+      <w:proofErr w:type="spellEnd"/>
+      <w:r>
+        <w:rPr>
+          <w:b/>
+          <w:bCs/>
+          <w:i/>
+          <w:iCs/>
+          <w:color w:val="C00000"/>
+          <w:lang w:val="en-US"/>
+        </w:rPr>
+        <w:t>:</w:t>
       </w:r>
     </w:p>
     <w:p>
@@ -2187,7 +3147,25 @@
           <w:iCs/>
           <w:color w:val="C00000"/>
         </w:rPr>
-        <w:t>Unngå uformulert språk, f.eks. “vi tror”, “vi foreslår”.</w:t>
+        <w:t xml:space="preserve">Unngå </w:t>
+      </w:r>
+      <w:proofErr w:type="spellStart"/>
+      <w:r>
+        <w:rPr>
+          <w:i/>
+          <w:iCs/>
+          <w:color w:val="C00000"/>
+        </w:rPr>
+        <w:t>uformulert</w:t>
+      </w:r>
+      <w:proofErr w:type="spellEnd"/>
+      <w:r>
+        <w:rPr>
+          <w:i/>
+          <w:iCs/>
+          <w:color w:val="C00000"/>
+        </w:rPr>
+        <w:t xml:space="preserve"> språk, f.eks. “vi tror”, “vi foreslår”.</w:t>
       </w:r>
     </w:p>
     <w:p>
@@ -2218,7 +3196,25 @@
           <w:color w:val="C00000"/>
         </w:rPr>
         <w:br/>
-        <w:t>“Basert på nøkkelfunnene i dette arbeidet foreslår prosjektgruppen at...”</w:t>
+        <w:t xml:space="preserve">“Basert på nøkkelfunnene i dette arbeidet foreslår prosjektgruppen </w:t>
+      </w:r>
+      <w:proofErr w:type="gramStart"/>
+      <w:r>
+        <w:rPr>
+          <w:i/>
+          <w:iCs/>
+          <w:color w:val="C00000"/>
+        </w:rPr>
+        <w:t>at...</w:t>
+      </w:r>
+      <w:proofErr w:type="gramEnd"/>
+      <w:r>
+        <w:rPr>
+          <w:i/>
+          <w:iCs/>
+          <w:color w:val="C00000"/>
+        </w:rPr>
+        <w:t>”</w:t>
       </w:r>
     </w:p>
     <w:p>
@@ -2252,7 +3248,31 @@
           <w:color w:val="C00000"/>
           <w:lang w:val="en-US"/>
         </w:rPr>
-        <w:t>Om referanser:</w:t>
+        <w:t xml:space="preserve">Om </w:t>
+      </w:r>
+      <w:proofErr w:type="spellStart"/>
+      <w:r>
+        <w:rPr>
+          <w:b/>
+          <w:bCs/>
+          <w:i/>
+          <w:iCs/>
+          <w:color w:val="C00000"/>
+          <w:lang w:val="en-US"/>
+        </w:rPr>
+        <w:t>referanser</w:t>
+      </w:r>
+      <w:proofErr w:type="spellEnd"/>
+      <w:r>
+        <w:rPr>
+          <w:b/>
+          <w:bCs/>
+          <w:i/>
+          <w:iCs/>
+          <w:color w:val="C00000"/>
+          <w:lang w:val="en-US"/>
+        </w:rPr>
+        <w:t>:</w:t>
       </w:r>
     </w:p>
     <w:p>
@@ -2276,7 +3296,27 @@
           <w:color w:val="C00000"/>
           <w:lang w:val="en-US"/>
         </w:rPr>
-        <w:t xml:space="preserve">Bruk Word sitt </w:t>
+        <w:t xml:space="preserve">Bruk Word </w:t>
+      </w:r>
+      <w:proofErr w:type="spellStart"/>
+      <w:r>
+        <w:rPr>
+          <w:i/>
+          <w:iCs/>
+          <w:color w:val="C00000"/>
+          <w:lang w:val="en-US"/>
+        </w:rPr>
+        <w:t>sitt</w:t>
+      </w:r>
+      <w:proofErr w:type="spellEnd"/>
+      <w:r>
+        <w:rPr>
+          <w:i/>
+          <w:iCs/>
+          <w:color w:val="C00000"/>
+          <w:lang w:val="en-US"/>
+        </w:rPr>
+        <w:t xml:space="preserve"> </w:t>
       </w:r>
       <w:r>
         <w:rPr>
@@ -2287,7 +3327,31 @@
           <w:color w:val="C00000"/>
           <w:lang w:val="en-US"/>
         </w:rPr>
-        <w:t>“referanseverktøy”</w:t>
+        <w:t>“</w:t>
+      </w:r>
+      <w:proofErr w:type="spellStart"/>
+      <w:r>
+        <w:rPr>
+          <w:b/>
+          <w:bCs/>
+          <w:i/>
+          <w:iCs/>
+          <w:color w:val="C00000"/>
+          <w:lang w:val="en-US"/>
+        </w:rPr>
+        <w:t>referanseverktøy</w:t>
+      </w:r>
+      <w:proofErr w:type="spellEnd"/>
+      <w:r>
+        <w:rPr>
+          <w:b/>
+          <w:bCs/>
+          <w:i/>
+          <w:iCs/>
+          <w:color w:val="C00000"/>
+          <w:lang w:val="en-US"/>
+        </w:rPr>
+        <w:t>”</w:t>
       </w:r>
       <w:r>
         <w:rPr>
@@ -2472,7 +3536,25 @@
           <w:iCs/>
           <w:color w:val="C00000"/>
         </w:rPr>
-        <w:t>Når du leser gjennom rapporten… prøv å gjøre det underholdende.</w:t>
+        <w:t xml:space="preserve">Når du leser gjennom </w:t>
+      </w:r>
+      <w:proofErr w:type="gramStart"/>
+      <w:r>
+        <w:rPr>
+          <w:i/>
+          <w:iCs/>
+          <w:color w:val="C00000"/>
+        </w:rPr>
+        <w:t>rapporten…</w:t>
+      </w:r>
+      <w:proofErr w:type="gramEnd"/>
+      <w:r>
+        <w:rPr>
+          <w:i/>
+          <w:iCs/>
+          <w:color w:val="C00000"/>
+        </w:rPr>
+        <w:t xml:space="preserve"> prøv å gjøre det underholdende.</w:t>
       </w:r>
     </w:p>
     <w:p>
@@ -2506,6 +3588,7 @@
         </w:rPr>
         <w:t xml:space="preserve"> Les rapporten høyt med </w:t>
       </w:r>
+      <w:proofErr w:type="gramStart"/>
       <w:r>
         <w:rPr>
           <w:b/>
@@ -2514,7 +3597,18 @@
           <w:iCs/>
           <w:color w:val="C00000"/>
         </w:rPr>
-        <w:t>Sir David Attenboroughs</w:t>
+        <w:t>Sir</w:t>
+      </w:r>
+      <w:proofErr w:type="gramEnd"/>
+      <w:r>
+        <w:rPr>
+          <w:b/>
+          <w:bCs/>
+          <w:i/>
+          <w:iCs/>
+          <w:color w:val="C00000"/>
+        </w:rPr>
+        <w:t xml:space="preserve"> David Attenboroughs</w:t>
       </w:r>
       <w:r>
         <w:rPr>
@@ -2726,6 +3820,7 @@
           <w:lang w:val="en-US"/>
         </w:rPr>
       </w:pPr>
+      <w:proofErr w:type="spellStart"/>
       <w:r>
         <w:rPr>
           <w:b/>
@@ -2733,7 +3828,17 @@
           <w:color w:val="EE0000"/>
           <w:lang w:val="en-US"/>
         </w:rPr>
-        <w:t>Hjelpetekst:</w:t>
+        <w:t>Hjelpetekst</w:t>
+      </w:r>
+      <w:proofErr w:type="spellEnd"/>
+      <w:r>
+        <w:rPr>
+          <w:b/>
+          <w:bCs/>
+          <w:color w:val="EE0000"/>
+          <w:lang w:val="en-US"/>
+        </w:rPr>
+        <w:t>:</w:t>
       </w:r>
     </w:p>
     <w:p>
@@ -2897,6 +4002,7 @@
           <w:lang w:val="en-US"/>
         </w:rPr>
       </w:pPr>
+      <w:proofErr w:type="spellStart"/>
       <w:r>
         <w:rPr>
           <w:b/>
@@ -2904,7 +4010,17 @@
           <w:color w:val="EE0000"/>
           <w:lang w:val="en-US"/>
         </w:rPr>
-        <w:t>Hjelpetekst:</w:t>
+        <w:t>Hjelpetekst</w:t>
+      </w:r>
+      <w:proofErr w:type="spellEnd"/>
+      <w:r>
+        <w:rPr>
+          <w:b/>
+          <w:bCs/>
+          <w:color w:val="EE0000"/>
+          <w:lang w:val="en-US"/>
+        </w:rPr>
+        <w:t>:</w:t>
       </w:r>
     </w:p>
     <w:p>
@@ -2918,12 +4034,48 @@
           <w:lang w:val="en-US"/>
         </w:rPr>
       </w:pPr>
-      <w:r>
-        <w:rPr>
-          <w:color w:val="EE0000"/>
-          <w:lang w:val="en-US"/>
-        </w:rPr>
-        <w:t>Hva er hovedproblemet?</w:t>
+      <w:proofErr w:type="spellStart"/>
+      <w:proofErr w:type="gramStart"/>
+      <w:r>
+        <w:rPr>
+          <w:color w:val="EE0000"/>
+          <w:lang w:val="en-US"/>
+        </w:rPr>
+        <w:t>Hva</w:t>
+      </w:r>
+      <w:proofErr w:type="spellEnd"/>
+      <w:proofErr w:type="gramEnd"/>
+      <w:r>
+        <w:rPr>
+          <w:color w:val="EE0000"/>
+          <w:lang w:val="en-US"/>
+        </w:rPr>
+        <w:t xml:space="preserve"> </w:t>
+      </w:r>
+      <w:proofErr w:type="gramStart"/>
+      <w:r>
+        <w:rPr>
+          <w:color w:val="EE0000"/>
+          <w:lang w:val="en-US"/>
+        </w:rPr>
+        <w:t xml:space="preserve">er </w:t>
+      </w:r>
+      <w:proofErr w:type="spellStart"/>
+      <w:r>
+        <w:rPr>
+          <w:color w:val="EE0000"/>
+          <w:lang w:val="en-US"/>
+        </w:rPr>
+        <w:t>hovedproblemet</w:t>
+      </w:r>
+      <w:proofErr w:type="spellEnd"/>
+      <w:proofErr w:type="gramEnd"/>
+      <w:r>
+        <w:rPr>
+          <w:color w:val="EE0000"/>
+          <w:lang w:val="en-US"/>
+        </w:rPr>
+        <w:t>?</w:t>
       </w:r>
     </w:p>
     <w:p>
@@ -2954,12 +4106,69 @@
           <w:lang w:val="en-US"/>
         </w:rPr>
       </w:pPr>
-      <w:r>
-        <w:rPr>
-          <w:color w:val="EE0000"/>
-          <w:lang w:val="en-US"/>
-        </w:rPr>
-        <w:t>Hvordan ble problemet avgrenset?</w:t>
+      <w:proofErr w:type="spellStart"/>
+      <w:r>
+        <w:rPr>
+          <w:color w:val="EE0000"/>
+          <w:lang w:val="en-US"/>
+        </w:rPr>
+        <w:t>Hvordan</w:t>
+      </w:r>
+      <w:proofErr w:type="spellEnd"/>
+      <w:r>
+        <w:rPr>
+          <w:color w:val="EE0000"/>
+          <w:lang w:val="en-US"/>
+        </w:rPr>
+        <w:t xml:space="preserve"> </w:t>
+      </w:r>
+      <w:proofErr w:type="spellStart"/>
+      <w:r>
+        <w:rPr>
+          <w:color w:val="EE0000"/>
+          <w:lang w:val="en-US"/>
+        </w:rPr>
+        <w:t>ble</w:t>
+      </w:r>
+      <w:proofErr w:type="spellEnd"/>
+      <w:r>
+        <w:rPr>
+          <w:color w:val="EE0000"/>
+          <w:lang w:val="en-US"/>
+        </w:rPr>
+        <w:t xml:space="preserve"> </w:t>
+      </w:r>
+      <w:proofErr w:type="spellStart"/>
+      <w:r>
+        <w:rPr>
+          <w:color w:val="EE0000"/>
+          <w:lang w:val="en-US"/>
+        </w:rPr>
+        <w:t>problemet</w:t>
+      </w:r>
+      <w:proofErr w:type="spellEnd"/>
+      <w:r>
+        <w:rPr>
+          <w:color w:val="EE0000"/>
+          <w:lang w:val="en-US"/>
+        </w:rPr>
+        <w:t xml:space="preserve"> </w:t>
+      </w:r>
+      <w:proofErr w:type="spellStart"/>
+      <w:r>
+        <w:rPr>
+          <w:color w:val="EE0000"/>
+          <w:lang w:val="en-US"/>
+        </w:rPr>
+        <w:t>avgrenset</w:t>
+      </w:r>
+      <w:proofErr w:type="spellEnd"/>
+      <w:r>
+        <w:rPr>
+          <w:color w:val="EE0000"/>
+          <w:lang w:val="en-US"/>
+        </w:rPr>
+        <w:t>?</w:t>
       </w:r>
     </w:p>
     <w:p>
@@ -3011,7 +4220,25 @@
           <w:iCs/>
           <w:color w:val="EE0000"/>
         </w:rPr>
-        <w:t>"Hovedutfordringen var å utvikle et lavkostnadssystem for å måle jordfuktighet i sanntid, som kan implementeres uten spesialkompetanse hos brukeren."</w:t>
+        <w:t xml:space="preserve">"Hovedutfordringen var å utvikle et lavkostnadssystem for å måle jordfuktighet i sanntid, som kan </w:t>
+      </w:r>
+      <w:proofErr w:type="gramStart"/>
+      <w:r>
+        <w:rPr>
+          <w:i/>
+          <w:iCs/>
+          <w:color w:val="EE0000"/>
+        </w:rPr>
+        <w:t>implementeres</w:t>
+      </w:r>
+      <w:proofErr w:type="gramEnd"/>
+      <w:r>
+        <w:rPr>
+          <w:i/>
+          <w:iCs/>
+          <w:color w:val="EE0000"/>
+        </w:rPr>
+        <w:t xml:space="preserve"> uten spesialkompetanse hos brukeren."</w:t>
       </w:r>
     </w:p>
     <w:p>
@@ -3066,6 +4293,7 @@
           <w:lang w:val="en-US"/>
         </w:rPr>
       </w:pPr>
+      <w:proofErr w:type="spellStart"/>
       <w:r>
         <w:rPr>
           <w:b/>
@@ -3073,7 +4301,17 @@
           <w:color w:val="EE0000"/>
           <w:lang w:val="en-US"/>
         </w:rPr>
-        <w:t>Hjelpetekst:</w:t>
+        <w:t>Hjelpetekst</w:t>
+      </w:r>
+      <w:proofErr w:type="spellEnd"/>
+      <w:r>
+        <w:rPr>
+          <w:b/>
+          <w:bCs/>
+          <w:color w:val="EE0000"/>
+          <w:lang w:val="en-US"/>
+        </w:rPr>
+        <w:t>:</w:t>
       </w:r>
     </w:p>
     <w:p>
@@ -3182,7 +4420,25 @@
           <w:iCs/>
           <w:color w:val="EE0000"/>
         </w:rPr>
-        <w:t>"Prosjektgruppen utviklet og testet en sensorprototyp koblet til et trådløst kommunikasjonsmodul. Løsningen ble simulert og testet i kontrollerte omgivelser."</w:t>
+        <w:t xml:space="preserve">"Prosjektgruppen utviklet og testet en sensorprototyp koblet til </w:t>
+      </w:r>
+      <w:proofErr w:type="gramStart"/>
+      <w:r>
+        <w:rPr>
+          <w:i/>
+          <w:iCs/>
+          <w:color w:val="EE0000"/>
+        </w:rPr>
+        <w:t>et trådløst kommunikasjonsmodul</w:t>
+      </w:r>
+      <w:proofErr w:type="gramEnd"/>
+      <w:r>
+        <w:rPr>
+          <w:i/>
+          <w:iCs/>
+          <w:color w:val="EE0000"/>
+        </w:rPr>
+        <w:t>. Løsningen ble simulert og testet i kontrollerte omgivelser."</w:t>
       </w:r>
     </w:p>
     <w:p>
@@ -3230,6 +4486,7 @@
           <w:lang w:val="en-US"/>
         </w:rPr>
       </w:pPr>
+      <w:proofErr w:type="spellStart"/>
       <w:r>
         <w:rPr>
           <w:b/>
@@ -3237,7 +4494,17 @@
           <w:color w:val="EE0000"/>
           <w:lang w:val="en-US"/>
         </w:rPr>
-        <w:t>Hjelpetekst:</w:t>
+        <w:t>Hjelpetekst</w:t>
+      </w:r>
+      <w:proofErr w:type="spellEnd"/>
+      <w:r>
+        <w:rPr>
+          <w:b/>
+          <w:bCs/>
+          <w:color w:val="EE0000"/>
+          <w:lang w:val="en-US"/>
+        </w:rPr>
+        <w:t>:</w:t>
       </w:r>
     </w:p>
     <w:p>
@@ -3268,12 +4535,69 @@
           <w:lang w:val="en-US"/>
         </w:rPr>
       </w:pPr>
-      <w:r>
-        <w:rPr>
-          <w:color w:val="EE0000"/>
-          <w:lang w:val="en-US"/>
-        </w:rPr>
-        <w:t>Hvordan vurderes systemets funksjon?</w:t>
+      <w:proofErr w:type="spellStart"/>
+      <w:r>
+        <w:rPr>
+          <w:color w:val="EE0000"/>
+          <w:lang w:val="en-US"/>
+        </w:rPr>
+        <w:t>Hvordan</w:t>
+      </w:r>
+      <w:proofErr w:type="spellEnd"/>
+      <w:r>
+        <w:rPr>
+          <w:color w:val="EE0000"/>
+          <w:lang w:val="en-US"/>
+        </w:rPr>
+        <w:t xml:space="preserve"> </w:t>
+      </w:r>
+      <w:proofErr w:type="spellStart"/>
+      <w:r>
+        <w:rPr>
+          <w:color w:val="EE0000"/>
+          <w:lang w:val="en-US"/>
+        </w:rPr>
+        <w:t>vurderes</w:t>
+      </w:r>
+      <w:proofErr w:type="spellEnd"/>
+      <w:r>
+        <w:rPr>
+          <w:color w:val="EE0000"/>
+          <w:lang w:val="en-US"/>
+        </w:rPr>
+        <w:t xml:space="preserve"> </w:t>
+      </w:r>
+      <w:proofErr w:type="spellStart"/>
+      <w:r>
+        <w:rPr>
+          <w:color w:val="EE0000"/>
+          <w:lang w:val="en-US"/>
+        </w:rPr>
+        <w:t>systemets</w:t>
+      </w:r>
+      <w:proofErr w:type="spellEnd"/>
+      <w:r>
+        <w:rPr>
+          <w:color w:val="EE0000"/>
+          <w:lang w:val="en-US"/>
+        </w:rPr>
+        <w:t xml:space="preserve"> </w:t>
+      </w:r>
+      <w:proofErr w:type="spellStart"/>
+      <w:r>
+        <w:rPr>
+          <w:color w:val="EE0000"/>
+          <w:lang w:val="en-US"/>
+        </w:rPr>
+        <w:t>funksjon</w:t>
+      </w:r>
+      <w:proofErr w:type="spellEnd"/>
+      <w:r>
+        <w:rPr>
+          <w:color w:val="EE0000"/>
+          <w:lang w:val="en-US"/>
+        </w:rPr>
+        <w:t>?</w:t>
       </w:r>
     </w:p>
     <w:p>
@@ -3357,30 +4681,50 @@
       <w:r>
         <w:br w:type="page"/>
       </w:r>
+      <w:proofErr w:type="spellStart"/>
       <w:r>
         <w:rPr>
           <w:sz w:val="40"/>
           <w:szCs w:val="40"/>
           <w:lang w:val="en-GB"/>
         </w:rPr>
-        <w:t xml:space="preserve">Ordliste </w:t>
-      </w:r>
-    </w:p>
-    <w:p>
-      <w:pPr>
+        <w:t>Ordliste</w:t>
+      </w:r>
+      <w:proofErr w:type="spellEnd"/>
+      <w:r>
         <w:rPr>
           <w:sz w:val="40"/>
           <w:szCs w:val="40"/>
           <w:lang w:val="en-GB"/>
         </w:rPr>
-      </w:pPr>
-      <w:r>
+        <w:t xml:space="preserve"> </w:t>
+      </w:r>
+    </w:p>
+    <w:p>
+      <w:pPr>
         <w:rPr>
           <w:sz w:val="40"/>
           <w:szCs w:val="40"/>
           <w:lang w:val="en-GB"/>
         </w:rPr>
-        <w:t xml:space="preserve">Eg. </w:t>
+      </w:pPr>
+      <w:proofErr w:type="spellStart"/>
+      <w:r>
+        <w:rPr>
+          <w:sz w:val="40"/>
+          <w:szCs w:val="40"/>
+          <w:lang w:val="en-GB"/>
+        </w:rPr>
+        <w:t>Eg.</w:t>
+      </w:r>
+      <w:proofErr w:type="spellEnd"/>
+      <w:r>
+        <w:rPr>
+          <w:sz w:val="40"/>
+          <w:szCs w:val="40"/>
+          <w:lang w:val="en-GB"/>
+        </w:rPr>
+        <w:t xml:space="preserve"> </w:t>
       </w:r>
     </w:p>
     <w:p>
@@ -5392,138 +6736,184 @@
           <w:sz w:val="22"/>
           <w:szCs w:val="22"/>
         </w:rPr>
-        <w:t xml:space="preserve"> å </w:t>
+        <w:t xml:space="preserve"> å utvikl</w:t>
       </w:r>
       <w:r>
         <w:rPr>
           <w:sz w:val="22"/>
           <w:szCs w:val="22"/>
         </w:rPr>
-        <w:t>videre</w:t>
+        <w:t>e</w:t>
       </w:r>
       <w:r>
         <w:rPr>
           <w:sz w:val="22"/>
           <w:szCs w:val="22"/>
         </w:rPr>
-        <w:t>utvikl</w:t>
+        <w:t xml:space="preserve"> et produkt for</w:t>
       </w:r>
       <w:r>
         <w:rPr>
           <w:sz w:val="22"/>
           <w:szCs w:val="22"/>
         </w:rPr>
-        <w:t>e</w:t>
+        <w:t xml:space="preserve"> </w:t>
       </w:r>
       <w:r>
         <w:rPr>
           <w:sz w:val="22"/>
           <w:szCs w:val="22"/>
         </w:rPr>
-        <w:t xml:space="preserve"> strategi</w:t>
+        <w:tab/>
       </w:r>
       <w:r>
         <w:rPr>
           <w:sz w:val="22"/>
           <w:szCs w:val="22"/>
         </w:rPr>
-        <w:t>en «pomod</w:t>
+        <w:t xml:space="preserve"> strategi</w:t>
       </w:r>
       <w:r>
         <w:rPr>
           <w:sz w:val="22"/>
           <w:szCs w:val="22"/>
         </w:rPr>
-        <w:t>oro»</w:t>
+        <w:t>en «pomod</w:t>
       </w:r>
       <w:r>
         <w:rPr>
           <w:sz w:val="22"/>
           <w:szCs w:val="22"/>
         </w:rPr>
-        <w:t xml:space="preserve"> </w:t>
+        <w:t>oro»</w:t>
       </w:r>
       <w:r>
         <w:rPr>
           <w:sz w:val="22"/>
           <w:szCs w:val="22"/>
         </w:rPr>
-        <w:t>for å</w:t>
+        <w:t xml:space="preserve"> </w:t>
       </w:r>
       <w:r>
         <w:rPr>
           <w:sz w:val="22"/>
           <w:szCs w:val="22"/>
         </w:rPr>
-        <w:t xml:space="preserve"> engasjere </w:t>
+        <w:t>for å</w:t>
       </w:r>
       <w:r>
         <w:rPr>
           <w:sz w:val="22"/>
           <w:szCs w:val="22"/>
         </w:rPr>
-        <w:t>studenter,</w:t>
+        <w:t xml:space="preserve"> engasjere </w:t>
       </w:r>
       <w:r>
         <w:rPr>
           <w:sz w:val="22"/>
           <w:szCs w:val="22"/>
         </w:rPr>
-        <w:t xml:space="preserve"> og vise fordelene ved et distraksjonsfritt miljø</w:t>
+        <w:t>studenter,</w:t>
       </w:r>
       <w:r>
         <w:rPr>
           <w:sz w:val="22"/>
           <w:szCs w:val="22"/>
         </w:rPr>
-        <w:t>.</w:t>
-      </w:r>
-    </w:p>
-    <w:p>
-      <w:pPr>
+        <w:t xml:space="preserve"> og vise fordelene ved et distraksjonsfritt miljø</w:t>
+      </w:r>
+      <w:r>
         <w:rPr>
           <w:sz w:val="22"/>
           <w:szCs w:val="22"/>
         </w:rPr>
-      </w:pPr>
-      <w:r>
+        <w:t>.</w:t>
+      </w:r>
+    </w:p>
+    <w:p>
+      <w:pPr>
         <w:rPr>
           <w:sz w:val="22"/>
           <w:szCs w:val="22"/>
         </w:rPr>
-        <w:t>Pomodoro-studieteknikken er en tidsstyringsmetode utviklet av Francesco Cirillo</w:t>
-      </w:r>
+      </w:pPr>
       <w:r>
         <w:rPr>
           <w:sz w:val="22"/>
           <w:szCs w:val="22"/>
         </w:rPr>
-        <w:t xml:space="preserve"> som</w:t>
-      </w:r>
+        <w:t xml:space="preserve">Pomodoro-studieteknikken er en tidsstyringsmetode utviklet av Francesco </w:t>
+      </w:r>
+      <w:proofErr w:type="spellStart"/>
       <w:r>
         <w:rPr>
           <w:sz w:val="22"/>
           <w:szCs w:val="22"/>
         </w:rPr>
-        <w:t xml:space="preserve"> går ut på å jobbe i fokuserte økter på 25 minutter, kalt "pomodoros", etterfulgt av en kort pause på 5 minutter. Etter fire pomodoros tar man en lengre pause på 15-30 minutter. Teknikken hjelper med å opprettholde konsentrasjon og redusere utmattelse ved å bryte arbeidet inn i håndterbare intervaller.</w:t>
-      </w:r>
-    </w:p>
-    <w:p>
-      <w:pPr>
+        <w:t>Cirillo</w:t>
+      </w:r>
+      <w:proofErr w:type="spellEnd"/>
+      <w:r>
         <w:rPr>
           <w:sz w:val="22"/>
           <w:szCs w:val="22"/>
         </w:rPr>
+        <w:t xml:space="preserve"> som</w:t>
+      </w:r>
+      <w:r>
+        <w:rPr>
+          <w:sz w:val="22"/>
+          <w:szCs w:val="22"/>
+        </w:rPr>
+        <w:t xml:space="preserve"> går ut på å jobbe i fokuserte økter på 25 minutter, kalt "</w:t>
+      </w:r>
+      <w:proofErr w:type="spellStart"/>
+      <w:r>
+        <w:rPr>
+          <w:sz w:val="22"/>
+          <w:szCs w:val="22"/>
+        </w:rPr>
+        <w:t>pomodoros</w:t>
+      </w:r>
+      <w:proofErr w:type="spellEnd"/>
+      <w:r>
+        <w:rPr>
+          <w:sz w:val="22"/>
+          <w:szCs w:val="22"/>
+        </w:rPr>
+        <w:t xml:space="preserve">", etterfulgt av en kort pause på 5 minutter. Etter fire </w:t>
+      </w:r>
+      <w:proofErr w:type="spellStart"/>
+      <w:r>
+        <w:rPr>
+          <w:sz w:val="22"/>
+          <w:szCs w:val="22"/>
+        </w:rPr>
+        <w:t>pomodoros</w:t>
+      </w:r>
+      <w:proofErr w:type="spellEnd"/>
+      <w:r>
+        <w:rPr>
+          <w:sz w:val="22"/>
+          <w:szCs w:val="22"/>
+        </w:rPr>
+        <w:t xml:space="preserve"> tar man en lengre pause på 15-30 minutter. Teknikken hjelper med å opprettholde konsentrasjon og redusere utmattelse ved å bryte arbeidet inn i håndterbare intervaller.</w:t>
+      </w:r>
+    </w:p>
+    <w:p>
+      <w:pPr>
+        <w:keepNext/>
+        <w:jc w:val="center"/>
       </w:pPr>
       <w:r>
         <w:rPr>
           <w:noProof/>
         </w:rPr>
         <w:drawing>
-          <wp:inline distT="0" distB="0" distL="0" distR="0" wp14:anchorId="485D50C5" wp14:editId="22B41C03">
-            <wp:extent cx="5939790" cy="2969895"/>
-            <wp:effectExtent l="0" t="0" r="3810" b="1905"/>
-            <wp:docPr id="1690614044" name="Bilde 1" descr="What is the POMODORO technique? – School of Online Education"/>
+          <wp:inline distT="0" distB="0" distL="0" distR="0" wp14:anchorId="63100576" wp14:editId="4D04D0B1">
+            <wp:extent cx="4393560" cy="3550920"/>
+            <wp:effectExtent l="0" t="0" r="7620" b="0"/>
+            <wp:docPr id="1590316244" name="Bilde 4" descr="Picture"/>
             <wp:cNvGraphicFramePr>
               <a:graphicFrameLocks xmlns:a="http://schemas.openxmlformats.org/drawingml/2006/main" noChangeAspect="1"/>
             </wp:cNvGraphicFramePr>
@@ -5531,7 +6921,7 @@
               <a:graphicData uri="http://schemas.openxmlformats.org/drawingml/2006/picture">
                 <pic:pic xmlns:pic="http://schemas.openxmlformats.org/drawingml/2006/picture">
                   <pic:nvPicPr>
-                    <pic:cNvPr id="0" name="Picture 1" descr="What is the POMODORO technique? – School of Online Education"/>
+                    <pic:cNvPr id="0" name="Picture 7" descr="Picture"/>
                     <pic:cNvPicPr>
                       <a:picLocks noChangeAspect="1" noChangeArrowheads="1"/>
                     </pic:cNvPicPr>
@@ -5552,7 +6942,7 @@
                   <pic:spPr bwMode="auto">
                     <a:xfrm>
                       <a:off x="0" y="0"/>
-                      <a:ext cx="5939790" cy="2969895"/>
+                      <a:ext cx="4397678" cy="3554248"/>
                     </a:xfrm>
                     <a:prstGeom prst="rect">
                       <a:avLst/>
@@ -5571,30 +6961,42 @@
     </w:p>
     <w:p>
       <w:pPr>
-        <w:rPr>
-          <w:sz w:val="22"/>
-          <w:szCs w:val="22"/>
-        </w:rPr>
-      </w:pPr>
-      <w:r>
-        <w:rPr>
-          <w:sz w:val="22"/>
-          <w:szCs w:val="22"/>
-        </w:rPr>
-        <w:t xml:space="preserve">Bilde 1: </w:t>
+        <w:pStyle w:val="Caption"/>
+        <w:jc w:val="center"/>
+      </w:pPr>
+      <w:r>
+        <w:t xml:space="preserve">Figur </w:t>
+      </w:r>
+      <w:r>
+        <w:fldChar w:fldCharType="begin"/>
+      </w:r>
+      <w:r>
+        <w:instrText xml:space="preserve"> SEQ Figur \* ARABIC </w:instrText>
+      </w:r>
+      <w:r>
+        <w:fldChar w:fldCharType="separate"/>
+      </w:r>
+      <w:r>
+        <w:rPr>
+          <w:noProof/>
+        </w:rPr>
+        <w:t>1</w:t>
+      </w:r>
+      <w:r>
+        <w:fldChar w:fldCharType="end"/>
+      </w:r>
+      <w:r>
+        <w:t xml:space="preserve"> </w:t>
       </w:r>
       <w:hyperlink r:id="rId17" w:history="1">
         <w:r>
           <w:rPr>
             <w:rStyle w:val="Hyperlink"/>
-            <w:sz w:val="22"/>
-            <w:szCs w:val="22"/>
           </w:rPr>
-          <w:t>Pomodoro</w:t>
+          <w:t>Pomodoro teknikk</w:t>
         </w:r>
       </w:hyperlink>
     </w:p>
-    <w:p/>
     <w:p>
       <w:pPr>
         <w:pStyle w:val="Heading2"/>
@@ -5635,7 +7037,43 @@
             <w:sz w:val="22"/>
             <w:szCs w:val="22"/>
           </w:rPr>
-          <w:t>National Center for Education Statistics (NCES)</w:t>
+          <w:t xml:space="preserve">National Center for </w:t>
+        </w:r>
+        <w:proofErr w:type="spellStart"/>
+        <w:r>
+          <w:rPr>
+            <w:rStyle w:val="Hyperlink"/>
+            <w:sz w:val="22"/>
+            <w:szCs w:val="22"/>
+          </w:rPr>
+          <w:t>Education</w:t>
+        </w:r>
+        <w:proofErr w:type="spellEnd"/>
+        <w:r>
+          <w:rPr>
+            <w:rStyle w:val="Hyperlink"/>
+            <w:sz w:val="22"/>
+            <w:szCs w:val="22"/>
+          </w:rPr>
+          <w:t xml:space="preserve"> </w:t>
+        </w:r>
+        <w:proofErr w:type="spellStart"/>
+        <w:r>
+          <w:rPr>
+            <w:rStyle w:val="Hyperlink"/>
+            <w:sz w:val="22"/>
+            <w:szCs w:val="22"/>
+          </w:rPr>
+          <w:t>Statistics</w:t>
+        </w:r>
+        <w:proofErr w:type="spellEnd"/>
+        <w:r>
+          <w:rPr>
+            <w:rStyle w:val="Hyperlink"/>
+            <w:sz w:val="22"/>
+            <w:szCs w:val="22"/>
+          </w:rPr>
+          <w:t xml:space="preserve"> (NCES)</w:t>
         </w:r>
       </w:hyperlink>
       <w:r>
@@ -5643,42 +7081,55 @@
           <w:sz w:val="22"/>
           <w:szCs w:val="22"/>
         </w:rPr>
-        <w:t xml:space="preserve"> i USA, rapporterte 26 prosent av skoleledere at elevers mangel på fokus eller oppmerksomhet hadde en "alvorlig negativ innvirkning" på læringen i skoleåret 2023-24. Dette tallet øker til 75 prosent når man inkluderer tilfeller med moderat eller alvorlig innvirkning. Ifølge dataene fra National Center for Education Statistics (NCES) rapporterte 16 prosent av offentlige skoleledere at «bruk av mobiltelefoner, datamaskiner og andre elektroniske enheter når det ikke er tillatt» hadde en «alvorlig negativ innvirkning» på læringen i skoleåret 2023-24. Dette indikerer at uautorisert bruk av digitale enheter, som mobiltelefoner, er en betydelig faktor som utfordrer elevenes konsentrasjon i klasserommet.</w:t>
-      </w:r>
-    </w:p>
-    <w:p>
-      <w:pPr>
+        <w:t xml:space="preserve"> i USA, rapporterte 26 prosent av skoleledere at elevers mangel på fokus eller oppmerksomhet hadde en "alvorlig negativ innvirkning" på læringen i skoleåret 2023-24. Dette tallet øker til 75 prosent når man inkluderer tilfeller med moderat eller alvorlig innvirkning. Ifølge dataene fra National Center for </w:t>
+      </w:r>
+      <w:proofErr w:type="spellStart"/>
+      <w:r>
         <w:rPr>
           <w:sz w:val="22"/>
           <w:szCs w:val="22"/>
         </w:rPr>
-      </w:pPr>
-    </w:p>
-    <w:p>
-      <w:pPr>
+        <w:t>Education</w:t>
+      </w:r>
+      <w:proofErr w:type="spellEnd"/>
+      <w:r>
         <w:rPr>
           <w:sz w:val="22"/>
           <w:szCs w:val="22"/>
         </w:rPr>
-      </w:pPr>
-    </w:p>
-    <w:p>
-      <w:pPr>
-        <w:jc w:val="center"/>
+        <w:t xml:space="preserve"> </w:t>
+      </w:r>
+      <w:proofErr w:type="spellStart"/>
+      <w:r>
         <w:rPr>
           <w:sz w:val="22"/>
           <w:szCs w:val="22"/>
         </w:rPr>
+        <w:t>Statistics</w:t>
+      </w:r>
+      <w:proofErr w:type="spellEnd"/>
+      <w:r>
+        <w:rPr>
+          <w:sz w:val="22"/>
+          <w:szCs w:val="22"/>
+        </w:rPr>
+        <w:t xml:space="preserve"> (NCES) rapporterte 16 prosent av offentlige skoleledere at «bruk av mobiltelefoner, datamaskiner og andre elektroniske enheter når det ikke er tillatt» hadde en «alvorlig negativ innvirkning» på læringen i skoleåret 2023-24. Dette indikerer at uautorisert bruk av digitale enheter, som mobiltelefoner, er en betydelig faktor som utfordrer elevenes konsentrasjon i klasserommet.</w:t>
+      </w:r>
+    </w:p>
+    <w:p>
+      <w:pPr>
+        <w:keepNext/>
+        <w:jc w:val="center"/>
       </w:pPr>
       <w:r>
         <w:rPr>
           <w:noProof/>
         </w:rPr>
         <w:drawing>
-          <wp:inline distT="0" distB="0" distL="0" distR="0" wp14:anchorId="50995AA6" wp14:editId="2F6AEFC8">
-            <wp:extent cx="3512820" cy="3801987"/>
-            <wp:effectExtent l="0" t="0" r="0" b="8255"/>
-            <wp:docPr id="1879420923" name="Bilde 4" descr="Social media app usage has become increasingly prevalent among college students and young adults. Illustration by Leah De La Torre"/>
+          <wp:inline distT="0" distB="0" distL="0" distR="0" wp14:anchorId="696DD1D0" wp14:editId="02D07AB4">
+            <wp:extent cx="3573780" cy="2286000"/>
+            <wp:effectExtent l="0" t="0" r="7620" b="0"/>
+            <wp:docPr id="257178744" name="Bilde 2" descr="Zombie Scrolling and Mental Health | Newport Institute"/>
             <wp:cNvGraphicFramePr>
               <a:graphicFrameLocks xmlns:a="http://schemas.openxmlformats.org/drawingml/2006/main" noChangeAspect="1"/>
             </wp:cNvGraphicFramePr>
@@ -5686,7 +7137,7 @@
               <a:graphicData uri="http://schemas.openxmlformats.org/drawingml/2006/picture">
                 <pic:pic xmlns:pic="http://schemas.openxmlformats.org/drawingml/2006/picture">
                   <pic:nvPicPr>
-                    <pic:cNvPr id="0" name="Picture 7" descr="Social media app usage has become increasingly prevalent among college students and young adults. Illustration by Leah De La Torre"/>
+                    <pic:cNvPr id="0" name="Picture 3" descr="Zombie Scrolling and Mental Health | Newport Institute"/>
                     <pic:cNvPicPr>
                       <a:picLocks noChangeAspect="1" noChangeArrowheads="1"/>
                     </pic:cNvPicPr>
@@ -5707,7 +7158,7 @@
                   <pic:spPr bwMode="auto">
                     <a:xfrm>
                       <a:off x="0" y="0"/>
-                      <a:ext cx="3517043" cy="3806558"/>
+                      <a:ext cx="3573780" cy="2286000"/>
                     </a:xfrm>
                     <a:prstGeom prst="rect">
                       <a:avLst/>
@@ -5726,6 +7177,7 @@
     </w:p>
     <w:p>
       <w:pPr>
+        <w:pStyle w:val="Caption"/>
         <w:jc w:val="center"/>
         <w:rPr>
           <w:sz w:val="22"/>
@@ -5733,18 +7185,33 @@
         </w:rPr>
       </w:pPr>
       <w:r>
-        <w:rPr>
-          <w:sz w:val="22"/>
-          <w:szCs w:val="22"/>
-        </w:rPr>
-        <w:t xml:space="preserve">Bilde 2: </w:t>
+        <w:t xml:space="preserve">Figur </w:t>
+      </w:r>
+      <w:r>
+        <w:fldChar w:fldCharType="begin"/>
+      </w:r>
+      <w:r>
+        <w:instrText xml:space="preserve"> SEQ Figur \* ARABIC </w:instrText>
+      </w:r>
+      <w:r>
+        <w:fldChar w:fldCharType="separate"/>
+      </w:r>
+      <w:r>
+        <w:rPr>
+          <w:noProof/>
+        </w:rPr>
+        <w:t>2</w:t>
+      </w:r>
+      <w:r>
+        <w:fldChar w:fldCharType="end"/>
+      </w:r>
+      <w:r>
+        <w:t xml:space="preserve"> </w:t>
       </w:r>
       <w:hyperlink r:id="rId20" w:history="1">
         <w:r>
           <w:rPr>
             <w:rStyle w:val="Hyperlink"/>
-            <w:sz w:val="22"/>
-            <w:szCs w:val="22"/>
           </w:rPr>
           <w:t>Distraksjoner</w:t>
         </w:r>
@@ -5764,7 +7231,31 @@
           <w:sz w:val="22"/>
           <w:szCs w:val="22"/>
         </w:rPr>
-        <w:t xml:space="preserve">Om pomodoro som alternativ løsning fremfor selvregulert </w:t>
+        <w:t>Om pomodoro som alternativ løsning fremfor selvregulert</w:t>
+      </w:r>
+      <w:r>
+        <w:rPr>
+          <w:b/>
+          <w:sz w:val="22"/>
+          <w:szCs w:val="22"/>
+        </w:rPr>
+        <w:t xml:space="preserve"> </w:t>
+      </w:r>
+      <w:r>
+        <w:rPr>
+          <w:b/>
+          <w:sz w:val="22"/>
+          <w:szCs w:val="22"/>
+        </w:rPr>
+        <w:t>studering</w:t>
+      </w:r>
+      <w:r>
+        <w:rPr>
+          <w:b/>
+          <w:sz w:val="22"/>
+          <w:szCs w:val="22"/>
+        </w:rPr>
+        <w:t xml:space="preserve"> </w:t>
       </w:r>
     </w:p>
     <w:p>
@@ -5788,7 +7279,97 @@
             <w:sz w:val="22"/>
             <w:szCs w:val="22"/>
           </w:rPr>
-          <w:t>"Understanding effort regulation: Comparing 'Pomodoro' breaks and self-regulated breaks"</w:t>
+          <w:t>"</w:t>
+        </w:r>
+        <w:proofErr w:type="spellStart"/>
+        <w:r>
+          <w:rPr>
+            <w:rStyle w:val="Hyperlink"/>
+            <w:sz w:val="22"/>
+            <w:szCs w:val="22"/>
+          </w:rPr>
+          <w:t>Understanding</w:t>
+        </w:r>
+        <w:proofErr w:type="spellEnd"/>
+        <w:r>
+          <w:rPr>
+            <w:rStyle w:val="Hyperlink"/>
+            <w:sz w:val="22"/>
+            <w:szCs w:val="22"/>
+          </w:rPr>
+          <w:t xml:space="preserve"> </w:t>
+        </w:r>
+        <w:proofErr w:type="spellStart"/>
+        <w:r>
+          <w:rPr>
+            <w:rStyle w:val="Hyperlink"/>
+            <w:sz w:val="22"/>
+            <w:szCs w:val="22"/>
+          </w:rPr>
+          <w:t>effort</w:t>
+        </w:r>
+        <w:proofErr w:type="spellEnd"/>
+        <w:r>
+          <w:rPr>
+            <w:rStyle w:val="Hyperlink"/>
+            <w:sz w:val="22"/>
+            <w:szCs w:val="22"/>
+          </w:rPr>
+          <w:t xml:space="preserve"> </w:t>
+        </w:r>
+        <w:proofErr w:type="spellStart"/>
+        <w:r>
+          <w:rPr>
+            <w:rStyle w:val="Hyperlink"/>
+            <w:sz w:val="22"/>
+            <w:szCs w:val="22"/>
+          </w:rPr>
+          <w:t>regulation</w:t>
+        </w:r>
+        <w:proofErr w:type="spellEnd"/>
+        <w:r>
+          <w:rPr>
+            <w:rStyle w:val="Hyperlink"/>
+            <w:sz w:val="22"/>
+            <w:szCs w:val="22"/>
+          </w:rPr>
+          <w:t xml:space="preserve">: </w:t>
+        </w:r>
+        <w:proofErr w:type="spellStart"/>
+        <w:r>
+          <w:rPr>
+            <w:rStyle w:val="Hyperlink"/>
+            <w:sz w:val="22"/>
+            <w:szCs w:val="22"/>
+          </w:rPr>
+          <w:t>Comparing</w:t>
+        </w:r>
+        <w:proofErr w:type="spellEnd"/>
+        <w:r>
+          <w:rPr>
+            <w:rStyle w:val="Hyperlink"/>
+            <w:sz w:val="22"/>
+            <w:szCs w:val="22"/>
+          </w:rPr>
+          <w:t xml:space="preserve"> 'Pomodoro' breaks and </w:t>
+        </w:r>
+        <w:proofErr w:type="spellStart"/>
+        <w:r>
+          <w:rPr>
+            <w:rStyle w:val="Hyperlink"/>
+            <w:sz w:val="22"/>
+            <w:szCs w:val="22"/>
+          </w:rPr>
+          <w:t>self-regulated</w:t>
+        </w:r>
+        <w:proofErr w:type="spellEnd"/>
+        <w:r>
+          <w:rPr>
+            <w:rStyle w:val="Hyperlink"/>
+            <w:sz w:val="22"/>
+            <w:szCs w:val="22"/>
+          </w:rPr>
+          <w:t xml:space="preserve"> breaks"</w:t>
         </w:r>
       </w:hyperlink>
       <w:r>
@@ -5796,7 +7377,71 @@
           <w:sz w:val="22"/>
           <w:szCs w:val="22"/>
         </w:rPr>
-        <w:t xml:space="preserve"> (publisert i British Journal of Educational Psychology, 2023) undersøkte effekten av systematiske pauser versus selvregulerte pauser under selvstudium. 87 studenter deltok i en online-intervensjon: En gruppe tok selvbestemte pauser (n=35), mens andre fulgte Pomodoro-teknikken (24 min studier + 6 min pause, n=25) eller kortere systematiske pauser (12 min + 3 min, n=27). Resultatene viste at selvregulerte pauser førte til lengre studieøkter og pauser, høyere tretthet og distraksjon, samt lavere konsentrasjon og motivasjon sammenlignet med systematiske pauser. Det var ingen forskjell i mental innsats eller oppgavefullføring, men systematiske pauser ga bedre humør og effektivitet (samme oppgaver fullført på kortere tid).</w:t>
+        <w:t xml:space="preserve"> (publisert i British Journal </w:t>
+      </w:r>
+      <w:proofErr w:type="spellStart"/>
+      <w:r>
+        <w:rPr>
+          <w:sz w:val="22"/>
+          <w:szCs w:val="22"/>
+        </w:rPr>
+        <w:t>of</w:t>
+      </w:r>
+      <w:proofErr w:type="spellEnd"/>
+      <w:r>
+        <w:rPr>
+          <w:sz w:val="22"/>
+          <w:szCs w:val="22"/>
+        </w:rPr>
+        <w:t xml:space="preserve"> </w:t>
+      </w:r>
+      <w:proofErr w:type="spellStart"/>
+      <w:r>
+        <w:rPr>
+          <w:sz w:val="22"/>
+          <w:szCs w:val="22"/>
+        </w:rPr>
+        <w:t>Educational</w:t>
+      </w:r>
+      <w:proofErr w:type="spellEnd"/>
+      <w:r>
+        <w:rPr>
+          <w:sz w:val="22"/>
+          <w:szCs w:val="22"/>
+        </w:rPr>
+        <w:t xml:space="preserve"> </w:t>
+      </w:r>
+      <w:proofErr w:type="spellStart"/>
+      <w:r>
+        <w:rPr>
+          <w:sz w:val="22"/>
+          <w:szCs w:val="22"/>
+        </w:rPr>
+        <w:t>Psychology</w:t>
+      </w:r>
+      <w:proofErr w:type="spellEnd"/>
+      <w:r>
+        <w:rPr>
+          <w:sz w:val="22"/>
+          <w:szCs w:val="22"/>
+        </w:rPr>
+        <w:t xml:space="preserve">, 2023) undersøkte effekten av systematiske pauser versus selvregulerte pauser under selvstudium. 87 studenter deltok i en online-intervensjon: En gruppe tok selvbestemte pauser (n=35), mens andre fulgte Pomodoro-teknikken (24 </w:t>
+      </w:r>
+      <w:proofErr w:type="gramStart"/>
+      <w:r>
+        <w:rPr>
+          <w:sz w:val="22"/>
+          <w:szCs w:val="22"/>
+        </w:rPr>
+        <w:t>min studier</w:t>
+      </w:r>
+      <w:proofErr w:type="gramEnd"/>
+      <w:r>
+        <w:rPr>
+          <w:sz w:val="22"/>
+          <w:szCs w:val="22"/>
+        </w:rPr>
+        <w:t xml:space="preserve"> + 6 min pause, n=25) eller kortere systematiske pauser (12 min + 3 min, n=27). Resultatene viste at selvregulerte pauser førte til lengre studieøkter og pauser, høyere tretthet og distraksjon, samt lavere konsentrasjon og motivasjon sammenlignet med systematiske pauser. Det var ingen forskjell i mental innsats eller oppgavefullføring, men systematiske pauser ga bedre humør og effektivitet (samme oppgaver fullført på kortere tid).</w:t>
       </w:r>
     </w:p>
     <w:p>
@@ -5931,356 +7576,177 @@
           <w:szCs w:val="22"/>
         </w:rPr>
         <w:br/>
+        <w:t>Web-basert pomo</w:t>
       </w:r>
       <w:r>
         <w:rPr>
           <w:sz w:val="22"/>
           <w:szCs w:val="22"/>
         </w:rPr>
-        <w:br/>
+        <w:t xml:space="preserve">doro gir </w:t>
       </w:r>
       <w:r>
         <w:rPr>
           <w:sz w:val="22"/>
           <w:szCs w:val="22"/>
         </w:rPr>
-        <w:t>Web-basert pomo</w:t>
+        <w:t xml:space="preserve">flere </w:t>
       </w:r>
       <w:r>
         <w:rPr>
           <w:sz w:val="22"/>
           <w:szCs w:val="22"/>
         </w:rPr>
-        <w:t xml:space="preserve">doro gir </w:t>
+        <w:t xml:space="preserve">muligheter til å sette </w:t>
       </w:r>
       <w:r>
         <w:rPr>
           <w:sz w:val="22"/>
           <w:szCs w:val="22"/>
         </w:rPr>
-        <w:t xml:space="preserve">flere </w:t>
+        <w:t>innstillinger</w:t>
       </w:r>
       <w:r>
         <w:rPr>
           <w:sz w:val="22"/>
           <w:szCs w:val="22"/>
         </w:rPr>
-        <w:t xml:space="preserve">muligheter til å sette </w:t>
+        <w:t xml:space="preserve">. </w:t>
       </w:r>
       <w:r>
         <w:rPr>
           <w:sz w:val="22"/>
           <w:szCs w:val="22"/>
         </w:rPr>
-        <w:t>innstillinger</w:t>
+        <w:t>Utfordringe</w:t>
       </w:r>
       <w:r>
         <w:rPr>
           <w:sz w:val="22"/>
           <w:szCs w:val="22"/>
         </w:rPr>
-        <w:t xml:space="preserve">. </w:t>
+        <w:t>n</w:t>
       </w:r>
       <w:r>
         <w:rPr>
           <w:sz w:val="22"/>
           <w:szCs w:val="22"/>
         </w:rPr>
-        <w:t>Utfordringe</w:t>
+        <w:t xml:space="preserve"> med web-basert </w:t>
       </w:r>
       <w:r>
         <w:rPr>
           <w:sz w:val="22"/>
           <w:szCs w:val="22"/>
         </w:rPr>
-        <w:t>n</w:t>
+        <w:t>pom</w:t>
       </w:r>
       <w:r>
         <w:rPr>
           <w:sz w:val="22"/>
           <w:szCs w:val="22"/>
         </w:rPr>
-        <w:t xml:space="preserve"> med web-basert </w:t>
+        <w:t xml:space="preserve">odoro er at </w:t>
       </w:r>
       <w:r>
         <w:rPr>
           <w:sz w:val="22"/>
           <w:szCs w:val="22"/>
         </w:rPr>
-        <w:t>pom</w:t>
+        <w:t xml:space="preserve">distraksjoner er fortsatt </w:t>
       </w:r>
       <w:r>
         <w:rPr>
           <w:sz w:val="22"/>
           <w:szCs w:val="22"/>
         </w:rPr>
-        <w:t xml:space="preserve">odoro er at </w:t>
+        <w:t>lett tilgjengelig, fordi distraksjone</w:t>
       </w:r>
       <w:r>
         <w:rPr>
           <w:sz w:val="22"/>
           <w:szCs w:val="22"/>
         </w:rPr>
-        <w:t xml:space="preserve">distraksjoner er fortsatt </w:t>
-      </w:r>
+        <w:t xml:space="preserve">r og </w:t>
+      </w:r>
+      <w:proofErr w:type="spellStart"/>
       <w:r>
         <w:rPr>
           <w:sz w:val="22"/>
           <w:szCs w:val="22"/>
         </w:rPr>
-        <w:t>lett tilgjengelig, fordi distraksjone</w:t>
-      </w:r>
+        <w:t>pomodoroen</w:t>
+      </w:r>
+      <w:proofErr w:type="spellEnd"/>
       <w:r>
         <w:rPr>
           <w:sz w:val="22"/>
           <w:szCs w:val="22"/>
         </w:rPr>
-        <w:t xml:space="preserve">r og </w:t>
+        <w:t xml:space="preserve"> er på samme plattform.</w:t>
       </w:r>
       <w:r>
         <w:rPr>
           <w:sz w:val="22"/>
           <w:szCs w:val="22"/>
         </w:rPr>
-        <w:t>pomodoroen er på samme plattform.</w:t>
+        <w:t xml:space="preserve"> </w:t>
       </w:r>
       <w:r>
         <w:rPr>
           <w:sz w:val="22"/>
           <w:szCs w:val="22"/>
         </w:rPr>
-        <w:t xml:space="preserve"> </w:t>
+        <w:br/>
       </w:r>
       <w:r>
         <w:rPr>
           <w:sz w:val="22"/>
           <w:szCs w:val="22"/>
         </w:rPr>
-        <w:br/>
+        <w:t xml:space="preserve">Fysisk pomodoro derimot er helt avskåret fra plattformer som kan distrahere </w:t>
       </w:r>
       <w:r>
         <w:rPr>
           <w:sz w:val="22"/>
           <w:szCs w:val="22"/>
         </w:rPr>
-        <w:t xml:space="preserve">Fysisk pomodoro derimot er helt avskåret fra plattformer som kan distrahere </w:t>
+        <w:t xml:space="preserve">student, men </w:t>
       </w:r>
       <w:r>
         <w:rPr>
           <w:sz w:val="22"/>
           <w:szCs w:val="22"/>
         </w:rPr>
-        <w:t xml:space="preserve">student, men </w:t>
+        <w:t xml:space="preserve">vil være vanskeligere </w:t>
       </w:r>
       <w:r>
         <w:rPr>
           <w:sz w:val="22"/>
           <w:szCs w:val="22"/>
         </w:rPr>
-        <w:t>vil være vanskeligere og tilpasse</w:t>
+        <w:t>å</w:t>
       </w:r>
       <w:r>
         <w:rPr>
           <w:sz w:val="22"/>
           <w:szCs w:val="22"/>
         </w:rPr>
-        <w:t>s etter behov.</w:t>
+        <w:t xml:space="preserve"> tilpasse</w:t>
       </w:r>
       <w:r>
         <w:rPr>
           <w:sz w:val="22"/>
           <w:szCs w:val="22"/>
         </w:rPr>
-        <w:t xml:space="preserve"> </w:t>
+        <w:t xml:space="preserve"> etter behov.</w:t>
       </w:r>
       <w:r>
         <w:rPr>
           <w:sz w:val="22"/>
           <w:szCs w:val="22"/>
         </w:rPr>
-        <w:t xml:space="preserve">Motivasjonen for </w:t>
-      </w:r>
-      <w:r>
-        <w:rPr>
-          <w:sz w:val="22"/>
-          <w:szCs w:val="22"/>
-        </w:rPr>
-        <w:t xml:space="preserve">å utvikle en </w:t>
-      </w:r>
-      <w:r>
-        <w:rPr>
-          <w:sz w:val="22"/>
-          <w:szCs w:val="22"/>
-        </w:rPr>
-        <w:t>Pomodoro</w:t>
-      </w:r>
-      <w:r>
-        <w:rPr>
-          <w:sz w:val="22"/>
-          <w:szCs w:val="22"/>
-        </w:rPr>
-        <w:t xml:space="preserve"> enhet</w:t>
-      </w:r>
-      <w:r>
-        <w:rPr>
-          <w:sz w:val="22"/>
-          <w:szCs w:val="22"/>
-        </w:rPr>
         <w:t xml:space="preserve"> </w:t>
-      </w:r>
-      <w:r>
-        <w:rPr>
-          <w:sz w:val="22"/>
-          <w:szCs w:val="22"/>
-        </w:rPr>
-        <w:t>er</w:t>
-      </w:r>
-      <w:r>
-        <w:rPr>
-          <w:sz w:val="22"/>
-          <w:szCs w:val="22"/>
-        </w:rPr>
-        <w:t xml:space="preserve"> </w:t>
-      </w:r>
-      <w:r>
-        <w:rPr>
-          <w:sz w:val="22"/>
-          <w:szCs w:val="22"/>
-        </w:rPr>
-        <w:t>fordi det er en</w:t>
-      </w:r>
-      <w:r>
-        <w:rPr>
-          <w:sz w:val="22"/>
-          <w:szCs w:val="22"/>
-        </w:rPr>
-        <w:t xml:space="preserve"> </w:t>
-      </w:r>
-      <w:r>
-        <w:rPr>
-          <w:sz w:val="22"/>
-          <w:szCs w:val="22"/>
-        </w:rPr>
-        <w:t>studie</w:t>
-      </w:r>
-      <w:r>
-        <w:rPr>
-          <w:sz w:val="22"/>
-          <w:szCs w:val="22"/>
-        </w:rPr>
-        <w:t xml:space="preserve">strategi som </w:t>
-      </w:r>
-      <w:r>
-        <w:rPr>
-          <w:sz w:val="22"/>
-          <w:szCs w:val="22"/>
-        </w:rPr>
-        <w:t>er</w:t>
-      </w:r>
-      <w:r>
-        <w:rPr>
-          <w:sz w:val="22"/>
-          <w:szCs w:val="22"/>
-        </w:rPr>
-        <w:t xml:space="preserve"> </w:t>
-      </w:r>
-      <w:r>
-        <w:rPr>
-          <w:sz w:val="22"/>
-          <w:szCs w:val="22"/>
-        </w:rPr>
-        <w:t>brukt</w:t>
-      </w:r>
-      <w:r>
-        <w:rPr>
-          <w:sz w:val="22"/>
-          <w:szCs w:val="22"/>
-        </w:rPr>
-        <w:t xml:space="preserve"> </w:t>
-      </w:r>
-      <w:r>
-        <w:rPr>
-          <w:sz w:val="22"/>
-          <w:szCs w:val="22"/>
-        </w:rPr>
-        <w:t>av</w:t>
-      </w:r>
-      <w:r>
-        <w:rPr>
-          <w:sz w:val="22"/>
-          <w:szCs w:val="22"/>
-        </w:rPr>
-        <w:t xml:space="preserve"> </w:t>
-      </w:r>
-      <w:r>
-        <w:rPr>
-          <w:sz w:val="22"/>
-          <w:szCs w:val="22"/>
-        </w:rPr>
-        <w:t>gruppen</w:t>
-      </w:r>
-      <w:r>
-        <w:rPr>
-          <w:sz w:val="22"/>
-          <w:szCs w:val="22"/>
-        </w:rPr>
-        <w:t>,</w:t>
-      </w:r>
-      <w:r>
-        <w:rPr>
-          <w:sz w:val="22"/>
-          <w:szCs w:val="22"/>
-        </w:rPr>
-        <w:t xml:space="preserve"> </w:t>
-      </w:r>
-      <w:r>
-        <w:rPr>
-          <w:sz w:val="22"/>
-          <w:szCs w:val="22"/>
-        </w:rPr>
-        <w:t xml:space="preserve">og </w:t>
-      </w:r>
-      <w:r>
-        <w:rPr>
-          <w:sz w:val="22"/>
-          <w:szCs w:val="22"/>
-        </w:rPr>
-        <w:t xml:space="preserve">den kan </w:t>
-      </w:r>
-      <w:r>
-        <w:rPr>
-          <w:sz w:val="22"/>
-          <w:szCs w:val="22"/>
-        </w:rPr>
-        <w:t>gjøres fysisk mer inter</w:t>
-      </w:r>
-      <w:r>
-        <w:rPr>
-          <w:sz w:val="22"/>
-          <w:szCs w:val="22"/>
-        </w:rPr>
-        <w:t>essan</w:t>
-      </w:r>
-      <w:r>
-        <w:rPr>
-          <w:sz w:val="22"/>
-          <w:szCs w:val="22"/>
-        </w:rPr>
-        <w:t xml:space="preserve">t </w:t>
-      </w:r>
-      <w:r>
-        <w:rPr>
-          <w:sz w:val="22"/>
-          <w:szCs w:val="22"/>
-        </w:rPr>
-        <w:t>og intuitiv.</w:t>
-      </w:r>
-      <w:r>
-        <w:rPr>
-          <w:sz w:val="22"/>
-          <w:szCs w:val="22"/>
-        </w:rPr>
-        <w:br/>
       </w:r>
       <w:r>
         <w:rPr>
@@ -6296,15 +7762,7 @@
             <w:sz w:val="22"/>
             <w:szCs w:val="22"/>
           </w:rPr>
-          <w:t>hackter</w:t>
-        </w:r>
-        <w:r>
-          <w:rPr>
-            <w:rStyle w:val="Hyperlink"/>
-            <w:sz w:val="22"/>
-            <w:szCs w:val="22"/>
-          </w:rPr>
-          <w:t>.io</w:t>
+          <w:t>hackter.io</w:t>
         </w:r>
       </w:hyperlink>
       <w:r>
@@ -6312,38 +7770,217 @@
           <w:sz w:val="22"/>
           <w:szCs w:val="22"/>
         </w:rPr>
-        <w:t xml:space="preserve"> finnes det også flere pomodoro prosjekter, men </w:t>
+        <w:t xml:space="preserve"> finnes det også flere pomodoro prosjekter, men flere av de mangler konfigurasjonsmuligheter</w:t>
       </w:r>
       <w:r>
         <w:rPr>
           <w:sz w:val="22"/>
           <w:szCs w:val="22"/>
         </w:rPr>
-        <w:t xml:space="preserve">flere av de mangler </w:t>
+        <w:t xml:space="preserve">. </w:t>
       </w:r>
       <w:r>
         <w:rPr>
           <w:sz w:val="22"/>
           <w:szCs w:val="22"/>
         </w:rPr>
-        <w:t>konfigurasjonsmuligheter</w:t>
+        <w:t xml:space="preserve">Motivasjonen for </w:t>
       </w:r>
       <w:r>
         <w:rPr>
           <w:sz w:val="22"/>
           <w:szCs w:val="22"/>
         </w:rPr>
-        <w:t>.</w:t>
-      </w:r>
-    </w:p>
-    <w:p>
+        <w:t xml:space="preserve">å utvikle en </w:t>
+      </w:r>
+      <w:r>
+        <w:rPr>
+          <w:sz w:val="22"/>
+          <w:szCs w:val="22"/>
+        </w:rPr>
+        <w:t>Pomodoro</w:t>
+      </w:r>
+      <w:r>
+        <w:rPr>
+          <w:sz w:val="22"/>
+          <w:szCs w:val="22"/>
+        </w:rPr>
+        <w:t xml:space="preserve"> enhet</w:t>
+      </w:r>
+      <w:r>
+        <w:rPr>
+          <w:sz w:val="22"/>
+          <w:szCs w:val="22"/>
+        </w:rPr>
+        <w:t xml:space="preserve"> </w:t>
+      </w:r>
+      <w:r>
+        <w:rPr>
+          <w:sz w:val="22"/>
+          <w:szCs w:val="22"/>
+        </w:rPr>
+        <w:t>er</w:t>
+      </w:r>
+      <w:r>
+        <w:rPr>
+          <w:sz w:val="22"/>
+          <w:szCs w:val="22"/>
+        </w:rPr>
+        <w:t xml:space="preserve"> </w:t>
+      </w:r>
+      <w:r>
+        <w:rPr>
+          <w:sz w:val="22"/>
+          <w:szCs w:val="22"/>
+        </w:rPr>
+        <w:t>fordi det er en</w:t>
+      </w:r>
+      <w:r>
+        <w:rPr>
+          <w:sz w:val="22"/>
+          <w:szCs w:val="22"/>
+        </w:rPr>
+        <w:t xml:space="preserve"> </w:t>
+      </w:r>
+      <w:r>
+        <w:rPr>
+          <w:sz w:val="22"/>
+          <w:szCs w:val="22"/>
+        </w:rPr>
+        <w:t>studie</w:t>
+      </w:r>
+      <w:r>
+        <w:rPr>
+          <w:sz w:val="22"/>
+          <w:szCs w:val="22"/>
+        </w:rPr>
+        <w:t xml:space="preserve">strategi som </w:t>
+      </w:r>
+      <w:r>
+        <w:rPr>
+          <w:sz w:val="22"/>
+          <w:szCs w:val="22"/>
+        </w:rPr>
+        <w:t>er</w:t>
+      </w:r>
+      <w:r>
+        <w:rPr>
+          <w:sz w:val="22"/>
+          <w:szCs w:val="22"/>
+        </w:rPr>
+        <w:t xml:space="preserve"> </w:t>
+      </w:r>
+      <w:r>
+        <w:rPr>
+          <w:sz w:val="22"/>
+          <w:szCs w:val="22"/>
+        </w:rPr>
+        <w:t>brukt</w:t>
+      </w:r>
+      <w:r>
+        <w:rPr>
+          <w:sz w:val="22"/>
+          <w:szCs w:val="22"/>
+        </w:rPr>
+        <w:t xml:space="preserve"> </w:t>
+      </w:r>
+      <w:r>
+        <w:rPr>
+          <w:sz w:val="22"/>
+          <w:szCs w:val="22"/>
+        </w:rPr>
+        <w:t>av</w:t>
+      </w:r>
+      <w:r>
+        <w:rPr>
+          <w:sz w:val="22"/>
+          <w:szCs w:val="22"/>
+        </w:rPr>
+        <w:t xml:space="preserve"> </w:t>
+      </w:r>
+      <w:r>
+        <w:rPr>
+          <w:sz w:val="22"/>
+          <w:szCs w:val="22"/>
+        </w:rPr>
+        <w:t>gruppen</w:t>
+      </w:r>
+      <w:r>
+        <w:rPr>
+          <w:sz w:val="22"/>
+          <w:szCs w:val="22"/>
+        </w:rPr>
+        <w:t>,</w:t>
+      </w:r>
+      <w:r>
+        <w:rPr>
+          <w:sz w:val="22"/>
+          <w:szCs w:val="22"/>
+        </w:rPr>
+        <w:t xml:space="preserve"> </w:t>
+      </w:r>
+      <w:r>
+        <w:rPr>
+          <w:sz w:val="22"/>
+          <w:szCs w:val="22"/>
+        </w:rPr>
+        <w:t xml:space="preserve">og </w:t>
+      </w:r>
+      <w:r>
+        <w:rPr>
+          <w:sz w:val="22"/>
+          <w:szCs w:val="22"/>
+        </w:rPr>
+        <w:t xml:space="preserve">den kan </w:t>
+      </w:r>
+      <w:r>
+        <w:rPr>
+          <w:sz w:val="22"/>
+          <w:szCs w:val="22"/>
+        </w:rPr>
+        <w:t>gjøres fysisk mer inter</w:t>
+      </w:r>
+      <w:r>
+        <w:rPr>
+          <w:sz w:val="22"/>
+          <w:szCs w:val="22"/>
+        </w:rPr>
+        <w:t>essan</w:t>
+      </w:r>
+      <w:r>
+        <w:rPr>
+          <w:sz w:val="22"/>
+          <w:szCs w:val="22"/>
+        </w:rPr>
+        <w:t xml:space="preserve">t </w:t>
+      </w:r>
+      <w:r>
+        <w:rPr>
+          <w:sz w:val="22"/>
+          <w:szCs w:val="22"/>
+        </w:rPr>
+        <w:t>og intuitiv.</w:t>
+      </w:r>
+      <w:r>
+        <w:rPr>
+          <w:sz w:val="22"/>
+          <w:szCs w:val="22"/>
+        </w:rPr>
+        <w:br/>
+      </w:r>
+    </w:p>
+    <w:p>
+      <w:pPr>
+        <w:keepNext/>
+        <w:jc w:val="center"/>
+      </w:pPr>
       <w:r>
         <w:rPr>
           <w:noProof/>
         </w:rPr>
         <w:drawing>
-          <wp:inline distT="0" distB="0" distL="0" distR="0" wp14:anchorId="4FAC9EC6" wp14:editId="40810552">
-            <wp:extent cx="3550920" cy="2324763"/>
+          <wp:inline distT="0" distB="0" distL="0" distR="0" wp14:anchorId="4FAC9EC6" wp14:editId="67B02CCA">
+            <wp:extent cx="3375323" cy="2209800"/>
             <wp:effectExtent l="0" t="0" r="0" b="0"/>
             <wp:docPr id="1171599357" name="Bilde 1" descr="Et bilde som inneholder tekst, skjermbilde, programvare, Operativsystem&#10;&#10;KI-generert innhold kan være feil."/>
             <wp:cNvGraphicFramePr>
@@ -6365,7 +8002,7 @@
                   <pic:spPr>
                     <a:xfrm>
                       <a:off x="0" y="0"/>
-                      <a:ext cx="3557870" cy="2329313"/>
+                      <a:ext cx="3398889" cy="2225229"/>
                     </a:xfrm>
                     <a:prstGeom prst="rect">
                       <a:avLst/>
@@ -6379,11 +8016,33 @@
       </w:r>
     </w:p>
     <w:p>
-      <w:r>
-        <w:t>Bilde 3:</w:t>
-      </w:r>
-      <w:r>
-        <w:t xml:space="preserve"> </w:t>
+      <w:pPr>
+        <w:pStyle w:val="Caption"/>
+        <w:jc w:val="center"/>
+      </w:pPr>
+      <w:r>
+        <w:t xml:space="preserve">Figur </w:t>
+      </w:r>
+      <w:r>
+        <w:fldChar w:fldCharType="begin"/>
+      </w:r>
+      <w:r>
+        <w:instrText xml:space="preserve"> SEQ Figur \* ARABIC </w:instrText>
+      </w:r>
+      <w:r>
+        <w:fldChar w:fldCharType="separate"/>
+      </w:r>
+      <w:r>
+        <w:rPr>
+          <w:noProof/>
+        </w:rPr>
+        <w:t>3</w:t>
+      </w:r>
+      <w:r>
+        <w:fldChar w:fldCharType="end"/>
+      </w:r>
+      <w:r>
+        <w:t xml:space="preserve">: </w:t>
       </w:r>
       <w:hyperlink r:id="rId24" w:history="1">
         <w:r>
@@ -6395,15 +8054,19 @@
       </w:hyperlink>
     </w:p>
     <w:p>
+      <w:pPr>
+        <w:keepNext/>
+        <w:jc w:val="center"/>
+      </w:pPr>
       <w:r>
         <w:rPr>
           <w:noProof/>
         </w:rPr>
         <w:drawing>
-          <wp:inline distT="0" distB="0" distL="0" distR="0" wp14:anchorId="7C337EAB" wp14:editId="660C045A">
-            <wp:extent cx="2842260" cy="1896359"/>
-            <wp:effectExtent l="0" t="0" r="0" b="8890"/>
-            <wp:docPr id="1980133561" name="Bilde 5" descr="The Pomodoro Study Method: A Complete Guide - E-Student"/>
+          <wp:inline distT="0" distB="0" distL="0" distR="0" wp14:anchorId="71345CB6" wp14:editId="325C3E70">
+            <wp:extent cx="3230880" cy="2574365"/>
+            <wp:effectExtent l="0" t="0" r="7620" b="0"/>
+            <wp:docPr id="1515166951" name="Bilde 1" descr="Et bilde som inneholder klokke, rød, innendørs&#10;&#10;KI-generert innhold kan være feil."/>
             <wp:cNvGraphicFramePr>
               <a:graphicFrameLocks xmlns:a="http://schemas.openxmlformats.org/drawingml/2006/main" noChangeAspect="1"/>
             </wp:cNvGraphicFramePr>
@@ -6411,13 +8074,13 @@
               <a:graphicData uri="http://schemas.openxmlformats.org/drawingml/2006/picture">
                 <pic:pic xmlns:pic="http://schemas.openxmlformats.org/drawingml/2006/picture">
                   <pic:nvPicPr>
-                    <pic:cNvPr id="0" name="Picture 9" descr="The Pomodoro Study Method: A Complete Guide - E-Student"/>
+                    <pic:cNvPr id="1515166951" name="Bilde 1" descr="Et bilde som inneholder klokke, rød, innendørs&#10;&#10;KI-generert innhold kan være feil."/>
                     <pic:cNvPicPr>
                       <a:picLocks noChangeAspect="1" noChangeArrowheads="1"/>
                     </pic:cNvPicPr>
                   </pic:nvPicPr>
                   <pic:blipFill>
-                    <a:blip r:embed="rId25" cstate="print">
+                    <a:blip r:embed="rId25">
                       <a:extLst>
                         <a:ext uri="{28A0092B-C50C-407E-A947-70E740481C1C}">
                           <a14:useLocalDpi xmlns:a14="http://schemas.microsoft.com/office/drawing/2010/main" val="0"/>
@@ -6432,7 +8095,7 @@
                   <pic:spPr bwMode="auto">
                     <a:xfrm>
                       <a:off x="0" y="0"/>
-                      <a:ext cx="2854009" cy="1904198"/>
+                      <a:ext cx="3232154" cy="2575380"/>
                     </a:xfrm>
                     <a:prstGeom prst="rect">
                       <a:avLst/>
@@ -6450,21 +8113,40 @@
       </w:r>
     </w:p>
     <w:p>
-      <w:r>
-        <w:t xml:space="preserve">Bilde 4: </w:t>
+      <w:pPr>
+        <w:pStyle w:val="Caption"/>
+        <w:jc w:val="center"/>
+      </w:pPr>
+      <w:r>
+        <w:t xml:space="preserve">Figur </w:t>
+      </w:r>
+      <w:r>
+        <w:fldChar w:fldCharType="begin"/>
+      </w:r>
+      <w:r>
+        <w:instrText xml:space="preserve"> SEQ Figur \* ARABIC </w:instrText>
+      </w:r>
+      <w:r>
+        <w:fldChar w:fldCharType="separate"/>
+      </w:r>
+      <w:r>
+        <w:rPr>
+          <w:noProof/>
+        </w:rPr>
+        <w:t>4</w:t>
+      </w:r>
+      <w:r>
+        <w:fldChar w:fldCharType="end"/>
+      </w:r>
+      <w:r>
+        <w:t xml:space="preserve">: </w:t>
       </w:r>
       <w:hyperlink r:id="rId26" w:history="1">
         <w:r>
           <w:rPr>
             <w:rStyle w:val="Hyperlink"/>
           </w:rPr>
-          <w:t xml:space="preserve">Fysisk analog </w:t>
-        </w:r>
-        <w:r>
-          <w:rPr>
-            <w:rStyle w:val="Hyperlink"/>
-          </w:rPr>
-          <w:t>klokke</w:t>
+          <w:t>Fysisk klokke</w:t>
         </w:r>
       </w:hyperlink>
     </w:p>
@@ -6486,7 +8168,15 @@
     </w:p>
     <w:p>
       <w:r>
-        <w:t>Bruk av Pomodoro-teknikken, som innebærer systematiske pauser på 6 minutter etter hver 24-minutters studieblokk, kan være en effektiv strategi for å regulere mental innsats og fremme bærekraftig læring under selvstudie. Studien av Biwer et al. (2023) viser at systematiske pauser, sammenlignet med selvregulerte pauser, er assosiert med lavere nivåer av tretthet og distraksjon, samt høyere nivåer av konsentrasjon og motivasjon. Videre indikerer funnene at studenter som følger Pomodoro-teknikken oppnår lignende oppgavefullførelse på kortere tid, noe som tyder på økt effektivitet. Å undersøke effekten av Pomodoro-teknikken er derfor relevant for å forstå hvordan strukturerte pauser kan optimalisere studenters selvregulerte læring og bidra til bedre studieresultater.</w:t>
+        <w:t xml:space="preserve">Bruk av Pomodoro-teknikken, som innebærer systematiske pauser på 6 minutter etter hver 24-minutters studieblokk, kan være en effektiv strategi for å regulere mental innsats og fremme bærekraftig læring under selvstudie. Studien av </w:t>
+      </w:r>
+      <w:proofErr w:type="spellStart"/>
+      <w:r>
+        <w:t>Biwer</w:t>
+      </w:r>
+      <w:proofErr w:type="spellEnd"/>
+      <w:r>
+        <w:t xml:space="preserve"> et al. (2023) viser at systematiske pauser, sammenlignet med selvregulerte pauser, er assosiert med lavere nivåer av tretthet og distraksjon, samt høyere nivåer av konsentrasjon og motivasjon. Videre indikerer funnene at studenter som følger Pomodoro-teknikken oppnår lignende oppgavefullførelse på kortere tid, noe som tyder på økt effektivitet. Å undersøke effekten av Pomodoro-teknikken er derfor relevant for å forstå hvordan strukturerte pauser kan optimalisere studenters selvregulerte læring og bidra til bedre studieresultater.</w:t>
       </w:r>
       <w:r>
         <w:br/>
@@ -6795,6 +8485,9 @@
       <w:r>
         <w:t xml:space="preserve"> estetisk verdi</w:t>
       </w:r>
+      <w:r>
+        <w:t>.</w:t>
+      </w:r>
     </w:p>
     <w:p>
       <w:pPr>
@@ -6817,12 +8510,14 @@
         <w:t xml:space="preserve">egen </w:t>
       </w:r>
       <w:hyperlink r:id="rId27" w:history="1">
+        <w:proofErr w:type="spellStart"/>
         <w:r>
           <w:rPr>
             <w:rStyle w:val="Hyperlink"/>
           </w:rPr>
           <w:t>github</w:t>
         </w:r>
+        <w:proofErr w:type="spellEnd"/>
       </w:hyperlink>
     </w:p>
     <w:p>
@@ -6898,8 +8593,13 @@
         </w:numPr>
       </w:pPr>
       <w:r>
-        <w:t>Utvikling av firmware</w:t>
-      </w:r>
+        <w:t xml:space="preserve">Utvikling av </w:t>
+      </w:r>
+      <w:proofErr w:type="spellStart"/>
+      <w:r>
+        <w:t>firmware</w:t>
+      </w:r>
+      <w:proofErr w:type="spellEnd"/>
       <w:r>
         <w:t xml:space="preserve"> </w:t>
       </w:r>
@@ -6913,50 +8613,15 @@
         </w:numPr>
       </w:pPr>
       <w:r>
-        <w:t>Simulere kode i wokwi for verifikasjon før oppkobling</w:t>
-      </w:r>
-    </w:p>
-    <w:p>
-      <w:pPr>
-        <w:pStyle w:val="ListParagraph"/>
-        <w:ind w:left="927"/>
-      </w:pPr>
-    </w:p>
-    <w:p>
-      <w:pPr>
-        <w:ind w:firstLine="567"/>
-      </w:pPr>
-      <w:r>
-        <w:rPr>
-          <w:b/>
-          <w:bCs/>
-          <w:u w:val="single"/>
-        </w:rPr>
-        <w:t>3.</w:t>
-      </w:r>
-      <w:r>
-        <w:rPr>
-          <w:b/>
-          <w:bCs/>
-          <w:u w:val="single"/>
-        </w:rPr>
-        <w:t>2</w:t>
-      </w:r>
-      <w:r>
-        <w:rPr>
-          <w:b/>
-          <w:bCs/>
-          <w:u w:val="single"/>
-        </w:rPr>
-        <w:t xml:space="preserve"> </w:t>
-      </w:r>
-      <w:r>
-        <w:rPr>
-          <w:b/>
-          <w:bCs/>
-          <w:u w:val="single"/>
-        </w:rPr>
-        <w:t>Elektronikk</w:t>
+        <w:t xml:space="preserve">Simulere kode i </w:t>
+      </w:r>
+      <w:proofErr w:type="spellStart"/>
+      <w:r>
+        <w:t>wokwi</w:t>
+      </w:r>
+      <w:proofErr w:type="spellEnd"/>
+      <w:r>
+        <w:t xml:space="preserve"> for verifikasjon før oppkobling</w:t>
       </w:r>
     </w:p>
     <w:p>
@@ -6968,7 +8633,50 @@
         </w:numPr>
       </w:pPr>
       <w:r>
-        <w:t>Lage systemarkitektur</w:t>
+        <w:t xml:space="preserve">Teste </w:t>
+      </w:r>
+      <w:r>
+        <w:t xml:space="preserve">koden på fysisk </w:t>
+      </w:r>
+      <w:r>
+        <w:t>løsning.</w:t>
+      </w:r>
+    </w:p>
+    <w:p>
+      <w:pPr>
+        <w:ind w:firstLine="567"/>
+      </w:pPr>
+      <w:r>
+        <w:rPr>
+          <w:b/>
+          <w:bCs/>
+          <w:u w:val="single"/>
+        </w:rPr>
+        <w:t>3.</w:t>
+      </w:r>
+      <w:r>
+        <w:rPr>
+          <w:b/>
+          <w:bCs/>
+          <w:u w:val="single"/>
+        </w:rPr>
+        <w:t>2</w:t>
+      </w:r>
+      <w:r>
+        <w:rPr>
+          <w:b/>
+          <w:bCs/>
+          <w:u w:val="single"/>
+        </w:rPr>
+        <w:t xml:space="preserve"> </w:t>
+      </w:r>
+      <w:r>
+        <w:rPr>
+          <w:b/>
+          <w:bCs/>
+          <w:u w:val="single"/>
+        </w:rPr>
+        <w:t>Elektronikk</w:t>
       </w:r>
     </w:p>
     <w:p>
@@ -6980,44 +8688,7 @@
         </w:numPr>
       </w:pPr>
       <w:r>
-        <w:t>Lage kretsdiagram</w:t>
-      </w:r>
-    </w:p>
-    <w:p>
-      <w:pPr>
-        <w:ind w:firstLine="567"/>
-      </w:pPr>
-      <w:r>
-        <w:rPr>
-          <w:b/>
-          <w:bCs/>
-          <w:u w:val="single"/>
-        </w:rPr>
-        <w:t>3.</w:t>
-      </w:r>
-      <w:r>
-        <w:rPr>
-          <w:b/>
-          <w:bCs/>
-          <w:u w:val="single"/>
-        </w:rPr>
-        <w:t>3</w:t>
-      </w:r>
-      <w:r>
-        <w:rPr>
-          <w:b/>
-          <w:bCs/>
-          <w:u w:val="single"/>
-        </w:rPr>
-        <w:t xml:space="preserve"> </w:t>
-      </w:r>
-      <w:r>
-        <w:rPr>
-          <w:b/>
-          <w:bCs/>
-          <w:u w:val="single"/>
-        </w:rPr>
-        <w:t>Design</w:t>
+        <w:t>Lage systemarkitektur</w:t>
       </w:r>
     </w:p>
     <w:p>
@@ -7029,16 +8700,7 @@
         </w:numPr>
       </w:pPr>
       <w:r>
-        <w:t xml:space="preserve">Lage </w:t>
-      </w:r>
-      <w:r>
-        <w:t>beskyttelse for elektronikk</w:t>
-      </w:r>
-      <w:r>
-        <w:t>,</w:t>
-      </w:r>
-      <w:r>
-        <w:t xml:space="preserve"> og for å gi klokke estetisk verdi</w:t>
+        <w:t>Lage kretsdiagram</w:t>
       </w:r>
     </w:p>
     <w:p>
@@ -7059,7 +8721,7 @@
           <w:bCs/>
           <w:u w:val="single"/>
         </w:rPr>
-        <w:t>4</w:t>
+        <w:t>3</w:t>
       </w:r>
       <w:r>
         <w:rPr>
@@ -7075,7 +8737,7 @@
           <w:bCs/>
           <w:u w:val="single"/>
         </w:rPr>
-        <w:t>Dokumentasjon</w:t>
+        <w:t>Design</w:t>
       </w:r>
     </w:p>
     <w:p>
@@ -7087,16 +8749,53 @@
         </w:numPr>
       </w:pPr>
       <w:r>
-        <w:t>Lage</w:t>
-      </w:r>
-      <w:r>
-        <w:t xml:space="preserve"> github side</w:t>
-      </w:r>
-      <w:r>
+        <w:t xml:space="preserve">Lage </w:t>
+      </w:r>
+      <w:r>
+        <w:t>beskyttelse for elektronikk</w:t>
+      </w:r>
+      <w:r>
+        <w:t>,</w:t>
+      </w:r>
+      <w:r>
+        <w:t xml:space="preserve"> og for å gi klokke estetisk verdi</w:t>
+      </w:r>
+    </w:p>
+    <w:p>
+      <w:pPr>
+        <w:ind w:firstLine="567"/>
+      </w:pPr>
+      <w:r>
+        <w:rPr>
+          <w:b/>
+          <w:bCs/>
+          <w:u w:val="single"/>
+        </w:rPr>
+        <w:t>3.</w:t>
+      </w:r>
+      <w:r>
+        <w:rPr>
+          <w:b/>
+          <w:bCs/>
+          <w:u w:val="single"/>
+        </w:rPr>
+        <w:t>4</w:t>
+      </w:r>
+      <w:r>
+        <w:rPr>
+          <w:b/>
+          <w:bCs/>
+          <w:u w:val="single"/>
+        </w:rPr>
         <w:t xml:space="preserve"> </w:t>
       </w:r>
       <w:r>
-        <w:t>for å tilgjengeliggjøre prosjekt</w:t>
+        <w:rPr>
+          <w:b/>
+          <w:bCs/>
+          <w:u w:val="single"/>
+        </w:rPr>
+        <w:t>Dokumentasjon</w:t>
       </w:r>
     </w:p>
     <w:p>
@@ -7108,6 +8807,35 @@
         </w:numPr>
       </w:pPr>
       <w:r>
+        <w:t>Lage</w:t>
+      </w:r>
+      <w:r>
+        <w:t xml:space="preserve"> </w:t>
+      </w:r>
+      <w:proofErr w:type="spellStart"/>
+      <w:r>
+        <w:t>github</w:t>
+      </w:r>
+      <w:proofErr w:type="spellEnd"/>
+      <w:r>
+        <w:t xml:space="preserve"> side</w:t>
+      </w:r>
+      <w:r>
+        <w:t xml:space="preserve"> </w:t>
+      </w:r>
+      <w:r>
+        <w:t>for å tilgjengeliggjøre prosjekt</w:t>
+      </w:r>
+    </w:p>
+    <w:p>
+      <w:pPr>
+        <w:pStyle w:val="ListParagraph"/>
+        <w:numPr>
+          <w:ilvl w:val="2"/>
+          <w:numId w:val="5"/>
+        </w:numPr>
+      </w:pPr>
+      <w:r>
         <w:t xml:space="preserve">Publisere design, </w:t>
       </w:r>
       <w:r>
@@ -7154,7 +8882,7 @@
         <w:t>Utarbeide testplan</w:t>
       </w:r>
       <w:r>
-        <w:t xml:space="preserve">, og teste løsning </w:t>
+        <w:t xml:space="preserve">, teste løsning </w:t>
       </w:r>
       <w:r>
         <w:t xml:space="preserve">og brukeropplevelse </w:t>
@@ -7304,7 +9032,13 @@
         <w:t>, eller at</w:t>
       </w:r>
       <w:r>
-        <w:t xml:space="preserve"> klokken kan miste strøm.</w:t>
+        <w:t xml:space="preserve"> klokken miste</w:t>
+      </w:r>
+      <w:r>
+        <w:t>r</w:t>
+      </w:r>
+      <w:r>
+        <w:t xml:space="preserve"> strøm.</w:t>
       </w:r>
       <w:r>
         <w:t xml:space="preserve"> </w:t>
@@ -7405,6 +9139,7 @@
           <w:lang w:val="en-US"/>
         </w:rPr>
       </w:pPr>
+      <w:proofErr w:type="spellStart"/>
       <w:r>
         <w:rPr>
           <w:b/>
@@ -7412,7 +9147,17 @@
           <w:color w:val="EE0000"/>
           <w:lang w:val="en-US"/>
         </w:rPr>
-        <w:t>Hjelpetekst:</w:t>
+        <w:t>Hjelpetekst</w:t>
+      </w:r>
+      <w:proofErr w:type="spellEnd"/>
+      <w:r>
+        <w:rPr>
+          <w:b/>
+          <w:bCs/>
+          <w:color w:val="EE0000"/>
+          <w:lang w:val="en-US"/>
+        </w:rPr>
+        <w:t>:</w:t>
       </w:r>
     </w:p>
     <w:p>
@@ -7556,6 +9301,7 @@
           <w:lang w:val="en-US"/>
         </w:rPr>
       </w:pPr>
+      <w:proofErr w:type="spellStart"/>
       <w:r>
         <w:rPr>
           <w:b/>
@@ -7563,7 +9309,17 @@
           <w:color w:val="EE0000"/>
           <w:lang w:val="en-US"/>
         </w:rPr>
-        <w:t>Hjelpetekst:</w:t>
+        <w:t>Hjelpetekst</w:t>
+      </w:r>
+      <w:proofErr w:type="spellEnd"/>
+      <w:r>
+        <w:rPr>
+          <w:b/>
+          <w:bCs/>
+          <w:color w:val="EE0000"/>
+          <w:lang w:val="en-US"/>
+        </w:rPr>
+        <w:t>:</w:t>
       </w:r>
     </w:p>
     <w:p>
@@ -7647,6 +9403,7 @@
         </w:rPr>
         <w:t xml:space="preserve"> </w:t>
       </w:r>
+      <w:proofErr w:type="spellStart"/>
       <w:r>
         <w:rPr>
           <w:i/>
@@ -7654,7 +9411,57 @@
           <w:color w:val="EE0000"/>
           <w:lang w:val="en-US"/>
         </w:rPr>
-        <w:t>Eksempler på undertemaer:</w:t>
+        <w:t>Eksempler</w:t>
+      </w:r>
+      <w:proofErr w:type="spellEnd"/>
+      <w:r>
+        <w:rPr>
+          <w:i/>
+          <w:iCs/>
+          <w:color w:val="EE0000"/>
+          <w:lang w:val="en-US"/>
+        </w:rPr>
+        <w:t xml:space="preserve"> </w:t>
+      </w:r>
+      <w:proofErr w:type="spellStart"/>
+      <w:r>
+        <w:rPr>
+          <w:i/>
+          <w:iCs/>
+          <w:color w:val="EE0000"/>
+          <w:lang w:val="en-US"/>
+        </w:rPr>
+        <w:t>på</w:t>
+      </w:r>
+      <w:proofErr w:type="spellEnd"/>
+      <w:r>
+        <w:rPr>
+          <w:i/>
+          <w:iCs/>
+          <w:color w:val="EE0000"/>
+          <w:lang w:val="en-US"/>
+        </w:rPr>
+        <w:t xml:space="preserve"> </w:t>
+      </w:r>
+      <w:proofErr w:type="spellStart"/>
+      <w:r>
+        <w:rPr>
+          <w:i/>
+          <w:iCs/>
+          <w:color w:val="EE0000"/>
+          <w:lang w:val="en-US"/>
+        </w:rPr>
+        <w:t>undertemaer</w:t>
+      </w:r>
+      <w:proofErr w:type="spellEnd"/>
+      <w:r>
+        <w:rPr>
+          <w:i/>
+          <w:iCs/>
+          <w:color w:val="EE0000"/>
+          <w:lang w:val="en-US"/>
+        </w:rPr>
+        <w:t>:</w:t>
       </w:r>
     </w:p>
     <w:p>
@@ -7729,7 +9536,35 @@
         <w:rPr>
           <w:color w:val="EE0000"/>
         </w:rPr>
-        <w:t xml:space="preserve"> (Bluetooth, LoRa, Wi-Fi)</w:t>
+        <w:t xml:space="preserve"> (Bluetooth, </w:t>
+      </w:r>
+      <w:proofErr w:type="spellStart"/>
+      <w:r>
+        <w:rPr>
+          <w:color w:val="EE0000"/>
+        </w:rPr>
+        <w:t>LoRa</w:t>
+      </w:r>
+      <w:proofErr w:type="spellEnd"/>
+      <w:r>
+        <w:rPr>
+          <w:color w:val="EE0000"/>
+        </w:rPr>
+        <w:t xml:space="preserve">, </w:t>
+      </w:r>
+      <w:proofErr w:type="spellStart"/>
+      <w:r>
+        <w:rPr>
+          <w:color w:val="EE0000"/>
+        </w:rPr>
+        <w:t>Wi-Fi</w:t>
+      </w:r>
+      <w:proofErr w:type="spellEnd"/>
+      <w:r>
+        <w:rPr>
+          <w:color w:val="EE0000"/>
+        </w:rPr>
+        <w:t>)</w:t>
       </w:r>
     </w:p>
     <w:p>
@@ -7743,6 +9578,7 @@
           <w:lang w:val="en-US"/>
         </w:rPr>
       </w:pPr>
+      <w:proofErr w:type="spellStart"/>
       <w:r>
         <w:rPr>
           <w:b/>
@@ -7750,8 +9586,49 @@
           <w:color w:val="EE0000"/>
           <w:lang w:val="en-US"/>
         </w:rPr>
-        <w:t>Signalfiltrering og støyreduksjon</w:t>
-      </w:r>
+        <w:t>Signalfiltrering</w:t>
+      </w:r>
+      <w:proofErr w:type="spellEnd"/>
+      <w:r>
+        <w:rPr>
+          <w:b/>
+          <w:bCs/>
+          <w:color w:val="EE0000"/>
+          <w:lang w:val="en-US"/>
+        </w:rPr>
+        <w:t xml:space="preserve"> </w:t>
+      </w:r>
+      <w:proofErr w:type="spellStart"/>
+      <w:r>
+        <w:rPr>
+          <w:b/>
+          <w:bCs/>
+          <w:color w:val="EE0000"/>
+          <w:lang w:val="en-US"/>
+        </w:rPr>
+        <w:t>og</w:t>
+      </w:r>
+      <w:proofErr w:type="spellEnd"/>
+      <w:r>
+        <w:rPr>
+          <w:b/>
+          <w:bCs/>
+          <w:color w:val="EE0000"/>
+          <w:lang w:val="en-US"/>
+        </w:rPr>
+        <w:t xml:space="preserve"> </w:t>
+      </w:r>
+      <w:proofErr w:type="spellStart"/>
+      <w:r>
+        <w:rPr>
+          <w:b/>
+          <w:bCs/>
+          <w:color w:val="EE0000"/>
+          <w:lang w:val="en-US"/>
+        </w:rPr>
+        <w:t>støyreduksjon</w:t>
+      </w:r>
+      <w:proofErr w:type="spellEnd"/>
     </w:p>
     <w:p>
       <w:pPr>
@@ -7827,7 +9704,25 @@
           <w:iCs/>
           <w:color w:val="EE0000"/>
         </w:rPr>
-        <w:t>IP = U \cdot IP=U</w:t>
+        <w:t>IP = U \</w:t>
+      </w:r>
+      <w:proofErr w:type="spellStart"/>
+      <w:r>
+        <w:rPr>
+          <w:i/>
+          <w:iCs/>
+          <w:color w:val="EE0000"/>
+        </w:rPr>
+        <w:t>cdot</w:t>
+      </w:r>
+      <w:proofErr w:type="spellEnd"/>
+      <w:r>
+        <w:rPr>
+          <w:i/>
+          <w:iCs/>
+          <w:color w:val="EE0000"/>
+        </w:rPr>
+        <w:t xml:space="preserve"> IP=U</w:t>
       </w:r>
       <w:r>
         <w:rPr>
@@ -7887,6 +9782,7 @@
                 <w:lang w:val="en-US"/>
               </w:rPr>
             </w:pPr>
+            <w:proofErr w:type="spellStart"/>
             <w:r>
               <w:rPr>
                 <w:color w:val="EE0000"/>
@@ -7894,6 +9790,7 @@
               </w:rPr>
               <w:t>Måleparameter</w:t>
             </w:r>
+            <w:proofErr w:type="spellEnd"/>
           </w:p>
         </w:tc>
         <w:tc>
@@ -7908,6 +9805,7 @@
                 <w:lang w:val="en-US"/>
               </w:rPr>
             </w:pPr>
+            <w:proofErr w:type="spellStart"/>
             <w:r>
               <w:rPr>
                 <w:color w:val="EE0000"/>
@@ -7915,6 +9813,7 @@
               </w:rPr>
               <w:t>Måleprinsipp</w:t>
             </w:r>
+            <w:proofErr w:type="spellEnd"/>
           </w:p>
         </w:tc>
         <w:tc>
@@ -7929,12 +9828,21 @@
                 <w:lang w:val="en-US"/>
               </w:rPr>
             </w:pPr>
-            <w:r>
-              <w:rPr>
-                <w:color w:val="EE0000"/>
-                <w:lang w:val="en-US"/>
-              </w:rPr>
-              <w:t>Typisk sensor</w:t>
+            <w:proofErr w:type="spellStart"/>
+            <w:r>
+              <w:rPr>
+                <w:color w:val="EE0000"/>
+                <w:lang w:val="en-US"/>
+              </w:rPr>
+              <w:t>Typisk</w:t>
+            </w:r>
+            <w:proofErr w:type="spellEnd"/>
+            <w:r>
+              <w:rPr>
+                <w:color w:val="EE0000"/>
+                <w:lang w:val="en-US"/>
+              </w:rPr>
+              <w:t xml:space="preserve"> sensor</w:t>
             </w:r>
           </w:p>
         </w:tc>
@@ -7952,6 +9860,7 @@
                 <w:lang w:val="en-US"/>
               </w:rPr>
             </w:pPr>
+            <w:proofErr w:type="spellStart"/>
             <w:r>
               <w:rPr>
                 <w:color w:val="EE0000"/>
@@ -7959,6 +9868,7 @@
               </w:rPr>
               <w:t>Temperatur</w:t>
             </w:r>
+            <w:proofErr w:type="spellEnd"/>
           </w:p>
         </w:tc>
         <w:tc>
@@ -7976,7 +9886,21 @@
               <w:rPr>
                 <w:color w:val="EE0000"/>
               </w:rPr>
-              <w:t>Termisk ekspansjon / termospenningsprinsippet (Seebeck-effekt)</w:t>
+              <w:t>Termisk ekspansjon / termospenningsprinsippet (</w:t>
+            </w:r>
+            <w:proofErr w:type="spellStart"/>
+            <w:r>
+              <w:rPr>
+                <w:color w:val="EE0000"/>
+              </w:rPr>
+              <w:t>Seebeck</w:t>
+            </w:r>
+            <w:proofErr w:type="spellEnd"/>
+            <w:r>
+              <w:rPr>
+                <w:color w:val="EE0000"/>
+              </w:rPr>
+              <w:t>-effekt)</w:t>
             </w:r>
           </w:p>
         </w:tc>
@@ -7992,12 +9916,21 @@
                 <w:lang w:val="en-US"/>
               </w:rPr>
             </w:pPr>
-            <w:r>
-              <w:rPr>
-                <w:color w:val="EE0000"/>
-                <w:lang w:val="en-US"/>
-              </w:rPr>
-              <w:t>Termoelement, RTD</w:t>
+            <w:proofErr w:type="spellStart"/>
+            <w:r>
+              <w:rPr>
+                <w:color w:val="EE0000"/>
+                <w:lang w:val="en-US"/>
+              </w:rPr>
+              <w:t>Termoelement</w:t>
+            </w:r>
+            <w:proofErr w:type="spellEnd"/>
+            <w:r>
+              <w:rPr>
+                <w:color w:val="EE0000"/>
+                <w:lang w:val="en-US"/>
+              </w:rPr>
+              <w:t>, RTD</w:t>
             </w:r>
           </w:p>
         </w:tc>
@@ -8015,6 +9948,7 @@
                 <w:lang w:val="en-US"/>
               </w:rPr>
             </w:pPr>
+            <w:proofErr w:type="spellStart"/>
             <w:r>
               <w:rPr>
                 <w:color w:val="EE0000"/>
@@ -8022,6 +9956,7 @@
               </w:rPr>
               <w:t>Trykk</w:t>
             </w:r>
+            <w:proofErr w:type="spellEnd"/>
           </w:p>
         </w:tc>
         <w:tc>
@@ -8036,12 +9971,69 @@
                 <w:lang w:val="en-US"/>
               </w:rPr>
             </w:pPr>
-            <w:r>
-              <w:rPr>
-                <w:color w:val="EE0000"/>
-                <w:lang w:val="en-US"/>
-              </w:rPr>
-              <w:t>Mekanisk deformasjon (piezoelektrisk, resistiv)</w:t>
+            <w:proofErr w:type="spellStart"/>
+            <w:r>
+              <w:rPr>
+                <w:color w:val="EE0000"/>
+                <w:lang w:val="en-US"/>
+              </w:rPr>
+              <w:t>Mekanisk</w:t>
+            </w:r>
+            <w:proofErr w:type="spellEnd"/>
+            <w:r>
+              <w:rPr>
+                <w:color w:val="EE0000"/>
+                <w:lang w:val="en-US"/>
+              </w:rPr>
+              <w:t xml:space="preserve"> </w:t>
+            </w:r>
+            <w:proofErr w:type="spellStart"/>
+            <w:r>
+              <w:rPr>
+                <w:color w:val="EE0000"/>
+                <w:lang w:val="en-US"/>
+              </w:rPr>
+              <w:t>deformasjon</w:t>
+            </w:r>
+            <w:proofErr w:type="spellEnd"/>
+            <w:r>
+              <w:rPr>
+                <w:color w:val="EE0000"/>
+                <w:lang w:val="en-US"/>
+              </w:rPr>
+              <w:t xml:space="preserve"> (</w:t>
+            </w:r>
+            <w:proofErr w:type="spellStart"/>
+            <w:r>
+              <w:rPr>
+                <w:color w:val="EE0000"/>
+                <w:lang w:val="en-US"/>
+              </w:rPr>
+              <w:t>piezoelektrisk</w:t>
+            </w:r>
+            <w:proofErr w:type="spellEnd"/>
+            <w:r>
+              <w:rPr>
+                <w:color w:val="EE0000"/>
+                <w:lang w:val="en-US"/>
+              </w:rPr>
+              <w:t xml:space="preserve">, </w:t>
+            </w:r>
+            <w:proofErr w:type="spellStart"/>
+            <w:r>
+              <w:rPr>
+                <w:color w:val="EE0000"/>
+                <w:lang w:val="en-US"/>
+              </w:rPr>
+              <w:t>resistiv</w:t>
+            </w:r>
+            <w:proofErr w:type="spellEnd"/>
+            <w:r>
+              <w:rPr>
+                <w:color w:val="EE0000"/>
+                <w:lang w:val="en-US"/>
+              </w:rPr>
+              <w:t>)</w:t>
             </w:r>
           </w:p>
         </w:tc>
@@ -8057,12 +10049,21 @@
                 <w:lang w:val="en-US"/>
               </w:rPr>
             </w:pPr>
-            <w:r>
-              <w:rPr>
-                <w:color w:val="EE0000"/>
-                <w:lang w:val="en-US"/>
-              </w:rPr>
-              <w:t>Trykksensor, strain gauge</w:t>
+            <w:proofErr w:type="spellStart"/>
+            <w:r>
+              <w:rPr>
+                <w:color w:val="EE0000"/>
+                <w:lang w:val="en-US"/>
+              </w:rPr>
+              <w:t>Trykksensor</w:t>
+            </w:r>
+            <w:proofErr w:type="spellEnd"/>
+            <w:r>
+              <w:rPr>
+                <w:color w:val="EE0000"/>
+                <w:lang w:val="en-US"/>
+              </w:rPr>
+              <w:t>, strain gauge</w:t>
             </w:r>
           </w:p>
         </w:tc>
@@ -8101,12 +10102,53 @@
                 <w:lang w:val="en-US"/>
               </w:rPr>
             </w:pPr>
-            <w:r>
-              <w:rPr>
-                <w:color w:val="EE0000"/>
-                <w:lang w:val="en-US"/>
-              </w:rPr>
-              <w:t>Magnetfelt (Ampères lov)</w:t>
+            <w:proofErr w:type="spellStart"/>
+            <w:r>
+              <w:rPr>
+                <w:color w:val="EE0000"/>
+                <w:lang w:val="en-US"/>
+              </w:rPr>
+              <w:t>Magnetfelt</w:t>
+            </w:r>
+            <w:proofErr w:type="spellEnd"/>
+            <w:r>
+              <w:rPr>
+                <w:color w:val="EE0000"/>
+                <w:lang w:val="en-US"/>
+              </w:rPr>
+              <w:t xml:space="preserve"> (</w:t>
+            </w:r>
+            <w:proofErr w:type="spellStart"/>
+            <w:r>
+              <w:rPr>
+                <w:color w:val="EE0000"/>
+                <w:lang w:val="en-US"/>
+              </w:rPr>
+              <w:t>Ampères</w:t>
+            </w:r>
+            <w:proofErr w:type="spellEnd"/>
+            <w:r>
+              <w:rPr>
+                <w:color w:val="EE0000"/>
+                <w:lang w:val="en-US"/>
+              </w:rPr>
+              <w:t xml:space="preserve"> </w:t>
+            </w:r>
+            <w:proofErr w:type="spellStart"/>
+            <w:r>
+              <w:rPr>
+                <w:color w:val="EE0000"/>
+                <w:lang w:val="en-US"/>
+              </w:rPr>
+              <w:t>lov</w:t>
+            </w:r>
+            <w:proofErr w:type="spellEnd"/>
+            <w:r>
+              <w:rPr>
+                <w:color w:val="EE0000"/>
+                <w:lang w:val="en-US"/>
+              </w:rPr>
+              <w:t>)</w:t>
             </w:r>
           </w:p>
         </w:tc>
@@ -8127,8 +10169,17 @@
                 <w:color w:val="EE0000"/>
                 <w:lang w:val="en-US"/>
               </w:rPr>
-              <w:t>Hall-effektsensor</w:t>
-            </w:r>
+              <w:t>Hall-</w:t>
+            </w:r>
+            <w:proofErr w:type="spellStart"/>
+            <w:r>
+              <w:rPr>
+                <w:color w:val="EE0000"/>
+                <w:lang w:val="en-US"/>
+              </w:rPr>
+              <w:t>effektsensor</w:t>
+            </w:r>
+            <w:proofErr w:type="spellEnd"/>
           </w:p>
         </w:tc>
       </w:tr>
@@ -8145,6 +10196,7 @@
                 <w:lang w:val="en-US"/>
               </w:rPr>
             </w:pPr>
+            <w:proofErr w:type="spellStart"/>
             <w:r>
               <w:rPr>
                 <w:color w:val="EE0000"/>
@@ -8152,6 +10204,7 @@
               </w:rPr>
               <w:t>Lysmengde</w:t>
             </w:r>
+            <w:proofErr w:type="spellEnd"/>
           </w:p>
         </w:tc>
         <w:tc>
@@ -8166,12 +10219,53 @@
                 <w:lang w:val="en-US"/>
               </w:rPr>
             </w:pPr>
-            <w:r>
-              <w:rPr>
-                <w:color w:val="EE0000"/>
-                <w:lang w:val="en-US"/>
-              </w:rPr>
-              <w:t>Fotostrøm (fotoelektrisk effekt)</w:t>
+            <w:proofErr w:type="spellStart"/>
+            <w:r>
+              <w:rPr>
+                <w:color w:val="EE0000"/>
+                <w:lang w:val="en-US"/>
+              </w:rPr>
+              <w:t>Fotostrøm</w:t>
+            </w:r>
+            <w:proofErr w:type="spellEnd"/>
+            <w:r>
+              <w:rPr>
+                <w:color w:val="EE0000"/>
+                <w:lang w:val="en-US"/>
+              </w:rPr>
+              <w:t xml:space="preserve"> (</w:t>
+            </w:r>
+            <w:proofErr w:type="spellStart"/>
+            <w:r>
+              <w:rPr>
+                <w:color w:val="EE0000"/>
+                <w:lang w:val="en-US"/>
+              </w:rPr>
+              <w:t>fotoelektrisk</w:t>
+            </w:r>
+            <w:proofErr w:type="spellEnd"/>
+            <w:r>
+              <w:rPr>
+                <w:color w:val="EE0000"/>
+                <w:lang w:val="en-US"/>
+              </w:rPr>
+              <w:t xml:space="preserve"> </w:t>
+            </w:r>
+            <w:proofErr w:type="spellStart"/>
+            <w:r>
+              <w:rPr>
+                <w:color w:val="EE0000"/>
+                <w:lang w:val="en-US"/>
+              </w:rPr>
+              <w:t>effekt</w:t>
+            </w:r>
+            <w:proofErr w:type="spellEnd"/>
+            <w:r>
+              <w:rPr>
+                <w:color w:val="EE0000"/>
+                <w:lang w:val="en-US"/>
+              </w:rPr>
+              <w:t>)</w:t>
             </w:r>
           </w:p>
         </w:tc>
@@ -8187,13 +10281,31 @@
                 <w:lang w:val="en-US"/>
               </w:rPr>
             </w:pPr>
-            <w:r>
-              <w:rPr>
-                <w:color w:val="EE0000"/>
-                <w:lang w:val="en-US"/>
-              </w:rPr>
-              <w:t>Fotodiode, fototransistor</w:t>
-            </w:r>
+            <w:proofErr w:type="spellStart"/>
+            <w:r>
+              <w:rPr>
+                <w:color w:val="EE0000"/>
+                <w:lang w:val="en-US"/>
+              </w:rPr>
+              <w:t>Fotodiode</w:t>
+            </w:r>
+            <w:proofErr w:type="spellEnd"/>
+            <w:r>
+              <w:rPr>
+                <w:color w:val="EE0000"/>
+                <w:lang w:val="en-US"/>
+              </w:rPr>
+              <w:t xml:space="preserve">, </w:t>
+            </w:r>
+            <w:proofErr w:type="spellStart"/>
+            <w:r>
+              <w:rPr>
+                <w:color w:val="EE0000"/>
+                <w:lang w:val="en-US"/>
+              </w:rPr>
+              <w:t>fototransistor</w:t>
+            </w:r>
+            <w:proofErr w:type="spellEnd"/>
           </w:p>
         </w:tc>
       </w:tr>
@@ -8210,6 +10322,7 @@
                 <w:lang w:val="en-US"/>
               </w:rPr>
             </w:pPr>
+            <w:proofErr w:type="spellStart"/>
             <w:r>
               <w:rPr>
                 <w:color w:val="EE0000"/>
@@ -8217,6 +10330,7 @@
               </w:rPr>
               <w:t>Gassinnhold</w:t>
             </w:r>
+            <w:proofErr w:type="spellEnd"/>
           </w:p>
         </w:tc>
         <w:tc>
@@ -8231,12 +10345,21 @@
                 <w:lang w:val="en-US"/>
               </w:rPr>
             </w:pPr>
-            <w:r>
-              <w:rPr>
-                <w:color w:val="EE0000"/>
-                <w:lang w:val="en-US"/>
-              </w:rPr>
-              <w:t>Absorpsjonsspekter (NDIR, TDLAS)</w:t>
+            <w:proofErr w:type="spellStart"/>
+            <w:r>
+              <w:rPr>
+                <w:color w:val="EE0000"/>
+                <w:lang w:val="en-US"/>
+              </w:rPr>
+              <w:t>Absorpsjonsspekter</w:t>
+            </w:r>
+            <w:proofErr w:type="spellEnd"/>
+            <w:r>
+              <w:rPr>
+                <w:color w:val="EE0000"/>
+                <w:lang w:val="en-US"/>
+              </w:rPr>
+              <w:t xml:space="preserve"> (NDIR, TDLAS)</w:t>
             </w:r>
           </w:p>
         </w:tc>
@@ -8257,7 +10380,23 @@
                 <w:color w:val="EE0000"/>
                 <w:lang w:val="en-US"/>
               </w:rPr>
-              <w:t>CO₂-sensor, metan-sensor</w:t>
+              <w:t xml:space="preserve">CO₂-sensor, </w:t>
+            </w:r>
+            <w:proofErr w:type="spellStart"/>
+            <w:r>
+              <w:rPr>
+                <w:color w:val="EE0000"/>
+                <w:lang w:val="en-US"/>
+              </w:rPr>
+              <w:t>metan</w:t>
+            </w:r>
+            <w:proofErr w:type="spellEnd"/>
+            <w:r>
+              <w:rPr>
+                <w:color w:val="EE0000"/>
+                <w:lang w:val="en-US"/>
+              </w:rPr>
+              <w:t>-sensor</w:t>
             </w:r>
           </w:p>
         </w:tc>
@@ -8412,7 +10551,21 @@
         <w:rPr>
           <w:color w:val="EE0000"/>
         </w:rPr>
-        <w:t>"NDIR (nondispersive infrared) benytter absorpsjon av infrarødt lys ved spesifikke bølgelengder. Når lys sendes gjennom en gassprøve, reduseres intensiteten i tråd med gassens konsentrasjon. Sensoren bruker et filter og detektor for å måle denne reduksjonen."</w:t>
+        <w:t xml:space="preserve">"NDIR (nondispersive </w:t>
+      </w:r>
+      <w:proofErr w:type="spellStart"/>
+      <w:r>
+        <w:rPr>
+          <w:color w:val="EE0000"/>
+        </w:rPr>
+        <w:t>infrared</w:t>
+      </w:r>
+      <w:proofErr w:type="spellEnd"/>
+      <w:r>
+        <w:rPr>
+          <w:color w:val="EE0000"/>
+        </w:rPr>
+        <w:t>) benytter absorpsjon av infrarødt lys ved spesifikke bølgelengder. Når lys sendes gjennom en gassprøve, reduseres intensiteten i tråd med gassens konsentrasjon. Sensoren bruker et filter og detektor for å måle denne reduksjonen."</w:t>
       </w:r>
     </w:p>
     <w:p>
@@ -8484,6 +10637,7 @@
                 <w:lang w:val="en-US"/>
               </w:rPr>
             </w:pPr>
+            <w:proofErr w:type="spellStart"/>
             <w:r>
               <w:rPr>
                 <w:b/>
@@ -8493,6 +10647,7 @@
               </w:rPr>
               <w:t>Forklaring</w:t>
             </w:r>
+            <w:proofErr w:type="spellEnd"/>
           </w:p>
         </w:tc>
       </w:tr>
@@ -8554,13 +10709,63 @@
                 <w:lang w:val="en-US"/>
               </w:rPr>
             </w:pPr>
-            <w:r>
-              <w:rPr>
-                <w:color w:val="EE0000"/>
-                <w:lang w:val="en-US"/>
-              </w:rPr>
-              <w:t>Forklar på lavt nivå</w:t>
-            </w:r>
+            <w:proofErr w:type="spellStart"/>
+            <w:r>
+              <w:rPr>
+                <w:color w:val="EE0000"/>
+                <w:lang w:val="en-US"/>
+              </w:rPr>
+              <w:t>Forklar</w:t>
+            </w:r>
+            <w:proofErr w:type="spellEnd"/>
+            <w:r>
+              <w:rPr>
+                <w:color w:val="EE0000"/>
+                <w:lang w:val="en-US"/>
+              </w:rPr>
+              <w:t xml:space="preserve"> </w:t>
+            </w:r>
+            <w:proofErr w:type="spellStart"/>
+            <w:r>
+              <w:rPr>
+                <w:color w:val="EE0000"/>
+                <w:lang w:val="en-US"/>
+              </w:rPr>
+              <w:t>på</w:t>
+            </w:r>
+            <w:proofErr w:type="spellEnd"/>
+            <w:r>
+              <w:rPr>
+                <w:color w:val="EE0000"/>
+                <w:lang w:val="en-US"/>
+              </w:rPr>
+              <w:t xml:space="preserve"> </w:t>
+            </w:r>
+            <w:proofErr w:type="spellStart"/>
+            <w:r>
+              <w:rPr>
+                <w:color w:val="EE0000"/>
+                <w:lang w:val="en-US"/>
+              </w:rPr>
+              <w:t>lavt</w:t>
+            </w:r>
+            <w:proofErr w:type="spellEnd"/>
+            <w:r>
+              <w:rPr>
+                <w:color w:val="EE0000"/>
+                <w:lang w:val="en-US"/>
+              </w:rPr>
+              <w:t xml:space="preserve"> </w:t>
+            </w:r>
+            <w:proofErr w:type="spellStart"/>
+            <w:r>
+              <w:rPr>
+                <w:color w:val="EE0000"/>
+                <w:lang w:val="en-US"/>
+              </w:rPr>
+              <w:t>nivå</w:t>
+            </w:r>
+            <w:proofErr w:type="spellEnd"/>
           </w:p>
         </w:tc>
         <w:tc>
@@ -8603,8 +10808,33 @@
                 <w:color w:val="EE0000"/>
                 <w:lang w:val="en-US"/>
               </w:rPr>
-              <w:t>Koble til praksis</w:t>
-            </w:r>
+              <w:t xml:space="preserve">Koble </w:t>
+            </w:r>
+            <w:proofErr w:type="spellStart"/>
+            <w:r>
+              <w:rPr>
+                <w:color w:val="EE0000"/>
+                <w:lang w:val="en-US"/>
+              </w:rPr>
+              <w:t>til</w:t>
+            </w:r>
+            <w:proofErr w:type="spellEnd"/>
+            <w:r>
+              <w:rPr>
+                <w:color w:val="EE0000"/>
+                <w:lang w:val="en-US"/>
+              </w:rPr>
+              <w:t xml:space="preserve"> </w:t>
+            </w:r>
+            <w:proofErr w:type="spellStart"/>
+            <w:r>
+              <w:rPr>
+                <w:color w:val="EE0000"/>
+                <w:lang w:val="en-US"/>
+              </w:rPr>
+              <w:t>praksis</w:t>
+            </w:r>
+            <w:proofErr w:type="spellEnd"/>
           </w:p>
         </w:tc>
         <w:tc>
@@ -8690,6 +10920,7 @@
           <w:lang w:val="en-US"/>
         </w:rPr>
       </w:pPr>
+      <w:proofErr w:type="spellStart"/>
       <w:r>
         <w:rPr>
           <w:b/>
@@ -8697,7 +10928,17 @@
           <w:color w:val="EE0000"/>
           <w:lang w:val="en-US"/>
         </w:rPr>
-        <w:t>Hjelpetekst:</w:t>
+        <w:t>Hjelpetekst</w:t>
+      </w:r>
+      <w:proofErr w:type="spellEnd"/>
+      <w:r>
+        <w:rPr>
+          <w:b/>
+          <w:bCs/>
+          <w:color w:val="EE0000"/>
+          <w:lang w:val="en-US"/>
+        </w:rPr>
+        <w:t>:</w:t>
       </w:r>
     </w:p>
     <w:p>
@@ -8785,7 +11026,25 @@
           <w:iCs/>
           <w:color w:val="EE0000"/>
         </w:rPr>
-        <w:t>"Et tidligere prosjekt ved NMBU benyttet en tilsvarende sensortype, men opplevde utfordringer med trådløs dekning i industrielle miljøer. Dette inspirerte oss til å teste alternativer med høyere signalstyrke og mesh-nettverk."</w:t>
+        <w:t xml:space="preserve">"Et tidligere prosjekt ved NMBU benyttet en tilsvarende sensortype, men opplevde utfordringer med trådløs dekning i industrielle miljøer. Dette inspirerte oss til å teste alternativer med høyere signalstyrke og </w:t>
+      </w:r>
+      <w:proofErr w:type="spellStart"/>
+      <w:r>
+        <w:rPr>
+          <w:i/>
+          <w:iCs/>
+          <w:color w:val="EE0000"/>
+        </w:rPr>
+        <w:t>mesh</w:t>
+      </w:r>
+      <w:proofErr w:type="spellEnd"/>
+      <w:r>
+        <w:rPr>
+          <w:i/>
+          <w:iCs/>
+          <w:color w:val="EE0000"/>
+        </w:rPr>
+        <w:t>-nettverk."</w:t>
       </w:r>
     </w:p>
     <w:p/>
@@ -8930,6 +11189,7 @@
                 <w:lang w:val="en-US"/>
               </w:rPr>
             </w:pPr>
+            <w:proofErr w:type="spellStart"/>
             <w:r>
               <w:rPr>
                 <w:color w:val="EE0000"/>
@@ -8937,6 +11197,7 @@
               </w:rPr>
               <w:t>Forklaring</w:t>
             </w:r>
+            <w:proofErr w:type="spellEnd"/>
           </w:p>
         </w:tc>
       </w:tr>
@@ -8953,6 +11214,7 @@
                 <w:lang w:val="en-US"/>
               </w:rPr>
             </w:pPr>
+            <w:proofErr w:type="spellStart"/>
             <w:r>
               <w:rPr>
                 <w:color w:val="EE0000"/>
@@ -8960,6 +11222,7 @@
               </w:rPr>
               <w:t>Kjernepunktene</w:t>
             </w:r>
+            <w:proofErr w:type="spellEnd"/>
           </w:p>
         </w:tc>
         <w:tc>
@@ -8995,6 +11258,7 @@
                 <w:lang w:val="en-US"/>
               </w:rPr>
             </w:pPr>
+            <w:proofErr w:type="spellStart"/>
             <w:r>
               <w:rPr>
                 <w:color w:val="EE0000"/>
@@ -9002,6 +11266,7 @@
               </w:rPr>
               <w:t>Relevans</w:t>
             </w:r>
+            <w:proofErr w:type="spellEnd"/>
           </w:p>
         </w:tc>
         <w:tc>
@@ -9037,13 +11302,63 @@
                 <w:lang w:val="en-US"/>
               </w:rPr>
             </w:pPr>
-            <w:r>
-              <w:rPr>
-                <w:color w:val="EE0000"/>
-                <w:lang w:val="en-US"/>
-              </w:rPr>
-              <w:t>Forbindelse til metode/systemdesign</w:t>
-            </w:r>
+            <w:proofErr w:type="spellStart"/>
+            <w:r>
+              <w:rPr>
+                <w:color w:val="EE0000"/>
+                <w:lang w:val="en-US"/>
+              </w:rPr>
+              <w:t>Forbindelse</w:t>
+            </w:r>
+            <w:proofErr w:type="spellEnd"/>
+            <w:r>
+              <w:rPr>
+                <w:color w:val="EE0000"/>
+                <w:lang w:val="en-US"/>
+              </w:rPr>
+              <w:t xml:space="preserve"> </w:t>
+            </w:r>
+            <w:proofErr w:type="spellStart"/>
+            <w:r>
+              <w:rPr>
+                <w:color w:val="EE0000"/>
+                <w:lang w:val="en-US"/>
+              </w:rPr>
+              <w:t>til</w:t>
+            </w:r>
+            <w:proofErr w:type="spellEnd"/>
+            <w:r>
+              <w:rPr>
+                <w:color w:val="EE0000"/>
+                <w:lang w:val="en-US"/>
+              </w:rPr>
+              <w:t xml:space="preserve"> </w:t>
+            </w:r>
+            <w:proofErr w:type="spellStart"/>
+            <w:r>
+              <w:rPr>
+                <w:color w:val="EE0000"/>
+                <w:lang w:val="en-US"/>
+              </w:rPr>
+              <w:t>metode</w:t>
+            </w:r>
+            <w:proofErr w:type="spellEnd"/>
+            <w:r>
+              <w:rPr>
+                <w:color w:val="EE0000"/>
+                <w:lang w:val="en-US"/>
+              </w:rPr>
+              <w:t>/</w:t>
+            </w:r>
+            <w:proofErr w:type="spellStart"/>
+            <w:r>
+              <w:rPr>
+                <w:color w:val="EE0000"/>
+                <w:lang w:val="en-US"/>
+              </w:rPr>
+              <w:t>systemdesign</w:t>
+            </w:r>
+            <w:proofErr w:type="spellEnd"/>
           </w:p>
         </w:tc>
         <w:tc>
@@ -9061,7 +11376,21 @@
               <w:rPr>
                 <w:color w:val="EE0000"/>
               </w:rPr>
-              <w:t>En teaser: “Denne teorien ligger til grunn for valg av sensor, kommunikasjonsprotokoll og målemetode beskrevet i neste kapittel.”</w:t>
+              <w:t xml:space="preserve">En </w:t>
+            </w:r>
+            <w:proofErr w:type="spellStart"/>
+            <w:r>
+              <w:rPr>
+                <w:color w:val="EE0000"/>
+              </w:rPr>
+              <w:t>teaser</w:t>
+            </w:r>
+            <w:proofErr w:type="spellEnd"/>
+            <w:r>
+              <w:rPr>
+                <w:color w:val="EE0000"/>
+              </w:rPr>
+              <w:t>: “Denne teorien ligger til grunn for valg av sensor, kommunikasjonsprotokoll og målemetode beskrevet i neste kapittel.”</w:t>
             </w:r>
           </w:p>
         </w:tc>
@@ -9151,117 +11480,178 @@
           <w:bCs/>
           <w:color w:val="EE0000"/>
         </w:rPr>
-        <w:t>Dekker både elektronisk hardware og programvare (firmware)</w:t>
-      </w:r>
-      <w:r>
-        <w:rPr>
-          <w:color w:val="EE0000"/>
-        </w:rPr>
-        <w:br/>
-      </w:r>
+        <w:t xml:space="preserve">Dekker både elektronisk </w:t>
+      </w:r>
+      <w:proofErr w:type="gramStart"/>
       <w:r>
         <w:rPr>
           <w:b/>
           <w:bCs/>
           <w:color w:val="EE0000"/>
         </w:rPr>
-        <w:t>Tips</w:t>
-      </w:r>
-      <w:r>
-        <w:rPr>
-          <w:color w:val="EE0000"/>
-        </w:rPr>
-        <w:t>: Bruk diagrammer, bilder og tabeller for å gjøre kapittelet tydelig og konkret.</w:t>
-      </w:r>
-    </w:p>
-    <w:p>
-      <w:pPr>
-        <w:pStyle w:val="Heading2"/>
-      </w:pPr>
-      <w:bookmarkStart w:id="11" w:name="_Toc972376887"/>
-      <w:r>
-        <w:t>D</w:t>
-      </w:r>
-      <w:r>
-        <w:t>esign</w:t>
-      </w:r>
-      <w:r>
-        <w:t>b</w:t>
-      </w:r>
-      <w:r>
-        <w:t>eskrivelse</w:t>
-      </w:r>
-      <w:bookmarkEnd w:id="11"/>
-    </w:p>
-    <w:p>
-      <w:pPr>
-        <w:pStyle w:val="Heading3"/>
-      </w:pPr>
-      <w:bookmarkStart w:id="12" w:name="_Toc445626299"/>
-      <w:r>
-        <w:t>Konseptover</w:t>
-      </w:r>
-      <w:r>
-        <w:t>sikt</w:t>
-      </w:r>
-      <w:bookmarkEnd w:id="12"/>
-      <w:r>
-        <w:t xml:space="preserve"> </w:t>
-      </w:r>
-    </w:p>
-    <w:p>
-      <w:pPr>
+        <w:t>hardware</w:t>
+      </w:r>
+      <w:proofErr w:type="gramEnd"/>
+      <w:r>
         <w:rPr>
           <w:b/>
           <w:bCs/>
           <w:color w:val="EE0000"/>
         </w:rPr>
-      </w:pPr>
+        <w:t xml:space="preserve"> og programvare (</w:t>
+      </w:r>
+      <w:proofErr w:type="spellStart"/>
       <w:r>
         <w:rPr>
           <w:b/>
           <w:bCs/>
           <w:color w:val="EE0000"/>
         </w:rPr>
-        <w:t>1. Konseptbeskrivelse (Overordnet systemdesign)</w:t>
-      </w:r>
-    </w:p>
-    <w:p>
-      <w:pPr>
-        <w:rPr>
-          <w:color w:val="EE0000"/>
-        </w:rPr>
-      </w:pPr>
+        <w:t>firmware</w:t>
+      </w:r>
+      <w:proofErr w:type="spellEnd"/>
       <w:r>
         <w:rPr>
           <w:b/>
           <w:bCs/>
           <w:color w:val="EE0000"/>
         </w:rPr>
-        <w:t>Formål:</w:t>
-      </w:r>
-      <w:r>
-        <w:rPr>
-          <w:color w:val="EE0000"/>
-        </w:rPr>
-        <w:t xml:space="preserve"> Gi en helhetlig beskrivelse av hvordan systemet fungerer og hva det skal gjøre.</w:t>
-      </w:r>
-    </w:p>
-    <w:p>
-      <w:pPr>
-        <w:rPr>
-          <w:color w:val="EE0000"/>
-          <w:lang w:val="en-US"/>
-        </w:rPr>
-      </w:pPr>
+        <w:t>)</w:t>
+      </w:r>
+      <w:r>
+        <w:rPr>
+          <w:color w:val="EE0000"/>
+        </w:rPr>
+        <w:br/>
+      </w:r>
       <w:r>
         <w:rPr>
           <w:b/>
           <w:bCs/>
           <w:color w:val="EE0000"/>
-          <w:lang w:val="en-US"/>
-        </w:rPr>
-        <w:t>Hjelpetekst:</w:t>
+        </w:rPr>
+        <w:t>Tips</w:t>
+      </w:r>
+      <w:r>
+        <w:rPr>
+          <w:color w:val="EE0000"/>
+        </w:rPr>
+        <w:t>: Bruk diagrammer, bilder og tabeller for å gjøre kapittelet tydelig og konkret.</w:t>
+      </w:r>
+    </w:p>
+    <w:p>
+      <w:pPr>
+        <w:pStyle w:val="Heading2"/>
+      </w:pPr>
+      <w:bookmarkStart w:id="11" w:name="_Toc972376887"/>
+      <w:r>
+        <w:t>D</w:t>
+      </w:r>
+      <w:r>
+        <w:t>esign</w:t>
+      </w:r>
+      <w:r>
+        <w:t>b</w:t>
+      </w:r>
+      <w:r>
+        <w:t>eskrivelse</w:t>
+      </w:r>
+      <w:bookmarkEnd w:id="11"/>
+    </w:p>
+    <w:p>
+      <w:pPr>
+        <w:pStyle w:val="Heading3"/>
+      </w:pPr>
+      <w:bookmarkStart w:id="12" w:name="_Toc445626299"/>
+      <w:r>
+        <w:t>Konseptover</w:t>
+      </w:r>
+      <w:r>
+        <w:t>sikt</w:t>
+      </w:r>
+      <w:bookmarkEnd w:id="12"/>
+      <w:r>
+        <w:t xml:space="preserve"> </w:t>
+      </w:r>
+    </w:p>
+    <w:p>
+      <w:pPr>
+        <w:rPr>
+          <w:b/>
+          <w:bCs/>
+          <w:color w:val="EE0000"/>
+        </w:rPr>
+      </w:pPr>
+      <w:r>
+        <w:rPr>
+          <w:b/>
+          <w:bCs/>
+          <w:color w:val="EE0000"/>
+        </w:rPr>
+        <w:t>1. Konseptbeskrivelse (Overordnet systemdesign)</w:t>
+      </w:r>
+    </w:p>
+    <w:p>
+      <w:pPr>
+        <w:rPr>
+          <w:color w:val="EE0000"/>
+        </w:rPr>
+      </w:pPr>
+      <w:r>
+        <w:rPr>
+          <w:b/>
+          <w:bCs/>
+          <w:color w:val="EE0000"/>
+        </w:rPr>
+        <w:t>Formål:</w:t>
+      </w:r>
+      <w:r>
+        <w:rPr>
+          <w:color w:val="EE0000"/>
+        </w:rPr>
+        <w:t xml:space="preserve"> Gi en helhetlig beskrivelse av hvordan systemet </w:t>
+      </w:r>
+      <w:proofErr w:type="gramStart"/>
+      <w:r>
+        <w:rPr>
+          <w:color w:val="EE0000"/>
+        </w:rPr>
+        <w:t>fungerer</w:t>
+      </w:r>
+      <w:proofErr w:type="gramEnd"/>
+      <w:r>
+        <w:rPr>
+          <w:color w:val="EE0000"/>
+        </w:rPr>
+        <w:t xml:space="preserve"> og hva det skal gjøre.</w:t>
+      </w:r>
+    </w:p>
+    <w:p>
+      <w:pPr>
+        <w:rPr>
+          <w:color w:val="EE0000"/>
+          <w:lang w:val="en-US"/>
+        </w:rPr>
+      </w:pPr>
+      <w:proofErr w:type="spellStart"/>
+      <w:r>
+        <w:rPr>
+          <w:b/>
+          <w:bCs/>
+          <w:color w:val="EE0000"/>
+          <w:lang w:val="en-US"/>
+        </w:rPr>
+        <w:t>Hjelpetekst</w:t>
+      </w:r>
+      <w:proofErr w:type="spellEnd"/>
+      <w:r>
+        <w:rPr>
+          <w:b/>
+          <w:bCs/>
+          <w:color w:val="EE0000"/>
+          <w:lang w:val="en-US"/>
+        </w:rPr>
+        <w:t>:</w:t>
       </w:r>
     </w:p>
     <w:p>
@@ -9309,12 +11699,69 @@
           <w:lang w:val="en-US"/>
         </w:rPr>
       </w:pPr>
-      <w:r>
-        <w:rPr>
-          <w:color w:val="EE0000"/>
-          <w:lang w:val="en-US"/>
-        </w:rPr>
-        <w:t>Hvordan samhandler ulike deler?</w:t>
+      <w:proofErr w:type="spellStart"/>
+      <w:r>
+        <w:rPr>
+          <w:color w:val="EE0000"/>
+          <w:lang w:val="en-US"/>
+        </w:rPr>
+        <w:t>Hvordan</w:t>
+      </w:r>
+      <w:proofErr w:type="spellEnd"/>
+      <w:r>
+        <w:rPr>
+          <w:color w:val="EE0000"/>
+          <w:lang w:val="en-US"/>
+        </w:rPr>
+        <w:t xml:space="preserve"> </w:t>
+      </w:r>
+      <w:proofErr w:type="spellStart"/>
+      <w:r>
+        <w:rPr>
+          <w:color w:val="EE0000"/>
+          <w:lang w:val="en-US"/>
+        </w:rPr>
+        <w:t>samhandler</w:t>
+      </w:r>
+      <w:proofErr w:type="spellEnd"/>
+      <w:r>
+        <w:rPr>
+          <w:color w:val="EE0000"/>
+          <w:lang w:val="en-US"/>
+        </w:rPr>
+        <w:t xml:space="preserve"> </w:t>
+      </w:r>
+      <w:proofErr w:type="spellStart"/>
+      <w:r>
+        <w:rPr>
+          <w:color w:val="EE0000"/>
+          <w:lang w:val="en-US"/>
+        </w:rPr>
+        <w:t>ulike</w:t>
+      </w:r>
+      <w:proofErr w:type="spellEnd"/>
+      <w:r>
+        <w:rPr>
+          <w:color w:val="EE0000"/>
+          <w:lang w:val="en-US"/>
+        </w:rPr>
+        <w:t xml:space="preserve"> </w:t>
+      </w:r>
+      <w:proofErr w:type="spellStart"/>
+      <w:r>
+        <w:rPr>
+          <w:color w:val="EE0000"/>
+          <w:lang w:val="en-US"/>
+        </w:rPr>
+        <w:t>deler</w:t>
+      </w:r>
+      <w:proofErr w:type="spellEnd"/>
+      <w:r>
+        <w:rPr>
+          <w:color w:val="EE0000"/>
+          <w:lang w:val="en-US"/>
+        </w:rPr>
+        <w:t>?</w:t>
       </w:r>
     </w:p>
     <w:p>
@@ -9397,14 +11844,32 @@
           <w:iCs/>
           <w:color w:val="EE0000"/>
         </w:rPr>
-        <w:t xml:space="preserve">"Systemet måler strømforbruk i sanntid ved hjelp av en Hall-effektsensor, bearbeider signalene lokalt og sender dataene til en skylagring via Wi-Fi. </w:t>
-      </w:r>
+        <w:t xml:space="preserve">"Systemet måler strømforbruk i sanntid ved hjelp av en Hall-effektsensor, bearbeider signalene lokalt og sender dataene til en skylagring via </w:t>
+      </w:r>
+      <w:proofErr w:type="spellStart"/>
       <w:r>
         <w:rPr>
           <w:i/>
           <w:iCs/>
           <w:color w:val="EE0000"/>
         </w:rPr>
+        <w:t>Wi</w:t>
+      </w:r>
+      <w:proofErr w:type="spellEnd"/>
+      <w:r>
+        <w:rPr>
+          <w:i/>
+          <w:iCs/>
+          <w:color w:val="EE0000"/>
+        </w:rPr>
+        <w:t xml:space="preserve">-Fi. </w:t>
+      </w:r>
+      <w:r>
+        <w:rPr>
+          <w:i/>
+          <w:iCs/>
+          <w:color w:val="EE0000"/>
+        </w:rPr>
         <w:t>Brukeren kan lese verdiene i et webgrensesnitt."</w:t>
       </w:r>
     </w:p>
@@ -9414,465 +11879,360 @@
       </w:pPr>
       <w:bookmarkStart w:id="13" w:name="_Toc1056647657"/>
       <w:r>
-        <w:t>«Bill Of Materials»(BOM) -  Komponentliste</w:t>
+        <w:t xml:space="preserve">«Bill Of </w:t>
+      </w:r>
+      <w:proofErr w:type="gramStart"/>
+      <w:r>
+        <w:t>Materials»(</w:t>
+      </w:r>
+      <w:proofErr w:type="gramEnd"/>
+      <w:r>
+        <w:t xml:space="preserve">BOM) </w:t>
+      </w:r>
+      <w:proofErr w:type="gramStart"/>
+      <w:r>
+        <w:t>-  Komponentliste</w:t>
       </w:r>
       <w:bookmarkEnd w:id="13"/>
+      <w:proofErr w:type="gramEnd"/>
       <w:r>
         <w:t xml:space="preserve"> </w:t>
       </w:r>
     </w:p>
-    <w:p/>
     <w:tbl>
       <w:tblPr>
         <w:tblStyle w:val="TableGrid"/>
         <w:tblW w:w="0" w:type="auto"/>
-        <w:tblLayout w:type="fixed"/>
-        <w:tblLook w:val="06A0" w:firstRow="1" w:lastRow="0" w:firstColumn="1" w:lastColumn="0" w:noHBand="1" w:noVBand="1"/>
+        <w:tblLook w:val="04A0" w:firstRow="1" w:lastRow="0" w:firstColumn="1" w:lastColumn="0" w:noHBand="0" w:noVBand="1"/>
       </w:tblPr>
       <w:tblGrid>
-        <w:gridCol w:w="2336"/>
-        <w:gridCol w:w="2336"/>
-        <w:gridCol w:w="2336"/>
-        <w:gridCol w:w="2336"/>
+        <w:gridCol w:w="3518"/>
+        <w:gridCol w:w="2986"/>
+        <w:gridCol w:w="2840"/>
       </w:tblGrid>
       <w:tr>
-        <w:trPr>
-          <w:trHeight w:val="300"/>
-        </w:trPr>
         <w:tc>
           <w:tcPr>
-            <w:tcW w:w="2336" w:type="dxa"/>
+            <w:tcW w:w="3518" w:type="dxa"/>
+            <w:shd w:val="clear" w:color="auto" w:fill="79D8E7" w:themeFill="accent1" w:themeFillTint="99"/>
           </w:tcPr>
           <w:p>
-            <w:pPr>
-              <w:rPr>
-                <w:b/>
-              </w:rPr>
-            </w:pPr>
-            <w:r>
-              <w:rPr>
-                <w:b/>
-              </w:rPr>
+            <w:r>
               <w:t>Komponent</w:t>
             </w:r>
           </w:p>
         </w:tc>
         <w:tc>
           <w:tcPr>
-            <w:tcW w:w="2336" w:type="dxa"/>
+            <w:tcW w:w="2986" w:type="dxa"/>
+            <w:shd w:val="clear" w:color="auto" w:fill="79D8E7" w:themeFill="accent1" w:themeFillTint="99"/>
           </w:tcPr>
           <w:p>
-            <w:pPr>
-              <w:rPr>
-                <w:b/>
-              </w:rPr>
-            </w:pPr>
-            <w:r>
-              <w:rPr>
-                <w:b/>
-              </w:rPr>
-              <w:t>Funskjon</w:t>
+            <w:r>
+              <w:t>Type</w:t>
             </w:r>
           </w:p>
         </w:tc>
         <w:tc>
           <w:tcPr>
-            <w:tcW w:w="2336" w:type="dxa"/>
+            <w:tcW w:w="2840" w:type="dxa"/>
+            <w:shd w:val="clear" w:color="auto" w:fill="79D8E7" w:themeFill="accent1" w:themeFillTint="99"/>
           </w:tcPr>
           <w:p>
-            <w:pPr>
-              <w:rPr>
-                <w:b/>
-              </w:rPr>
-            </w:pPr>
-            <w:r>
-              <w:rPr>
-                <w:b/>
-              </w:rPr>
-              <w:t>Modell/type</w:t>
-            </w:r>
+            <w:r>
+              <w:t>Kvantitet</w:t>
+            </w:r>
+          </w:p>
+        </w:tc>
+      </w:tr>
+      <w:tr>
+        <w:tc>
+          <w:tcPr>
+            <w:tcW w:w="3518" w:type="dxa"/>
+            <w:shd w:val="clear" w:color="auto" w:fill="A6E5EF" w:themeFill="accent1" w:themeFillTint="66"/>
+          </w:tcPr>
+          <w:p>
+            <w:proofErr w:type="spellStart"/>
+            <w:r>
+              <w:t>Arduino</w:t>
+            </w:r>
+            <w:proofErr w:type="spellEnd"/>
           </w:p>
         </w:tc>
         <w:tc>
           <w:tcPr>
-            <w:tcW w:w="2336" w:type="dxa"/>
+            <w:tcW w:w="2986" w:type="dxa"/>
+            <w:shd w:val="clear" w:color="auto" w:fill="A6E5EF" w:themeFill="accent1" w:themeFillTint="66"/>
           </w:tcPr>
           <w:p>
-            <w:pPr>
-              <w:rPr>
-                <w:b/>
-              </w:rPr>
-            </w:pPr>
-            <w:r>
-              <w:rPr>
-                <w:b/>
-              </w:rPr>
-              <w:t>Begrunnelse</w:t>
+            <w:r>
+              <w:t xml:space="preserve">Uno R3 </w:t>
+            </w:r>
+          </w:p>
+        </w:tc>
+        <w:tc>
+          <w:tcPr>
+            <w:tcW w:w="2840" w:type="dxa"/>
+            <w:shd w:val="clear" w:color="auto" w:fill="A6E5EF" w:themeFill="accent1" w:themeFillTint="66"/>
+          </w:tcPr>
+          <w:p>
+            <w:r>
+              <w:t>1</w:t>
             </w:r>
           </w:p>
         </w:tc>
       </w:tr>
       <w:tr>
-        <w:trPr>
-          <w:trHeight w:val="300"/>
-        </w:trPr>
         <w:tc>
           <w:tcPr>
-            <w:tcW w:w="2336" w:type="dxa"/>
+            <w:tcW w:w="3518" w:type="dxa"/>
+            <w:shd w:val="clear" w:color="auto" w:fill="A6E5EF" w:themeFill="accent1" w:themeFillTint="66"/>
           </w:tcPr>
           <w:p>
             <w:r>
-              <w:t>Arduino Uno 3</w:t>
+              <w:t>LCD-Skjerm</w:t>
             </w:r>
           </w:p>
         </w:tc>
         <w:tc>
           <w:tcPr>
-            <w:tcW w:w="2336" w:type="dxa"/>
+            <w:tcW w:w="2986" w:type="dxa"/>
+            <w:shd w:val="clear" w:color="auto" w:fill="A6E5EF" w:themeFill="accent1" w:themeFillTint="66"/>
           </w:tcPr>
           <w:p>
             <w:r>
-              <w:t>Kontrollere systemet</w:t>
+              <w:t>I2</w:t>
+            </w:r>
+            <w:r>
+              <w:t>C 16x2</w:t>
             </w:r>
           </w:p>
         </w:tc>
         <w:tc>
           <w:tcPr>
-            <w:tcW w:w="2336" w:type="dxa"/>
+            <w:tcW w:w="2840" w:type="dxa"/>
+            <w:shd w:val="clear" w:color="auto" w:fill="A6E5EF" w:themeFill="accent1" w:themeFillTint="66"/>
           </w:tcPr>
           <w:p>
             <w:r>
-              <w:t>Arduino UNO R3</w:t>
+              <w:t>1</w:t>
+            </w:r>
+          </w:p>
+        </w:tc>
+      </w:tr>
+      <w:tr>
+        <w:tc>
+          <w:tcPr>
+            <w:tcW w:w="3518" w:type="dxa"/>
+            <w:shd w:val="clear" w:color="auto" w:fill="A6E5EF" w:themeFill="accent1" w:themeFillTint="66"/>
+          </w:tcPr>
+          <w:p>
+            <w:r>
+              <w:t>LED-lys</w:t>
             </w:r>
           </w:p>
         </w:tc>
         <w:tc>
           <w:tcPr>
-            <w:tcW w:w="2336" w:type="dxa"/>
+            <w:tcW w:w="2986" w:type="dxa"/>
+            <w:shd w:val="clear" w:color="auto" w:fill="A6E5EF" w:themeFill="accent1" w:themeFillTint="66"/>
           </w:tcPr>
           <w:p>
-            <w:r>
-              <w:t>Tilgjengelighet</w:t>
+            <w:proofErr w:type="spellStart"/>
+            <w:proofErr w:type="gramStart"/>
+            <w:r>
+              <w:t>Rød,Gul</w:t>
+            </w:r>
+            <w:proofErr w:type="gramEnd"/>
+            <w:r>
+              <w:t>,Grønn</w:t>
+            </w:r>
+            <w:proofErr w:type="spellEnd"/>
+          </w:p>
+        </w:tc>
+        <w:tc>
+          <w:tcPr>
+            <w:tcW w:w="2840" w:type="dxa"/>
+            <w:shd w:val="clear" w:color="auto" w:fill="A6E5EF" w:themeFill="accent1" w:themeFillTint="66"/>
+          </w:tcPr>
+          <w:p>
+            <w:r>
+              <w:t>5</w:t>
             </w:r>
           </w:p>
         </w:tc>
       </w:tr>
       <w:tr>
-        <w:trPr>
-          <w:trHeight w:val="300"/>
-        </w:trPr>
         <w:tc>
           <w:tcPr>
-            <w:tcW w:w="2336" w:type="dxa"/>
+            <w:tcW w:w="3518" w:type="dxa"/>
+            <w:shd w:val="clear" w:color="auto" w:fill="A6E5EF" w:themeFill="accent1" w:themeFillTint="66"/>
           </w:tcPr>
           <w:p>
-            <w:r>
-              <w:t xml:space="preserve">LED-lys rød </w:t>
-            </w:r>
+            <w:proofErr w:type="spellStart"/>
+            <w:r>
+              <w:t>Resistor</w:t>
+            </w:r>
+            <w:proofErr w:type="spellEnd"/>
           </w:p>
         </w:tc>
         <w:tc>
           <w:tcPr>
-            <w:tcW w:w="2336" w:type="dxa"/>
+            <w:tcW w:w="2986" w:type="dxa"/>
+            <w:shd w:val="clear" w:color="auto" w:fill="A6E5EF" w:themeFill="accent1" w:themeFillTint="66"/>
           </w:tcPr>
           <w:p>
             <w:r>
-              <w:t xml:space="preserve">Indikerer at </w:t>
-            </w:r>
-            <w:r>
-              <w:t xml:space="preserve">det er 20% </w:t>
-            </w:r>
-            <w:r>
-              <w:t xml:space="preserve">igjen </w:t>
-            </w:r>
-            <w:r>
-              <w:t>av tiden</w:t>
+              <w:t>220</w:t>
+            </w:r>
+            <w:r>
+              <w:rPr>
+                <w:rFonts w:cstheme="minorHAnsi"/>
+              </w:rPr>
+              <w:t>Ω</w:t>
+            </w:r>
+            <w:r>
+              <w:rPr>
+                <w:rFonts w:cstheme="minorHAnsi"/>
+              </w:rPr>
+              <w:t xml:space="preserve"> og </w:t>
+            </w:r>
+            <w:r>
+              <w:rPr>
+                <w:rFonts w:cstheme="minorHAnsi"/>
+              </w:rPr>
+              <w:t>5K</w:t>
+            </w:r>
+            <w:r>
+              <w:rPr>
+                <w:rFonts w:cstheme="minorHAnsi"/>
+              </w:rPr>
+              <w:t>Ω</w:t>
             </w:r>
           </w:p>
         </w:tc>
         <w:tc>
           <w:tcPr>
-            <w:tcW w:w="2336" w:type="dxa"/>
-          </w:tcPr>
-          <w:p/>
-        </w:tc>
-        <w:tc>
-          <w:tcPr>
-            <w:tcW w:w="2336" w:type="dxa"/>
+            <w:tcW w:w="2840" w:type="dxa"/>
+            <w:shd w:val="clear" w:color="auto" w:fill="A6E5EF" w:themeFill="accent1" w:themeFillTint="66"/>
           </w:tcPr>
           <w:p>
             <w:r>
-              <w:t>Tilgjengelighet</w:t>
+              <w:t>5</w:t>
+            </w:r>
+            <w:r>
+              <w:t>+3</w:t>
             </w:r>
           </w:p>
         </w:tc>
       </w:tr>
       <w:tr>
-        <w:trPr>
-          <w:trHeight w:val="300"/>
-        </w:trPr>
         <w:tc>
           <w:tcPr>
-            <w:tcW w:w="2336" w:type="dxa"/>
+            <w:tcW w:w="3518" w:type="dxa"/>
+            <w:shd w:val="clear" w:color="auto" w:fill="A6E5EF" w:themeFill="accent1" w:themeFillTint="66"/>
           </w:tcPr>
           <w:p>
             <w:r>
-              <w:t>LED-lys gul x2</w:t>
+              <w:t>Knapp</w:t>
             </w:r>
           </w:p>
         </w:tc>
         <w:tc>
           <w:tcPr>
-            <w:tcW w:w="2336" w:type="dxa"/>
+            <w:tcW w:w="2986" w:type="dxa"/>
+            <w:shd w:val="clear" w:color="auto" w:fill="A6E5EF" w:themeFill="accent1" w:themeFillTint="66"/>
           </w:tcPr>
           <w:p>
             <w:r>
-              <w:t>Indikerer at det er 40% og 60% igjen av tiden</w:t>
+              <w:t>-</w:t>
             </w:r>
           </w:p>
         </w:tc>
         <w:tc>
           <w:tcPr>
-            <w:tcW w:w="2336" w:type="dxa"/>
-          </w:tcPr>
-          <w:p/>
-        </w:tc>
-        <w:tc>
-          <w:tcPr>
-            <w:tcW w:w="2336" w:type="dxa"/>
+            <w:tcW w:w="2840" w:type="dxa"/>
+            <w:shd w:val="clear" w:color="auto" w:fill="A6E5EF" w:themeFill="accent1" w:themeFillTint="66"/>
           </w:tcPr>
           <w:p>
             <w:r>
-              <w:t>Tilgjengelighet</w:t>
+              <w:t>3</w:t>
             </w:r>
           </w:p>
         </w:tc>
       </w:tr>
       <w:tr>
-        <w:trPr>
-          <w:trHeight w:val="300"/>
-        </w:trPr>
         <w:tc>
           <w:tcPr>
-            <w:tcW w:w="2336" w:type="dxa"/>
+            <w:tcW w:w="3518" w:type="dxa"/>
+            <w:shd w:val="clear" w:color="auto" w:fill="A6E5EF" w:themeFill="accent1" w:themeFillTint="66"/>
           </w:tcPr>
           <w:p>
             <w:r>
-              <w:t>LED-lys grønn x2</w:t>
+              <w:t>Buzzer</w:t>
             </w:r>
           </w:p>
         </w:tc>
         <w:tc>
           <w:tcPr>
-            <w:tcW w:w="2336" w:type="dxa"/>
+            <w:tcW w:w="2986" w:type="dxa"/>
+            <w:shd w:val="clear" w:color="auto" w:fill="A6E5EF" w:themeFill="accent1" w:themeFillTint="66"/>
           </w:tcPr>
           <w:p>
             <w:r>
-              <w:t>Indikerer at det er 100% og 80% igjen av tiden</w:t>
+              <w:t>Passive</w:t>
             </w:r>
           </w:p>
         </w:tc>
         <w:tc>
           <w:tcPr>
-            <w:tcW w:w="2336" w:type="dxa"/>
-          </w:tcPr>
-          <w:p/>
-        </w:tc>
-        <w:tc>
-          <w:tcPr>
-            <w:tcW w:w="2336" w:type="dxa"/>
+            <w:tcW w:w="2840" w:type="dxa"/>
+            <w:shd w:val="clear" w:color="auto" w:fill="A6E5EF" w:themeFill="accent1" w:themeFillTint="66"/>
           </w:tcPr>
           <w:p>
             <w:r>
-              <w:t>Tilgjengelighet</w:t>
+              <w:t>1</w:t>
             </w:r>
           </w:p>
         </w:tc>
       </w:tr>
       <w:tr>
-        <w:trPr>
-          <w:trHeight w:val="300"/>
-        </w:trPr>
         <w:tc>
           <w:tcPr>
-            <w:tcW w:w="2336" w:type="dxa"/>
+            <w:tcW w:w="3518" w:type="dxa"/>
+            <w:shd w:val="clear" w:color="auto" w:fill="A6E5EF" w:themeFill="accent1" w:themeFillTint="66"/>
           </w:tcPr>
           <w:p>
             <w:r>
-              <w:t>Knapp x 3</w:t>
+              <w:t>Jumper kabel</w:t>
             </w:r>
           </w:p>
         </w:tc>
         <w:tc>
           <w:tcPr>
-            <w:tcW w:w="2336" w:type="dxa"/>
+            <w:tcW w:w="2986" w:type="dxa"/>
+            <w:shd w:val="clear" w:color="auto" w:fill="A6E5EF" w:themeFill="accent1" w:themeFillTint="66"/>
           </w:tcPr>
           <w:p>
             <w:r>
-              <w:t xml:space="preserve">For </w:t>
-            </w:r>
-            <w:r>
-              <w:t>konfigurering av klokke</w:t>
+              <w:t>-</w:t>
             </w:r>
           </w:p>
         </w:tc>
         <w:tc>
           <w:tcPr>
-            <w:tcW w:w="2336" w:type="dxa"/>
-          </w:tcPr>
-          <w:p/>
-        </w:tc>
-        <w:tc>
-          <w:tcPr>
-            <w:tcW w:w="2336" w:type="dxa"/>
+            <w:tcW w:w="2840" w:type="dxa"/>
+            <w:shd w:val="clear" w:color="auto" w:fill="A6E5EF" w:themeFill="accent1" w:themeFillTint="66"/>
           </w:tcPr>
           <w:p>
             <w:r>
-              <w:t>Tilgjengelighet</w:t>
-            </w:r>
-          </w:p>
-        </w:tc>
-      </w:tr>
-      <w:tr>
-        <w:trPr>
-          <w:trHeight w:val="300"/>
-        </w:trPr>
-        <w:tc>
-          <w:tcPr>
-            <w:tcW w:w="2336" w:type="dxa"/>
-          </w:tcPr>
-          <w:p>
-            <w:r>
-              <w:t>LCD-Skjerm</w:t>
-            </w:r>
-          </w:p>
-        </w:tc>
-        <w:tc>
-          <w:tcPr>
-            <w:tcW w:w="2336" w:type="dxa"/>
-          </w:tcPr>
-          <w:p>
-            <w:r>
-              <w:t xml:space="preserve">For </w:t>
-            </w:r>
-            <w:r>
-              <w:t xml:space="preserve">å </w:t>
-            </w:r>
-            <w:r>
-              <w:t xml:space="preserve">sette tid og å </w:t>
-            </w:r>
-            <w:r>
-              <w:t xml:space="preserve">vise </w:t>
-            </w:r>
-            <w:r>
-              <w:t>tid</w:t>
-            </w:r>
-          </w:p>
-        </w:tc>
-        <w:tc>
-          <w:tcPr>
-            <w:tcW w:w="2336" w:type="dxa"/>
-          </w:tcPr>
-          <w:p/>
-        </w:tc>
-        <w:tc>
-          <w:tcPr>
-            <w:tcW w:w="2336" w:type="dxa"/>
-          </w:tcPr>
-          <w:p>
-            <w:r>
-              <w:t>Tilgjengelighet</w:t>
-            </w:r>
-          </w:p>
-        </w:tc>
-      </w:tr>
-      <w:tr>
-        <w:trPr>
-          <w:trHeight w:val="300"/>
-        </w:trPr>
-        <w:tc>
-          <w:tcPr>
-            <w:tcW w:w="2336" w:type="dxa"/>
-          </w:tcPr>
-          <w:p>
-            <w:r>
-              <w:t>Buzzer</w:t>
-            </w:r>
-          </w:p>
-        </w:tc>
-        <w:tc>
-          <w:tcPr>
-            <w:tcW w:w="2336" w:type="dxa"/>
-          </w:tcPr>
-          <w:p>
-            <w:r>
-              <w:t>Indikere at tiden er over</w:t>
-            </w:r>
-          </w:p>
-        </w:tc>
-        <w:tc>
-          <w:tcPr>
-            <w:tcW w:w="2336" w:type="dxa"/>
-          </w:tcPr>
-          <w:p/>
-        </w:tc>
-        <w:tc>
-          <w:tcPr>
-            <w:tcW w:w="2336" w:type="dxa"/>
-          </w:tcPr>
-          <w:p>
-            <w:r>
-              <w:t>Tilgjengelighet</w:t>
-            </w:r>
-          </w:p>
-        </w:tc>
-      </w:tr>
-      <w:tr>
-        <w:trPr>
-          <w:trHeight w:val="300"/>
-        </w:trPr>
-        <w:tc>
-          <w:tcPr>
-            <w:tcW w:w="2336" w:type="dxa"/>
-          </w:tcPr>
-          <w:p>
-            <w:r>
-              <w:t>Resistor</w:t>
-            </w:r>
-          </w:p>
-        </w:tc>
-        <w:tc>
-          <w:tcPr>
-            <w:tcW w:w="2336" w:type="dxa"/>
-          </w:tcPr>
-          <w:p>
-            <w:r>
-              <w:t>For å begrense spenning over LED-lys</w:t>
-            </w:r>
-          </w:p>
-        </w:tc>
-        <w:tc>
-          <w:tcPr>
-            <w:tcW w:w="2336" w:type="dxa"/>
-          </w:tcPr>
-          <w:p>
-            <w:r>
-              <w:t>220Ω</w:t>
-            </w:r>
-          </w:p>
-        </w:tc>
-        <w:tc>
-          <w:tcPr>
-            <w:tcW w:w="2336" w:type="dxa"/>
-          </w:tcPr>
-          <w:p>
-            <w:r>
-              <w:t>Tljegelighet</w:t>
+              <w:t>39</w:t>
             </w:r>
           </w:p>
         </w:tc>
       </w:tr>
     </w:tbl>
+    <w:p/>
     <w:p>
       <w:pPr>
         <w:rPr>
@@ -9901,6 +12261,7 @@
           <w:lang w:val="en-US"/>
         </w:rPr>
       </w:pPr>
+      <w:proofErr w:type="spellStart"/>
       <w:r>
         <w:rPr>
           <w:b/>
@@ -9908,7 +12269,17 @@
           <w:color w:val="EE0000"/>
           <w:lang w:val="en-US"/>
         </w:rPr>
-        <w:t>Hjelpetekst:</w:t>
+        <w:t>Hjelpetekst</w:t>
+      </w:r>
+      <w:proofErr w:type="spellEnd"/>
+      <w:r>
+        <w:rPr>
+          <w:b/>
+          <w:bCs/>
+          <w:color w:val="EE0000"/>
+          <w:lang w:val="en-US"/>
+        </w:rPr>
+        <w:t>:</w:t>
       </w:r>
     </w:p>
     <w:p>
@@ -9942,7 +12313,21 @@
         <w:rPr>
           <w:color w:val="EE0000"/>
         </w:rPr>
-        <w:t>Hvorfor ble de valgt (nøyaktighet, tilgjengelighet, pris, strømforbruk)?</w:t>
+        <w:t xml:space="preserve">Hvorfor ble de valgt (nøyaktighet, tilgjengelighet, </w:t>
+      </w:r>
+      <w:proofErr w:type="gramStart"/>
+      <w:r>
+        <w:rPr>
+          <w:color w:val="EE0000"/>
+        </w:rPr>
+        <w:t>pris,</w:t>
+      </w:r>
+      <w:proofErr w:type="gramEnd"/>
+      <w:r>
+        <w:rPr>
+          <w:color w:val="EE0000"/>
+        </w:rPr>
+        <w:t xml:space="preserve"> strømforbruk)?</w:t>
       </w:r>
     </w:p>
     <w:p>
@@ -10000,6 +12385,7 @@
                 <w:lang w:val="en-US"/>
               </w:rPr>
             </w:pPr>
+            <w:proofErr w:type="spellStart"/>
             <w:r>
               <w:rPr>
                 <w:color w:val="EE0000"/>
@@ -10007,6 +12393,7 @@
               </w:rPr>
               <w:t>Komponent</w:t>
             </w:r>
+            <w:proofErr w:type="spellEnd"/>
           </w:p>
         </w:tc>
         <w:tc>
@@ -10021,6 +12408,7 @@
                 <w:lang w:val="en-US"/>
               </w:rPr>
             </w:pPr>
+            <w:proofErr w:type="spellStart"/>
             <w:r>
               <w:rPr>
                 <w:color w:val="EE0000"/>
@@ -10028,6 +12416,7 @@
               </w:rPr>
               <w:t>Funksjon</w:t>
             </w:r>
+            <w:proofErr w:type="spellEnd"/>
           </w:p>
         </w:tc>
         <w:tc>
@@ -10063,6 +12452,7 @@
                 <w:lang w:val="en-US"/>
               </w:rPr>
             </w:pPr>
+            <w:proofErr w:type="spellStart"/>
             <w:r>
               <w:rPr>
                 <w:color w:val="EE0000"/>
@@ -10070,6 +12460,7 @@
               </w:rPr>
               <w:t>Begrunnelse</w:t>
             </w:r>
+            <w:proofErr w:type="spellEnd"/>
           </w:p>
         </w:tc>
       </w:tr>
@@ -10107,13 +12498,31 @@
                 <w:lang w:val="en-US"/>
               </w:rPr>
             </w:pPr>
-            <w:r>
-              <w:rPr>
-                <w:color w:val="EE0000"/>
-                <w:lang w:val="en-US"/>
-              </w:rPr>
-              <w:t>Måling av strøm</w:t>
-            </w:r>
+            <w:proofErr w:type="spellStart"/>
+            <w:r>
+              <w:rPr>
+                <w:color w:val="EE0000"/>
+                <w:lang w:val="en-US"/>
+              </w:rPr>
+              <w:t>Måling</w:t>
+            </w:r>
+            <w:proofErr w:type="spellEnd"/>
+            <w:r>
+              <w:rPr>
+                <w:color w:val="EE0000"/>
+                <w:lang w:val="en-US"/>
+              </w:rPr>
+              <w:t xml:space="preserve"> av </w:t>
+            </w:r>
+            <w:proofErr w:type="spellStart"/>
+            <w:r>
+              <w:rPr>
+                <w:color w:val="EE0000"/>
+                <w:lang w:val="en-US"/>
+              </w:rPr>
+              <w:t>strøm</w:t>
+            </w:r>
+            <w:proofErr w:type="spellEnd"/>
           </w:p>
         </w:tc>
         <w:tc>
@@ -10149,13 +12558,47 @@
                 <w:lang w:val="en-US"/>
               </w:rPr>
             </w:pPr>
-            <w:r>
-              <w:rPr>
-                <w:color w:val="EE0000"/>
-                <w:lang w:val="en-US"/>
-              </w:rPr>
-              <w:t>Lavpris, enkel integrasjon</w:t>
-            </w:r>
+            <w:proofErr w:type="spellStart"/>
+            <w:r>
+              <w:rPr>
+                <w:color w:val="EE0000"/>
+                <w:lang w:val="en-US"/>
+              </w:rPr>
+              <w:t>Lavpris</w:t>
+            </w:r>
+            <w:proofErr w:type="spellEnd"/>
+            <w:r>
+              <w:rPr>
+                <w:color w:val="EE0000"/>
+                <w:lang w:val="en-US"/>
+              </w:rPr>
+              <w:t xml:space="preserve">, </w:t>
+            </w:r>
+            <w:proofErr w:type="spellStart"/>
+            <w:r>
+              <w:rPr>
+                <w:color w:val="EE0000"/>
+                <w:lang w:val="en-US"/>
+              </w:rPr>
+              <w:t>enkel</w:t>
+            </w:r>
+            <w:proofErr w:type="spellEnd"/>
+            <w:r>
+              <w:rPr>
+                <w:color w:val="EE0000"/>
+                <w:lang w:val="en-US"/>
+              </w:rPr>
+              <w:t xml:space="preserve"> </w:t>
+            </w:r>
+            <w:proofErr w:type="spellStart"/>
+            <w:r>
+              <w:rPr>
+                <w:color w:val="EE0000"/>
+                <w:lang w:val="en-US"/>
+              </w:rPr>
+              <w:t>integrasjon</w:t>
+            </w:r>
+            <w:proofErr w:type="spellEnd"/>
           </w:p>
         </w:tc>
       </w:tr>
@@ -10193,13 +12636,47 @@
                 <w:lang w:val="en-US"/>
               </w:rPr>
             </w:pPr>
-            <w:r>
-              <w:rPr>
-                <w:color w:val="EE0000"/>
-                <w:lang w:val="en-US"/>
-              </w:rPr>
-              <w:t>Signalbehandling og dataoverføring</w:t>
-            </w:r>
+            <w:proofErr w:type="spellStart"/>
+            <w:r>
+              <w:rPr>
+                <w:color w:val="EE0000"/>
+                <w:lang w:val="en-US"/>
+              </w:rPr>
+              <w:t>Signalbehandling</w:t>
+            </w:r>
+            <w:proofErr w:type="spellEnd"/>
+            <w:r>
+              <w:rPr>
+                <w:color w:val="EE0000"/>
+                <w:lang w:val="en-US"/>
+              </w:rPr>
+              <w:t xml:space="preserve"> </w:t>
+            </w:r>
+            <w:proofErr w:type="spellStart"/>
+            <w:r>
+              <w:rPr>
+                <w:color w:val="EE0000"/>
+                <w:lang w:val="en-US"/>
+              </w:rPr>
+              <w:t>og</w:t>
+            </w:r>
+            <w:proofErr w:type="spellEnd"/>
+            <w:r>
+              <w:rPr>
+                <w:color w:val="EE0000"/>
+                <w:lang w:val="en-US"/>
+              </w:rPr>
+              <w:t xml:space="preserve"> </w:t>
+            </w:r>
+            <w:proofErr w:type="spellStart"/>
+            <w:r>
+              <w:rPr>
+                <w:color w:val="EE0000"/>
+                <w:lang w:val="en-US"/>
+              </w:rPr>
+              <w:t>dataoverføring</w:t>
+            </w:r>
+            <w:proofErr w:type="spellEnd"/>
           </w:p>
         </w:tc>
         <w:tc>
@@ -10238,7 +12715,21 @@
               <w:rPr>
                 <w:color w:val="EE0000"/>
               </w:rPr>
-              <w:t>Har innebygd Wi-Fi, støtter ADC</w:t>
+              <w:t xml:space="preserve">Har innebygd </w:t>
+            </w:r>
+            <w:proofErr w:type="spellStart"/>
+            <w:r>
+              <w:rPr>
+                <w:color w:val="EE0000"/>
+              </w:rPr>
+              <w:t>Wi-Fi</w:t>
+            </w:r>
+            <w:proofErr w:type="spellEnd"/>
+            <w:r>
+              <w:rPr>
+                <w:color w:val="EE0000"/>
+              </w:rPr>
+              <w:t>, støtter ADC</w:t>
             </w:r>
           </w:p>
         </w:tc>
@@ -10256,6 +12747,7 @@
                 <w:lang w:val="en-US"/>
               </w:rPr>
             </w:pPr>
+            <w:proofErr w:type="spellStart"/>
             <w:r>
               <w:rPr>
                 <w:color w:val="EE0000"/>
@@ -10263,6 +12755,7 @@
               </w:rPr>
               <w:t>Strømforsyning</w:t>
             </w:r>
+            <w:proofErr w:type="spellEnd"/>
           </w:p>
         </w:tc>
         <w:tc>
@@ -10282,8 +12775,17 @@
                 <w:color w:val="EE0000"/>
                 <w:lang w:val="en-US"/>
               </w:rPr>
-              <w:t>Drift av hele systemet</w:t>
-            </w:r>
+              <w:t xml:space="preserve">Drift av hele </w:t>
+            </w:r>
+            <w:proofErr w:type="spellStart"/>
+            <w:r>
+              <w:rPr>
+                <w:color w:val="EE0000"/>
+                <w:lang w:val="en-US"/>
+              </w:rPr>
+              <w:t>systemet</w:t>
+            </w:r>
+            <w:proofErr w:type="spellEnd"/>
           </w:p>
         </w:tc>
         <w:tc>
@@ -10319,13 +12821,63 @@
                 <w:lang w:val="en-US"/>
               </w:rPr>
             </w:pPr>
-            <w:r>
-              <w:rPr>
-                <w:color w:val="EE0000"/>
-                <w:lang w:val="en-US"/>
-              </w:rPr>
-              <w:t>Universell og lett tilgjengelig</w:t>
-            </w:r>
+            <w:proofErr w:type="spellStart"/>
+            <w:r>
+              <w:rPr>
+                <w:color w:val="EE0000"/>
+                <w:lang w:val="en-US"/>
+              </w:rPr>
+              <w:t>Universell</w:t>
+            </w:r>
+            <w:proofErr w:type="spellEnd"/>
+            <w:r>
+              <w:rPr>
+                <w:color w:val="EE0000"/>
+                <w:lang w:val="en-US"/>
+              </w:rPr>
+              <w:t xml:space="preserve"> </w:t>
+            </w:r>
+            <w:proofErr w:type="spellStart"/>
+            <w:r>
+              <w:rPr>
+                <w:color w:val="EE0000"/>
+                <w:lang w:val="en-US"/>
+              </w:rPr>
+              <w:t>og</w:t>
+            </w:r>
+            <w:proofErr w:type="spellEnd"/>
+            <w:r>
+              <w:rPr>
+                <w:color w:val="EE0000"/>
+                <w:lang w:val="en-US"/>
+              </w:rPr>
+              <w:t xml:space="preserve"> </w:t>
+            </w:r>
+            <w:proofErr w:type="spellStart"/>
+            <w:r>
+              <w:rPr>
+                <w:color w:val="EE0000"/>
+                <w:lang w:val="en-US"/>
+              </w:rPr>
+              <w:t>lett</w:t>
+            </w:r>
+            <w:proofErr w:type="spellEnd"/>
+            <w:r>
+              <w:rPr>
+                <w:color w:val="EE0000"/>
+                <w:lang w:val="en-US"/>
+              </w:rPr>
+              <w:t xml:space="preserve"> </w:t>
+            </w:r>
+            <w:proofErr w:type="spellStart"/>
+            <w:r>
+              <w:rPr>
+                <w:color w:val="EE0000"/>
+                <w:lang w:val="en-US"/>
+              </w:rPr>
+              <w:t>tilgjengelig</w:t>
+            </w:r>
+            <w:proofErr w:type="spellEnd"/>
           </w:p>
         </w:tc>
       </w:tr>
@@ -10396,6 +12948,7 @@
           <w:lang w:val="en-US"/>
         </w:rPr>
       </w:pPr>
+      <w:proofErr w:type="spellStart"/>
       <w:r>
         <w:rPr>
           <w:b/>
@@ -10403,7 +12956,17 @@
           <w:color w:val="EE0000"/>
           <w:lang w:val="en-US"/>
         </w:rPr>
-        <w:t>Hjelpetekst:</w:t>
+        <w:t>Hjelpetekst</w:t>
+      </w:r>
+      <w:proofErr w:type="spellEnd"/>
+      <w:r>
+        <w:rPr>
+          <w:b/>
+          <w:bCs/>
+          <w:color w:val="EE0000"/>
+          <w:lang w:val="en-US"/>
+        </w:rPr>
+        <w:t>:</w:t>
       </w:r>
     </w:p>
     <w:p>
@@ -10493,7 +13056,25 @@
           <w:iCs/>
           <w:color w:val="EE0000"/>
         </w:rPr>
-        <w:t>"Sensoren sender et analogt signal til ESP32, som digitaliserer det og sender det via Wi-Fi til en lokal database."</w:t>
+        <w:t xml:space="preserve">"Sensoren sender et analogt signal til ESP32, som digitaliserer det og sender det via </w:t>
+      </w:r>
+      <w:proofErr w:type="spellStart"/>
+      <w:r>
+        <w:rPr>
+          <w:i/>
+          <w:iCs/>
+          <w:color w:val="EE0000"/>
+        </w:rPr>
+        <w:t>Wi-Fi</w:t>
+      </w:r>
+      <w:proofErr w:type="spellEnd"/>
+      <w:r>
+        <w:rPr>
+          <w:i/>
+          <w:iCs/>
+          <w:color w:val="EE0000"/>
+        </w:rPr>
+        <w:t xml:space="preserve"> til en lokal database."</w:t>
       </w:r>
     </w:p>
     <w:p>
@@ -10510,15 +13091,15 @@
       </w:r>
     </w:p>
     <w:p>
-      <w:r>
-        <w:rPr>
-          <w:noProof/>
-        </w:rPr>
+      <w:pPr>
+        <w:keepNext/>
+      </w:pPr>
+      <w:r>
         <w:drawing>
-          <wp:inline distT="0" distB="0" distL="0" distR="0" wp14:anchorId="1F42418A" wp14:editId="313CB6A1">
-            <wp:extent cx="5943600" cy="3781425"/>
-            <wp:effectExtent l="0" t="0" r="0" b="0"/>
-            <wp:docPr id="1333191128" name="drawing"/>
+          <wp:inline distT="0" distB="0" distL="0" distR="0" wp14:anchorId="1A0ED824" wp14:editId="061B136A">
+            <wp:extent cx="5939790" cy="3697605"/>
+            <wp:effectExtent l="0" t="0" r="3810" b="0"/>
+            <wp:docPr id="720295962" name="Picture 1" descr="A circuit board with wires and a display&#10;&#10;AI-generated content may be incorrect."/>
             <wp:cNvGraphicFramePr>
               <a:graphicFrameLocks xmlns:a="http://schemas.openxmlformats.org/drawingml/2006/main" noChangeAspect="1"/>
             </wp:cNvGraphicFramePr>
@@ -10526,17 +13107,11 @@
               <a:graphicData uri="http://schemas.openxmlformats.org/drawingml/2006/picture">
                 <pic:pic xmlns:pic="http://schemas.openxmlformats.org/drawingml/2006/picture">
                   <pic:nvPicPr>
-                    <pic:cNvPr id="1333191128" name=""/>
+                    <pic:cNvPr id="720295962" name="Picture 1" descr="A circuit board with wires and a display&#10;&#10;AI-generated content may be incorrect."/>
                     <pic:cNvPicPr/>
                   </pic:nvPicPr>
                   <pic:blipFill>
-                    <a:blip r:embed="rId28" cstate="print">
-                      <a:extLst>
-                        <a:ext uri="{28A0092B-C50C-407E-A947-70E740481C1C}">
-                          <a14:useLocalDpi xmlns:a14="http://schemas.microsoft.com/office/drawing/2010/main" val="0"/>
-                        </a:ext>
-                      </a:extLst>
-                    </a:blip>
+                    <a:blip r:embed="rId28"/>
                     <a:stretch>
                       <a:fillRect/>
                     </a:stretch>
@@ -10544,7 +13119,7 @@
                   <pic:spPr>
                     <a:xfrm>
                       <a:off x="0" y="0"/>
-                      <a:ext cx="5943600" cy="3781425"/>
+                      <a:ext cx="5939790" cy="3697605"/>
                     </a:xfrm>
                     <a:prstGeom prst="rect">
                       <a:avLst/>
@@ -10556,8 +13131,35 @@
           </wp:inline>
         </w:drawing>
       </w:r>
-      <w:r>
-        <w:t>Bilde 5: Tenkt kobling av Pomodoro</w:t>
+    </w:p>
+    <w:p>
+      <w:pPr>
+        <w:pStyle w:val="Caption"/>
+        <w:jc w:val="center"/>
+      </w:pPr>
+      <w:r>
+        <w:t xml:space="preserve">Figur </w:t>
+      </w:r>
+      <w:r>
+        <w:fldChar w:fldCharType="begin"/>
+      </w:r>
+      <w:r>
+        <w:instrText xml:space="preserve"> SEQ Figur \* ARABIC </w:instrText>
+      </w:r>
+      <w:r>
+        <w:fldChar w:fldCharType="separate"/>
+      </w:r>
+      <w:r>
+        <w:rPr>
+          <w:noProof/>
+        </w:rPr>
+        <w:t>5</w:t>
+      </w:r>
+      <w:r>
+        <w:fldChar w:fldCharType="end"/>
+      </w:r>
+      <w:r>
+        <w:t>: Tenkt kobling av Pomodoro</w:t>
       </w:r>
     </w:p>
     <w:p>
@@ -10590,6 +13192,7 @@
           <w:lang w:val="en-US"/>
         </w:rPr>
       </w:pPr>
+      <w:proofErr w:type="spellStart"/>
       <w:r>
         <w:rPr>
           <w:b/>
@@ -10597,7 +13200,17 @@
           <w:color w:val="EE0000"/>
           <w:lang w:val="en-US"/>
         </w:rPr>
-        <w:t>Hjelpetekst:</w:t>
+        <w:t>Hjelpetekst</w:t>
+      </w:r>
+      <w:proofErr w:type="spellEnd"/>
+      <w:r>
+        <w:rPr>
+          <w:b/>
+          <w:bCs/>
+          <w:color w:val="EE0000"/>
+          <w:lang w:val="en-US"/>
+        </w:rPr>
+        <w:t>:</w:t>
       </w:r>
     </w:p>
     <w:p>
@@ -10615,7 +13228,49 @@
         <w:rPr>
           <w:color w:val="EE0000"/>
         </w:rPr>
-        <w:t>Bruk Fritzing, KiCad, EasyEDA eller annen tegneverktøy.</w:t>
+        <w:t xml:space="preserve">Bruk </w:t>
+      </w:r>
+      <w:proofErr w:type="spellStart"/>
+      <w:r>
+        <w:rPr>
+          <w:color w:val="EE0000"/>
+        </w:rPr>
+        <w:t>Fritzing</w:t>
+      </w:r>
+      <w:proofErr w:type="spellEnd"/>
+      <w:r>
+        <w:rPr>
+          <w:color w:val="EE0000"/>
+        </w:rPr>
+        <w:t xml:space="preserve">, </w:t>
+      </w:r>
+      <w:proofErr w:type="spellStart"/>
+      <w:r>
+        <w:rPr>
+          <w:color w:val="EE0000"/>
+        </w:rPr>
+        <w:t>KiCad</w:t>
+      </w:r>
+      <w:proofErr w:type="spellEnd"/>
+      <w:r>
+        <w:rPr>
+          <w:color w:val="EE0000"/>
+        </w:rPr>
+        <w:t xml:space="preserve">, </w:t>
+      </w:r>
+      <w:proofErr w:type="spellStart"/>
+      <w:r>
+        <w:rPr>
+          <w:color w:val="EE0000"/>
+        </w:rPr>
+        <w:t>EasyEDA</w:t>
+      </w:r>
+      <w:proofErr w:type="spellEnd"/>
+      <w:r>
+        <w:rPr>
+          <w:color w:val="EE0000"/>
+        </w:rPr>
+        <w:t xml:space="preserve"> eller annen tegneverktøy.</w:t>
       </w:r>
     </w:p>
     <w:p>
@@ -10712,6 +13367,7 @@
           <w:lang w:val="en-US"/>
         </w:rPr>
       </w:pPr>
+      <w:proofErr w:type="spellStart"/>
       <w:r>
         <w:rPr>
           <w:b/>
@@ -10719,7 +13375,17 @@
           <w:color w:val="EE0000"/>
           <w:lang w:val="en-US"/>
         </w:rPr>
-        <w:t>Hjelpetekst:</w:t>
+        <w:t>Hjelpetekst</w:t>
+      </w:r>
+      <w:proofErr w:type="spellEnd"/>
+      <w:r>
+        <w:rPr>
+          <w:b/>
+          <w:bCs/>
+          <w:color w:val="EE0000"/>
+          <w:lang w:val="en-US"/>
+        </w:rPr>
+        <w:t>:</w:t>
       </w:r>
     </w:p>
     <w:p>
@@ -10734,12 +13400,69 @@
           <w:lang w:val="en-US"/>
         </w:rPr>
       </w:pPr>
-      <w:r>
-        <w:rPr>
-          <w:color w:val="EE0000"/>
-          <w:lang w:val="en-US"/>
-        </w:rPr>
-        <w:t>Hvilke hovedfunksjoner har koden?</w:t>
+      <w:proofErr w:type="spellStart"/>
+      <w:r>
+        <w:rPr>
+          <w:color w:val="EE0000"/>
+          <w:lang w:val="en-US"/>
+        </w:rPr>
+        <w:t>Hvilke</w:t>
+      </w:r>
+      <w:proofErr w:type="spellEnd"/>
+      <w:r>
+        <w:rPr>
+          <w:color w:val="EE0000"/>
+          <w:lang w:val="en-US"/>
+        </w:rPr>
+        <w:t xml:space="preserve"> </w:t>
+      </w:r>
+      <w:proofErr w:type="spellStart"/>
+      <w:r>
+        <w:rPr>
+          <w:color w:val="EE0000"/>
+          <w:lang w:val="en-US"/>
+        </w:rPr>
+        <w:t>hovedfunksjoner</w:t>
+      </w:r>
+      <w:proofErr w:type="spellEnd"/>
+      <w:r>
+        <w:rPr>
+          <w:color w:val="EE0000"/>
+          <w:lang w:val="en-US"/>
+        </w:rPr>
+        <w:t xml:space="preserve"> </w:t>
+      </w:r>
+      <w:proofErr w:type="spellStart"/>
+      <w:r>
+        <w:rPr>
+          <w:color w:val="EE0000"/>
+          <w:lang w:val="en-US"/>
+        </w:rPr>
+        <w:t>har</w:t>
+      </w:r>
+      <w:proofErr w:type="spellEnd"/>
+      <w:r>
+        <w:rPr>
+          <w:color w:val="EE0000"/>
+          <w:lang w:val="en-US"/>
+        </w:rPr>
+        <w:t xml:space="preserve"> </w:t>
+      </w:r>
+      <w:proofErr w:type="spellStart"/>
+      <w:r>
+        <w:rPr>
+          <w:color w:val="EE0000"/>
+          <w:lang w:val="en-US"/>
+        </w:rPr>
+        <w:t>koden</w:t>
+      </w:r>
+      <w:proofErr w:type="spellEnd"/>
+      <w:r>
+        <w:rPr>
+          <w:color w:val="EE0000"/>
+          <w:lang w:val="en-US"/>
+        </w:rPr>
+        <w:t>?</w:t>
       </w:r>
     </w:p>
     <w:p>
@@ -10812,7 +13535,151 @@
           <w:iCs/>
           <w:color w:val="EE0000"/>
         </w:rPr>
-        <w:t>"Programmet består av tre hovedfunksjoner: read_sensor(), process_data(), og send_to_server(). Disse kjøres i hovedløkken (loop()) med intervaller."</w:t>
+        <w:t xml:space="preserve">"Programmet består av tre hovedfunksjoner: </w:t>
+      </w:r>
+      <w:proofErr w:type="spellStart"/>
+      <w:r>
+        <w:rPr>
+          <w:i/>
+          <w:iCs/>
+          <w:color w:val="EE0000"/>
+        </w:rPr>
+        <w:t>read_</w:t>
+      </w:r>
+      <w:proofErr w:type="gramStart"/>
+      <w:r>
+        <w:rPr>
+          <w:i/>
+          <w:iCs/>
+          <w:color w:val="EE0000"/>
+        </w:rPr>
+        <w:t>sensor</w:t>
+      </w:r>
+      <w:proofErr w:type="spellEnd"/>
+      <w:r>
+        <w:rPr>
+          <w:i/>
+          <w:iCs/>
+          <w:color w:val="EE0000"/>
+        </w:rPr>
+        <w:t>(</w:t>
+      </w:r>
+      <w:proofErr w:type="gramEnd"/>
+      <w:r>
+        <w:rPr>
+          <w:i/>
+          <w:iCs/>
+          <w:color w:val="EE0000"/>
+        </w:rPr>
+        <w:t xml:space="preserve">), </w:t>
+      </w:r>
+      <w:proofErr w:type="spellStart"/>
+      <w:r>
+        <w:rPr>
+          <w:i/>
+          <w:iCs/>
+          <w:color w:val="EE0000"/>
+        </w:rPr>
+        <w:t>process_</w:t>
+      </w:r>
+      <w:proofErr w:type="gramStart"/>
+      <w:r>
+        <w:rPr>
+          <w:i/>
+          <w:iCs/>
+          <w:color w:val="EE0000"/>
+        </w:rPr>
+        <w:t>data</w:t>
+      </w:r>
+      <w:proofErr w:type="spellEnd"/>
+      <w:r>
+        <w:rPr>
+          <w:i/>
+          <w:iCs/>
+          <w:color w:val="EE0000"/>
+        </w:rPr>
+        <w:t>(</w:t>
+      </w:r>
+      <w:proofErr w:type="gramEnd"/>
+      <w:r>
+        <w:rPr>
+          <w:i/>
+          <w:iCs/>
+          <w:color w:val="EE0000"/>
+        </w:rPr>
+        <w:t xml:space="preserve">), og </w:t>
+      </w:r>
+      <w:proofErr w:type="spellStart"/>
+      <w:r>
+        <w:rPr>
+          <w:i/>
+          <w:iCs/>
+          <w:color w:val="EE0000"/>
+        </w:rPr>
+        <w:t>send_to_</w:t>
+      </w:r>
+      <w:proofErr w:type="gramStart"/>
+      <w:r>
+        <w:rPr>
+          <w:i/>
+          <w:iCs/>
+          <w:color w:val="EE0000"/>
+        </w:rPr>
+        <w:t>server</w:t>
+      </w:r>
+      <w:proofErr w:type="spellEnd"/>
+      <w:r>
+        <w:rPr>
+          <w:i/>
+          <w:iCs/>
+          <w:color w:val="EE0000"/>
+        </w:rPr>
+        <w:t>(</w:t>
+      </w:r>
+      <w:proofErr w:type="gramEnd"/>
+      <w:r>
+        <w:rPr>
+          <w:i/>
+          <w:iCs/>
+          <w:color w:val="EE0000"/>
+        </w:rPr>
+        <w:t xml:space="preserve">). Disse kjøres i </w:t>
+      </w:r>
+      <w:proofErr w:type="spellStart"/>
+      <w:r>
+        <w:rPr>
+          <w:i/>
+          <w:iCs/>
+          <w:color w:val="EE0000"/>
+        </w:rPr>
+        <w:t>hovedløkken</w:t>
+      </w:r>
+      <w:proofErr w:type="spellEnd"/>
+      <w:r>
+        <w:rPr>
+          <w:i/>
+          <w:iCs/>
+          <w:color w:val="EE0000"/>
+        </w:rPr>
+        <w:t xml:space="preserve"> (</w:t>
+      </w:r>
+      <w:proofErr w:type="gramStart"/>
+      <w:r>
+        <w:rPr>
+          <w:i/>
+          <w:iCs/>
+          <w:color w:val="EE0000"/>
+        </w:rPr>
+        <w:t>loop(</w:t>
+      </w:r>
+      <w:proofErr w:type="gramEnd"/>
+      <w:r>
+        <w:rPr>
+          <w:i/>
+          <w:iCs/>
+          <w:color w:val="EE0000"/>
+        </w:rPr>
+        <w:t>)) med intervaller."</w:t>
       </w:r>
     </w:p>
     <w:p/>
@@ -10901,22 +13768,40 @@
         <w:t>Formål:</w:t>
       </w:r>
       <w:r>
-        <w:t xml:space="preserve"> Gi innsikt i hvordan sensordata leses og behandles.</w:t>
-      </w:r>
-    </w:p>
-    <w:p>
-      <w:pPr>
-        <w:rPr>
-          <w:lang w:val="en-US"/>
-        </w:rPr>
-      </w:pPr>
+        <w:t xml:space="preserve"> Gi innsikt i hvordan </w:t>
+      </w:r>
+      <w:proofErr w:type="spellStart"/>
+      <w:r>
+        <w:t>sensordata</w:t>
+      </w:r>
+      <w:proofErr w:type="spellEnd"/>
+      <w:r>
+        <w:t xml:space="preserve"> leses og behandles.</w:t>
+      </w:r>
+    </w:p>
+    <w:p>
+      <w:pPr>
+        <w:rPr>
+          <w:lang w:val="en-US"/>
+        </w:rPr>
+      </w:pPr>
+      <w:proofErr w:type="spellStart"/>
       <w:r>
         <w:rPr>
           <w:b/>
           <w:bCs/>
           <w:lang w:val="en-US"/>
         </w:rPr>
-        <w:t>Hjelpetekst:</w:t>
+        <w:t>Hjelpetekst</w:t>
+      </w:r>
+      <w:proofErr w:type="spellEnd"/>
+      <w:r>
+        <w:rPr>
+          <w:b/>
+          <w:bCs/>
+          <w:lang w:val="en-US"/>
+        </w:rPr>
+        <w:t>:</w:t>
       </w:r>
     </w:p>
     <w:p>
@@ -10938,7 +13823,15 @@
         </w:numPr>
       </w:pPr>
       <w:r>
-        <w:t>Er det brukt kalibrering, filtrering, gjennomsnitt?</w:t>
+        <w:t xml:space="preserve">Er det brukt kalibrering, </w:t>
+      </w:r>
+      <w:proofErr w:type="gramStart"/>
+      <w:r>
+        <w:t>filtrering,</w:t>
+      </w:r>
+      <w:proofErr w:type="gramEnd"/>
+      <w:r>
+        <w:t xml:space="preserve"> gjennomsnitt?</w:t>
       </w:r>
     </w:p>
     <w:p>
@@ -11013,6 +13906,7 @@
         </w:rPr>
         <w:t xml:space="preserve">1. </w:t>
       </w:r>
+      <w:proofErr w:type="spellStart"/>
       <w:r>
         <w:rPr>
           <w:rFonts w:ascii="Consolas" w:hAnsi="Consolas" w:cs="Courier New"/>
@@ -11024,6 +13918,7 @@
         </w:rPr>
         <w:t>int</w:t>
       </w:r>
+      <w:proofErr w:type="spellEnd"/>
       <w:r>
         <w:rPr>
           <w:rFonts w:ascii="Consolas" w:hAnsi="Consolas" w:cs="Courier New"/>
@@ -11031,7 +13926,47 @@
           <w:sz w:val="17"/>
           <w:szCs w:val="17"/>
         </w:rPr>
-        <w:t xml:space="preserve"> rawValue = analogRead(A0); </w:t>
+        <w:t xml:space="preserve"> </w:t>
+      </w:r>
+      <w:proofErr w:type="spellStart"/>
+      <w:r>
+        <w:rPr>
+          <w:rFonts w:ascii="Consolas" w:hAnsi="Consolas" w:cs="Courier New"/>
+          <w:color w:val="FFFFFF"/>
+          <w:sz w:val="17"/>
+          <w:szCs w:val="17"/>
+        </w:rPr>
+        <w:t>rawValue</w:t>
+      </w:r>
+      <w:proofErr w:type="spellEnd"/>
+      <w:r>
+        <w:rPr>
+          <w:rFonts w:ascii="Consolas" w:hAnsi="Consolas" w:cs="Courier New"/>
+          <w:color w:val="FFFFFF"/>
+          <w:sz w:val="17"/>
+          <w:szCs w:val="17"/>
+        </w:rPr>
+        <w:t xml:space="preserve"> = </w:t>
+      </w:r>
+      <w:proofErr w:type="spellStart"/>
+      <w:r>
+        <w:rPr>
+          <w:rFonts w:ascii="Consolas" w:hAnsi="Consolas" w:cs="Courier New"/>
+          <w:color w:val="FFFFFF"/>
+          <w:sz w:val="17"/>
+          <w:szCs w:val="17"/>
+        </w:rPr>
+        <w:t>analogRead</w:t>
+      </w:r>
+      <w:proofErr w:type="spellEnd"/>
+      <w:r>
+        <w:rPr>
+          <w:rFonts w:ascii="Consolas" w:hAnsi="Consolas" w:cs="Courier New"/>
+          <w:color w:val="FFFFFF"/>
+          <w:sz w:val="17"/>
+          <w:szCs w:val="17"/>
+        </w:rPr>
+        <w:t xml:space="preserve">(A0); </w:t>
       </w:r>
       <w:r>
         <w:rPr>
@@ -11109,7 +14044,47 @@
           <w:sz w:val="17"/>
           <w:szCs w:val="17"/>
         </w:rPr>
-        <w:t xml:space="preserve"> current = (rawValue - </w:t>
+        <w:t xml:space="preserve"> </w:t>
+      </w:r>
+      <w:proofErr w:type="spellStart"/>
+      <w:r>
+        <w:rPr>
+          <w:rFonts w:ascii="Consolas" w:hAnsi="Consolas" w:cs="Courier New"/>
+          <w:color w:val="FFFFFF"/>
+          <w:sz w:val="17"/>
+          <w:szCs w:val="17"/>
+        </w:rPr>
+        <w:t>current</w:t>
+      </w:r>
+      <w:proofErr w:type="spellEnd"/>
+      <w:r>
+        <w:rPr>
+          <w:rFonts w:ascii="Consolas" w:hAnsi="Consolas" w:cs="Courier New"/>
+          <w:color w:val="FFFFFF"/>
+          <w:sz w:val="17"/>
+          <w:szCs w:val="17"/>
+        </w:rPr>
+        <w:t xml:space="preserve"> = (</w:t>
+      </w:r>
+      <w:proofErr w:type="spellStart"/>
+      <w:r>
+        <w:rPr>
+          <w:rFonts w:ascii="Consolas" w:hAnsi="Consolas" w:cs="Courier New"/>
+          <w:color w:val="FFFFFF"/>
+          <w:sz w:val="17"/>
+          <w:szCs w:val="17"/>
+        </w:rPr>
+        <w:t>rawValue</w:t>
+      </w:r>
+      <w:proofErr w:type="spellEnd"/>
+      <w:r>
+        <w:rPr>
+          <w:rFonts w:ascii="Consolas" w:hAnsi="Consolas" w:cs="Courier New"/>
+          <w:color w:val="FFFFFF"/>
+          <w:sz w:val="17"/>
+          <w:szCs w:val="17"/>
+        </w:rPr>
+        <w:t xml:space="preserve"> - </w:t>
       </w:r>
       <w:r>
         <w:rPr>
@@ -11163,7 +14138,27 @@
           <w:sz w:val="17"/>
           <w:szCs w:val="17"/>
         </w:rPr>
-        <w:t xml:space="preserve">) / sensitivity; </w:t>
+        <w:t xml:space="preserve">) / </w:t>
+      </w:r>
+      <w:proofErr w:type="spellStart"/>
+      <w:r>
+        <w:rPr>
+          <w:rFonts w:ascii="Consolas" w:hAnsi="Consolas" w:cs="Courier New"/>
+          <w:color w:val="FFFFFF"/>
+          <w:sz w:val="17"/>
+          <w:szCs w:val="17"/>
+        </w:rPr>
+        <w:t>sensitivity</w:t>
+      </w:r>
+      <w:proofErr w:type="spellEnd"/>
+      <w:r>
+        <w:rPr>
+          <w:rFonts w:ascii="Consolas" w:hAnsi="Consolas" w:cs="Courier New"/>
+          <w:color w:val="FFFFFF"/>
+          <w:sz w:val="17"/>
+          <w:szCs w:val="17"/>
+        </w:rPr>
+        <w:t xml:space="preserve">; </w:t>
       </w:r>
       <w:r>
         <w:rPr>
@@ -11287,6 +14282,7 @@
           <w:lang w:val="en-US"/>
         </w:rPr>
       </w:pPr>
+      <w:proofErr w:type="spellStart"/>
       <w:r>
         <w:rPr>
           <w:b/>
@@ -11294,7 +14290,17 @@
           <w:color w:val="EE0000"/>
           <w:lang w:val="en-US"/>
         </w:rPr>
-        <w:t>Hjelpetekst:</w:t>
+        <w:t>Hjelpetekst</w:t>
+      </w:r>
+      <w:proofErr w:type="spellEnd"/>
+      <w:r>
+        <w:rPr>
+          <w:b/>
+          <w:bCs/>
+          <w:color w:val="EE0000"/>
+          <w:lang w:val="en-US"/>
+        </w:rPr>
+        <w:t>:</w:t>
       </w:r>
     </w:p>
     <w:p>
@@ -11308,12 +14314,53 @@
           <w:lang w:val="en-US"/>
         </w:rPr>
       </w:pPr>
-      <w:r>
-        <w:rPr>
-          <w:color w:val="EE0000"/>
-          <w:lang w:val="en-US"/>
-        </w:rPr>
-        <w:t>Hva ble sluttresultatet?</w:t>
+      <w:proofErr w:type="spellStart"/>
+      <w:r>
+        <w:rPr>
+          <w:color w:val="EE0000"/>
+          <w:lang w:val="en-US"/>
+        </w:rPr>
+        <w:t>Hva</w:t>
+      </w:r>
+      <w:proofErr w:type="spellEnd"/>
+      <w:r>
+        <w:rPr>
+          <w:color w:val="EE0000"/>
+          <w:lang w:val="en-US"/>
+        </w:rPr>
+        <w:t xml:space="preserve"> </w:t>
+      </w:r>
+      <w:proofErr w:type="spellStart"/>
+      <w:r>
+        <w:rPr>
+          <w:color w:val="EE0000"/>
+          <w:lang w:val="en-US"/>
+        </w:rPr>
+        <w:t>ble</w:t>
+      </w:r>
+      <w:proofErr w:type="spellEnd"/>
+      <w:r>
+        <w:rPr>
+          <w:color w:val="EE0000"/>
+          <w:lang w:val="en-US"/>
+        </w:rPr>
+        <w:t xml:space="preserve"> </w:t>
+      </w:r>
+      <w:proofErr w:type="spellStart"/>
+      <w:r>
+        <w:rPr>
+          <w:color w:val="EE0000"/>
+          <w:lang w:val="en-US"/>
+        </w:rPr>
+        <w:t>sluttresultatet</w:t>
+      </w:r>
+      <w:proofErr w:type="spellEnd"/>
+      <w:r>
+        <w:rPr>
+          <w:color w:val="EE0000"/>
+          <w:lang w:val="en-US"/>
+        </w:rPr>
+        <w:t>?</w:t>
       </w:r>
     </w:p>
     <w:p>
@@ -11418,27 +14465,63 @@
           <w:iCs/>
           <w:color w:val="EE0000"/>
         </w:rPr>
-        <w:t>"Den ferdige prototypen består av en sensorboks med ESP32, strømforsyning og en montert Hall-sensor. Dataene vises på en lokal webside, og systemet kan drives av en USB powerbank."</w:t>
-      </w:r>
-    </w:p>
-    <w:p>
-      <w:pPr>
-        <w:rPr>
-          <w:color w:val="EE0000"/>
-        </w:rPr>
-      </w:pPr>
-      <w:r>
-        <w:rPr>
-          <w:color w:val="EE0000"/>
-        </w:rPr>
-        <w:t xml:space="preserve"> </w:t>
-      </w:r>
+        <w:t xml:space="preserve">"Den ferdige prototypen består av en </w:t>
+      </w:r>
+      <w:proofErr w:type="spellStart"/>
       <w:r>
         <w:rPr>
           <w:i/>
           <w:iCs/>
           <w:color w:val="EE0000"/>
         </w:rPr>
+        <w:t>sensorboks</w:t>
+      </w:r>
+      <w:proofErr w:type="spellEnd"/>
+      <w:r>
+        <w:rPr>
+          <w:i/>
+          <w:iCs/>
+          <w:color w:val="EE0000"/>
+        </w:rPr>
+        <w:t xml:space="preserve"> med ESP32, strømforsyning og en montert Hall-sensor. Dataene vises på en lokal webside, og systemet kan drives av en </w:t>
+      </w:r>
+      <w:proofErr w:type="gramStart"/>
+      <w:r>
+        <w:rPr>
+          <w:i/>
+          <w:iCs/>
+          <w:color w:val="EE0000"/>
+        </w:rPr>
+        <w:t>USB powerbank</w:t>
+      </w:r>
+      <w:proofErr w:type="gramEnd"/>
+      <w:r>
+        <w:rPr>
+          <w:i/>
+          <w:iCs/>
+          <w:color w:val="EE0000"/>
+        </w:rPr>
+        <w:t>."</w:t>
+      </w:r>
+    </w:p>
+    <w:p>
+      <w:pPr>
+        <w:rPr>
+          <w:color w:val="EE0000"/>
+        </w:rPr>
+      </w:pPr>
+      <w:r>
+        <w:rPr>
+          <w:color w:val="EE0000"/>
+        </w:rPr>
+        <w:t xml:space="preserve"> </w:t>
+      </w:r>
+      <w:r>
+        <w:rPr>
+          <w:i/>
+          <w:iCs/>
+          <w:color w:val="EE0000"/>
+        </w:rPr>
         <w:t>Eksempelbilde:</w:t>
       </w:r>
     </w:p>
@@ -11448,11 +14531,19 @@
           <w:color w:val="EE0000"/>
         </w:rPr>
       </w:pPr>
-      <w:r>
-        <w:rPr>
-          <w:color w:val="EE0000"/>
-        </w:rPr>
-        <w:t>![Prototype-bilde her]</w:t>
+      <w:proofErr w:type="gramStart"/>
+      <w:r>
+        <w:rPr>
+          <w:color w:val="EE0000"/>
+        </w:rPr>
+        <w:t>![</w:t>
+      </w:r>
+      <w:proofErr w:type="gramEnd"/>
+      <w:r>
+        <w:rPr>
+          <w:color w:val="EE0000"/>
+        </w:rPr>
+        <w:t>Prototype-bilde her]</w:t>
       </w:r>
     </w:p>
     <w:p/>
@@ -11565,8 +14656,13 @@
         <w:keepNext/>
       </w:pPr>
       <w:bookmarkStart w:id="21" w:name="_Toc73266480"/>
-      <w:r>
-        <w:t xml:space="preserve">Table </w:t>
+      <w:proofErr w:type="spellStart"/>
+      <w:r>
+        <w:t>Table</w:t>
+      </w:r>
+      <w:proofErr w:type="spellEnd"/>
+      <w:r>
+        <w:t xml:space="preserve"> </w:t>
       </w:r>
       <w:r>
         <w:fldChar w:fldCharType="begin"/>
@@ -11923,6 +15019,7 @@
           <w:lang w:val="en-US"/>
         </w:rPr>
       </w:pPr>
+      <w:proofErr w:type="spellStart"/>
       <w:r>
         <w:rPr>
           <w:b/>
@@ -11930,7 +15027,17 @@
           <w:color w:val="EE0000"/>
           <w:lang w:val="en-US"/>
         </w:rPr>
-        <w:t>Hjelpetekst:</w:t>
+        <w:t>Hjelpetekst</w:t>
+      </w:r>
+      <w:proofErr w:type="spellEnd"/>
+      <w:r>
+        <w:rPr>
+          <w:b/>
+          <w:bCs/>
+          <w:color w:val="EE0000"/>
+          <w:lang w:val="en-US"/>
+        </w:rPr>
+        <w:t>:</w:t>
       </w:r>
     </w:p>
     <w:p>
@@ -11981,7 +15088,35 @@
         <w:rPr>
           <w:color w:val="EE0000"/>
         </w:rPr>
-        <w:t>Hvilke testtyper inngår (simulering, funksjonstest, eksperimentell testing)?</w:t>
+        <w:t xml:space="preserve">Hvilke </w:t>
+      </w:r>
+      <w:proofErr w:type="spellStart"/>
+      <w:r>
+        <w:rPr>
+          <w:color w:val="EE0000"/>
+        </w:rPr>
+        <w:t>testtyper</w:t>
+      </w:r>
+      <w:proofErr w:type="spellEnd"/>
+      <w:r>
+        <w:rPr>
+          <w:color w:val="EE0000"/>
+        </w:rPr>
+        <w:t xml:space="preserve"> inngår (simulering, </w:t>
+      </w:r>
+      <w:proofErr w:type="gramStart"/>
+      <w:r>
+        <w:rPr>
+          <w:color w:val="EE0000"/>
+        </w:rPr>
+        <w:t>funksjonstest,</w:t>
+      </w:r>
+      <w:proofErr w:type="gramEnd"/>
+      <w:r>
+        <w:rPr>
+          <w:color w:val="EE0000"/>
+        </w:rPr>
+        <w:t xml:space="preserve"> eksperimentell testing)?</w:t>
       </w:r>
     </w:p>
     <w:p>
@@ -11995,12 +15130,53 @@
           <w:lang w:val="en-US"/>
         </w:rPr>
       </w:pPr>
-      <w:r>
-        <w:rPr>
-          <w:color w:val="EE0000"/>
-          <w:lang w:val="en-US"/>
-        </w:rPr>
-        <w:t>Hvordan er testingen strukturert?</w:t>
+      <w:proofErr w:type="spellStart"/>
+      <w:r>
+        <w:rPr>
+          <w:color w:val="EE0000"/>
+          <w:lang w:val="en-US"/>
+        </w:rPr>
+        <w:t>Hvordan</w:t>
+      </w:r>
+      <w:proofErr w:type="spellEnd"/>
+      <w:r>
+        <w:rPr>
+          <w:color w:val="EE0000"/>
+          <w:lang w:val="en-US"/>
+        </w:rPr>
+        <w:t xml:space="preserve"> er </w:t>
+      </w:r>
+      <w:proofErr w:type="spellStart"/>
+      <w:r>
+        <w:rPr>
+          <w:color w:val="EE0000"/>
+          <w:lang w:val="en-US"/>
+        </w:rPr>
+        <w:t>testingen</w:t>
+      </w:r>
+      <w:proofErr w:type="spellEnd"/>
+      <w:r>
+        <w:rPr>
+          <w:color w:val="EE0000"/>
+          <w:lang w:val="en-US"/>
+        </w:rPr>
+        <w:t xml:space="preserve"> </w:t>
+      </w:r>
+      <w:proofErr w:type="spellStart"/>
+      <w:r>
+        <w:rPr>
+          <w:color w:val="EE0000"/>
+          <w:lang w:val="en-US"/>
+        </w:rPr>
+        <w:t>strukturert</w:t>
+      </w:r>
+      <w:proofErr w:type="spellEnd"/>
+      <w:r>
+        <w:rPr>
+          <w:color w:val="EE0000"/>
+          <w:lang w:val="en-US"/>
+        </w:rPr>
+        <w:t>?</w:t>
       </w:r>
     </w:p>
     <w:p>
@@ -12035,7 +15211,25 @@
           <w:iCs/>
           <w:color w:val="EE0000"/>
         </w:rPr>
-        <w:t>"Dette kapittelet beskriver testingen av strømmålingssystemets nøyaktighet, stabilitet og kommunikasjon. Det ble benyttet både simulering i Wokwi og eksperimentell testing med reell belastning. Hensikten var å vurdere hvor pålitelig og anvendelig systemet er i praksis."</w:t>
+        <w:t xml:space="preserve">"Dette kapittelet beskriver testingen av strømmålingssystemets nøyaktighet, stabilitet og kommunikasjon. Det ble benyttet både simulering i </w:t>
+      </w:r>
+      <w:proofErr w:type="spellStart"/>
+      <w:r>
+        <w:rPr>
+          <w:i/>
+          <w:iCs/>
+          <w:color w:val="EE0000"/>
+        </w:rPr>
+        <w:t>Wokwi</w:t>
+      </w:r>
+      <w:proofErr w:type="spellEnd"/>
+      <w:r>
+        <w:rPr>
+          <w:i/>
+          <w:iCs/>
+          <w:color w:val="EE0000"/>
+        </w:rPr>
+        <w:t xml:space="preserve"> og eksperimentell testing med reell belastning. Hensikten var å vurdere hvor pålitelig og anvendelig systemet er i praksis."</w:t>
       </w:r>
     </w:p>
     <w:p>
@@ -12079,6 +15273,7 @@
           <w:lang w:val="en-US"/>
         </w:rPr>
       </w:pPr>
+      <w:proofErr w:type="spellStart"/>
       <w:r>
         <w:rPr>
           <w:b/>
@@ -12086,7 +15281,17 @@
           <w:color w:val="EE0000"/>
           <w:lang w:val="en-US"/>
         </w:rPr>
-        <w:t>Hjelpetekst:</w:t>
+        <w:t>Hjelpetekst</w:t>
+      </w:r>
+      <w:proofErr w:type="spellEnd"/>
+      <w:r>
+        <w:rPr>
+          <w:b/>
+          <w:bCs/>
+          <w:color w:val="EE0000"/>
+          <w:lang w:val="en-US"/>
+        </w:rPr>
+        <w:t>:</w:t>
       </w:r>
     </w:p>
     <w:p>
@@ -12100,12 +15305,53 @@
           <w:lang w:val="en-US"/>
         </w:rPr>
       </w:pPr>
-      <w:r>
-        <w:rPr>
-          <w:color w:val="EE0000"/>
-          <w:lang w:val="en-US"/>
-        </w:rPr>
-        <w:t>Hva ble testet?</w:t>
+      <w:proofErr w:type="spellStart"/>
+      <w:r>
+        <w:rPr>
+          <w:color w:val="EE0000"/>
+          <w:lang w:val="en-US"/>
+        </w:rPr>
+        <w:t>Hva</w:t>
+      </w:r>
+      <w:proofErr w:type="spellEnd"/>
+      <w:r>
+        <w:rPr>
+          <w:color w:val="EE0000"/>
+          <w:lang w:val="en-US"/>
+        </w:rPr>
+        <w:t xml:space="preserve"> </w:t>
+      </w:r>
+      <w:proofErr w:type="spellStart"/>
+      <w:r>
+        <w:rPr>
+          <w:color w:val="EE0000"/>
+          <w:lang w:val="en-US"/>
+        </w:rPr>
+        <w:t>ble</w:t>
+      </w:r>
+      <w:proofErr w:type="spellEnd"/>
+      <w:r>
+        <w:rPr>
+          <w:color w:val="EE0000"/>
+          <w:lang w:val="en-US"/>
+        </w:rPr>
+        <w:t xml:space="preserve"> </w:t>
+      </w:r>
+      <w:proofErr w:type="spellStart"/>
+      <w:r>
+        <w:rPr>
+          <w:color w:val="EE0000"/>
+          <w:lang w:val="en-US"/>
+        </w:rPr>
+        <w:t>testet</w:t>
+      </w:r>
+      <w:proofErr w:type="spellEnd"/>
+      <w:r>
+        <w:rPr>
+          <w:color w:val="EE0000"/>
+          <w:lang w:val="en-US"/>
+        </w:rPr>
+        <w:t>?</w:t>
       </w:r>
     </w:p>
     <w:p>
@@ -12122,7 +15368,21 @@
         <w:rPr>
           <w:color w:val="EE0000"/>
         </w:rPr>
-        <w:t>Hvordan ble det testet (utstyr, oppsett, betingelser)?</w:t>
+        <w:t xml:space="preserve">Hvordan ble det testet (utstyr, </w:t>
+      </w:r>
+      <w:proofErr w:type="gramStart"/>
+      <w:r>
+        <w:rPr>
+          <w:color w:val="EE0000"/>
+        </w:rPr>
+        <w:t>oppsett,</w:t>
+      </w:r>
+      <w:proofErr w:type="gramEnd"/>
+      <w:r>
+        <w:rPr>
+          <w:color w:val="EE0000"/>
+        </w:rPr>
+        <w:t xml:space="preserve"> betingelser)?</w:t>
       </w:r>
     </w:p>
     <w:p>
@@ -12136,12 +15396,53 @@
           <w:lang w:val="en-US"/>
         </w:rPr>
       </w:pPr>
-      <w:r>
-        <w:rPr>
-          <w:color w:val="EE0000"/>
-          <w:lang w:val="en-US"/>
-        </w:rPr>
-        <w:t>Hva var forventet resultat?</w:t>
+      <w:proofErr w:type="spellStart"/>
+      <w:r>
+        <w:rPr>
+          <w:color w:val="EE0000"/>
+          <w:lang w:val="en-US"/>
+        </w:rPr>
+        <w:t>Hva</w:t>
+      </w:r>
+      <w:proofErr w:type="spellEnd"/>
+      <w:r>
+        <w:rPr>
+          <w:color w:val="EE0000"/>
+          <w:lang w:val="en-US"/>
+        </w:rPr>
+        <w:t xml:space="preserve"> var </w:t>
+      </w:r>
+      <w:proofErr w:type="spellStart"/>
+      <w:r>
+        <w:rPr>
+          <w:color w:val="EE0000"/>
+          <w:lang w:val="en-US"/>
+        </w:rPr>
+        <w:t>forventet</w:t>
+      </w:r>
+      <w:proofErr w:type="spellEnd"/>
+      <w:r>
+        <w:rPr>
+          <w:color w:val="EE0000"/>
+          <w:lang w:val="en-US"/>
+        </w:rPr>
+        <w:t xml:space="preserve"> </w:t>
+      </w:r>
+      <w:proofErr w:type="spellStart"/>
+      <w:r>
+        <w:rPr>
+          <w:color w:val="EE0000"/>
+          <w:lang w:val="en-US"/>
+        </w:rPr>
+        <w:t>resultat</w:t>
+      </w:r>
+      <w:proofErr w:type="spellEnd"/>
+      <w:r>
+        <w:rPr>
+          <w:color w:val="EE0000"/>
+          <w:lang w:val="en-US"/>
+        </w:rPr>
+        <w:t>?</w:t>
       </w:r>
     </w:p>
     <w:p>
@@ -12158,7 +15459,47 @@
           <w:color w:val="EE0000"/>
           <w:lang w:val="en-US"/>
         </w:rPr>
-        <w:t>Eksempel på tabell:</w:t>
+        <w:t xml:space="preserve">Eksempel </w:t>
+      </w:r>
+      <w:proofErr w:type="spellStart"/>
+      <w:r>
+        <w:rPr>
+          <w:i/>
+          <w:iCs/>
+          <w:color w:val="EE0000"/>
+          <w:lang w:val="en-US"/>
+        </w:rPr>
+        <w:t>på</w:t>
+      </w:r>
+      <w:proofErr w:type="spellEnd"/>
+      <w:r>
+        <w:rPr>
+          <w:i/>
+          <w:iCs/>
+          <w:color w:val="EE0000"/>
+          <w:lang w:val="en-US"/>
+        </w:rPr>
+        <w:t xml:space="preserve"> </w:t>
+      </w:r>
+      <w:proofErr w:type="spellStart"/>
+      <w:r>
+        <w:rPr>
+          <w:i/>
+          <w:iCs/>
+          <w:color w:val="EE0000"/>
+          <w:lang w:val="en-US"/>
+        </w:rPr>
+        <w:t>tabell</w:t>
+      </w:r>
+      <w:proofErr w:type="spellEnd"/>
+      <w:r>
+        <w:rPr>
+          <w:i/>
+          <w:iCs/>
+          <w:color w:val="EE0000"/>
+          <w:lang w:val="en-US"/>
+        </w:rPr>
+        <w:t>:</w:t>
       </w:r>
     </w:p>
     <w:tbl>
@@ -12242,12 +15583,28 @@
                 <w:lang w:val="en-US"/>
               </w:rPr>
             </w:pPr>
-            <w:r>
-              <w:rPr>
-                <w:lang w:val="en-US"/>
-              </w:rPr>
-              <w:t>Forventet resultat</w:t>
-            </w:r>
+            <w:proofErr w:type="spellStart"/>
+            <w:r>
+              <w:rPr>
+                <w:lang w:val="en-US"/>
+              </w:rPr>
+              <w:t>Forventet</w:t>
+            </w:r>
+            <w:proofErr w:type="spellEnd"/>
+            <w:r>
+              <w:rPr>
+                <w:lang w:val="en-US"/>
+              </w:rPr>
+              <w:t xml:space="preserve"> </w:t>
+            </w:r>
+            <w:proofErr w:type="spellStart"/>
+            <w:r>
+              <w:rPr>
+                <w:lang w:val="en-US"/>
+              </w:rPr>
+              <w:t>resultat</w:t>
+            </w:r>
+            <w:proofErr w:type="spellEnd"/>
           </w:p>
         </w:tc>
       </w:tr>
@@ -12282,11 +15639,19 @@
                 <w:lang w:val="en-US"/>
               </w:rPr>
             </w:pPr>
-            <w:r>
-              <w:rPr>
-                <w:lang w:val="en-US"/>
-              </w:rPr>
-              <w:t>Strømmåling (0–5 A)</w:t>
+            <w:proofErr w:type="spellStart"/>
+            <w:r>
+              <w:rPr>
+                <w:lang w:val="en-US"/>
+              </w:rPr>
+              <w:t>Strømmåling</w:t>
+            </w:r>
+            <w:proofErr w:type="spellEnd"/>
+            <w:r>
+              <w:rPr>
+                <w:lang w:val="en-US"/>
+              </w:rPr>
+              <w:t xml:space="preserve"> (0–5 A)</w:t>
             </w:r>
           </w:p>
         </w:tc>
@@ -12301,12 +15666,28 @@
                 <w:lang w:val="en-US"/>
               </w:rPr>
             </w:pPr>
-            <w:r>
-              <w:rPr>
-                <w:lang w:val="en-US"/>
-              </w:rPr>
-              <w:t>Sammenligning med referansemåler</w:t>
-            </w:r>
+            <w:proofErr w:type="spellStart"/>
+            <w:r>
+              <w:rPr>
+                <w:lang w:val="en-US"/>
+              </w:rPr>
+              <w:t>Sammenligning</w:t>
+            </w:r>
+            <w:proofErr w:type="spellEnd"/>
+            <w:r>
+              <w:rPr>
+                <w:lang w:val="en-US"/>
+              </w:rPr>
+              <w:t xml:space="preserve"> med </w:t>
+            </w:r>
+            <w:proofErr w:type="spellStart"/>
+            <w:r>
+              <w:rPr>
+                <w:lang w:val="en-US"/>
+              </w:rPr>
+              <w:t>referansemåler</w:t>
+            </w:r>
+            <w:proofErr w:type="spellEnd"/>
           </w:p>
         </w:tc>
         <w:tc>
@@ -12324,8 +15705,16 @@
               <w:rPr>
                 <w:lang w:val="en-US"/>
               </w:rPr>
-              <w:t>±10 % avvik</w:t>
-            </w:r>
+              <w:t xml:space="preserve">±10 % </w:t>
+            </w:r>
+            <w:proofErr w:type="spellStart"/>
+            <w:r>
+              <w:rPr>
+                <w:lang w:val="en-US"/>
+              </w:rPr>
+              <w:t>avvik</w:t>
+            </w:r>
+            <w:proofErr w:type="spellEnd"/>
           </w:p>
         </w:tc>
       </w:tr>
@@ -12364,8 +15753,16 @@
               <w:rPr>
                 <w:lang w:val="en-US"/>
               </w:rPr>
-              <w:t>Wi-Fi-overføring</w:t>
-            </w:r>
+              <w:t>Wi-Fi-</w:t>
+            </w:r>
+            <w:proofErr w:type="spellStart"/>
+            <w:r>
+              <w:rPr>
+                <w:lang w:val="en-US"/>
+              </w:rPr>
+              <w:t>overføring</w:t>
+            </w:r>
+            <w:proofErr w:type="spellEnd"/>
           </w:p>
         </w:tc>
         <w:tc>
@@ -12379,11 +15776,19 @@
                 <w:lang w:val="en-US"/>
               </w:rPr>
             </w:pPr>
-            <w:r>
-              <w:rPr>
-                <w:lang w:val="en-US"/>
-              </w:rPr>
-              <w:t>Dataoverføring over 10 m</w:t>
+            <w:proofErr w:type="spellStart"/>
+            <w:r>
+              <w:rPr>
+                <w:lang w:val="en-US"/>
+              </w:rPr>
+              <w:t>Dataoverføring</w:t>
+            </w:r>
+            <w:proofErr w:type="spellEnd"/>
+            <w:r>
+              <w:rPr>
+                <w:lang w:val="en-US"/>
+              </w:rPr>
+              <w:t xml:space="preserve"> over 10 m</w:t>
             </w:r>
           </w:p>
         </w:tc>
@@ -12402,8 +15807,30 @@
               <w:rPr>
                 <w:lang w:val="en-US"/>
               </w:rPr>
-              <w:t>100 % datapakker mottatt</w:t>
-            </w:r>
+              <w:t xml:space="preserve">100 % </w:t>
+            </w:r>
+            <w:proofErr w:type="spellStart"/>
+            <w:r>
+              <w:rPr>
+                <w:lang w:val="en-US"/>
+              </w:rPr>
+              <w:t>datapakker</w:t>
+            </w:r>
+            <w:proofErr w:type="spellEnd"/>
+            <w:r>
+              <w:rPr>
+                <w:lang w:val="en-US"/>
+              </w:rPr>
+              <w:t xml:space="preserve"> </w:t>
+            </w:r>
+            <w:proofErr w:type="spellStart"/>
+            <w:r>
+              <w:rPr>
+                <w:lang w:val="en-US"/>
+              </w:rPr>
+              <w:t>mottatt</w:t>
+            </w:r>
+            <w:proofErr w:type="spellEnd"/>
           </w:p>
         </w:tc>
       </w:tr>
@@ -12438,12 +15865,14 @@
                 <w:lang w:val="en-US"/>
               </w:rPr>
             </w:pPr>
+            <w:proofErr w:type="spellStart"/>
             <w:r>
               <w:rPr>
                 <w:lang w:val="en-US"/>
               </w:rPr>
               <w:t>Oppstartstid</w:t>
             </w:r>
+            <w:proofErr w:type="spellEnd"/>
           </w:p>
         </w:tc>
         <w:tc>
@@ -12472,8 +15901,16 @@
               <w:rPr>
                 <w:lang w:val="en-US"/>
               </w:rPr>
-              <w:t>&lt; 2 sekunder</w:t>
-            </w:r>
+              <w:t xml:space="preserve">&lt; 2 </w:t>
+            </w:r>
+            <w:proofErr w:type="spellStart"/>
+            <w:r>
+              <w:rPr>
+                <w:lang w:val="en-US"/>
+              </w:rPr>
+              <w:t>sekunder</w:t>
+            </w:r>
+            <w:proofErr w:type="spellEnd"/>
           </w:p>
         </w:tc>
       </w:tr>
@@ -12538,16 +15975,59 @@
         <w:rPr>
           <w:color w:val="FF0000"/>
         </w:rPr>
-        <w:t xml:space="preserve"> Vise hva som ble testet i simuleringsverktøy (f.eks. Wokwi, Tinkercad, LTspice).</w:t>
-      </w:r>
-    </w:p>
-    <w:p>
-      <w:pPr>
+        <w:t xml:space="preserve"> Vise hva som ble testet i simuleringsverktøy (f.eks. </w:t>
+      </w:r>
+      <w:proofErr w:type="spellStart"/>
+      <w:r>
         <w:rPr>
           <w:color w:val="FF0000"/>
-          <w:lang w:val="en-US"/>
-        </w:rPr>
-      </w:pPr>
+        </w:rPr>
+        <w:t>Wokwi</w:t>
+      </w:r>
+      <w:proofErr w:type="spellEnd"/>
+      <w:r>
+        <w:rPr>
+          <w:color w:val="FF0000"/>
+        </w:rPr>
+        <w:t xml:space="preserve">, </w:t>
+      </w:r>
+      <w:proofErr w:type="spellStart"/>
+      <w:r>
+        <w:rPr>
+          <w:color w:val="FF0000"/>
+        </w:rPr>
+        <w:t>Tinkercad</w:t>
+      </w:r>
+      <w:proofErr w:type="spellEnd"/>
+      <w:r>
+        <w:rPr>
+          <w:color w:val="FF0000"/>
+        </w:rPr>
+        <w:t xml:space="preserve">, </w:t>
+      </w:r>
+      <w:proofErr w:type="spellStart"/>
+      <w:r>
+        <w:rPr>
+          <w:color w:val="FF0000"/>
+        </w:rPr>
+        <w:t>LTspice</w:t>
+      </w:r>
+      <w:proofErr w:type="spellEnd"/>
+      <w:r>
+        <w:rPr>
+          <w:color w:val="FF0000"/>
+        </w:rPr>
+        <w:t>).</w:t>
+      </w:r>
+    </w:p>
+    <w:p>
+      <w:pPr>
+        <w:rPr>
+          <w:color w:val="FF0000"/>
+          <w:lang w:val="en-US"/>
+        </w:rPr>
+      </w:pPr>
+      <w:proofErr w:type="spellStart"/>
       <w:r>
         <w:rPr>
           <w:b/>
@@ -12555,7 +16035,17 @@
           <w:color w:val="FF0000"/>
           <w:lang w:val="en-US"/>
         </w:rPr>
-        <w:t>Hjelpetekst:</w:t>
+        <w:t>Hjelpetekst</w:t>
+      </w:r>
+      <w:proofErr w:type="spellEnd"/>
+      <w:r>
+        <w:rPr>
+          <w:b/>
+          <w:bCs/>
+          <w:color w:val="FF0000"/>
+          <w:lang w:val="en-US"/>
+        </w:rPr>
+        <w:t>:</w:t>
       </w:r>
     </w:p>
     <w:p>
@@ -12569,12 +16059,53 @@
           <w:lang w:val="en-US"/>
         </w:rPr>
       </w:pPr>
+      <w:proofErr w:type="spellStart"/>
       <w:r>
         <w:rPr>
           <w:color w:val="FF0000"/>
           <w:lang w:val="en-US"/>
         </w:rPr>
-        <w:t>Hva ble simulert?</w:t>
+        <w:t>Hva</w:t>
+      </w:r>
+      <w:proofErr w:type="spellEnd"/>
+      <w:r>
+        <w:rPr>
+          <w:color w:val="FF0000"/>
+          <w:lang w:val="en-US"/>
+        </w:rPr>
+        <w:t xml:space="preserve"> </w:t>
+      </w:r>
+      <w:proofErr w:type="spellStart"/>
+      <w:r>
+        <w:rPr>
+          <w:color w:val="FF0000"/>
+          <w:lang w:val="en-US"/>
+        </w:rPr>
+        <w:t>ble</w:t>
+      </w:r>
+      <w:proofErr w:type="spellEnd"/>
+      <w:r>
+        <w:rPr>
+          <w:color w:val="FF0000"/>
+          <w:lang w:val="en-US"/>
+        </w:rPr>
+        <w:t xml:space="preserve"> </w:t>
+      </w:r>
+      <w:proofErr w:type="spellStart"/>
+      <w:r>
+        <w:rPr>
+          <w:color w:val="FF0000"/>
+          <w:lang w:val="en-US"/>
+        </w:rPr>
+        <w:t>simulert</w:t>
+      </w:r>
+      <w:proofErr w:type="spellEnd"/>
+      <w:r>
+        <w:rPr>
+          <w:color w:val="FF0000"/>
+          <w:lang w:val="en-US"/>
+        </w:rPr>
+        <w:t>?</w:t>
       </w:r>
     </w:p>
     <w:p>
@@ -12643,7 +16174,43 @@
           <w:iCs/>
           <w:color w:val="FF0000"/>
         </w:rPr>
-        <w:t>"Wokwi-simulering viste at systemet målte strøm og publiserte data hvert 3. sekund. Simulert input ble behandlet riktig av firmware, og data ble sendt til monitoren."</w:t>
+        <w:t>"</w:t>
+      </w:r>
+      <w:proofErr w:type="spellStart"/>
+      <w:r>
+        <w:rPr>
+          <w:i/>
+          <w:iCs/>
+          <w:color w:val="FF0000"/>
+        </w:rPr>
+        <w:t>Wokwi</w:t>
+      </w:r>
+      <w:proofErr w:type="spellEnd"/>
+      <w:r>
+        <w:rPr>
+          <w:i/>
+          <w:iCs/>
+          <w:color w:val="FF0000"/>
+        </w:rPr>
+        <w:t xml:space="preserve">-simulering viste at systemet målte strøm og publiserte data hvert 3. sekund. Simulert input ble behandlet riktig av </w:t>
+      </w:r>
+      <w:proofErr w:type="spellStart"/>
+      <w:r>
+        <w:rPr>
+          <w:i/>
+          <w:iCs/>
+          <w:color w:val="FF0000"/>
+        </w:rPr>
+        <w:t>firmware</w:t>
+      </w:r>
+      <w:proofErr w:type="spellEnd"/>
+      <w:r>
+        <w:rPr>
+          <w:i/>
+          <w:iCs/>
+          <w:color w:val="FF0000"/>
+        </w:rPr>
+        <w:t>, og data ble sendt til monitoren."</w:t>
       </w:r>
     </w:p>
     <w:p/>
@@ -12696,6 +16263,7 @@
           <w:lang w:val="en-US"/>
         </w:rPr>
       </w:pPr>
+      <w:proofErr w:type="spellStart"/>
       <w:r>
         <w:rPr>
           <w:b/>
@@ -12703,7 +16271,17 @@
           <w:color w:val="FF0000"/>
           <w:lang w:val="en-US"/>
         </w:rPr>
-        <w:t>Hjelpetekst:</w:t>
+        <w:t>Hjelpetekst</w:t>
+      </w:r>
+      <w:proofErr w:type="spellEnd"/>
+      <w:r>
+        <w:rPr>
+          <w:b/>
+          <w:bCs/>
+          <w:color w:val="FF0000"/>
+          <w:lang w:val="en-US"/>
+        </w:rPr>
+        <w:t>:</w:t>
       </w:r>
     </w:p>
     <w:p>
@@ -12717,12 +16295,69 @@
           <w:lang w:val="en-US"/>
         </w:rPr>
       </w:pPr>
+      <w:proofErr w:type="spellStart"/>
       <w:r>
         <w:rPr>
           <w:color w:val="FF0000"/>
           <w:lang w:val="en-US"/>
         </w:rPr>
-        <w:t>Fungerer sensorer som forventet?</w:t>
+        <w:t>Fungerer</w:t>
+      </w:r>
+      <w:proofErr w:type="spellEnd"/>
+      <w:r>
+        <w:rPr>
+          <w:color w:val="FF0000"/>
+          <w:lang w:val="en-US"/>
+        </w:rPr>
+        <w:t xml:space="preserve"> </w:t>
+      </w:r>
+      <w:proofErr w:type="spellStart"/>
+      <w:r>
+        <w:rPr>
+          <w:color w:val="FF0000"/>
+          <w:lang w:val="en-US"/>
+        </w:rPr>
+        <w:t>sensorer</w:t>
+      </w:r>
+      <w:proofErr w:type="spellEnd"/>
+      <w:r>
+        <w:rPr>
+          <w:color w:val="FF0000"/>
+          <w:lang w:val="en-US"/>
+        </w:rPr>
+        <w:t xml:space="preserve"> </w:t>
+      </w:r>
+      <w:proofErr w:type="spellStart"/>
+      <w:r>
+        <w:rPr>
+          <w:color w:val="FF0000"/>
+          <w:lang w:val="en-US"/>
+        </w:rPr>
+        <w:t>som</w:t>
+      </w:r>
+      <w:proofErr w:type="spellEnd"/>
+      <w:r>
+        <w:rPr>
+          <w:color w:val="FF0000"/>
+          <w:lang w:val="en-US"/>
+        </w:rPr>
+        <w:t xml:space="preserve"> </w:t>
+      </w:r>
+      <w:proofErr w:type="spellStart"/>
+      <w:r>
+        <w:rPr>
+          <w:color w:val="FF0000"/>
+          <w:lang w:val="en-US"/>
+        </w:rPr>
+        <w:t>forventet</w:t>
+      </w:r>
+      <w:proofErr w:type="spellEnd"/>
+      <w:r>
+        <w:rPr>
+          <w:color w:val="FF0000"/>
+          <w:lang w:val="en-US"/>
+        </w:rPr>
+        <w:t>?</w:t>
       </w:r>
     </w:p>
     <w:p>
@@ -12773,7 +16408,47 @@
           <w:color w:val="FF0000"/>
           <w:lang w:val="en-US"/>
         </w:rPr>
-        <w:t>Eksempel på sjekkliste:</w:t>
+        <w:t xml:space="preserve">Eksempel </w:t>
+      </w:r>
+      <w:proofErr w:type="spellStart"/>
+      <w:r>
+        <w:rPr>
+          <w:i/>
+          <w:iCs/>
+          <w:color w:val="FF0000"/>
+          <w:lang w:val="en-US"/>
+        </w:rPr>
+        <w:t>på</w:t>
+      </w:r>
+      <w:proofErr w:type="spellEnd"/>
+      <w:r>
+        <w:rPr>
+          <w:i/>
+          <w:iCs/>
+          <w:color w:val="FF0000"/>
+          <w:lang w:val="en-US"/>
+        </w:rPr>
+        <w:t xml:space="preserve"> </w:t>
+      </w:r>
+      <w:proofErr w:type="spellStart"/>
+      <w:r>
+        <w:rPr>
+          <w:i/>
+          <w:iCs/>
+          <w:color w:val="FF0000"/>
+          <w:lang w:val="en-US"/>
+        </w:rPr>
+        <w:t>sjekkliste</w:t>
+      </w:r>
+      <w:proofErr w:type="spellEnd"/>
+      <w:r>
+        <w:rPr>
+          <w:i/>
+          <w:iCs/>
+          <w:color w:val="FF0000"/>
+          <w:lang w:val="en-US"/>
+        </w:rPr>
+        <w:t>:</w:t>
       </w:r>
     </w:p>
     <w:tbl>
@@ -12803,12 +16478,14 @@
                 <w:lang w:val="en-US"/>
               </w:rPr>
             </w:pPr>
+            <w:proofErr w:type="spellStart"/>
             <w:r>
               <w:rPr>
                 <w:lang w:val="en-US"/>
               </w:rPr>
               <w:t>Funksjon</w:t>
             </w:r>
+            <w:proofErr w:type="spellEnd"/>
           </w:p>
         </w:tc>
         <w:tc>
@@ -12841,12 +16518,14 @@
                 <w:lang w:val="en-US"/>
               </w:rPr>
             </w:pPr>
+            <w:proofErr w:type="spellStart"/>
             <w:r>
               <w:rPr>
                 <w:lang w:val="en-US"/>
               </w:rPr>
               <w:t>Kommentar</w:t>
             </w:r>
+            <w:proofErr w:type="spellEnd"/>
           </w:p>
         </w:tc>
       </w:tr>
@@ -12865,12 +16544,28 @@
                 <w:lang w:val="en-US"/>
               </w:rPr>
             </w:pPr>
-            <w:r>
-              <w:rPr>
-                <w:lang w:val="en-US"/>
-              </w:rPr>
-              <w:t>Måling av strøm</w:t>
-            </w:r>
+            <w:proofErr w:type="spellStart"/>
+            <w:r>
+              <w:rPr>
+                <w:lang w:val="en-US"/>
+              </w:rPr>
+              <w:t>Måling</w:t>
+            </w:r>
+            <w:proofErr w:type="spellEnd"/>
+            <w:r>
+              <w:rPr>
+                <w:lang w:val="en-US"/>
+              </w:rPr>
+              <w:t xml:space="preserve"> av </w:t>
+            </w:r>
+            <w:proofErr w:type="spellStart"/>
+            <w:r>
+              <w:rPr>
+                <w:lang w:val="en-US"/>
+              </w:rPr>
+              <w:t>strøm</w:t>
+            </w:r>
+            <w:proofErr w:type="spellEnd"/>
           </w:p>
         </w:tc>
         <w:tc>
@@ -12908,8 +16603,30 @@
               <w:rPr>
                 <w:lang w:val="en-US"/>
               </w:rPr>
-              <w:t>Stabil verdi over tid</w:t>
-            </w:r>
+              <w:t xml:space="preserve">Stabil </w:t>
+            </w:r>
+            <w:proofErr w:type="spellStart"/>
+            <w:r>
+              <w:rPr>
+                <w:lang w:val="en-US"/>
+              </w:rPr>
+              <w:t>verdi</w:t>
+            </w:r>
+            <w:proofErr w:type="spellEnd"/>
+            <w:r>
+              <w:rPr>
+                <w:lang w:val="en-US"/>
+              </w:rPr>
+              <w:t xml:space="preserve"> over </w:t>
+            </w:r>
+            <w:proofErr w:type="spellStart"/>
+            <w:r>
+              <w:rPr>
+                <w:lang w:val="en-US"/>
+              </w:rPr>
+              <w:t>tid</w:t>
+            </w:r>
+            <w:proofErr w:type="spellEnd"/>
           </w:p>
         </w:tc>
       </w:tr>
@@ -12928,11 +16645,33 @@
                 <w:lang w:val="en-US"/>
               </w:rPr>
             </w:pPr>
-            <w:r>
-              <w:rPr>
-                <w:lang w:val="en-US"/>
-              </w:rPr>
-              <w:t>Oppkobling til Wi-Fi</w:t>
+            <w:proofErr w:type="spellStart"/>
+            <w:r>
+              <w:rPr>
+                <w:lang w:val="en-US"/>
+              </w:rPr>
+              <w:t>Oppkobling</w:t>
+            </w:r>
+            <w:proofErr w:type="spellEnd"/>
+            <w:r>
+              <w:rPr>
+                <w:lang w:val="en-US"/>
+              </w:rPr>
+              <w:t xml:space="preserve"> </w:t>
+            </w:r>
+            <w:proofErr w:type="spellStart"/>
+            <w:r>
+              <w:rPr>
+                <w:lang w:val="en-US"/>
+              </w:rPr>
+              <w:t>til</w:t>
+            </w:r>
+            <w:proofErr w:type="spellEnd"/>
+            <w:r>
+              <w:rPr>
+                <w:lang w:val="en-US"/>
+              </w:rPr>
+              <w:t xml:space="preserve"> Wi-Fi</w:t>
             </w:r>
           </w:p>
         </w:tc>
@@ -12967,11 +16706,47 @@
                 <w:lang w:val="en-US"/>
               </w:rPr>
             </w:pPr>
-            <w:r>
-              <w:rPr>
-                <w:lang w:val="en-US"/>
-              </w:rPr>
-              <w:t>Noen forsinkelser første gang</w:t>
+            <w:proofErr w:type="spellStart"/>
+            <w:r>
+              <w:rPr>
+                <w:lang w:val="en-US"/>
+              </w:rPr>
+              <w:t>Noen</w:t>
+            </w:r>
+            <w:proofErr w:type="spellEnd"/>
+            <w:r>
+              <w:rPr>
+                <w:lang w:val="en-US"/>
+              </w:rPr>
+              <w:t xml:space="preserve"> </w:t>
+            </w:r>
+            <w:proofErr w:type="spellStart"/>
+            <w:r>
+              <w:rPr>
+                <w:lang w:val="en-US"/>
+              </w:rPr>
+              <w:t>forsinkelser</w:t>
+            </w:r>
+            <w:proofErr w:type="spellEnd"/>
+            <w:r>
+              <w:rPr>
+                <w:lang w:val="en-US"/>
+              </w:rPr>
+              <w:t xml:space="preserve"> </w:t>
+            </w:r>
+            <w:proofErr w:type="spellStart"/>
+            <w:r>
+              <w:rPr>
+                <w:lang w:val="en-US"/>
+              </w:rPr>
+              <w:t>første</w:t>
+            </w:r>
+            <w:proofErr w:type="spellEnd"/>
+            <w:r>
+              <w:rPr>
+                <w:lang w:val="en-US"/>
+              </w:rPr>
+              <w:t xml:space="preserve"> gang</w:t>
             </w:r>
           </w:p>
         </w:tc>
@@ -12991,12 +16766,42 @@
                 <w:lang w:val="en-US"/>
               </w:rPr>
             </w:pPr>
-            <w:r>
-              <w:rPr>
-                <w:lang w:val="en-US"/>
-              </w:rPr>
-              <w:t>Datavisning i webgrensesnitt</w:t>
-            </w:r>
+            <w:proofErr w:type="spellStart"/>
+            <w:r>
+              <w:rPr>
+                <w:lang w:val="en-US"/>
+              </w:rPr>
+              <w:t>Datavisning</w:t>
+            </w:r>
+            <w:proofErr w:type="spellEnd"/>
+            <w:r>
+              <w:rPr>
+                <w:lang w:val="en-US"/>
+              </w:rPr>
+              <w:t xml:space="preserve"> </w:t>
+            </w:r>
+            <w:proofErr w:type="spellStart"/>
+            <w:r>
+              <w:rPr>
+                <w:lang w:val="en-US"/>
+              </w:rPr>
+              <w:t>i</w:t>
+            </w:r>
+            <w:proofErr w:type="spellEnd"/>
+            <w:r>
+              <w:rPr>
+                <w:lang w:val="en-US"/>
+              </w:rPr>
+              <w:t xml:space="preserve"> </w:t>
+            </w:r>
+            <w:proofErr w:type="spellStart"/>
+            <w:r>
+              <w:rPr>
+                <w:lang w:val="en-US"/>
+              </w:rPr>
+              <w:t>webgrensesnitt</w:t>
+            </w:r>
+            <w:proofErr w:type="spellEnd"/>
           </w:p>
         </w:tc>
         <w:tc>
@@ -13030,12 +16835,42 @@
                 <w:lang w:val="en-US"/>
               </w:rPr>
             </w:pPr>
-            <w:r>
-              <w:rPr>
-                <w:lang w:val="en-US"/>
-              </w:rPr>
-              <w:t>Oppdatert hvert 5. sekund</w:t>
-            </w:r>
+            <w:proofErr w:type="spellStart"/>
+            <w:r>
+              <w:rPr>
+                <w:lang w:val="en-US"/>
+              </w:rPr>
+              <w:t>Oppdatert</w:t>
+            </w:r>
+            <w:proofErr w:type="spellEnd"/>
+            <w:r>
+              <w:rPr>
+                <w:lang w:val="en-US"/>
+              </w:rPr>
+              <w:t xml:space="preserve"> </w:t>
+            </w:r>
+            <w:proofErr w:type="spellStart"/>
+            <w:r>
+              <w:rPr>
+                <w:lang w:val="en-US"/>
+              </w:rPr>
+              <w:t>hvert</w:t>
+            </w:r>
+            <w:proofErr w:type="spellEnd"/>
+            <w:r>
+              <w:rPr>
+                <w:lang w:val="en-US"/>
+              </w:rPr>
+              <w:t xml:space="preserve"> 5. </w:t>
+            </w:r>
+            <w:proofErr w:type="spellStart"/>
+            <w:r>
+              <w:rPr>
+                <w:lang w:val="en-US"/>
+              </w:rPr>
+              <w:t>sekund</w:t>
+            </w:r>
+            <w:proofErr w:type="spellEnd"/>
           </w:p>
         </w:tc>
       </w:tr>
@@ -13130,6 +16965,7 @@
           <w:lang w:val="en-US"/>
         </w:rPr>
       </w:pPr>
+      <w:proofErr w:type="spellStart"/>
       <w:r>
         <w:rPr>
           <w:b/>
@@ -13137,7 +16973,17 @@
           <w:color w:val="FF0000"/>
           <w:lang w:val="en-US"/>
         </w:rPr>
-        <w:t>Hjelpetekst:</w:t>
+        <w:t>Hjelpetekst</w:t>
+      </w:r>
+      <w:proofErr w:type="spellEnd"/>
+      <w:r>
+        <w:rPr>
+          <w:b/>
+          <w:bCs/>
+          <w:color w:val="FF0000"/>
+          <w:lang w:val="en-US"/>
+        </w:rPr>
+        <w:t>:</w:t>
       </w:r>
     </w:p>
     <w:p>
@@ -13156,7 +17002,39 @@
           <w:color w:val="FF0000"/>
           <w:lang w:val="en-US"/>
         </w:rPr>
-        <w:t>Ble målene nådd?</w:t>
+        <w:t xml:space="preserve">Ble </w:t>
+      </w:r>
+      <w:proofErr w:type="spellStart"/>
+      <w:r>
+        <w:rPr>
+          <w:color w:val="FF0000"/>
+          <w:lang w:val="en-US"/>
+        </w:rPr>
+        <w:t>målene</w:t>
+      </w:r>
+      <w:proofErr w:type="spellEnd"/>
+      <w:r>
+        <w:rPr>
+          <w:color w:val="FF0000"/>
+          <w:lang w:val="en-US"/>
+        </w:rPr>
+        <w:t xml:space="preserve"> </w:t>
+      </w:r>
+      <w:proofErr w:type="spellStart"/>
+      <w:r>
+        <w:rPr>
+          <w:color w:val="FF0000"/>
+          <w:lang w:val="en-US"/>
+        </w:rPr>
+        <w:t>nådd</w:t>
+      </w:r>
+      <w:proofErr w:type="spellEnd"/>
+      <w:r>
+        <w:rPr>
+          <w:color w:val="FF0000"/>
+          <w:lang w:val="en-US"/>
+        </w:rPr>
+        <w:t>?</w:t>
       </w:r>
     </w:p>
     <w:p>
@@ -13242,7 +17120,43 @@
           <w:iCs/>
           <w:color w:val="FF0000"/>
         </w:rPr>
-        <w:t>"Systemet klarte å måle strøm med 7 % avvik under normale forhold, som er innenfor akseptabel margin. Datakommunikasjonen fungerte stabilt, men har forbedringspotensial ved dårlig Wi-Fi-dekning."</w:t>
+        <w:t xml:space="preserve">"Systemet klarte å måle strøm med 7 % avvik under normale forhold, som er innenfor akseptabel margin. Datakommunikasjonen fungerte stabilt, men har forbedringspotensial ved dårlig </w:t>
+      </w:r>
+      <w:proofErr w:type="spellStart"/>
+      <w:r>
+        <w:rPr>
+          <w:i/>
+          <w:iCs/>
+          <w:color w:val="FF0000"/>
+        </w:rPr>
+        <w:t>Wi</w:t>
+      </w:r>
+      <w:proofErr w:type="spellEnd"/>
+      <w:r>
+        <w:rPr>
+          <w:i/>
+          <w:iCs/>
+          <w:color w:val="FF0000"/>
+        </w:rPr>
+        <w:t>-</w:t>
+      </w:r>
+      <w:proofErr w:type="spellStart"/>
+      <w:r>
+        <w:rPr>
+          <w:i/>
+          <w:iCs/>
+          <w:color w:val="FF0000"/>
+        </w:rPr>
+        <w:t>Fi</w:t>
+      </w:r>
+      <w:proofErr w:type="spellEnd"/>
+      <w:r>
+        <w:rPr>
+          <w:i/>
+          <w:iCs/>
+          <w:color w:val="FF0000"/>
+        </w:rPr>
+        <w:t>-dekning."</w:t>
       </w:r>
     </w:p>
     <w:p>
@@ -13313,6 +17227,7 @@
           <w:lang w:val="en-US"/>
         </w:rPr>
       </w:pPr>
+      <w:proofErr w:type="spellStart"/>
       <w:r>
         <w:rPr>
           <w:b/>
@@ -13320,7 +17235,17 @@
           <w:color w:val="EE0000"/>
           <w:lang w:val="en-US"/>
         </w:rPr>
-        <w:t>Hjelpetekst:</w:t>
+        <w:t>Hjelpetekst</w:t>
+      </w:r>
+      <w:proofErr w:type="spellEnd"/>
+      <w:r>
+        <w:rPr>
+          <w:b/>
+          <w:bCs/>
+          <w:color w:val="EE0000"/>
+          <w:lang w:val="en-US"/>
+        </w:rPr>
+        <w:t>:</w:t>
       </w:r>
     </w:p>
     <w:p>
@@ -13335,12 +17260,53 @@
           <w:lang w:val="en-US"/>
         </w:rPr>
       </w:pPr>
-      <w:r>
-        <w:rPr>
-          <w:color w:val="EE0000"/>
-          <w:lang w:val="en-US"/>
-        </w:rPr>
-        <w:t>Hva var prosjektets hovedmål?</w:t>
+      <w:proofErr w:type="spellStart"/>
+      <w:r>
+        <w:rPr>
+          <w:color w:val="EE0000"/>
+          <w:lang w:val="en-US"/>
+        </w:rPr>
+        <w:t>Hva</w:t>
+      </w:r>
+      <w:proofErr w:type="spellEnd"/>
+      <w:r>
+        <w:rPr>
+          <w:color w:val="EE0000"/>
+          <w:lang w:val="en-US"/>
+        </w:rPr>
+        <w:t xml:space="preserve"> var </w:t>
+      </w:r>
+      <w:proofErr w:type="spellStart"/>
+      <w:r>
+        <w:rPr>
+          <w:color w:val="EE0000"/>
+          <w:lang w:val="en-US"/>
+        </w:rPr>
+        <w:t>prosjektets</w:t>
+      </w:r>
+      <w:proofErr w:type="spellEnd"/>
+      <w:r>
+        <w:rPr>
+          <w:color w:val="EE0000"/>
+          <w:lang w:val="en-US"/>
+        </w:rPr>
+        <w:t xml:space="preserve"> </w:t>
+      </w:r>
+      <w:proofErr w:type="spellStart"/>
+      <w:r>
+        <w:rPr>
+          <w:color w:val="EE0000"/>
+          <w:lang w:val="en-US"/>
+        </w:rPr>
+        <w:t>hovedmål</w:t>
+      </w:r>
+      <w:proofErr w:type="spellEnd"/>
+      <w:r>
+        <w:rPr>
+          <w:color w:val="EE0000"/>
+          <w:lang w:val="en-US"/>
+        </w:rPr>
+        <w:t>?</w:t>
       </w:r>
     </w:p>
     <w:p>
@@ -13412,7 +17378,35 @@
         <w:rPr>
           <w:color w:val="EE0000"/>
         </w:rPr>
-        <w:t>Bør løsningen implementeres, justeres, testes videre?</w:t>
+        <w:t xml:space="preserve">Bør løsningen </w:t>
+      </w:r>
+      <w:proofErr w:type="gramStart"/>
+      <w:r>
+        <w:rPr>
+          <w:color w:val="EE0000"/>
+        </w:rPr>
+        <w:t>implementeres</w:t>
+      </w:r>
+      <w:proofErr w:type="gramEnd"/>
+      <w:r>
+        <w:rPr>
+          <w:color w:val="EE0000"/>
+        </w:rPr>
+        <w:t xml:space="preserve">, </w:t>
+      </w:r>
+      <w:proofErr w:type="gramStart"/>
+      <w:r>
+        <w:rPr>
+          <w:color w:val="EE0000"/>
+        </w:rPr>
+        <w:t>justeres,</w:t>
+      </w:r>
+      <w:proofErr w:type="gramEnd"/>
+      <w:r>
+        <w:rPr>
+          <w:color w:val="EE0000"/>
+        </w:rPr>
+        <w:t xml:space="preserve"> testes videre?</w:t>
       </w:r>
     </w:p>
     <w:p>
@@ -13442,24 +17436,100 @@
           <w:iCs/>
           <w:color w:val="EE0000"/>
         </w:rPr>
-        <w:t>"Prosjektets mål var å utvikle en lavkost, trådløs sensor for strømmåling i næringsbygg. Systemet fungerer stabilt under kontrollerte forhold og gir målinger med akseptabel nøyaktighet. Vi anbefaler å videreføre prosjektet med særlig fokus på forbedring av støykapasitet og optimalisering av strømforbruk i firmware."</w:t>
-      </w:r>
-    </w:p>
-    <w:p>
-      <w:pPr>
-        <w:rPr>
-          <w:color w:val="EE0000"/>
-          <w:lang w:val="en-US"/>
-        </w:rPr>
-      </w:pPr>
+        <w:t xml:space="preserve">"Prosjektets mål var å utvikle en lavkost, trådløs sensor for strømmåling i næringsbygg. Systemet fungerer stabilt under kontrollerte forhold og gir målinger med akseptabel nøyaktighet. Vi anbefaler å videreføre prosjektet med særlig </w:t>
+      </w:r>
+      <w:proofErr w:type="gramStart"/>
       <w:r>
         <w:rPr>
           <w:i/>
           <w:iCs/>
           <w:color w:val="EE0000"/>
-          <w:lang w:val="en-US"/>
-        </w:rPr>
-        <w:t>Eksempel på kulepunkter:</w:t>
+        </w:rPr>
+        <w:t>fokus</w:t>
+      </w:r>
+      <w:proofErr w:type="gramEnd"/>
+      <w:r>
+        <w:rPr>
+          <w:i/>
+          <w:iCs/>
+          <w:color w:val="EE0000"/>
+        </w:rPr>
+        <w:t xml:space="preserve"> på forbedring av støykapasitet og optimalisering av strømforbruk i </w:t>
+      </w:r>
+      <w:proofErr w:type="spellStart"/>
+      <w:r>
+        <w:rPr>
+          <w:i/>
+          <w:iCs/>
+          <w:color w:val="EE0000"/>
+        </w:rPr>
+        <w:t>firmware</w:t>
+      </w:r>
+      <w:proofErr w:type="spellEnd"/>
+      <w:r>
+        <w:rPr>
+          <w:i/>
+          <w:iCs/>
+          <w:color w:val="EE0000"/>
+        </w:rPr>
+        <w:t>."</w:t>
+      </w:r>
+    </w:p>
+    <w:p>
+      <w:pPr>
+        <w:rPr>
+          <w:color w:val="EE0000"/>
+          <w:lang w:val="en-US"/>
+        </w:rPr>
+      </w:pPr>
+      <w:r>
+        <w:rPr>
+          <w:i/>
+          <w:iCs/>
+          <w:color w:val="EE0000"/>
+          <w:lang w:val="en-US"/>
+        </w:rPr>
+        <w:t xml:space="preserve">Eksempel </w:t>
+      </w:r>
+      <w:proofErr w:type="spellStart"/>
+      <w:r>
+        <w:rPr>
+          <w:i/>
+          <w:iCs/>
+          <w:color w:val="EE0000"/>
+          <w:lang w:val="en-US"/>
+        </w:rPr>
+        <w:t>på</w:t>
+      </w:r>
+      <w:proofErr w:type="spellEnd"/>
+      <w:r>
+        <w:rPr>
+          <w:i/>
+          <w:iCs/>
+          <w:color w:val="EE0000"/>
+          <w:lang w:val="en-US"/>
+        </w:rPr>
+        <w:t xml:space="preserve"> </w:t>
+      </w:r>
+      <w:proofErr w:type="spellStart"/>
+      <w:r>
+        <w:rPr>
+          <w:i/>
+          <w:iCs/>
+          <w:color w:val="EE0000"/>
+          <w:lang w:val="en-US"/>
+        </w:rPr>
+        <w:t>kulepunkter</w:t>
+      </w:r>
+      <w:proofErr w:type="spellEnd"/>
+      <w:r>
+        <w:rPr>
+          <w:i/>
+          <w:iCs/>
+          <w:color w:val="EE0000"/>
+          <w:lang w:val="en-US"/>
+        </w:rPr>
+        <w:t>:</w:t>
       </w:r>
     </w:p>
     <w:p>
@@ -13571,6 +17641,7 @@
           <w:lang w:val="en-US"/>
         </w:rPr>
       </w:pPr>
+      <w:proofErr w:type="spellStart"/>
       <w:r>
         <w:rPr>
           <w:b/>
@@ -13578,7 +17649,17 @@
           <w:color w:val="EE0000"/>
           <w:lang w:val="en-US"/>
         </w:rPr>
-        <w:t>Hjelpetekst:</w:t>
+        <w:t>Hjelpetekst</w:t>
+      </w:r>
+      <w:proofErr w:type="spellEnd"/>
+      <w:r>
+        <w:rPr>
+          <w:b/>
+          <w:bCs/>
+          <w:color w:val="EE0000"/>
+          <w:lang w:val="en-US"/>
+        </w:rPr>
+        <w:t>:</w:t>
       </w:r>
     </w:p>
     <w:p>
@@ -13593,12 +17674,53 @@
           <w:lang w:val="en-US"/>
         </w:rPr>
       </w:pPr>
-      <w:r>
-        <w:rPr>
-          <w:color w:val="EE0000"/>
-          <w:lang w:val="en-US"/>
-        </w:rPr>
-        <w:t>Hva bør testes videre?</w:t>
+      <w:proofErr w:type="spellStart"/>
+      <w:r>
+        <w:rPr>
+          <w:color w:val="EE0000"/>
+          <w:lang w:val="en-US"/>
+        </w:rPr>
+        <w:t>Hva</w:t>
+      </w:r>
+      <w:proofErr w:type="spellEnd"/>
+      <w:r>
+        <w:rPr>
+          <w:color w:val="EE0000"/>
+          <w:lang w:val="en-US"/>
+        </w:rPr>
+        <w:t xml:space="preserve"> </w:t>
+      </w:r>
+      <w:proofErr w:type="spellStart"/>
+      <w:r>
+        <w:rPr>
+          <w:color w:val="EE0000"/>
+          <w:lang w:val="en-US"/>
+        </w:rPr>
+        <w:t>bør</w:t>
+      </w:r>
+      <w:proofErr w:type="spellEnd"/>
+      <w:r>
+        <w:rPr>
+          <w:color w:val="EE0000"/>
+          <w:lang w:val="en-US"/>
+        </w:rPr>
+        <w:t xml:space="preserve"> testes </w:t>
+      </w:r>
+      <w:proofErr w:type="spellStart"/>
+      <w:r>
+        <w:rPr>
+          <w:color w:val="EE0000"/>
+          <w:lang w:val="en-US"/>
+        </w:rPr>
+        <w:t>videre</w:t>
+      </w:r>
+      <w:proofErr w:type="spellEnd"/>
+      <w:r>
+        <w:rPr>
+          <w:color w:val="EE0000"/>
+          <w:lang w:val="en-US"/>
+        </w:rPr>
+        <w:t>?</w:t>
       </w:r>
     </w:p>
     <w:p>
@@ -13686,8 +17808,19 @@
           <w:color w:val="EE0000"/>
           <w:lang w:val="en-US"/>
         </w:rPr>
-        <w:t>a) Forbedringsmuligheter</w:t>
-      </w:r>
+        <w:t xml:space="preserve">a) </w:t>
+      </w:r>
+      <w:proofErr w:type="spellStart"/>
+      <w:r>
+        <w:rPr>
+          <w:b/>
+          <w:bCs/>
+          <w:color w:val="EE0000"/>
+          <w:lang w:val="en-US"/>
+        </w:rPr>
+        <w:t>Forbedringsmuligheter</w:t>
+      </w:r>
+      <w:proofErr w:type="spellEnd"/>
     </w:p>
     <w:p>
       <w:pPr>
@@ -13701,13 +17834,63 @@
           <w:lang w:val="en-US"/>
         </w:rPr>
       </w:pPr>
-      <w:r>
-        <w:rPr>
-          <w:color w:val="EE0000"/>
-          <w:lang w:val="en-US"/>
-        </w:rPr>
-        <w:t>Optimalisering av kode og ytelse</w:t>
-      </w:r>
+      <w:proofErr w:type="spellStart"/>
+      <w:r>
+        <w:rPr>
+          <w:color w:val="EE0000"/>
+          <w:lang w:val="en-US"/>
+        </w:rPr>
+        <w:t>Optimalisering</w:t>
+      </w:r>
+      <w:proofErr w:type="spellEnd"/>
+      <w:r>
+        <w:rPr>
+          <w:color w:val="EE0000"/>
+          <w:lang w:val="en-US"/>
+        </w:rPr>
+        <w:t xml:space="preserve"> av </w:t>
+      </w:r>
+      <w:proofErr w:type="spellStart"/>
+      <w:r>
+        <w:rPr>
+          <w:color w:val="EE0000"/>
+          <w:lang w:val="en-US"/>
+        </w:rPr>
+        <w:t>kode</w:t>
+      </w:r>
+      <w:proofErr w:type="spellEnd"/>
+      <w:r>
+        <w:rPr>
+          <w:color w:val="EE0000"/>
+          <w:lang w:val="en-US"/>
+        </w:rPr>
+        <w:t xml:space="preserve"> </w:t>
+      </w:r>
+      <w:proofErr w:type="spellStart"/>
+      <w:r>
+        <w:rPr>
+          <w:color w:val="EE0000"/>
+          <w:lang w:val="en-US"/>
+        </w:rPr>
+        <w:t>og</w:t>
+      </w:r>
+      <w:proofErr w:type="spellEnd"/>
+      <w:r>
+        <w:rPr>
+          <w:color w:val="EE0000"/>
+          <w:lang w:val="en-US"/>
+        </w:rPr>
+        <w:t xml:space="preserve"> </w:t>
+      </w:r>
+      <w:proofErr w:type="spellStart"/>
+      <w:r>
+        <w:rPr>
+          <w:color w:val="EE0000"/>
+          <w:lang w:val="en-US"/>
+        </w:rPr>
+        <w:t>ytelse</w:t>
+      </w:r>
+      <w:proofErr w:type="spellEnd"/>
     </w:p>
     <w:p>
       <w:pPr>
@@ -13721,12 +17904,69 @@
           <w:lang w:val="en-US"/>
         </w:rPr>
       </w:pPr>
-      <w:r>
-        <w:rPr>
-          <w:color w:val="EE0000"/>
-          <w:lang w:val="en-US"/>
-        </w:rPr>
-        <w:t>Bytte til mer presis sensor</w:t>
+      <w:proofErr w:type="spellStart"/>
+      <w:r>
+        <w:rPr>
+          <w:color w:val="EE0000"/>
+          <w:lang w:val="en-US"/>
+        </w:rPr>
+        <w:t>Bytte</w:t>
+      </w:r>
+      <w:proofErr w:type="spellEnd"/>
+      <w:r>
+        <w:rPr>
+          <w:color w:val="EE0000"/>
+          <w:lang w:val="en-US"/>
+        </w:rPr>
+        <w:t xml:space="preserve"> </w:t>
+      </w:r>
+      <w:proofErr w:type="spellStart"/>
+      <w:r>
+        <w:rPr>
+          <w:color w:val="EE0000"/>
+          <w:lang w:val="en-US"/>
+        </w:rPr>
+        <w:t>til</w:t>
+      </w:r>
+      <w:proofErr w:type="spellEnd"/>
+      <w:r>
+        <w:rPr>
+          <w:color w:val="EE0000"/>
+          <w:lang w:val="en-US"/>
+        </w:rPr>
+        <w:t xml:space="preserve"> </w:t>
+      </w:r>
+      <w:proofErr w:type="spellStart"/>
+      <w:r>
+        <w:rPr>
+          <w:color w:val="EE0000"/>
+          <w:lang w:val="en-US"/>
+        </w:rPr>
+        <w:t>mer</w:t>
+      </w:r>
+      <w:proofErr w:type="spellEnd"/>
+      <w:r>
+        <w:rPr>
+          <w:color w:val="EE0000"/>
+          <w:lang w:val="en-US"/>
+        </w:rPr>
+        <w:t xml:space="preserve"> </w:t>
+      </w:r>
+      <w:proofErr w:type="spellStart"/>
+      <w:r>
+        <w:rPr>
+          <w:color w:val="EE0000"/>
+          <w:lang w:val="en-US"/>
+        </w:rPr>
+        <w:t>presis</w:t>
+      </w:r>
+      <w:proofErr w:type="spellEnd"/>
+      <w:r>
+        <w:rPr>
+          <w:color w:val="EE0000"/>
+          <w:lang w:val="en-US"/>
+        </w:rPr>
+        <w:t xml:space="preserve"> sensor</w:t>
       </w:r>
     </w:p>
     <w:p>
@@ -13740,11 +17980,19 @@
           <w:color w:val="EE0000"/>
         </w:rPr>
       </w:pPr>
-      <w:r>
-        <w:rPr>
-          <w:color w:val="EE0000"/>
-        </w:rPr>
-        <w:t>Mer robust kapsling/innpakning av prototyp</w:t>
+      <w:proofErr w:type="gramStart"/>
+      <w:r>
+        <w:rPr>
+          <w:color w:val="EE0000"/>
+        </w:rPr>
+        <w:t>Mer robust</w:t>
+      </w:r>
+      <w:proofErr w:type="gramEnd"/>
+      <w:r>
+        <w:rPr>
+          <w:color w:val="EE0000"/>
+        </w:rPr>
+        <w:t xml:space="preserve"> kapsling/innpakning av prototyp</w:t>
       </w:r>
     </w:p>
     <w:p>
@@ -13764,8 +18012,17 @@
           <w:color w:val="EE0000"/>
           <w:lang w:val="en-US"/>
         </w:rPr>
-        <w:t>Bedre strømstyring</w:t>
-      </w:r>
+        <w:t xml:space="preserve">Bedre </w:t>
+      </w:r>
+      <w:proofErr w:type="spellStart"/>
+      <w:r>
+        <w:rPr>
+          <w:color w:val="EE0000"/>
+          <w:lang w:val="en-US"/>
+        </w:rPr>
+        <w:t>strømstyring</w:t>
+      </w:r>
+      <w:proofErr w:type="spellEnd"/>
     </w:p>
     <w:p>
       <w:pPr>
@@ -13783,8 +18040,39 @@
           <w:color w:val="EE0000"/>
           <w:lang w:val="en-US"/>
         </w:rPr>
-        <w:t>b) Løse tråder</w:t>
-      </w:r>
+        <w:t xml:space="preserve">b) </w:t>
+      </w:r>
+      <w:proofErr w:type="spellStart"/>
+      <w:r>
+        <w:rPr>
+          <w:b/>
+          <w:bCs/>
+          <w:color w:val="EE0000"/>
+          <w:lang w:val="en-US"/>
+        </w:rPr>
+        <w:t>Løse</w:t>
+      </w:r>
+      <w:proofErr w:type="spellEnd"/>
+      <w:r>
+        <w:rPr>
+          <w:b/>
+          <w:bCs/>
+          <w:color w:val="EE0000"/>
+          <w:lang w:val="en-US"/>
+        </w:rPr>
+        <w:t xml:space="preserve"> </w:t>
+      </w:r>
+      <w:proofErr w:type="spellStart"/>
+      <w:r>
+        <w:rPr>
+          <w:b/>
+          <w:bCs/>
+          <w:color w:val="EE0000"/>
+          <w:lang w:val="en-US"/>
+        </w:rPr>
+        <w:t>tråder</w:t>
+      </w:r>
+      <w:proofErr w:type="spellEnd"/>
     </w:p>
     <w:p>
       <w:pPr>
@@ -13798,13 +18086,47 @@
           <w:lang w:val="en-US"/>
         </w:rPr>
       </w:pPr>
-      <w:r>
-        <w:rPr>
-          <w:color w:val="EE0000"/>
-          <w:lang w:val="en-US"/>
-        </w:rPr>
-        <w:t>Fullført ikke alle testscenarier</w:t>
-      </w:r>
+      <w:proofErr w:type="spellStart"/>
+      <w:r>
+        <w:rPr>
+          <w:color w:val="EE0000"/>
+          <w:lang w:val="en-US"/>
+        </w:rPr>
+        <w:t>Fullført</w:t>
+      </w:r>
+      <w:proofErr w:type="spellEnd"/>
+      <w:r>
+        <w:rPr>
+          <w:color w:val="EE0000"/>
+          <w:lang w:val="en-US"/>
+        </w:rPr>
+        <w:t xml:space="preserve"> </w:t>
+      </w:r>
+      <w:proofErr w:type="spellStart"/>
+      <w:r>
+        <w:rPr>
+          <w:color w:val="EE0000"/>
+          <w:lang w:val="en-US"/>
+        </w:rPr>
+        <w:t>ikke</w:t>
+      </w:r>
+      <w:proofErr w:type="spellEnd"/>
+      <w:r>
+        <w:rPr>
+          <w:color w:val="EE0000"/>
+          <w:lang w:val="en-US"/>
+        </w:rPr>
+        <w:t xml:space="preserve"> alle </w:t>
+      </w:r>
+      <w:proofErr w:type="spellStart"/>
+      <w:r>
+        <w:rPr>
+          <w:color w:val="EE0000"/>
+          <w:lang w:val="en-US"/>
+        </w:rPr>
+        <w:t>testscenarier</w:t>
+      </w:r>
+      <w:proofErr w:type="spellEnd"/>
     </w:p>
     <w:p>
       <w:pPr>
@@ -13835,12 +18157,53 @@
           <w:lang w:val="en-US"/>
         </w:rPr>
       </w:pPr>
-      <w:r>
-        <w:rPr>
-          <w:color w:val="EE0000"/>
-          <w:lang w:val="en-US"/>
-        </w:rPr>
-        <w:t>Manglende brukerinteraksjon eller dashboard</w:t>
+      <w:proofErr w:type="spellStart"/>
+      <w:r>
+        <w:rPr>
+          <w:color w:val="EE0000"/>
+          <w:lang w:val="en-US"/>
+        </w:rPr>
+        <w:t>Manglende</w:t>
+      </w:r>
+      <w:proofErr w:type="spellEnd"/>
+      <w:r>
+        <w:rPr>
+          <w:color w:val="EE0000"/>
+          <w:lang w:val="en-US"/>
+        </w:rPr>
+        <w:t xml:space="preserve"> </w:t>
+      </w:r>
+      <w:proofErr w:type="spellStart"/>
+      <w:r>
+        <w:rPr>
+          <w:color w:val="EE0000"/>
+          <w:lang w:val="en-US"/>
+        </w:rPr>
+        <w:t>brukerinteraksjon</w:t>
+      </w:r>
+      <w:proofErr w:type="spellEnd"/>
+      <w:r>
+        <w:rPr>
+          <w:color w:val="EE0000"/>
+          <w:lang w:val="en-US"/>
+        </w:rPr>
+        <w:t xml:space="preserve"> </w:t>
+      </w:r>
+      <w:proofErr w:type="spellStart"/>
+      <w:r>
+        <w:rPr>
+          <w:color w:val="EE0000"/>
+          <w:lang w:val="en-US"/>
+        </w:rPr>
+        <w:t>eller</w:t>
+      </w:r>
+      <w:proofErr w:type="spellEnd"/>
+      <w:r>
+        <w:rPr>
+          <w:color w:val="EE0000"/>
+          <w:lang w:val="en-US"/>
+        </w:rPr>
+        <w:t xml:space="preserve"> dashboard</w:t>
       </w:r>
     </w:p>
     <w:p>
@@ -13859,8 +18222,59 @@
           <w:color w:val="EE0000"/>
           <w:lang w:val="en-US"/>
         </w:rPr>
-        <w:t>c) Utvidelser og nye funksjoner</w:t>
-      </w:r>
+        <w:t xml:space="preserve">c) </w:t>
+      </w:r>
+      <w:proofErr w:type="spellStart"/>
+      <w:r>
+        <w:rPr>
+          <w:b/>
+          <w:bCs/>
+          <w:color w:val="EE0000"/>
+          <w:lang w:val="en-US"/>
+        </w:rPr>
+        <w:t>Utvidelser</w:t>
+      </w:r>
+      <w:proofErr w:type="spellEnd"/>
+      <w:r>
+        <w:rPr>
+          <w:b/>
+          <w:bCs/>
+          <w:color w:val="EE0000"/>
+          <w:lang w:val="en-US"/>
+        </w:rPr>
+        <w:t xml:space="preserve"> </w:t>
+      </w:r>
+      <w:proofErr w:type="spellStart"/>
+      <w:r>
+        <w:rPr>
+          <w:b/>
+          <w:bCs/>
+          <w:color w:val="EE0000"/>
+          <w:lang w:val="en-US"/>
+        </w:rPr>
+        <w:t>og</w:t>
+      </w:r>
+      <w:proofErr w:type="spellEnd"/>
+      <w:r>
+        <w:rPr>
+          <w:b/>
+          <w:bCs/>
+          <w:color w:val="EE0000"/>
+          <w:lang w:val="en-US"/>
+        </w:rPr>
+        <w:t xml:space="preserve"> nye </w:t>
+      </w:r>
+      <w:proofErr w:type="spellStart"/>
+      <w:r>
+        <w:rPr>
+          <w:b/>
+          <w:bCs/>
+          <w:color w:val="EE0000"/>
+          <w:lang w:val="en-US"/>
+        </w:rPr>
+        <w:t>funksjoner</w:t>
+      </w:r>
+      <w:proofErr w:type="spellEnd"/>
     </w:p>
     <w:p>
       <w:pPr>
@@ -13879,8 +18293,33 @@
           <w:color w:val="EE0000"/>
           <w:lang w:val="en-US"/>
         </w:rPr>
-        <w:t>Legge til logging over tid</w:t>
-      </w:r>
+        <w:t xml:space="preserve">Legge </w:t>
+      </w:r>
+      <w:proofErr w:type="spellStart"/>
+      <w:r>
+        <w:rPr>
+          <w:color w:val="EE0000"/>
+          <w:lang w:val="en-US"/>
+        </w:rPr>
+        <w:t>til</w:t>
+      </w:r>
+      <w:proofErr w:type="spellEnd"/>
+      <w:r>
+        <w:rPr>
+          <w:color w:val="EE0000"/>
+          <w:lang w:val="en-US"/>
+        </w:rPr>
+        <w:t xml:space="preserve"> logging over </w:t>
+      </w:r>
+      <w:proofErr w:type="spellStart"/>
+      <w:r>
+        <w:rPr>
+          <w:color w:val="EE0000"/>
+          <w:lang w:val="en-US"/>
+        </w:rPr>
+        <w:t>tid</w:t>
+      </w:r>
+      <w:proofErr w:type="spellEnd"/>
     </w:p>
     <w:p>
       <w:pPr>
@@ -13894,13 +18333,31 @@
           <w:lang w:val="en-US"/>
         </w:rPr>
       </w:pPr>
-      <w:r>
-        <w:rPr>
-          <w:color w:val="EE0000"/>
-          <w:lang w:val="en-US"/>
-        </w:rPr>
-        <w:t>Integrere med IoT-plattform</w:t>
-      </w:r>
+      <w:proofErr w:type="spellStart"/>
+      <w:r>
+        <w:rPr>
+          <w:color w:val="EE0000"/>
+          <w:lang w:val="en-US"/>
+        </w:rPr>
+        <w:t>Integrere</w:t>
+      </w:r>
+      <w:proofErr w:type="spellEnd"/>
+      <w:r>
+        <w:rPr>
+          <w:color w:val="EE0000"/>
+          <w:lang w:val="en-US"/>
+        </w:rPr>
+        <w:t xml:space="preserve"> med IoT-</w:t>
+      </w:r>
+      <w:proofErr w:type="spellStart"/>
+      <w:r>
+        <w:rPr>
+          <w:color w:val="EE0000"/>
+          <w:lang w:val="en-US"/>
+        </w:rPr>
+        <w:t>plattform</w:t>
+      </w:r>
+      <w:proofErr w:type="spellEnd"/>
     </w:p>
     <w:p>
       <w:pPr>
@@ -13919,8 +18376,49 @@
           <w:color w:val="EE0000"/>
           <w:lang w:val="en-US"/>
         </w:rPr>
-        <w:t>Legge til app eller mobilvarsel</w:t>
-      </w:r>
+        <w:t xml:space="preserve">Legge </w:t>
+      </w:r>
+      <w:proofErr w:type="spellStart"/>
+      <w:r>
+        <w:rPr>
+          <w:color w:val="EE0000"/>
+          <w:lang w:val="en-US"/>
+        </w:rPr>
+        <w:t>til</w:t>
+      </w:r>
+      <w:proofErr w:type="spellEnd"/>
+      <w:r>
+        <w:rPr>
+          <w:color w:val="EE0000"/>
+          <w:lang w:val="en-US"/>
+        </w:rPr>
+        <w:t xml:space="preserve"> app </w:t>
+      </w:r>
+      <w:proofErr w:type="spellStart"/>
+      <w:r>
+        <w:rPr>
+          <w:color w:val="EE0000"/>
+          <w:lang w:val="en-US"/>
+        </w:rPr>
+        <w:t>eller</w:t>
+      </w:r>
+      <w:proofErr w:type="spellEnd"/>
+      <w:r>
+        <w:rPr>
+          <w:color w:val="EE0000"/>
+          <w:lang w:val="en-US"/>
+        </w:rPr>
+        <w:t xml:space="preserve"> </w:t>
+      </w:r>
+      <w:proofErr w:type="spellStart"/>
+      <w:r>
+        <w:rPr>
+          <w:color w:val="EE0000"/>
+          <w:lang w:val="en-US"/>
+        </w:rPr>
+        <w:t>mobilvarsel</w:t>
+      </w:r>
+      <w:proofErr w:type="spellEnd"/>
     </w:p>
     <w:p>
       <w:pPr>
@@ -13934,21 +18432,40 @@
           <w:lang w:val="en-US"/>
         </w:rPr>
       </w:pPr>
-      <w:r>
-        <w:rPr>
-          <w:color w:val="EE0000"/>
-          <w:lang w:val="en-US"/>
-        </w:rPr>
-        <w:t>Mulighet for fjernkonfigurasjon</w:t>
-      </w:r>
-    </w:p>
-    <w:p>
-      <w:pPr>
-        <w:rPr>
-          <w:color w:val="EE0000"/>
-          <w:lang w:val="en-US"/>
-        </w:rPr>
-      </w:pPr>
+      <w:proofErr w:type="spellStart"/>
+      <w:r>
+        <w:rPr>
+          <w:color w:val="EE0000"/>
+          <w:lang w:val="en-US"/>
+        </w:rPr>
+        <w:t>Mulighet</w:t>
+      </w:r>
+      <w:proofErr w:type="spellEnd"/>
+      <w:r>
+        <w:rPr>
+          <w:color w:val="EE0000"/>
+          <w:lang w:val="en-US"/>
+        </w:rPr>
+        <w:t xml:space="preserve"> for </w:t>
+      </w:r>
+      <w:proofErr w:type="spellStart"/>
+      <w:r>
+        <w:rPr>
+          <w:color w:val="EE0000"/>
+          <w:lang w:val="en-US"/>
+        </w:rPr>
+        <w:t>fjernkonfigurasjon</w:t>
+      </w:r>
+      <w:proofErr w:type="spellEnd"/>
+    </w:p>
+    <w:p>
+      <w:pPr>
+        <w:rPr>
+          <w:color w:val="EE0000"/>
+          <w:lang w:val="en-US"/>
+        </w:rPr>
+      </w:pPr>
+      <w:proofErr w:type="spellStart"/>
       <w:r>
         <w:rPr>
           <w:i/>
@@ -13956,22 +18473,50 @@
           <w:color w:val="EE0000"/>
           <w:lang w:val="en-US"/>
         </w:rPr>
-        <w:t>Eksempeltekst:</w:t>
-      </w:r>
-    </w:p>
-    <w:p>
-      <w:pPr>
-        <w:rPr>
-          <w:color w:val="EE0000"/>
-        </w:rPr>
-      </w:pPr>
+        <w:t>Eksempeltekst</w:t>
+      </w:r>
+      <w:proofErr w:type="spellEnd"/>
       <w:r>
         <w:rPr>
           <w:i/>
           <w:iCs/>
           <w:color w:val="EE0000"/>
-        </w:rPr>
-        <w:t>"Videre arbeid bør prioritere robusthetstesting i varierende miljø, samt utprøving av alternative sensorer for økt nøyaktighet. Det bør også utvikles en lavstrømsmodus for batteridrevet drift, og grensesnittet kan forbedres med visuelle varsler."</w:t>
+          <w:lang w:val="en-US"/>
+        </w:rPr>
+        <w:t>:</w:t>
+      </w:r>
+    </w:p>
+    <w:p>
+      <w:pPr>
+        <w:rPr>
+          <w:color w:val="EE0000"/>
+        </w:rPr>
+      </w:pPr>
+      <w:r>
+        <w:rPr>
+          <w:i/>
+          <w:iCs/>
+          <w:color w:val="EE0000"/>
+        </w:rPr>
+        <w:t xml:space="preserve">"Videre arbeid bør prioritere robusthetstesting i varierende miljø, samt utprøving av alternative sensorer for økt nøyaktighet. Det bør også utvikles en </w:t>
+      </w:r>
+      <w:proofErr w:type="spellStart"/>
+      <w:r>
+        <w:rPr>
+          <w:i/>
+          <w:iCs/>
+          <w:color w:val="EE0000"/>
+        </w:rPr>
+        <w:t>lavstrømsmodus</w:t>
+      </w:r>
+      <w:proofErr w:type="spellEnd"/>
+      <w:r>
+        <w:rPr>
+          <w:i/>
+          <w:iCs/>
+          <w:color w:val="EE0000"/>
+        </w:rPr>
+        <w:t xml:space="preserve"> for batteridrevet drift, og grensesnittet kan forbedres med visuelle varsler."</w:t>
       </w:r>
     </w:p>
     <w:p>
@@ -21947,6 +26492,16 @@
       </w:tblBorders>
     </w:tblPr>
   </w:style>
+  <w:style w:type="character" w:styleId="PlaceholderText">
+    <w:name w:val="Placeholder Text"/>
+    <w:basedOn w:val="DefaultParagraphFont"/>
+    <w:uiPriority w:val="99"/>
+    <w:semiHidden/>
+    <w:rsid w:val="00630BD9"/>
+    <w:rPr>
+      <w:color w:val="666666"/>
+    </w:rPr>
+  </w:style>
 </w:styles>
 </file>
 
